--- a/GUION.docx
+++ b/GUION.docx
@@ -140,6 +140,7 @@
           <w:lang w:eastAsia="es-ES"/>
         </w:rPr>
       </w:pPr>
+      <w:commentRangeStart w:id="1"/>
       <w:r>
         <w:rPr>
           <w:b/>
@@ -154,14 +155,14 @@
         </w:rPr>
         <w:t xml:space="preserve"> ¡Vamos mi pequeño aprendiz! ¡Utiliza </w:t>
       </w:r>
-      <w:commentRangeStart w:id="1"/>
+      <w:commentRangeStart w:id="2"/>
       <w:r>
         <w:rPr>
           <w:lang w:eastAsia="es-ES"/>
         </w:rPr>
         <w:t xml:space="preserve">W, A, S, D </w:t>
       </w:r>
-      <w:commentRangeEnd w:id="1"/>
+      <w:commentRangeEnd w:id="2"/>
       <w:r>
         <w:rPr>
           <w:rStyle w:val="Refdecomentario"/>
@@ -169,7 +170,7 @@
           <w:szCs w:val="24"/>
           <w:lang w:eastAsia="es-ES"/>
         </w:rPr>
-        <w:commentReference w:id="1"/>
+        <w:commentReference w:id="2"/>
       </w:r>
       <w:r>
         <w:rPr>
@@ -271,14 +272,14 @@
         </w:rPr>
         <w:t xml:space="preserve"> Bien muchacho, ahora tenemos que hacernos paso entre </w:t>
       </w:r>
-      <w:commentRangeStart w:id="2"/>
+      <w:commentRangeStart w:id="3"/>
       <w:r>
         <w:rPr>
           <w:lang w:eastAsia="es-ES"/>
         </w:rPr>
         <w:t xml:space="preserve">los monjes </w:t>
       </w:r>
-      <w:commentRangeEnd w:id="2"/>
+      <w:commentRangeEnd w:id="3"/>
       <w:r>
         <w:rPr>
           <w:rStyle w:val="Refdecomentario"/>
@@ -286,7 +287,7 @@
           <w:szCs w:val="24"/>
           <w:lang w:eastAsia="es-ES"/>
         </w:rPr>
-        <w:commentReference w:id="2"/>
+        <w:commentReference w:id="3"/>
       </w:r>
       <w:r>
         <w:rPr>
@@ -760,7 +761,176 @@
         <w:rPr>
           <w:lang w:eastAsia="es-ES"/>
         </w:rPr>
-        <w:t xml:space="preserve"> Mira Benjamín, allí al principio de la sala se encuentra nuestra princesa la Infanta, tan bella como su madre, pero mucho más jovial. Acércate joven para presentar tus respetos a la joven pareja, mas no se te olvide todo lo ya aprendido.</w:t>
+        <w:t xml:space="preserve"> Mira Benjamín, allí al </w:t>
+      </w:r>
+      <w:r>
+        <w:rPr>
+          <w:lang w:eastAsia="es-ES"/>
+        </w:rPr>
+        <w:t>fondo</w:t>
+      </w:r>
+      <w:r>
+        <w:rPr>
+          <w:lang w:eastAsia="es-ES"/>
+        </w:rPr>
+        <w:t xml:space="preserve"> de la </w:t>
+      </w:r>
+      <w:r>
+        <w:rPr>
+          <w:lang w:eastAsia="es-ES"/>
+        </w:rPr>
+        <w:t>plaza</w:t>
+      </w:r>
+      <w:r>
+        <w:rPr>
+          <w:lang w:eastAsia="es-ES"/>
+        </w:rPr>
+        <w:t xml:space="preserve"> se encuentra nuestra princesa la Infanta, tan bella como su madre, pero mucho más jovial. Acércate joven para presentar tus respetos a la joven pareja, </w:t>
+      </w:r>
+      <w:r>
+        <w:rPr>
+          <w:strike/>
+          <w:lang w:eastAsia="es-ES"/>
+        </w:rPr>
+        <w:t>mas no se te olvide todo lo ya aprendido</w:t>
+      </w:r>
+      <w:r>
+        <w:rPr>
+          <w:lang w:eastAsia="es-ES"/>
+        </w:rPr>
+        <w:t>.</w:t>
+      </w:r>
+    </w:p>
+    <w:p>
+      <w:pPr>
+        <w:jc w:val="both"/>
+        <w:rPr>
+          <w:lang w:eastAsia="es-ES"/>
+        </w:rPr>
+      </w:pPr>
+    </w:p>
+    <w:p>
+      <w:pPr>
+        <w:jc w:val="both"/>
+        <w:rPr>
+          <w:lang w:eastAsia="es-ES"/>
+        </w:rPr>
+      </w:pPr>
+      <w:r>
+        <w:rPr>
+          <w:b/>
+          <w:bCs/>
+          <w:lang w:eastAsia="es-ES"/>
+        </w:rPr>
+        <w:t>BENJAMÍN:</w:t>
+      </w:r>
+      <w:r>
+        <w:rPr>
+          <w:lang w:eastAsia="es-ES"/>
+        </w:rPr>
+        <w:t xml:space="preserve"> A sus pies mis señores, es un honor para mí poder presenciar tan magnánimo acontecimiento.</w:t>
+      </w:r>
+    </w:p>
+    <w:p>
+      <w:pPr>
+        <w:jc w:val="both"/>
+        <w:rPr>
+          <w:lang w:eastAsia="es-ES"/>
+        </w:rPr>
+      </w:pPr>
+      <w:r>
+        <w:rPr>
+          <w:b/>
+          <w:bCs/>
+          <w:lang w:eastAsia="es-ES"/>
+        </w:rPr>
+        <w:t>ISABEL:</w:t>
+      </w:r>
+      <w:r>
+        <w:rPr>
+          <w:lang w:eastAsia="es-ES"/>
+        </w:rPr>
+        <w:t xml:space="preserve"> </w:t>
+      </w:r>
+      <w:r>
+        <w:rPr>
+          <w:lang w:eastAsia="es-ES"/>
+        </w:rPr>
+        <w:t>Levántate joven Bufón y deje sus presentes en aquella mesa de allá</w:t>
+      </w:r>
+      <w:r>
+        <w:rPr>
+          <w:lang w:eastAsia="es-ES"/>
+        </w:rPr>
+        <w:t>.</w:t>
+      </w:r>
+    </w:p>
+    <w:p>
+      <w:pPr>
+        <w:jc w:val="both"/>
+        <w:rPr>
+          <w:lang w:eastAsia="es-ES"/>
+        </w:rPr>
+      </w:pPr>
+      <w:r>
+        <w:rPr>
+          <w:b/>
+          <w:bCs/>
+          <w:lang w:eastAsia="es-ES"/>
+        </w:rPr>
+        <w:t>BENJAMÍN:</w:t>
+      </w:r>
+      <w:r>
+        <w:rPr>
+          <w:lang w:eastAsia="es-ES"/>
+        </w:rPr>
+        <w:t xml:space="preserve"> </w:t>
+      </w:r>
+      <w:r>
+        <w:rPr>
+          <w:lang w:eastAsia="es-ES"/>
+        </w:rPr>
+        <w:t>Pero, ¿cómo que mis presentes? Si no tengo cosa alguna que mis encantos</w:t>
+      </w:r>
+      <w:r>
+        <w:rPr>
+          <w:lang w:eastAsia="es-ES"/>
+        </w:rPr>
+        <w:t>.</w:t>
+      </w:r>
+    </w:p>
+    <w:p>
+      <w:pPr>
+        <w:jc w:val="both"/>
+        <w:rPr>
+          <w:lang w:eastAsia="es-ES"/>
+        </w:rPr>
+      </w:pPr>
+      <w:r>
+        <w:rPr>
+          <w:b/>
+          <w:bCs/>
+          <w:lang w:eastAsia="es-ES"/>
+        </w:rPr>
+        <w:t>ISABEL:</w:t>
+      </w:r>
+      <w:r>
+        <w:rPr>
+          <w:lang w:eastAsia="es-ES"/>
+        </w:rPr>
+        <w:t xml:space="preserve"> </w:t>
+      </w:r>
+      <w:r>
+        <w:rPr>
+          <w:lang w:eastAsia="es-ES"/>
+        </w:rPr>
+        <w:t>¡¿Osas presentarte ante los monarcas de dos reinos con las manos vacías?! Si esto no cambia al final de la celebración atente a las consecuencias</w:t>
+      </w:r>
+      <w:r>
+        <w:rPr>
+          <w:lang w:eastAsia="es-ES"/>
+        </w:rPr>
+        <w:t>.</w:t>
       </w:r>
     </w:p>
     <w:p>
@@ -796,8 +966,8 @@
         </w:rPr>
         <w:t xml:space="preserve"> primera interacción con la Infanta quien le dice que como osa presentarse con las manos vacías y que tiene que volver con un regalo digno de una princesa. El jugador mediante el espionaje y engatusar a los npcs tendrá que encontrar dicho regalo, que acabará siendo un collar de perlas, teniendo que encontrar la información, los materiales y </w:t>
       </w:r>
-      <w:commentRangeStart w:id="3"/>
       <w:commentRangeStart w:id="4"/>
+      <w:commentRangeStart w:id="5"/>
       <w:r>
         <w:rPr>
           <w:i/>
@@ -806,7 +976,7 @@
         </w:rPr>
         <w:t xml:space="preserve">montarlo </w:t>
       </w:r>
-      <w:commentRangeEnd w:id="3"/>
+      <w:commentRangeEnd w:id="4"/>
       <w:r>
         <w:rPr>
           <w:rStyle w:val="Refdecomentario"/>
@@ -816,9 +986,9 @@
           <w:szCs w:val="24"/>
           <w:lang w:eastAsia="es-ES"/>
         </w:rPr>
-        <w:commentReference w:id="3"/>
-      </w:r>
-      <w:commentRangeEnd w:id="4"/>
+        <w:commentReference w:id="4"/>
+      </w:r>
+      <w:commentRangeEnd w:id="5"/>
       <w:r>
         <w:rPr>
           <w:rStyle w:val="Refdecomentario"/>
@@ -828,7 +998,7 @@
           <w:szCs w:val="24"/>
           <w:lang w:eastAsia="es-ES"/>
         </w:rPr>
-        <w:commentReference w:id="4"/>
+        <w:commentReference w:id="5"/>
       </w:r>
     </w:p>
     <w:p>
@@ -862,6 +1032,7 @@
           <w:bCs/>
           <w:lang w:eastAsia="es-ES"/>
         </w:rPr>
+        <w:lastRenderedPageBreak/>
         <w:t>ARLEQUINO:</w:t>
       </w:r>
       <w:r>
@@ -1054,608 +1225,7 @@
         </w:rPr>
         <w:t>Infanta.</w:t>
       </w:r>
-    </w:p>
-    <w:p>
-      <w:pPr>
-        <w:jc w:val="both"/>
-        <w:rPr>
-          <w:lang w:eastAsia="es-ES"/>
-        </w:rPr>
-      </w:pPr>
-    </w:p>
-    <w:p>
-      <w:pPr>
-        <w:jc w:val="both"/>
-        <w:rPr>
-          <w:i/>
-          <w:iCs/>
-          <w:lang w:eastAsia="es-ES"/>
-        </w:rPr>
-      </w:pPr>
-    </w:p>
-    <w:p>
-      <w:pPr>
-        <w:jc w:val="both"/>
-        <w:rPr>
-          <w:i/>
-          <w:iCs/>
-          <w:lang w:eastAsia="es-ES"/>
-        </w:rPr>
-      </w:pPr>
-      <w:r>
-        <w:rPr>
-          <w:i/>
-          <w:iCs/>
-          <w:lang w:eastAsia="es-ES"/>
-        </w:rPr>
-        <w:t>Conversación de desbloqueo</w:t>
-      </w:r>
-    </w:p>
-    <w:p>
-      <w:pPr>
-        <w:jc w:val="both"/>
-        <w:rPr>
-          <w:lang w:eastAsia="es-ES"/>
-        </w:rPr>
-      </w:pPr>
-      <w:r>
-        <w:rPr>
-          <w:b/>
-          <w:bCs/>
-          <w:lang w:eastAsia="es-ES"/>
-        </w:rPr>
-        <w:t>ALDEANO 1:</w:t>
-      </w:r>
-      <w:r>
-        <w:rPr>
-          <w:lang w:eastAsia="es-ES"/>
-        </w:rPr>
-        <w:t xml:space="preserve"> Pues yo he oído decir que a la princesa le gustan mucho los animales. </w:t>
-      </w:r>
-    </w:p>
-    <w:p>
-      <w:pPr>
-        <w:jc w:val="both"/>
-        <w:rPr>
-          <w:lang w:eastAsia="es-ES"/>
-        </w:rPr>
-      </w:pPr>
-      <w:r>
-        <w:rPr>
-          <w:b/>
-          <w:bCs/>
-          <w:lang w:eastAsia="es-ES"/>
-        </w:rPr>
-        <w:t xml:space="preserve">ALDEANO 2: </w:t>
-      </w:r>
-      <w:r>
-        <w:rPr>
-          <w:lang w:eastAsia="es-ES"/>
-        </w:rPr>
-        <w:t>No creo que un animal sea un regalo propicio por su casamiento, a fin de cuentas puede conseguir el animal que quiera en cualquier otro momento.</w:t>
-      </w:r>
-    </w:p>
-    <w:p>
-      <w:pPr>
-        <w:jc w:val="both"/>
-        <w:rPr>
-          <w:lang w:eastAsia="es-ES"/>
-        </w:rPr>
-      </w:pPr>
-      <w:r>
-        <w:rPr>
-          <w:b/>
-          <w:bCs/>
-          <w:lang w:eastAsia="es-ES"/>
-        </w:rPr>
-        <w:t>ALDEANO 3:</w:t>
-      </w:r>
-      <w:r>
-        <w:rPr>
-          <w:lang w:eastAsia="es-ES"/>
-        </w:rPr>
-        <w:t xml:space="preserve"> Ni animales, ni manjares ni otro tipo de víveres, las joyas es lo que más congratula a su majestad, si agradarla queréis más os vale buscar una joya sin igual.</w:t>
-      </w:r>
-    </w:p>
-    <w:p>
-      <w:pPr>
-        <w:jc w:val="both"/>
-        <w:rPr>
-          <w:lang w:eastAsia="es-ES"/>
-        </w:rPr>
-      </w:pPr>
-    </w:p>
-    <w:p>
-      <w:pPr>
-        <w:jc w:val="both"/>
-        <w:rPr>
-          <w:i/>
-          <w:iCs/>
-          <w:lang w:eastAsia="es-ES"/>
-        </w:rPr>
-      </w:pPr>
-      <w:r>
-        <w:rPr>
-          <w:i/>
-          <w:iCs/>
-          <w:lang w:eastAsia="es-ES"/>
-        </w:rPr>
-        <w:t>FRASES DESBLOQUEADAS</w:t>
-      </w:r>
-    </w:p>
-    <w:p>
-      <w:pPr>
-        <w:jc w:val="both"/>
-        <w:rPr>
-          <w:lang w:eastAsia="es-ES"/>
-        </w:rPr>
-      </w:pPr>
-      <w:r>
-        <w:rPr>
-          <w:b/>
-          <w:bCs/>
-          <w:lang w:eastAsia="es-ES"/>
-        </w:rPr>
-        <w:t>ARLEQUINO:</w:t>
-      </w:r>
-      <w:r>
-        <w:rPr>
-          <w:lang w:eastAsia="es-ES"/>
-        </w:rPr>
-        <w:t xml:space="preserve"> Con que joyas quiere su majestad, pues joyas tendrá. Si no sabes por dónde empezar, aquí te dejo un hilo para el dichoso collar.</w:t>
-      </w:r>
-    </w:p>
-    <w:p>
-      <w:pPr>
-        <w:jc w:val="both"/>
-        <w:rPr>
-          <w:lang w:eastAsia="es-ES"/>
-        </w:rPr>
-      </w:pPr>
-      <w:r>
-        <w:rPr>
-          <w:b/>
-          <w:bCs/>
-          <w:lang w:eastAsia="es-ES"/>
-        </w:rPr>
-        <w:t>MERCADER:</w:t>
-      </w:r>
-      <w:r>
-        <w:rPr>
-          <w:lang w:eastAsia="es-ES"/>
-        </w:rPr>
-        <w:t xml:space="preserve"> Así que de joyas va la cosa. Poseo todo tipo de piedras preciosas de India así como perlas que yo mismo saqué del mismísimo mar. Mas esté seguro de que aquello que desea comprar pues luego la Infanta cargará su ira contra vos.</w:t>
-      </w:r>
-    </w:p>
-    <w:p>
-      <w:pPr>
-        <w:jc w:val="both"/>
-        <w:rPr>
-          <w:lang w:eastAsia="es-ES"/>
-        </w:rPr>
-      </w:pPr>
-      <w:r>
-        <w:rPr>
-          <w:b/>
-          <w:bCs/>
-          <w:lang w:eastAsia="es-ES"/>
-        </w:rPr>
-        <w:t>HERERRO:</w:t>
-      </w:r>
-      <w:r>
-        <w:rPr>
-          <w:lang w:eastAsia="es-ES"/>
-        </w:rPr>
-        <w:t xml:space="preserve"> Armas tal vez no sirvan en esta ocasión pero un enganche para dicha alhaja sí puedo proporcionarle. Si vuesa merced me hace el favor de descubrir el misterio del líquido granate que esconden los monjes de este convento con tanto recelo le daré aquello que le será de ayuda.</w:t>
-      </w:r>
-    </w:p>
-    <w:p>
-      <w:pPr>
-        <w:jc w:val="both"/>
-        <w:rPr>
-          <w:i/>
-          <w:iCs/>
-          <w:lang w:eastAsia="es-ES"/>
-        </w:rPr>
-      </w:pPr>
-    </w:p>
-    <w:p>
-      <w:pPr>
-        <w:jc w:val="both"/>
-        <w:rPr>
-          <w:i/>
-          <w:iCs/>
-          <w:lang w:eastAsia="es-ES"/>
-        </w:rPr>
-      </w:pPr>
-      <w:r>
-        <w:rPr>
-          <w:i/>
-          <w:iCs/>
-          <w:lang w:eastAsia="es-ES"/>
-        </w:rPr>
-        <w:lastRenderedPageBreak/>
-        <w:t xml:space="preserve">En este momento los monjes desbloquean conversación/interacción, son 4 y cada uno dará algo de información acerca de la creación de la </w:t>
-      </w:r>
-      <w:commentRangeStart w:id="5"/>
-      <w:r>
-        <w:rPr>
-          <w:i/>
-          <w:iCs/>
-          <w:lang w:eastAsia="es-ES"/>
-        </w:rPr>
-        <w:t>ginja portuguesa</w:t>
-      </w:r>
-      <w:commentRangeEnd w:id="5"/>
-      <w:r>
-        <w:rPr>
-          <w:rStyle w:val="Refdecomentario"/>
-          <w:i/>
-          <w:iCs/>
-          <w:sz w:val="24"/>
-          <w:szCs w:val="24"/>
-          <w:lang w:eastAsia="es-ES"/>
-        </w:rPr>
-        <w:commentReference w:id="5"/>
-      </w:r>
-    </w:p>
-    <w:p>
-      <w:pPr>
-        <w:jc w:val="both"/>
-        <w:rPr>
-          <w:lang w:eastAsia="es-ES"/>
-        </w:rPr>
-      </w:pPr>
-      <w:r>
-        <w:rPr>
-          <w:b/>
-          <w:bCs/>
-          <w:lang w:eastAsia="es-ES"/>
-        </w:rPr>
-        <w:t xml:space="preserve">MONJE 1: </w:t>
-      </w:r>
-      <w:r>
-        <w:rPr>
-          <w:lang w:eastAsia="es-ES"/>
-        </w:rPr>
-        <w:t>En el mes donde se encuentra el día más largo del año se ha de recoger esta fruta, mas no trates de comerla pues su sabor es algo desagradable.</w:t>
-      </w:r>
-    </w:p>
-    <w:p>
-      <w:pPr>
-        <w:jc w:val="both"/>
-        <w:rPr>
-          <w:lang w:eastAsia="es-ES"/>
-        </w:rPr>
-      </w:pPr>
-      <w:r>
-        <w:rPr>
-          <w:b/>
-          <w:bCs/>
-          <w:lang w:eastAsia="es-ES"/>
-        </w:rPr>
-        <w:t>MONJE 2:</w:t>
-      </w:r>
-      <w:r>
-        <w:rPr>
-          <w:lang w:eastAsia="es-ES"/>
-        </w:rPr>
-        <w:t xml:space="preserve"> Si ginja quieres conseguir, el agua en llamas se ha de utilizar. Pero no cualquier cantidad pues las guindas se han de ahogar, y una ramita de canela se ha de añadir.</w:t>
-      </w:r>
-    </w:p>
-    <w:p>
-      <w:pPr>
-        <w:jc w:val="both"/>
-        <w:rPr>
-          <w:lang w:eastAsia="es-ES"/>
-        </w:rPr>
-      </w:pPr>
-      <w:r>
-        <w:rPr>
-          <w:b/>
-          <w:bCs/>
-          <w:lang w:eastAsia="es-ES"/>
-        </w:rPr>
-        <w:t>MONJE 3:</w:t>
-      </w:r>
-      <w:r>
-        <w:rPr>
-          <w:lang w:eastAsia="es-ES"/>
-        </w:rPr>
-        <w:t xml:space="preserve"> Para su maceración se ha de esperar tantos días como tiene la Cuaresma para poder añadir aquello que endulza su sabor.</w:t>
-      </w:r>
-    </w:p>
-    <w:p>
-      <w:pPr>
-        <w:jc w:val="both"/>
-        <w:rPr>
-          <w:lang w:eastAsia="es-ES"/>
-        </w:rPr>
-      </w:pPr>
-      <w:r>
-        <w:rPr>
-          <w:b/>
-          <w:bCs/>
-          <w:lang w:eastAsia="es-ES"/>
-        </w:rPr>
-        <w:t>MONJE 4:</w:t>
-      </w:r>
-      <w:r>
-        <w:rPr>
-          <w:lang w:eastAsia="es-ES"/>
-        </w:rPr>
-        <w:t xml:space="preserve"> Para poder tomar dicho elixir hay que ser paciente, ya lo dijo Nuestro Señor, quien determinó el tiempo a esperar con los días que tardó en hacer la creación de todo lo que hoy conocemos.</w:t>
-      </w:r>
-    </w:p>
-    <w:p>
-      <w:pPr>
-        <w:jc w:val="both"/>
-        <w:rPr>
-          <w:i/>
-          <w:iCs/>
-          <w:lang w:eastAsia="es-ES"/>
-        </w:rPr>
-      </w:pPr>
-      <w:commentRangeStart w:id="6"/>
-      <w:r>
-        <w:rPr>
-          <w:i/>
-          <w:iCs/>
-          <w:lang w:eastAsia="es-ES"/>
-        </w:rPr>
-        <w:t>Puzle de rellenar los huecos con el Herrero</w:t>
-      </w:r>
-    </w:p>
-    <w:p>
-      <w:pPr>
-        <w:jc w:val="both"/>
-        <w:rPr>
-          <w:lang w:eastAsia="es-ES"/>
-        </w:rPr>
-      </w:pPr>
-      <w:r>
-        <w:rPr>
-          <w:b/>
-          <w:bCs/>
-          <w:lang w:eastAsia="es-ES"/>
-        </w:rPr>
-        <w:t>Herrero:</w:t>
-      </w:r>
-      <w:r>
-        <w:rPr>
-          <w:lang w:eastAsia="es-ES"/>
-        </w:rPr>
-        <w:t xml:space="preserve"> Con que solo se pueden recoger las guindas en ese mes… Me pregunto qué mes será…</w:t>
-      </w:r>
-    </w:p>
-    <w:p>
-      <w:pPr>
-        <w:jc w:val="both"/>
-        <w:rPr>
-          <w:i/>
-          <w:iCs/>
-          <w:lang w:eastAsia="es-ES"/>
-        </w:rPr>
-      </w:pPr>
-      <w:r>
-        <w:rPr>
-          <w:i/>
-          <w:iCs/>
-          <w:lang w:eastAsia="es-ES"/>
-        </w:rPr>
-        <w:t xml:space="preserve">Opciones: </w:t>
-      </w:r>
-      <w:r>
-        <w:rPr>
-          <w:i/>
-          <w:iCs/>
-          <w:u w:val="single"/>
-          <w:lang w:eastAsia="es-ES"/>
-        </w:rPr>
-        <w:t>Junio</w:t>
-      </w:r>
-      <w:r>
-        <w:rPr>
-          <w:i/>
-          <w:iCs/>
-          <w:lang w:eastAsia="es-ES"/>
-        </w:rPr>
-        <w:t>, Mayo, Julio, Abril</w:t>
-      </w:r>
-    </w:p>
-    <w:p>
-      <w:pPr>
-        <w:jc w:val="both"/>
-        <w:rPr>
-          <w:lang w:eastAsia="es-ES"/>
-        </w:rPr>
-      </w:pPr>
-      <w:r>
-        <w:rPr>
-          <w:b/>
-          <w:bCs/>
-          <w:lang w:eastAsia="es-ES"/>
-        </w:rPr>
-        <w:t xml:space="preserve">Herrero: </w:t>
-      </w:r>
-      <w:r>
-        <w:rPr>
-          <w:lang w:eastAsia="es-ES"/>
-        </w:rPr>
-        <w:t>No conozco yo dicho líquido, me pregunto de cuál hablarán.</w:t>
-      </w:r>
-    </w:p>
-    <w:p>
-      <w:pPr>
-        <w:jc w:val="both"/>
-        <w:rPr>
-          <w:i/>
-          <w:iCs/>
-          <w:lang w:eastAsia="es-ES"/>
-        </w:rPr>
-      </w:pPr>
-      <w:r>
-        <w:rPr>
-          <w:i/>
-          <w:iCs/>
-          <w:lang w:eastAsia="es-ES"/>
-        </w:rPr>
-        <w:t xml:space="preserve">Opciones: </w:t>
-      </w:r>
-      <w:r>
-        <w:rPr>
-          <w:i/>
-          <w:iCs/>
-          <w:u w:val="single"/>
-          <w:lang w:eastAsia="es-ES"/>
-        </w:rPr>
-        <w:t>Aguardiente</w:t>
-      </w:r>
-      <w:r>
-        <w:rPr>
-          <w:i/>
-          <w:iCs/>
-          <w:lang w:eastAsia="es-ES"/>
-        </w:rPr>
-        <w:t>, Vodka, Hidromiel, Vino</w:t>
-      </w:r>
-    </w:p>
-    <w:p>
-      <w:pPr>
-        <w:jc w:val="both"/>
-        <w:rPr>
-          <w:lang w:eastAsia="es-ES"/>
-        </w:rPr>
-      </w:pPr>
-      <w:r>
-        <w:rPr>
-          <w:b/>
-          <w:bCs/>
-          <w:lang w:eastAsia="es-ES"/>
-        </w:rPr>
-        <w:t>Herrero:</w:t>
-      </w:r>
-      <w:r>
-        <w:rPr>
-          <w:lang w:eastAsia="es-ES"/>
-        </w:rPr>
-        <w:t xml:space="preserve"> No sé de cuantos días me habla para endulzar la mezcla, nunca fui muy creyente, pero no se lo diga a su majestad que me destierra del reino.</w:t>
-      </w:r>
-    </w:p>
-    <w:p>
-      <w:pPr>
-        <w:jc w:val="both"/>
-        <w:rPr>
-          <w:i/>
-          <w:iCs/>
-          <w:lang w:eastAsia="es-ES"/>
-        </w:rPr>
-      </w:pPr>
-      <w:r>
-        <w:rPr>
-          <w:i/>
-          <w:iCs/>
-          <w:lang w:eastAsia="es-ES"/>
-        </w:rPr>
-        <w:t xml:space="preserve">Opciones: 33 días, 7 días, </w:t>
-      </w:r>
-      <w:r>
-        <w:rPr>
-          <w:i/>
-          <w:iCs/>
-          <w:u w:val="single"/>
-          <w:lang w:eastAsia="es-ES"/>
-        </w:rPr>
-        <w:t>40 días</w:t>
-      </w:r>
-      <w:r>
-        <w:rPr>
-          <w:i/>
-          <w:iCs/>
-          <w:lang w:eastAsia="es-ES"/>
-        </w:rPr>
-        <w:t>, 10 días</w:t>
-      </w:r>
-    </w:p>
-    <w:p>
-      <w:pPr>
-        <w:jc w:val="both"/>
-        <w:rPr>
-          <w:lang w:eastAsia="es-ES"/>
-        </w:rPr>
-      </w:pPr>
-      <w:r>
-        <w:rPr>
-          <w:b/>
-          <w:bCs/>
-          <w:lang w:eastAsia="es-ES"/>
-        </w:rPr>
-        <w:t>Herrero:</w:t>
-      </w:r>
-      <w:r>
-        <w:rPr>
-          <w:lang w:eastAsia="es-ES"/>
-        </w:rPr>
-        <w:t xml:space="preserve"> Ya te lo he dicho antes, nunca hice caso a las sagradas escrituras, no sé el tiempo del que requirió el Padre Todopoderoso para crear lo que hoy vemos.</w:t>
-      </w:r>
-    </w:p>
-    <w:p>
-      <w:pPr>
-        <w:jc w:val="both"/>
-        <w:rPr>
-          <w:i/>
-          <w:iCs/>
-          <w:lang w:eastAsia="es-ES"/>
-        </w:rPr>
-      </w:pPr>
-      <w:r>
-        <w:rPr>
-          <w:i/>
-          <w:iCs/>
-          <w:lang w:eastAsia="es-ES"/>
-        </w:rPr>
-        <w:t xml:space="preserve">Opciones: </w:t>
-      </w:r>
-      <w:r>
-        <w:rPr>
-          <w:i/>
-          <w:iCs/>
-          <w:u w:val="single"/>
-          <w:lang w:eastAsia="es-ES"/>
-        </w:rPr>
-        <w:t>7 días</w:t>
-      </w:r>
-      <w:r>
-        <w:rPr>
-          <w:i/>
-          <w:iCs/>
-          <w:lang w:eastAsia="es-ES"/>
-        </w:rPr>
-        <w:t>, semana y media, 8 días, 3 días</w:t>
-      </w:r>
-    </w:p>
-    <w:p>
-      <w:pPr>
-        <w:jc w:val="both"/>
-        <w:rPr>
-          <w:lang w:eastAsia="es-ES"/>
-        </w:rPr>
-      </w:pPr>
-      <w:r>
-        <w:rPr>
-          <w:b/>
-          <w:bCs/>
-          <w:lang w:eastAsia="es-ES"/>
-        </w:rPr>
-        <w:t xml:space="preserve">Herrero: </w:t>
-      </w:r>
-      <w:r>
-        <w:rPr>
-          <w:lang w:eastAsia="es-ES"/>
-        </w:rPr>
-        <w:t>Creo que ya tengo todo lo que necesito para poder replicar su mayor secreto, mientras tú andabas por ahí te hice el enganche, toma.</w:t>
-      </w:r>
-      <w:commentRangeEnd w:id="6"/>
+      <w:commentRangeEnd w:id="1"/>
       <w:r>
         <w:rPr>
           <w:rStyle w:val="Refdecomentario"/>
@@ -1663,6 +1233,250 @@
           <w:szCs w:val="24"/>
           <w:lang w:eastAsia="es-ES"/>
         </w:rPr>
+        <w:commentReference w:id="1"/>
+      </w:r>
+    </w:p>
+    <w:p>
+      <w:pPr>
+        <w:jc w:val="both"/>
+        <w:rPr>
+          <w:lang w:eastAsia="es-ES"/>
+        </w:rPr>
+      </w:pPr>
+    </w:p>
+    <w:p>
+      <w:pPr>
+        <w:jc w:val="both"/>
+        <w:rPr>
+          <w:i/>
+          <w:iCs/>
+          <w:lang w:eastAsia="es-ES"/>
+        </w:rPr>
+      </w:pPr>
+    </w:p>
+    <w:p>
+      <w:pPr>
+        <w:jc w:val="both"/>
+        <w:rPr>
+          <w:i/>
+          <w:iCs/>
+          <w:lang w:eastAsia="es-ES"/>
+        </w:rPr>
+      </w:pPr>
+      <w:r>
+        <w:rPr>
+          <w:i/>
+          <w:iCs/>
+          <w:lang w:eastAsia="es-ES"/>
+        </w:rPr>
+        <w:t>Conversación de desbloqueo</w:t>
+      </w:r>
+    </w:p>
+    <w:p>
+      <w:pPr>
+        <w:jc w:val="both"/>
+        <w:rPr>
+          <w:lang w:eastAsia="es-ES"/>
+        </w:rPr>
+      </w:pPr>
+      <w:r>
+        <w:rPr>
+          <w:b/>
+          <w:bCs/>
+          <w:lang w:eastAsia="es-ES"/>
+        </w:rPr>
+        <w:t>ALDEANO 1:</w:t>
+      </w:r>
+      <w:r>
+        <w:rPr>
+          <w:lang w:eastAsia="es-ES"/>
+        </w:rPr>
+        <w:t xml:space="preserve"> Pues yo he oído decir que a la princesa le gustan mucho los animales. </w:t>
+      </w:r>
+    </w:p>
+    <w:p>
+      <w:pPr>
+        <w:jc w:val="both"/>
+        <w:rPr>
+          <w:lang w:eastAsia="es-ES"/>
+        </w:rPr>
+      </w:pPr>
+      <w:r>
+        <w:rPr>
+          <w:b/>
+          <w:bCs/>
+          <w:lang w:eastAsia="es-ES"/>
+        </w:rPr>
+        <w:t xml:space="preserve">ALDEANO 2: </w:t>
+      </w:r>
+      <w:r>
+        <w:rPr>
+          <w:lang w:eastAsia="es-ES"/>
+        </w:rPr>
+        <w:t>No creo que un animal sea un regalo propicio por su casamiento, a fin de cuentas puede conseguir el animal que quiera en cualquier otro momento.</w:t>
+      </w:r>
+    </w:p>
+    <w:p>
+      <w:pPr>
+        <w:jc w:val="both"/>
+        <w:rPr>
+          <w:lang w:eastAsia="es-ES"/>
+        </w:rPr>
+      </w:pPr>
+      <w:r>
+        <w:rPr>
+          <w:b/>
+          <w:bCs/>
+          <w:lang w:eastAsia="es-ES"/>
+        </w:rPr>
+        <w:t>ALDEANO 3:</w:t>
+      </w:r>
+      <w:r>
+        <w:rPr>
+          <w:lang w:eastAsia="es-ES"/>
+        </w:rPr>
+        <w:t xml:space="preserve"> Ni animales, ni manjares ni otro tipo de víveres, las joyas es lo que más congratula a su majestad, si agradarla queréis más os vale buscar una joya sin igual.</w:t>
+      </w:r>
+    </w:p>
+    <w:p>
+      <w:pPr>
+        <w:jc w:val="both"/>
+        <w:rPr>
+          <w:lang w:eastAsia="es-ES"/>
+        </w:rPr>
+      </w:pPr>
+    </w:p>
+    <w:p>
+      <w:pPr>
+        <w:jc w:val="both"/>
+        <w:rPr>
+          <w:i/>
+          <w:iCs/>
+          <w:lang w:eastAsia="es-ES"/>
+        </w:rPr>
+      </w:pPr>
+      <w:r>
+        <w:rPr>
+          <w:i/>
+          <w:iCs/>
+          <w:lang w:eastAsia="es-ES"/>
+        </w:rPr>
+        <w:t>FRASES DESBLOQUEADAS</w:t>
+      </w:r>
+    </w:p>
+    <w:p>
+      <w:pPr>
+        <w:jc w:val="both"/>
+        <w:rPr>
+          <w:lang w:eastAsia="es-ES"/>
+        </w:rPr>
+      </w:pPr>
+      <w:r>
+        <w:rPr>
+          <w:b/>
+          <w:bCs/>
+          <w:lang w:eastAsia="es-ES"/>
+        </w:rPr>
+        <w:t>ARLEQUINO:</w:t>
+      </w:r>
+      <w:r>
+        <w:rPr>
+          <w:lang w:eastAsia="es-ES"/>
+        </w:rPr>
+        <w:t xml:space="preserve"> Con que joyas quiere su majestad, pues joyas tendrá. Si no sabes por dónde empezar, aquí te dejo un hilo para el dichoso collar.</w:t>
+      </w:r>
+    </w:p>
+    <w:p>
+      <w:pPr>
+        <w:jc w:val="both"/>
+        <w:rPr>
+          <w:lang w:eastAsia="es-ES"/>
+        </w:rPr>
+      </w:pPr>
+      <w:r>
+        <w:rPr>
+          <w:b/>
+          <w:bCs/>
+          <w:lang w:eastAsia="es-ES"/>
+        </w:rPr>
+        <w:lastRenderedPageBreak/>
+        <w:t>MERCADER:</w:t>
+      </w:r>
+      <w:r>
+        <w:rPr>
+          <w:lang w:eastAsia="es-ES"/>
+        </w:rPr>
+        <w:t xml:space="preserve"> Así que de joyas va la cosa. Poseo todo tipo de piedras preciosas de India así como perlas que yo mismo saqué del mismísimo mar. Mas esté seguro de que aquello que desea comprar pues luego la Infanta cargará su ira contra vos.</w:t>
+      </w:r>
+    </w:p>
+    <w:p>
+      <w:pPr>
+        <w:jc w:val="both"/>
+        <w:rPr>
+          <w:lang w:eastAsia="es-ES"/>
+        </w:rPr>
+      </w:pPr>
+      <w:r>
+        <w:rPr>
+          <w:b/>
+          <w:bCs/>
+          <w:lang w:eastAsia="es-ES"/>
+        </w:rPr>
+        <w:t>HERERRO:</w:t>
+      </w:r>
+      <w:r>
+        <w:rPr>
+          <w:lang w:eastAsia="es-ES"/>
+        </w:rPr>
+        <w:t xml:space="preserve"> Armas tal vez no sirvan en esta ocasión pero un enganche para dicha alhaja sí puedo proporcionarle. Si vuesa merced me hace el favor de descubrir el misterio del líquido granate que esconden los monjes de este convento con tanto recelo le daré aquello que le será de ayuda.</w:t>
+      </w:r>
+    </w:p>
+    <w:p>
+      <w:pPr>
+        <w:jc w:val="both"/>
+        <w:rPr>
+          <w:i/>
+          <w:iCs/>
+          <w:lang w:eastAsia="es-ES"/>
+        </w:rPr>
+      </w:pPr>
+    </w:p>
+    <w:p>
+      <w:pPr>
+        <w:jc w:val="both"/>
+        <w:rPr>
+          <w:i/>
+          <w:iCs/>
+          <w:lang w:eastAsia="es-ES"/>
+        </w:rPr>
+      </w:pPr>
+      <w:r>
+        <w:rPr>
+          <w:i/>
+          <w:iCs/>
+          <w:lang w:eastAsia="es-ES"/>
+        </w:rPr>
+        <w:t xml:space="preserve">En este momento los monjes desbloquean conversación/interacción, son 4 y cada uno dará algo de información acerca de la creación de la </w:t>
+      </w:r>
+      <w:commentRangeStart w:id="6"/>
+      <w:r>
+        <w:rPr>
+          <w:i/>
+          <w:iCs/>
+          <w:lang w:eastAsia="es-ES"/>
+        </w:rPr>
+        <w:t>ginja portuguesa</w:t>
+      </w:r>
+      <w:commentRangeEnd w:id="6"/>
+      <w:r>
+        <w:rPr>
+          <w:rStyle w:val="Refdecomentario"/>
+          <w:i/>
+          <w:iCs/>
+          <w:sz w:val="24"/>
+          <w:szCs w:val="24"/>
+          <w:lang w:eastAsia="es-ES"/>
+        </w:rPr>
         <w:commentReference w:id="6"/>
       </w:r>
     </w:p>
@@ -1670,6 +1484,374 @@
       <w:pPr>
         <w:jc w:val="both"/>
         <w:rPr>
+          <w:lang w:eastAsia="es-ES"/>
+        </w:rPr>
+      </w:pPr>
+      <w:r>
+        <w:rPr>
+          <w:b/>
+          <w:bCs/>
+          <w:lang w:eastAsia="es-ES"/>
+        </w:rPr>
+        <w:t xml:space="preserve">MONJE 1: </w:t>
+      </w:r>
+      <w:r>
+        <w:rPr>
+          <w:lang w:eastAsia="es-ES"/>
+        </w:rPr>
+        <w:t>En el mes donde se encuentra el día más largo del año se ha de recoger esta fruta, mas no trates de comerla pues su sabor es algo desagradable.</w:t>
+      </w:r>
+    </w:p>
+    <w:p>
+      <w:pPr>
+        <w:jc w:val="both"/>
+        <w:rPr>
+          <w:lang w:eastAsia="es-ES"/>
+        </w:rPr>
+      </w:pPr>
+      <w:r>
+        <w:rPr>
+          <w:b/>
+          <w:bCs/>
+          <w:lang w:eastAsia="es-ES"/>
+        </w:rPr>
+        <w:t>MONJE 2:</w:t>
+      </w:r>
+      <w:r>
+        <w:rPr>
+          <w:lang w:eastAsia="es-ES"/>
+        </w:rPr>
+        <w:t xml:space="preserve"> Si ginja quieres conseguir, el agua en llamas se ha de utilizar. Pero no cualquier cantidad pues las guindas se han de ahogar, y una ramita de canela se ha de añadir.</w:t>
+      </w:r>
+    </w:p>
+    <w:p>
+      <w:pPr>
+        <w:jc w:val="both"/>
+        <w:rPr>
+          <w:lang w:eastAsia="es-ES"/>
+        </w:rPr>
+      </w:pPr>
+      <w:r>
+        <w:rPr>
+          <w:b/>
+          <w:bCs/>
+          <w:lang w:eastAsia="es-ES"/>
+        </w:rPr>
+        <w:t>MONJE 3:</w:t>
+      </w:r>
+      <w:r>
+        <w:rPr>
+          <w:lang w:eastAsia="es-ES"/>
+        </w:rPr>
+        <w:t xml:space="preserve"> Para su maceración se ha de esperar tantos días como tiene la Cuaresma para poder añadir aquello que endulza su sabor.</w:t>
+      </w:r>
+    </w:p>
+    <w:p>
+      <w:pPr>
+        <w:jc w:val="both"/>
+        <w:rPr>
+          <w:lang w:eastAsia="es-ES"/>
+        </w:rPr>
+      </w:pPr>
+      <w:r>
+        <w:rPr>
+          <w:b/>
+          <w:bCs/>
+          <w:lang w:eastAsia="es-ES"/>
+        </w:rPr>
+        <w:t>MONJE 4:</w:t>
+      </w:r>
+      <w:r>
+        <w:rPr>
+          <w:lang w:eastAsia="es-ES"/>
+        </w:rPr>
+        <w:t xml:space="preserve"> Para poder tomar dicho elixir hay que ser paciente, ya lo dijo Nuestro Señor, quien determinó el tiempo a esperar con los días que tardó en hacer la creación de todo lo que hoy conocemos.</w:t>
+      </w:r>
+    </w:p>
+    <w:p>
+      <w:pPr>
+        <w:jc w:val="both"/>
+        <w:rPr>
+          <w:i/>
+          <w:iCs/>
+          <w:lang w:eastAsia="es-ES"/>
+        </w:rPr>
+      </w:pPr>
+      <w:commentRangeStart w:id="7"/>
+      <w:r>
+        <w:rPr>
+          <w:i/>
+          <w:iCs/>
+          <w:lang w:eastAsia="es-ES"/>
+        </w:rPr>
+        <w:t>Puzle de rellenar los huecos con el Herrero</w:t>
+      </w:r>
+    </w:p>
+    <w:p>
+      <w:pPr>
+        <w:jc w:val="both"/>
+        <w:rPr>
+          <w:lang w:eastAsia="es-ES"/>
+        </w:rPr>
+      </w:pPr>
+      <w:r>
+        <w:rPr>
+          <w:b/>
+          <w:bCs/>
+          <w:lang w:eastAsia="es-ES"/>
+        </w:rPr>
+        <w:t>Herrero:</w:t>
+      </w:r>
+      <w:r>
+        <w:rPr>
+          <w:lang w:eastAsia="es-ES"/>
+        </w:rPr>
+        <w:t xml:space="preserve"> Con que solo se pueden recoger las guindas en ese mes… Me pregunto qué mes será…</w:t>
+      </w:r>
+    </w:p>
+    <w:p>
+      <w:pPr>
+        <w:jc w:val="both"/>
+        <w:rPr>
+          <w:i/>
+          <w:iCs/>
+          <w:lang w:eastAsia="es-ES"/>
+        </w:rPr>
+      </w:pPr>
+      <w:r>
+        <w:rPr>
+          <w:i/>
+          <w:iCs/>
+          <w:lang w:eastAsia="es-ES"/>
+        </w:rPr>
+        <w:t xml:space="preserve">Opciones: </w:t>
+      </w:r>
+      <w:r>
+        <w:rPr>
+          <w:i/>
+          <w:iCs/>
+          <w:u w:val="single"/>
+          <w:lang w:eastAsia="es-ES"/>
+        </w:rPr>
+        <w:t>Junio</w:t>
+      </w:r>
+      <w:r>
+        <w:rPr>
+          <w:i/>
+          <w:iCs/>
+          <w:lang w:eastAsia="es-ES"/>
+        </w:rPr>
+        <w:t>, Mayo, Julio, Abril</w:t>
+      </w:r>
+    </w:p>
+    <w:p>
+      <w:pPr>
+        <w:jc w:val="both"/>
+        <w:rPr>
+          <w:lang w:eastAsia="es-ES"/>
+        </w:rPr>
+      </w:pPr>
+      <w:r>
+        <w:rPr>
+          <w:b/>
+          <w:bCs/>
+          <w:lang w:eastAsia="es-ES"/>
+        </w:rPr>
+        <w:t xml:space="preserve">Herrero: </w:t>
+      </w:r>
+      <w:r>
+        <w:rPr>
+          <w:lang w:eastAsia="es-ES"/>
+        </w:rPr>
+        <w:t>No conozco yo dicho líquido, me pregunto de cuál hablarán.</w:t>
+      </w:r>
+    </w:p>
+    <w:p>
+      <w:pPr>
+        <w:jc w:val="both"/>
+        <w:rPr>
+          <w:i/>
+          <w:iCs/>
+          <w:lang w:eastAsia="es-ES"/>
+        </w:rPr>
+      </w:pPr>
+      <w:r>
+        <w:rPr>
+          <w:i/>
+          <w:iCs/>
+          <w:lang w:eastAsia="es-ES"/>
+        </w:rPr>
+        <w:t xml:space="preserve">Opciones: </w:t>
+      </w:r>
+      <w:r>
+        <w:rPr>
+          <w:i/>
+          <w:iCs/>
+          <w:u w:val="single"/>
+          <w:lang w:eastAsia="es-ES"/>
+        </w:rPr>
+        <w:t>Aguardiente</w:t>
+      </w:r>
+      <w:r>
+        <w:rPr>
+          <w:i/>
+          <w:iCs/>
+          <w:lang w:eastAsia="es-ES"/>
+        </w:rPr>
+        <w:t>, Vodka, Hidromiel, Vino</w:t>
+      </w:r>
+    </w:p>
+    <w:p>
+      <w:pPr>
+        <w:jc w:val="both"/>
+        <w:rPr>
+          <w:lang w:eastAsia="es-ES"/>
+        </w:rPr>
+      </w:pPr>
+      <w:r>
+        <w:rPr>
+          <w:b/>
+          <w:bCs/>
+          <w:lang w:eastAsia="es-ES"/>
+        </w:rPr>
+        <w:t>Herrero:</w:t>
+      </w:r>
+      <w:r>
+        <w:rPr>
+          <w:lang w:eastAsia="es-ES"/>
+        </w:rPr>
+        <w:t xml:space="preserve"> No sé de cuantos días me habla para endulzar la mezcla, nunca fui muy creyente, pero no se lo diga a su majestad que me destierra del reino.</w:t>
+      </w:r>
+    </w:p>
+    <w:p>
+      <w:pPr>
+        <w:jc w:val="both"/>
+        <w:rPr>
+          <w:i/>
+          <w:iCs/>
+          <w:lang w:eastAsia="es-ES"/>
+        </w:rPr>
+      </w:pPr>
+      <w:r>
+        <w:rPr>
+          <w:i/>
+          <w:iCs/>
+          <w:lang w:eastAsia="es-ES"/>
+        </w:rPr>
+        <w:t xml:space="preserve">Opciones: 33 días, 7 días, </w:t>
+      </w:r>
+      <w:r>
+        <w:rPr>
+          <w:i/>
+          <w:iCs/>
+          <w:u w:val="single"/>
+          <w:lang w:eastAsia="es-ES"/>
+        </w:rPr>
+        <w:t>40 días</w:t>
+      </w:r>
+      <w:r>
+        <w:rPr>
+          <w:i/>
+          <w:iCs/>
+          <w:lang w:eastAsia="es-ES"/>
+        </w:rPr>
+        <w:t>, 10 días</w:t>
+      </w:r>
+    </w:p>
+    <w:p>
+      <w:pPr>
+        <w:jc w:val="both"/>
+        <w:rPr>
+          <w:lang w:eastAsia="es-ES"/>
+        </w:rPr>
+      </w:pPr>
+      <w:r>
+        <w:rPr>
+          <w:b/>
+          <w:bCs/>
+          <w:lang w:eastAsia="es-ES"/>
+        </w:rPr>
+        <w:t>Herrero:</w:t>
+      </w:r>
+      <w:r>
+        <w:rPr>
+          <w:lang w:eastAsia="es-ES"/>
+        </w:rPr>
+        <w:t xml:space="preserve"> Ya te lo he dicho antes, nunca hice caso a las sagradas escrituras, no sé el tiempo del que requirió el Padre Todopoderoso para crear lo que hoy vemos.</w:t>
+      </w:r>
+    </w:p>
+    <w:p>
+      <w:pPr>
+        <w:jc w:val="both"/>
+        <w:rPr>
+          <w:i/>
+          <w:iCs/>
+          <w:lang w:eastAsia="es-ES"/>
+        </w:rPr>
+      </w:pPr>
+      <w:r>
+        <w:rPr>
+          <w:i/>
+          <w:iCs/>
+          <w:lang w:eastAsia="es-ES"/>
+        </w:rPr>
+        <w:t xml:space="preserve">Opciones: </w:t>
+      </w:r>
+      <w:r>
+        <w:rPr>
+          <w:i/>
+          <w:iCs/>
+          <w:u w:val="single"/>
+          <w:lang w:eastAsia="es-ES"/>
+        </w:rPr>
+        <w:t>7 días</w:t>
+      </w:r>
+      <w:r>
+        <w:rPr>
+          <w:i/>
+          <w:iCs/>
+          <w:lang w:eastAsia="es-ES"/>
+        </w:rPr>
+        <w:t>, semana y media, 8 días, 3 días</w:t>
+      </w:r>
+    </w:p>
+    <w:p>
+      <w:pPr>
+        <w:jc w:val="both"/>
+        <w:rPr>
+          <w:lang w:eastAsia="es-ES"/>
+        </w:rPr>
+      </w:pPr>
+      <w:r>
+        <w:rPr>
+          <w:b/>
+          <w:bCs/>
+          <w:lang w:eastAsia="es-ES"/>
+        </w:rPr>
+        <w:lastRenderedPageBreak/>
+        <w:t xml:space="preserve">Herrero: </w:t>
+      </w:r>
+      <w:r>
+        <w:rPr>
+          <w:lang w:eastAsia="es-ES"/>
+        </w:rPr>
+        <w:t>Creo que ya tengo todo lo que necesito para poder replicar su mayor secreto, mientras tú andabas por ahí te hice el enganche, toma.</w:t>
+      </w:r>
+      <w:commentRangeEnd w:id="7"/>
+      <w:r>
+        <w:rPr>
+          <w:rStyle w:val="Refdecomentario"/>
+          <w:sz w:val="24"/>
+          <w:szCs w:val="24"/>
+          <w:lang w:eastAsia="es-ES"/>
+        </w:rPr>
+        <w:commentReference w:id="7"/>
+      </w:r>
+    </w:p>
+    <w:p>
+      <w:pPr>
+        <w:jc w:val="both"/>
+        <w:rPr>
           <w:i/>
           <w:iCs/>
           <w:lang w:eastAsia="es-ES"/>
@@ -1741,219 +1923,219 @@
           <w:bCs/>
           <w:lang w:eastAsia="es-ES"/>
         </w:rPr>
+        <w:t>ALDEANO 3:</w:t>
+      </w:r>
+      <w:r>
+        <w:rPr>
+          <w:lang w:eastAsia="es-ES"/>
+        </w:rPr>
+        <w:t xml:space="preserve"> Pues ahora que lo comentas viejo amigo, unas perlas a juego con su sonrisa ensalzarían su verdadera belleza.</w:t>
+      </w:r>
+    </w:p>
+    <w:p>
+      <w:pPr>
+        <w:jc w:val="both"/>
+        <w:rPr>
+          <w:lang w:eastAsia="es-ES"/>
+        </w:rPr>
+      </w:pPr>
+    </w:p>
+    <w:p>
+      <w:pPr>
+        <w:jc w:val="both"/>
+        <w:rPr>
+          <w:i/>
+          <w:iCs/>
+          <w:lang w:eastAsia="es-ES"/>
+        </w:rPr>
+      </w:pPr>
+      <w:r>
+        <w:rPr>
+          <w:i/>
+          <w:iCs/>
+          <w:lang w:eastAsia="es-ES"/>
+        </w:rPr>
+        <w:t>FRASE DESBLOQUEADA</w:t>
+      </w:r>
+    </w:p>
+    <w:p>
+      <w:pPr>
+        <w:jc w:val="both"/>
+        <w:rPr>
+          <w:lang w:eastAsia="es-ES"/>
+        </w:rPr>
+      </w:pPr>
+      <w:r>
+        <w:rPr>
+          <w:b/>
+          <w:bCs/>
+          <w:lang w:eastAsia="es-ES"/>
+        </w:rPr>
+        <w:t xml:space="preserve">MERCADER: </w:t>
+      </w:r>
+      <w:r>
+        <w:rPr>
+          <w:lang w:eastAsia="es-ES"/>
+        </w:rPr>
+        <w:t>Ya sabía yo que la de arriesgarme en el mar me iba a ser útil. Si mis perlas quieres, a cambio tendrás que conseguirme lana, se acerca el invierno y próximamente necesitaré cubrirme de sedosa lana si no quiero morir de frío.</w:t>
+      </w:r>
+    </w:p>
+    <w:p>
+      <w:pPr>
+        <w:jc w:val="both"/>
+        <w:rPr>
+          <w:lang w:eastAsia="es-ES"/>
+        </w:rPr>
+      </w:pPr>
+    </w:p>
+    <w:p>
+      <w:pPr>
+        <w:jc w:val="both"/>
+        <w:rPr>
+          <w:i/>
+          <w:iCs/>
+          <w:lang w:eastAsia="es-ES"/>
+        </w:rPr>
+      </w:pPr>
+      <w:r>
+        <w:rPr>
+          <w:i/>
+          <w:iCs/>
+          <w:lang w:eastAsia="es-ES"/>
+        </w:rPr>
+        <w:t>En este punto tendrá que encontrar las 3 ovejas escondidas por el convento y conseguir la lana que poseen</w:t>
+      </w:r>
+    </w:p>
+    <w:p>
+      <w:pPr>
+        <w:jc w:val="both"/>
+        <w:rPr>
+          <w:lang w:eastAsia="es-ES"/>
+        </w:rPr>
+      </w:pPr>
+    </w:p>
+    <w:p>
+      <w:pPr>
+        <w:jc w:val="both"/>
+        <w:rPr>
+          <w:b/>
+          <w:bCs/>
+          <w:lang w:eastAsia="es-ES"/>
+        </w:rPr>
+      </w:pPr>
+      <w:r>
+        <w:rPr>
+          <w:b/>
+          <w:bCs/>
+          <w:lang w:eastAsia="es-ES"/>
+        </w:rPr>
+        <w:t>CAPITULO 1</w:t>
+      </w:r>
+    </w:p>
+    <w:p>
+      <w:pPr>
+        <w:jc w:val="both"/>
+        <w:rPr>
+          <w:lang w:eastAsia="es-ES"/>
+        </w:rPr>
+      </w:pPr>
+      <w:r>
+        <w:rPr>
+          <w:b/>
+          <w:bCs/>
+          <w:lang w:eastAsia="es-ES"/>
+        </w:rPr>
+        <w:t>GINÉS:</w:t>
+      </w:r>
+      <w:r>
+        <w:rPr>
+          <w:lang w:eastAsia="es-ES"/>
+        </w:rPr>
+        <w:t xml:space="preserve"> Se pierde en la memoria por buena que esta fuera, una cerca tierra de la que les voy a hablar.</w:t>
+      </w:r>
+    </w:p>
+    <w:p>
+      <w:pPr>
+        <w:jc w:val="both"/>
+        <w:rPr>
+          <w:lang w:eastAsia="es-ES"/>
+        </w:rPr>
+      </w:pPr>
+      <w:r>
+        <w:rPr>
+          <w:lang w:eastAsia="es-ES"/>
+        </w:rPr>
+        <w:t>Ya de antigua habitaban así lo dicen sus piedras, donde hombres y mujeres decidieron enraizar.</w:t>
+      </w:r>
+    </w:p>
+    <w:p>
+      <w:pPr>
+        <w:jc w:val="both"/>
+        <w:rPr>
+          <w:lang w:eastAsia="es-ES"/>
+        </w:rPr>
+      </w:pPr>
+      <w:r>
+        <w:rPr>
+          <w:lang w:eastAsia="es-ES"/>
+        </w:rPr>
+        <w:t>Medina del Campo es su nombre, villa de ferias y acuerdos, donde el bullicio del mundo se reunía bajo sus techos.</w:t>
+      </w:r>
+    </w:p>
+    <w:p>
+      <w:pPr>
+        <w:jc w:val="both"/>
+        <w:rPr>
+          <w:lang w:eastAsia="es-ES"/>
+        </w:rPr>
+      </w:pPr>
+      <w:r>
+        <w:rPr>
+          <w:lang w:eastAsia="es-ES"/>
+        </w:rPr>
+        <w:t>Alzábase un noble palacio, de amplios patios y portales, donde Isabel y Fernando forjaban destinos reales.</w:t>
+      </w:r>
+    </w:p>
+    <w:p>
+      <w:pPr>
+        <w:jc w:val="both"/>
+        <w:rPr>
+          <w:lang w:eastAsia="es-ES"/>
+        </w:rPr>
+      </w:pPr>
+      <w:r>
+        <w:rPr>
+          <w:lang w:eastAsia="es-ES"/>
+        </w:rPr>
+        <w:t>Entre aquellos viejos muros, cuando el siglo agonizaba, una alianza con Portugal el reino entero esperaba.</w:t>
+      </w:r>
+    </w:p>
+    <w:p>
+      <w:pPr>
+        <w:jc w:val="both"/>
+        <w:rPr>
+          <w:lang w:eastAsia="es-ES"/>
+        </w:rPr>
+      </w:pPr>
+      <w:r>
+        <w:rPr>
+          <w:lang w:eastAsia="es-ES"/>
+        </w:rPr>
+        <w:t>Don Manuel fue el elegido, monarca de gran renombre, y la mano de la Infanta habría de unir dos nombres.</w:t>
+      </w:r>
+    </w:p>
+    <w:p>
+      <w:pPr>
+        <w:jc w:val="both"/>
+        <w:rPr>
+          <w:lang w:eastAsia="es-ES"/>
+        </w:rPr>
+      </w:pPr>
+      <w:r>
+        <w:rPr>
+          <w:lang w:eastAsia="es-ES"/>
+        </w:rPr>
         <w:lastRenderedPageBreak/>
-        <w:t>ALDEANO 3:</w:t>
-      </w:r>
-      <w:r>
-        <w:rPr>
-          <w:lang w:eastAsia="es-ES"/>
-        </w:rPr>
-        <w:t xml:space="preserve"> Pues ahora que lo comentas viejo amigo, unas perlas a juego con su sonrisa ensalzarían su verdadera belleza.</w:t>
-      </w:r>
-    </w:p>
-    <w:p>
-      <w:pPr>
-        <w:jc w:val="both"/>
-        <w:rPr>
-          <w:lang w:eastAsia="es-ES"/>
-        </w:rPr>
-      </w:pPr>
-    </w:p>
-    <w:p>
-      <w:pPr>
-        <w:jc w:val="both"/>
-        <w:rPr>
-          <w:i/>
-          <w:iCs/>
-          <w:lang w:eastAsia="es-ES"/>
-        </w:rPr>
-      </w:pPr>
-      <w:r>
-        <w:rPr>
-          <w:i/>
-          <w:iCs/>
-          <w:lang w:eastAsia="es-ES"/>
-        </w:rPr>
-        <w:t>FRASE DESBLOQUEADA</w:t>
-      </w:r>
-    </w:p>
-    <w:p>
-      <w:pPr>
-        <w:jc w:val="both"/>
-        <w:rPr>
-          <w:lang w:eastAsia="es-ES"/>
-        </w:rPr>
-      </w:pPr>
-      <w:r>
-        <w:rPr>
-          <w:b/>
-          <w:bCs/>
-          <w:lang w:eastAsia="es-ES"/>
-        </w:rPr>
-        <w:t xml:space="preserve">MERCADER: </w:t>
-      </w:r>
-      <w:r>
-        <w:rPr>
-          <w:lang w:eastAsia="es-ES"/>
-        </w:rPr>
-        <w:t>Ya sabía yo que la de arriesgarme en el mar me iba a ser útil. Si mis perlas quieres, a cambio tendrás que conseguirme lana, se acerca el invierno y próximamente necesitaré cubrirme de sedosa lana si no quiero morir de frío.</w:t>
-      </w:r>
-    </w:p>
-    <w:p>
-      <w:pPr>
-        <w:jc w:val="both"/>
-        <w:rPr>
-          <w:lang w:eastAsia="es-ES"/>
-        </w:rPr>
-      </w:pPr>
-    </w:p>
-    <w:p>
-      <w:pPr>
-        <w:jc w:val="both"/>
-        <w:rPr>
-          <w:i/>
-          <w:iCs/>
-          <w:lang w:eastAsia="es-ES"/>
-        </w:rPr>
-      </w:pPr>
-      <w:r>
-        <w:rPr>
-          <w:i/>
-          <w:iCs/>
-          <w:lang w:eastAsia="es-ES"/>
-        </w:rPr>
-        <w:t>En este punto tendrá que encontrar las 3 ovejas escondidas por el convento y conseguir la lana que poseen</w:t>
-      </w:r>
-    </w:p>
-    <w:p>
-      <w:pPr>
-        <w:jc w:val="both"/>
-        <w:rPr>
-          <w:lang w:eastAsia="es-ES"/>
-        </w:rPr>
-      </w:pPr>
-    </w:p>
-    <w:p>
-      <w:pPr>
-        <w:jc w:val="both"/>
-        <w:rPr>
-          <w:b/>
-          <w:bCs/>
-          <w:lang w:eastAsia="es-ES"/>
-        </w:rPr>
-      </w:pPr>
-      <w:r>
-        <w:rPr>
-          <w:b/>
-          <w:bCs/>
-          <w:lang w:eastAsia="es-ES"/>
-        </w:rPr>
-        <w:t>CAPITULO 1</w:t>
-      </w:r>
-    </w:p>
-    <w:p>
-      <w:pPr>
-        <w:jc w:val="both"/>
-        <w:rPr>
-          <w:lang w:eastAsia="es-ES"/>
-        </w:rPr>
-      </w:pPr>
-      <w:r>
-        <w:rPr>
-          <w:b/>
-          <w:bCs/>
-          <w:lang w:eastAsia="es-ES"/>
-        </w:rPr>
-        <w:t>GINÉS:</w:t>
-      </w:r>
-      <w:r>
-        <w:rPr>
-          <w:lang w:eastAsia="es-ES"/>
-        </w:rPr>
-        <w:t xml:space="preserve"> Se pierde en la memoria por buena que esta fuera, una cerca tierra de la que les voy a hablar.</w:t>
-      </w:r>
-    </w:p>
-    <w:p>
-      <w:pPr>
-        <w:jc w:val="both"/>
-        <w:rPr>
-          <w:lang w:eastAsia="es-ES"/>
-        </w:rPr>
-      </w:pPr>
-      <w:r>
-        <w:rPr>
-          <w:lang w:eastAsia="es-ES"/>
-        </w:rPr>
-        <w:t>Ya de antigua habitaban así lo dicen sus piedras, donde hombres y mujeres decidieron enraizar.</w:t>
-      </w:r>
-    </w:p>
-    <w:p>
-      <w:pPr>
-        <w:jc w:val="both"/>
-        <w:rPr>
-          <w:lang w:eastAsia="es-ES"/>
-        </w:rPr>
-      </w:pPr>
-      <w:r>
-        <w:rPr>
-          <w:lang w:eastAsia="es-ES"/>
-        </w:rPr>
-        <w:t>Medina del Campo es su nombre, villa de ferias y acuerdos, donde el bullicio del mundo se reunía bajo sus techos.</w:t>
-      </w:r>
-    </w:p>
-    <w:p>
-      <w:pPr>
-        <w:jc w:val="both"/>
-        <w:rPr>
-          <w:lang w:eastAsia="es-ES"/>
-        </w:rPr>
-      </w:pPr>
-      <w:r>
-        <w:rPr>
-          <w:lang w:eastAsia="es-ES"/>
-        </w:rPr>
-        <w:t>Alzábase un noble palacio, de amplios patios y portales, donde Isabel y Fernando forjaban destinos reales.</w:t>
-      </w:r>
-    </w:p>
-    <w:p>
-      <w:pPr>
-        <w:jc w:val="both"/>
-        <w:rPr>
-          <w:lang w:eastAsia="es-ES"/>
-        </w:rPr>
-      </w:pPr>
-      <w:r>
-        <w:rPr>
-          <w:lang w:eastAsia="es-ES"/>
-        </w:rPr>
-        <w:t>Entre aquellos viejos muros, cuando el siglo agonizaba, una alianza con Portugal el reino entero esperaba.</w:t>
-      </w:r>
-    </w:p>
-    <w:p>
-      <w:pPr>
-        <w:jc w:val="both"/>
-        <w:rPr>
-          <w:lang w:eastAsia="es-ES"/>
-        </w:rPr>
-      </w:pPr>
-      <w:r>
-        <w:rPr>
-          <w:lang w:eastAsia="es-ES"/>
-        </w:rPr>
-        <w:t>Don Manuel fue el elegido, monarca de gran renombre, y la mano de la Infanta habría de unir dos nombres.</w:t>
-      </w:r>
-    </w:p>
-    <w:p>
-      <w:pPr>
-        <w:jc w:val="both"/>
-        <w:rPr>
-          <w:lang w:eastAsia="es-ES"/>
-        </w:rPr>
-      </w:pPr>
-      <w:r>
-        <w:rPr>
-          <w:lang w:eastAsia="es-ES"/>
-        </w:rPr>
         <w:t>Y fue allí donde la historia, silenciosa y solemne, comenzó a tejer los hilos que aún el tiempo no desprende.</w:t>
       </w:r>
     </w:p>
@@ -2022,7 +2204,6 @@
           <w:b/>
           <w:bCs/>
         </w:rPr>
-        <w:lastRenderedPageBreak/>
         <w:t>BENJAMÍN:</w:t>
       </w:r>
       <w:r>
@@ -2078,7 +2259,7 @@
 
 <file path=word/comments.xml><?xml version="1.0" encoding="utf-8"?>
 <w:comments xmlns:wpc="http://schemas.microsoft.com/office/word/2010/wordprocessingCanvas" xmlns:cx="http://schemas.microsoft.com/office/drawing/2014/chartex" xmlns:cx1="http://schemas.microsoft.com/office/drawing/2015/9/8/chartex" xmlns:cx2="http://schemas.microsoft.com/office/drawing/2015/10/21/chartex" xmlns:cx3="http://schemas.microsoft.com/office/drawing/2016/5/9/chartex" xmlns:cx4="http://schemas.microsoft.com/office/drawing/2016/5/10/chartex" xmlns:cx5="http://schemas.microsoft.com/office/drawing/2016/5/11/chartex" xmlns:cx6="http://schemas.microsoft.com/office/drawing/2016/5/12/chartex" xmlns:cx7="http://schemas.microsoft.com/office/drawing/2016/5/13/chartex" xmlns:cx8="http://schemas.microsoft.com/office/drawing/2016/5/14/chartex" xmlns:mc="http://schemas.openxmlformats.org/markup-compatibility/2006" xmlns:aink="http://schemas.microsoft.com/office/drawing/2016/ink" xmlns:am3d="http://schemas.microsoft.com/office/drawing/2017/model3d" xmlns:o="urn:schemas-microsoft-com:office:office" xmlns:oel="http://schemas.microsoft.com/office/2019/extlst" xmlns:r="http://schemas.openxmlformats.org/officeDocument/2006/relationships" xmlns:m="http://schemas.openxmlformats.org/officeDocument/2006/math" xmlns:v="urn:schemas-microsoft-com:vml" xmlns:wp14="http://schemas.microsoft.com/office/word/2010/wordprocessingDrawing" xmlns:wp="http://schemas.openxmlformats.org/drawingml/2006/wordprocessingDrawing" xmlns:w10="urn:schemas-microsoft-com:office:word" xmlns:w="http://schemas.openxmlformats.org/wordprocessingml/2006/main" xmlns:w14="http://schemas.microsoft.com/office/word/2010/wordml" xmlns:w15="http://schemas.microsoft.com/office/word/2012/wordml" xmlns:w16cei="http://schemas.microsoft.com/office/word/2026/wordml/cei" xmlns:w16cex="http://schemas.microsoft.com/office/word/2018/wordml/cex" xmlns:w16cid="http://schemas.microsoft.com/office/word/2016/wordml/cid" xmlns:w16="http://schemas.microsoft.com/office/word/2018/wordml" xmlns:w16du="http://schemas.microsoft.com/office/word/2023/wordml/word16du" xmlns:w16sdtdh="http://schemas.microsoft.com/office/word/2020/wordml/sdtdatahash" xmlns:w16sdtfl="http://schemas.microsoft.com/office/word/2024/wordml/sdtformatlock" xmlns:w16se="http://schemas.microsoft.com/office/word/2015/wordml/symex" xmlns:wpg="http://schemas.microsoft.com/office/word/2010/wordprocessingGroup" xmlns:wpi="http://schemas.microsoft.com/office/word/2010/wordprocessingInk" xmlns:wne="http://schemas.microsoft.com/office/word/2006/wordml" xmlns:wps="http://schemas.microsoft.com/office/word/2010/wordprocessingShape" mc:Ignorable="w14 w15 w16se w16cid w16 w16cex w16sdtdh w16sdtfl w16du wp14">
-  <w:comment w:id="1" w:author="Laura Facenda Estrella" w:date="2026-05-31T21:36:00Z" w:initials="LF">
+  <w:comment w:id="2" w:author="Laura Facenda Estrella" w:date="2026-05-31T21:36:00Z" w:initials="LF">
     <w:p>
       <w:pPr>
         <w:pStyle w:val="Textocomentario"/>
@@ -2094,7 +2275,7 @@
       </w:r>
     </w:p>
   </w:comment>
-  <w:comment w:id="2" w:author="Laura Facenda Estrella" w:date="2026-06-03T10:56:00Z" w:initials="LF">
+  <w:comment w:id="3" w:author="Laura Facenda Estrella" w:date="2026-06-03T10:56:00Z" w:initials="LF">
     <w:p>
       <w:pPr>
         <w:pStyle w:val="Textocomentario"/>
@@ -2110,7 +2291,7 @@
       </w:r>
     </w:p>
   </w:comment>
-  <w:comment w:id="3" w:author="Laura Facenda Estrella" w:date="2026-05-31T22:07:00Z" w:initials="LF">
+  <w:comment w:id="4" w:author="Laura Facenda Estrella" w:date="2026-05-31T22:07:00Z" w:initials="LF">
     <w:p>
       <w:pPr>
         <w:pStyle w:val="Textocomentario"/>
@@ -2126,7 +2307,7 @@
       </w:r>
     </w:p>
   </w:comment>
-  <w:comment w:id="4" w:author="Laura Facenda Estrella" w:date="2026-07-14T17:20:00Z" w:initials="LF">
+  <w:comment w:id="5" w:author="Laura Facenda Estrella" w:date="2026-07-14T17:20:00Z" w:initials="LF">
     <w:p>
       <w:pPr>
         <w:pStyle w:val="Textocomentario"/>
@@ -2142,7 +2323,23 @@
       </w:r>
     </w:p>
   </w:comment>
-  <w:comment w:id="5" w:author="Laura Facenda Estrella" w:date="2026-07-31T11:56:00Z" w:initials="LF">
+  <w:comment w:id="1" w:author="Laura Facenda Estrella" w:date="2026-08-08T02:26:00Z" w:initials="LF">
+    <w:p>
+      <w:pPr>
+        <w:pStyle w:val="Textocomentario"/>
+      </w:pPr>
+      <w:r>
+        <w:rPr>
+          <w:rStyle w:val="Refdecomentario"/>
+        </w:rPr>
+        <w:annotationRef/>
+      </w:r>
+      <w:r>
+        <w:t>FASE 1</w:t>
+      </w:r>
+    </w:p>
+  </w:comment>
+  <w:comment w:id="6" w:author="Laura Facenda Estrella" w:date="2026-07-31T11:56:00Z" w:initials="LF">
     <w:p>
       <w:pPr>
         <w:pStyle w:val="Textocomentario"/>
@@ -2230,7 +2427,7 @@
       </w:r>
     </w:p>
   </w:comment>
-  <w:comment w:id="6" w:author="Laura Facenda Estrella" w:date="2026-08-02T01:55:00Z" w:initials="LF">
+  <w:comment w:id="7" w:author="Laura Facenda Estrella" w:date="2026-08-02T01:55:00Z" w:initials="LF">
     <w:p>
       <w:pPr>
         <w:pStyle w:val="Textocomentario"/>
@@ -2255,6 +2452,7 @@
   <w15:commentEx w15:paraId="3176FBD9" w15:done="0"/>
   <w15:commentEx w15:paraId="3CA86EA7" w15:done="0"/>
   <w15:commentEx w15:paraId="24A9C6B3" w15:paraIdParent="3CA86EA7" w15:done="0"/>
+  <w15:commentEx w15:paraId="23A1D98E" w15:done="0"/>
   <w15:commentEx w15:paraId="20388630" w15:done="0"/>
   <w15:commentEx w15:paraId="3380AC04" w15:done="0"/>
 </w15:commentsEx>
@@ -2266,6 +2464,7 @@
   <w16cex:commentExtensible w16cex:durableId="7F55FA52" w16cex:dateUtc="2026-06-03T08:56:00Z"/>
   <w16cex:commentExtensible w16cex:durableId="706A5F40" w16cex:dateUtc="2026-05-31T20:07:00Z"/>
   <w16cex:commentExtensible w16cex:durableId="77046365" w16cex:dateUtc="2026-07-14T15:20:00Z"/>
+  <w16cex:commentExtensible w16cex:durableId="3735DD74" w16cex:dateUtc="2026-08-08T00:26:00Z"/>
   <w16cex:commentExtensible w16cex:durableId="7A9E0BE7" w16cex:dateUtc="2026-07-31T09:56:00Z"/>
   <w16cex:commentExtensible w16cex:durableId="3652119D" w16cex:dateUtc="2026-08-01T23:55:00Z"/>
 </w16cex:commentsExtensible>
@@ -2277,6 +2476,7 @@
   <w16cid:commentId w16cid:paraId="3176FBD9" w16cid:durableId="7F55FA52"/>
   <w16cid:commentId w16cid:paraId="3CA86EA7" w16cid:durableId="706A5F40"/>
   <w16cid:commentId w16cid:paraId="24A9C6B3" w16cid:durableId="77046365"/>
+  <w16cid:commentId w16cid:paraId="23A1D98E" w16cid:durableId="3735DD74"/>
   <w16cid:commentId w16cid:paraId="20388630" w16cid:durableId="7A9E0BE7"/>
   <w16cid:commentId w16cid:paraId="3380AC04" w16cid:durableId="3652119D"/>
 </w16cid:commentsIds>
@@ -3257,6 +3457,34 @@
       <w:szCs w:val="20"/>
     </w:rPr>
   </w:style>
+  <w:style w:type="paragraph" w:styleId="Asuntodelcomentario">
+    <w:name w:val="annotation subject"/>
+    <w:basedOn w:val="Textocomentario"/>
+    <w:next w:val="Textocomentario"/>
+    <w:link w:val="AsuntodelcomentarioCar"/>
+    <w:uiPriority w:val="99"/>
+    <w:semiHidden/>
+    <w:unhideWhenUsed/>
+    <w:rsid w:val="005D1375"/>
+    <w:rPr>
+      <w:b/>
+      <w:bCs/>
+    </w:rPr>
+  </w:style>
+  <w:style w:type="character" w:customStyle="1" w:styleId="AsuntodelcomentarioCar">
+    <w:name w:val="Asunto del comentario Car"/>
+    <w:basedOn w:val="TextocomentarioCar"/>
+    <w:link w:val="Asuntodelcomentario"/>
+    <w:uiPriority w:val="99"/>
+    <w:semiHidden/>
+    <w:rsid w:val="005D1375"/>
+    <w:rPr>
+      <w:b/>
+      <w:bCs/>
+      <w:sz w:val="20"/>
+      <w:szCs w:val="20"/>
+    </w:rPr>
+  </w:style>
 </w:styles>
 </file>
 

--- a/GUION.docx
+++ b/GUION.docx
@@ -1083,7 +1083,19 @@
         <w:rPr>
           <w:lang w:eastAsia="es-ES"/>
         </w:rPr>
-        <w:t xml:space="preserve"> ¡Bobo insensato! Pero cómo se te ocurre acercarte sin una mísera ofrenda. Ve a buscar algo con tal esplendor que complazca a nuestra señora infanta.</w:t>
+        <w:t xml:space="preserve"> ¡Bobo insensato! Pero cómo se te ocurre acercarte sin una mísera ofrenda. Ve a buscar algo con tal esplendor que complazca a nuestra señora </w:t>
+      </w:r>
+      <w:r>
+        <w:rPr>
+          <w:lang w:eastAsia="es-ES"/>
+        </w:rPr>
+        <w:t>la Infanta</w:t>
+      </w:r>
+      <w:r>
+        <w:rPr>
+          <w:lang w:eastAsia="es-ES"/>
+        </w:rPr>
+        <w:t>.</w:t>
       </w:r>
     </w:p>
     <w:p>
@@ -1165,7 +1177,31 @@
         <w:rPr>
           <w:lang w:eastAsia="es-ES"/>
         </w:rPr>
-        <w:t xml:space="preserve"> Querido pupilo, tendrás que hallar aquello que guste a su majestad, yo te he brindado diferentes métodos para conseguir dicha información, trata de hacerlo lo mejor posible.</w:t>
+        <w:t xml:space="preserve"> Querido pupilo, tendrás que hallar aquello que guste a su majestad, yo te he brindado diferentes métodos para conseguir dicha información</w:t>
+      </w:r>
+      <w:r>
+        <w:rPr>
+          <w:lang w:eastAsia="es-ES"/>
+        </w:rPr>
+        <w:t>.</w:t>
+      </w:r>
+      <w:r>
+        <w:rPr>
+          <w:lang w:eastAsia="es-ES"/>
+        </w:rPr>
+        <w:t xml:space="preserve"> </w:t>
+      </w:r>
+      <w:r>
+        <w:rPr>
+          <w:lang w:eastAsia="es-ES"/>
+        </w:rPr>
+        <w:t>T</w:t>
+      </w:r>
+      <w:r>
+        <w:rPr>
+          <w:lang w:eastAsia="es-ES"/>
+        </w:rPr>
+        <w:t>rata de hacerlo lo mejor posible.</w:t>
       </w:r>
     </w:p>
     <w:p>
@@ -1187,7 +1223,43 @@
         <w:rPr>
           <w:lang w:eastAsia="es-ES"/>
         </w:rPr>
-        <w:t xml:space="preserve"> ¡Joyas, sedas y otros enseres! Como puede apreciar mi mercancía es de gran variedad, mas si tu intención es complacer a una dama sin conocimiento alguno mis productos no son de mucho.</w:t>
+        <w:t xml:space="preserve"> ¡Joyas, sedas y otros enseres! Como puede apreciar mi mercancía es de gran variedad, mas si </w:t>
+      </w:r>
+      <w:r>
+        <w:rPr>
+          <w:lang w:eastAsia="es-ES"/>
+        </w:rPr>
+        <w:t>s</w:t>
+      </w:r>
+      <w:r>
+        <w:rPr>
+          <w:lang w:eastAsia="es-ES"/>
+        </w:rPr>
+        <w:t>u intención es complacer a una dama</w:t>
+      </w:r>
+      <w:r>
+        <w:rPr>
+          <w:lang w:eastAsia="es-ES"/>
+        </w:rPr>
+        <w:t>…</w:t>
+      </w:r>
+      <w:r>
+        <w:rPr>
+          <w:lang w:eastAsia="es-ES"/>
+        </w:rPr>
+        <w:t xml:space="preserve"> </w:t>
+      </w:r>
+      <w:r>
+        <w:rPr>
+          <w:lang w:eastAsia="es-ES"/>
+        </w:rPr>
+        <w:t>S</w:t>
+      </w:r>
+      <w:r>
+        <w:rPr>
+          <w:lang w:eastAsia="es-ES"/>
+        </w:rPr>
+        <w:t>in conocimiento alguno mis productos no son de mucho.</w:t>
       </w:r>
     </w:p>
     <w:p>
@@ -1209,21 +1281,13 @@
         <w:rPr>
           <w:lang w:eastAsia="es-ES"/>
         </w:rPr>
-        <w:t xml:space="preserve"> Por mucho que la Infanta sea hija de su Majestad el Rey quien muchas guerras ha batallado dudo que alguna de mis armas sea del gusto de </w:t>
-      </w:r>
-      <w:r>
-        <w:rPr>
-          <w:i/>
-          <w:iCs/>
-          <w:lang w:eastAsia="es-ES"/>
-        </w:rPr>
-        <w:t xml:space="preserve">Nossa </w:t>
-      </w:r>
-      <w:r>
-        <w:rPr>
-          <w:lang w:eastAsia="es-ES"/>
-        </w:rPr>
-        <w:t>Infanta.</w:t>
+        <w:t xml:space="preserve"> </w:t>
+      </w:r>
+      <w:r>
+        <w:rPr>
+          <w:lang w:eastAsia="es-ES"/>
+        </w:rPr>
+        <w:t>Por mucho que la Infanta sea hija de un rey que ha batallado en muchas guerras dudo que alguna de mis armas sea del gusto de Nossa Infanta.</w:t>
       </w:r>
       <w:commentRangeEnd w:id="1"/>
       <w:r>
@@ -1383,7 +1447,19 @@
         <w:rPr>
           <w:lang w:eastAsia="es-ES"/>
         </w:rPr>
-        <w:t xml:space="preserve"> Con que joyas quiere su majestad, pues joyas tendrá. Si no sabes por dónde empezar, aquí te dejo un hilo para el dichoso collar.</w:t>
+        <w:t xml:space="preserve"> Con que joyas quiere su majestad, pues joyas tendrá. Si no sabes por dónde empezar, aquí te dejo un hilo para </w:t>
+      </w:r>
+      <w:r>
+        <w:rPr>
+          <w:lang w:eastAsia="es-ES"/>
+        </w:rPr>
+        <w:t>un</w:t>
+      </w:r>
+      <w:r>
+        <w:rPr>
+          <w:lang w:eastAsia="es-ES"/>
+        </w:rPr>
+        <w:t xml:space="preserve"> dichoso collar.</w:t>
       </w:r>
     </w:p>
     <w:p>

--- a/GUION.docx
+++ b/GUION.docx
@@ -2301,10 +2301,6 @@
     <w:p>
       <w:pPr>
         <w:jc w:val="both"/>
-        <w:rPr>
-          <w:b/>
-          <w:bCs/>
-        </w:rPr>
       </w:pPr>
       <w:r>
         <w:rPr>
@@ -2313,6 +2309,169 @@
         </w:rPr>
         <w:t>ARLEQUINO</w:t>
       </w:r>
+      <w:r>
+        <w:rPr>
+          <w:b/>
+          <w:bCs/>
+        </w:rPr>
+        <w:t>:</w:t>
+      </w:r>
+      <w:r>
+        <w:t xml:space="preserve"> ¿Dónde estamos?</w:t>
+      </w:r>
+    </w:p>
+    <w:p>
+      <w:pPr>
+        <w:jc w:val="both"/>
+      </w:pPr>
+      <w:r>
+        <w:rPr>
+          <w:b/>
+          <w:bCs/>
+        </w:rPr>
+        <w:t>COLOMBINA:</w:t>
+      </w:r>
+      <w:r>
+        <w:t xml:space="preserve"> En algún lugar. Pregunta a estas gentes.</w:t>
+      </w:r>
+    </w:p>
+    <w:p>
+      <w:pPr>
+        <w:jc w:val="both"/>
+        <w:rPr>
+          <w:i/>
+          <w:iCs/>
+        </w:rPr>
+      </w:pPr>
+      <w:r>
+        <w:rPr>
+          <w:i/>
+          <w:iCs/>
+        </w:rPr>
+        <w:t>Dottore se acerca al bufón</w:t>
+      </w:r>
+    </w:p>
+    <w:p>
+      <w:pPr>
+        <w:jc w:val="both"/>
+      </w:pPr>
+      <w:r>
+        <w:rPr>
+          <w:b/>
+          <w:bCs/>
+        </w:rPr>
+        <w:t>DOTTORE:</w:t>
+      </w:r>
+      <w:r>
+        <w:rPr>
+          <w:b/>
+          <w:bCs/>
+          <w:i/>
+          <w:iCs/>
+        </w:rPr>
+        <w:t xml:space="preserve"> </w:t>
+      </w:r>
+      <w:r>
+        <w:t>¿Y dónde dices que estamos? ¿Y qué se supone que celebran?</w:t>
+      </w:r>
+    </w:p>
+    <w:p>
+      <w:pPr>
+        <w:jc w:val="both"/>
+      </w:pPr>
+      <w:r>
+        <w:rPr>
+          <w:b/>
+          <w:bCs/>
+        </w:rPr>
+        <w:t>BENJAMÍN:</w:t>
+      </w:r>
+      <w:r>
+        <w:t xml:space="preserve"> En Medina del Campo frente al Palacio Real de sus Majestades nos encontramos y respecto a la celebración… Pensé que ustedes sabrían algo, al fin y al cabo sois los que llegasteis pegando voces.</w:t>
+      </w:r>
+    </w:p>
+    <w:p>
+      <w:pPr>
+        <w:jc w:val="both"/>
+      </w:pPr>
+      <w:r>
+        <w:rPr>
+          <w:b/>
+          <w:bCs/>
+        </w:rPr>
+        <w:t>ARLEQUINO:</w:t>
+      </w:r>
+      <w:r>
+        <w:t xml:space="preserve"> ¡Benjamín! ¡Viejo pupilo! ¿Cómo has estado? ¿En qué líos te metes ahora?</w:t>
+      </w:r>
+    </w:p>
+    <w:p>
+      <w:pPr>
+        <w:jc w:val="both"/>
+      </w:pPr>
+      <w:r>
+        <w:rPr>
+          <w:b/>
+          <w:bCs/>
+        </w:rPr>
+        <w:t>BENJAMÍN:</w:t>
+      </w:r>
+      <w:r>
+        <w:t xml:space="preserve"> Mi maestro, cuánto tiempo sin verle, ya veo que ha estado muy ocupado. Pues verá, resulta que la Infanta quedó tan encandilada con el dichoso collar que sus padres me hicieron llamar a la corte para servirles.</w:t>
+      </w:r>
+    </w:p>
+    <w:p>
+      <w:pPr>
+        <w:jc w:val="both"/>
+      </w:pPr>
+      <w:r>
+        <w:rPr>
+          <w:b/>
+          <w:bCs/>
+        </w:rPr>
+        <w:t>COLOMBINA:</w:t>
+      </w:r>
+      <w:r>
+        <w:t xml:space="preserve"> ¿Y qué se supone que pasa? ¿No estarán esperando a los cómicos de Alburquerque?</w:t>
+      </w:r>
+    </w:p>
+    <w:p>
+      <w:pPr>
+        <w:jc w:val="both"/>
+      </w:pPr>
+      <w:r>
+        <w:rPr>
+          <w:b/>
+          <w:bCs/>
+        </w:rPr>
+        <w:t>BENJAMÍN:</w:t>
+      </w:r>
+      <w:r>
+        <w:t xml:space="preserve"> No sé de qué cómicos me habláis, mas lo que aquí ocurre es un sinfín de mensajeros que no hacen más que intercambiar mensajes con Córdoba y Portugal y ya no sé si hay boda, si hay entierro o si es al moro al que vamos a cristianar. </w:t>
+      </w:r>
+      <w:r>
+        <w:t>¿Y vosotros, qué hacéis aquí?</w:t>
+      </w:r>
+    </w:p>
+    <w:p>
+      <w:pPr>
+        <w:jc w:val="both"/>
+      </w:pPr>
+      <w:r>
+        <w:rPr>
+          <w:b/>
+          <w:bCs/>
+        </w:rPr>
+        <w:t>ARLEQUINO:</w:t>
+      </w:r>
+      <w:r>
+        <w:t xml:space="preserve"> Ha llegado a mis oídos, que en aqueste lugar, Medina del Campo, se están tratando ciertas capitulaciones, y que el rey portugués algo quiere obtener, mas será después de nuestra función que te ayudaremos en tu misión.</w:t>
+      </w:r>
+    </w:p>
+    <w:p>
+      <w:pPr>
+        <w:jc w:val="both"/>
+      </w:pPr>
     </w:p>
     <w:p>
       <w:pPr>

--- a/GUION.docx
+++ b/GUION.docx
@@ -2302,6 +2302,7 @@
       <w:pPr>
         <w:jc w:val="both"/>
       </w:pPr>
+      <w:commentRangeStart w:id="8"/>
       <w:r>
         <w:rPr>
           <w:b/>
@@ -2373,6 +2374,15 @@
       </w:r>
       <w:r>
         <w:t>¿Y dónde dices que estamos? ¿Y qué se supone que celebran?</w:t>
+      </w:r>
+      <w:commentRangeEnd w:id="8"/>
+      <w:r>
+        <w:rPr>
+          <w:rStyle w:val="Refdecomentario"/>
+          <w:sz w:val="24"/>
+          <w:szCs w:val="24"/>
+        </w:rPr>
+        <w:commentReference w:id="8"/>
       </w:r>
     </w:p>
     <w:p>
@@ -2678,6 +2688,22 @@
       </w:r>
     </w:p>
   </w:comment>
+  <w:comment w:id="8" w:author="Laura Facenda Estrella" w:date="2026-08-11T02:48:00Z" w:initials="LF">
+    <w:p>
+      <w:pPr>
+        <w:pStyle w:val="Textocomentario"/>
+      </w:pPr>
+      <w:r>
+        <w:rPr>
+          <w:rStyle w:val="Refdecomentario"/>
+        </w:rPr>
+        <w:annotationRef/>
+      </w:r>
+      <w:r>
+        <w:t>Posibilidad de eliminar a Dottore</w:t>
+      </w:r>
+    </w:p>
+  </w:comment>
 </w:comments>
 </file>
 
@@ -2690,6 +2716,7 @@
   <w15:commentEx w15:paraId="23A1D98E" w15:done="0"/>
   <w15:commentEx w15:paraId="20388630" w15:done="0"/>
   <w15:commentEx w15:paraId="3380AC04" w15:done="0"/>
+  <w15:commentEx w15:paraId="244A49E5" w15:done="0"/>
 </w15:commentsEx>
 </file>
 
@@ -2702,6 +2729,7 @@
   <w16cex:commentExtensible w16cex:durableId="3735DD74" w16cex:dateUtc="2026-08-08T00:26:00Z"/>
   <w16cex:commentExtensible w16cex:durableId="7A9E0BE7" w16cex:dateUtc="2026-07-31T09:56:00Z"/>
   <w16cex:commentExtensible w16cex:durableId="3652119D" w16cex:dateUtc="2026-08-01T23:55:00Z"/>
+  <w16cex:commentExtensible w16cex:durableId="64DDE148" w16cex:dateUtc="2026-08-11T00:48:00Z"/>
 </w16cex:commentsExtensible>
 </file>
 
@@ -2714,6 +2742,7 @@
   <w16cid:commentId w16cid:paraId="23A1D98E" w16cid:durableId="3735DD74"/>
   <w16cid:commentId w16cid:paraId="20388630" w16cid:durableId="7A9E0BE7"/>
   <w16cid:commentId w16cid:paraId="3380AC04" w16cid:durableId="3652119D"/>
+  <w16cid:commentId w16cid:paraId="244A49E5" w16cid:durableId="64DDE148"/>
 </w16cid:commentsIds>
 </file>
 

--- a/GUION.docx
+++ b/GUION.docx
@@ -5,12 +5,335 @@
     <w:p>
       <w:pPr>
         <w:pStyle w:val="Ttulo1"/>
-        <w:jc w:val="both"/>
-        <w:rPr>
-          <w:lang w:eastAsia="es-ES"/>
-        </w:rPr>
       </w:pPr>
       <w:bookmarkStart w:id="0" w:name="_Toc236783610"/>
+      <w:bookmarkStart w:id="1" w:name="_Toc237369343"/>
+      <w:r>
+        <w:t>Ruta del bufón</w:t>
+      </w:r>
+      <w:bookmarkEnd w:id="1"/>
+    </w:p>
+    <w:p>
+      <w:r>
+        <w:t xml:space="preserve">TUTORIAL </w:t>
+      </w:r>
+      <w:r>
+        <w:sym w:font="Wingdings" w:char="F0E0"/>
+      </w:r>
+      <w:r>
+        <w:t xml:space="preserve"> Portugal </w:t>
+      </w:r>
+      <w:r>
+        <w:sym w:font="Wingdings" w:char="F0E0"/>
+      </w:r>
+      <w:r>
+        <w:t xml:space="preserve"> Convento de Nossa Senhora do Spinheiro</w:t>
+      </w:r>
+    </w:p>
+    <w:p>
+      <w:pPr>
+        <w:pStyle w:val="Prrafodelista"/>
+        <w:numPr>
+          <w:ilvl w:val="0"/>
+          <w:numId w:val="1"/>
+        </w:numPr>
+        <w:rPr>
+          <w:b/>
+          <w:bCs/>
+        </w:rPr>
+      </w:pPr>
+      <w:r>
+        <w:rPr>
+          <w:b/>
+          <w:bCs/>
+        </w:rPr>
+        <w:t xml:space="preserve">Medina del Campo </w:t>
+      </w:r>
+      <w:r>
+        <w:rPr>
+          <w:b/>
+          <w:bCs/>
+        </w:rPr>
+        <w:sym w:font="Wingdings" w:char="F0E0"/>
+      </w:r>
+      <w:r>
+        <w:rPr>
+          <w:b/>
+          <w:bCs/>
+        </w:rPr>
+        <w:t xml:space="preserve"> Palacio Testamentario</w:t>
+      </w:r>
+    </w:p>
+    <w:p>
+      <w:pPr>
+        <w:pStyle w:val="Prrafodelista"/>
+        <w:numPr>
+          <w:ilvl w:val="0"/>
+          <w:numId w:val="1"/>
+        </w:numPr>
+      </w:pPr>
+      <w:r>
+        <w:t xml:space="preserve">Segovia </w:t>
+      </w:r>
+      <w:r>
+        <w:sym w:font="Wingdings" w:char="F0E0"/>
+      </w:r>
+      <w:r>
+        <w:t xml:space="preserve"> </w:t>
+      </w:r>
+      <w:r>
+        <w:t>Ciudad clave donde Isabel fue proclamada Reina de Castilla en la iglesia de San Miguel y en cuya Alcázar se refugió.</w:t>
+      </w:r>
+    </w:p>
+    <w:p>
+      <w:pPr>
+        <w:pStyle w:val="Prrafodelista"/>
+        <w:numPr>
+          <w:ilvl w:val="0"/>
+          <w:numId w:val="1"/>
+        </w:numPr>
+        <w:rPr>
+          <w:rFonts w:ascii="Times New Roman" w:eastAsia="Times New Roman" w:hAnsi="Times New Roman" w:cs="Times New Roman"/>
+          <w:kern w:val="0"/>
+          <w:lang w:eastAsia="es-ES"/>
+          <w14:ligatures w14:val="none"/>
+        </w:rPr>
+      </w:pPr>
+      <w:r>
+        <w:t xml:space="preserve">Ávila </w:t>
+      </w:r>
+      <w:r>
+        <w:sym w:font="Wingdings" w:char="F0E0"/>
+      </w:r>
+      <w:r>
+        <w:rPr>
+          <w:rFonts w:ascii="Times New Roman" w:eastAsia="Times New Roman" w:hAnsi="Times New Roman" w:cs="Times New Roman"/>
+          <w:kern w:val="0"/>
+          <w:lang w:eastAsia="es-ES"/>
+          <w14:ligatures w14:val="none"/>
+        </w:rPr>
+        <w:t xml:space="preserve"> </w:t>
+      </w:r>
+      <w:r>
+        <w:rPr>
+          <w:rFonts w:ascii="Arial" w:eastAsia="Times New Roman" w:hAnsi="Arial" w:cs="Arial"/>
+          <w:kern w:val="0"/>
+          <w:lang w:eastAsia="es-ES"/>
+          <w14:ligatures w14:val="none"/>
+        </w:rPr>
+        <w:t>Arévalo (Ávila): Lugar de la infancia de Isabel la Católica, donde se retiró junto a su madre, Isabel de Portugal, tras la muerte de Juan II.</w:t>
+      </w:r>
+      <w:r>
+        <w:rPr>
+          <w:rFonts w:ascii="Times New Roman" w:eastAsia="Times New Roman" w:hAnsi="Times New Roman" w:cs="Times New Roman"/>
+          <w:kern w:val="0"/>
+          <w:lang w:eastAsia="es-ES"/>
+          <w14:ligatures w14:val="none"/>
+        </w:rPr>
+        <w:t xml:space="preserve"> </w:t>
+      </w:r>
+      <w:r>
+        <w:rPr>
+          <w:rFonts w:ascii="Arial" w:eastAsia="Times New Roman" w:hAnsi="Arial" w:cs="Arial"/>
+          <w:kern w:val="0"/>
+          <w:lang w:eastAsia="es-ES"/>
+          <w14:ligatures w14:val="none"/>
+        </w:rPr>
+        <w:t>Tordesillas (Valladolid): Lugar destacado donde se firmó el famoso Tratado de Tordesillas en 1494, que dividió el Nuevo Mundo entre Castilla y Portugal.</w:t>
+      </w:r>
+      <w:r>
+        <w:rPr>
+          <w:rFonts w:ascii="Times New Roman" w:eastAsia="Times New Roman" w:hAnsi="Times New Roman" w:cs="Times New Roman"/>
+          <w:kern w:val="0"/>
+          <w:lang w:eastAsia="es-ES"/>
+          <w14:ligatures w14:val="none"/>
+        </w:rPr>
+        <w:t xml:space="preserve"> </w:t>
+      </w:r>
+      <w:r>
+        <w:rPr>
+          <w:rFonts w:ascii="Arial" w:eastAsia="Times New Roman" w:hAnsi="Arial" w:cs="Arial"/>
+          <w:kern w:val="0"/>
+          <w:lang w:eastAsia="es-ES"/>
+          <w14:ligatures w14:val="none"/>
+        </w:rPr>
+        <w:t>El Tiemblo (Ávila): Escenario de los Toros de Guisando, donde en 1468 Enrique IV reconoció a su hermana Isabel como heredera del trono de Castilla. Ciudad fuertemente unida a la monarquía, con un pasado medieval que la convirtió en lugar de seguridad.</w:t>
+      </w:r>
+    </w:p>
+    <w:p>
+      <w:pPr>
+        <w:pStyle w:val="Prrafodelista"/>
+        <w:numPr>
+          <w:ilvl w:val="0"/>
+          <w:numId w:val="1"/>
+        </w:numPr>
+        <w:rPr>
+          <w:rFonts w:ascii="Times New Roman" w:eastAsia="Times New Roman" w:hAnsi="Times New Roman" w:cs="Times New Roman"/>
+          <w:kern w:val="0"/>
+          <w:lang w:eastAsia="es-ES"/>
+          <w14:ligatures w14:val="none"/>
+        </w:rPr>
+      </w:pPr>
+      <w:r>
+        <w:rPr>
+          <w:rFonts w:ascii="Arial" w:eastAsia="Times New Roman" w:hAnsi="Arial" w:cs="Arial"/>
+          <w:kern w:val="0"/>
+          <w:lang w:eastAsia="es-ES"/>
+          <w14:ligatures w14:val="none"/>
+        </w:rPr>
+        <w:t xml:space="preserve">Toledo </w:t>
+      </w:r>
+      <w:r>
+        <w:rPr>
+          <w:rFonts w:ascii="Arial" w:eastAsia="Times New Roman" w:hAnsi="Arial" w:cs="Arial"/>
+          <w:kern w:val="0"/>
+          <w:lang w:eastAsia="es-ES"/>
+          <w14:ligatures w14:val="none"/>
+        </w:rPr>
+        <w:sym w:font="Wingdings" w:char="F0E0"/>
+      </w:r>
+      <w:r>
+        <w:rPr>
+          <w:rFonts w:ascii="Arial" w:eastAsia="Times New Roman" w:hAnsi="Arial" w:cs="Arial"/>
+          <w:kern w:val="0"/>
+          <w:lang w:eastAsia="es-ES"/>
+          <w14:ligatures w14:val="none"/>
+        </w:rPr>
+        <w:t xml:space="preserve"> Centro religioso y político. Los Reyes Católicos construyeron el monasterio de San Juan de los Reyes como mausoleo real y símbolo de su poder.</w:t>
+      </w:r>
+    </w:p>
+    <w:p>
+      <w:pPr>
+        <w:pStyle w:val="Prrafodelista"/>
+        <w:numPr>
+          <w:ilvl w:val="0"/>
+          <w:numId w:val="1"/>
+        </w:numPr>
+        <w:rPr>
+          <w:rFonts w:ascii="Times New Roman" w:eastAsia="Times New Roman" w:hAnsi="Times New Roman" w:cs="Times New Roman"/>
+          <w:kern w:val="0"/>
+          <w:lang w:eastAsia="es-ES"/>
+          <w14:ligatures w14:val="none"/>
+        </w:rPr>
+      </w:pPr>
+      <w:r>
+        <w:rPr>
+          <w:rFonts w:ascii="Arial" w:eastAsia="Times New Roman" w:hAnsi="Arial" w:cs="Arial"/>
+          <w:b/>
+          <w:bCs/>
+          <w:kern w:val="0"/>
+          <w:lang w:eastAsia="es-ES"/>
+          <w14:ligatures w14:val="none"/>
+        </w:rPr>
+        <w:t>Guadalupe</w:t>
+      </w:r>
+      <w:r>
+        <w:rPr>
+          <w:rFonts w:ascii="Arial" w:eastAsia="Times New Roman" w:hAnsi="Arial" w:cs="Arial"/>
+          <w:kern w:val="0"/>
+          <w:lang w:eastAsia="es-ES"/>
+          <w14:ligatures w14:val="none"/>
+        </w:rPr>
+        <w:t xml:space="preserve"> </w:t>
+      </w:r>
+      <w:r>
+        <w:rPr>
+          <w:rFonts w:ascii="Arial" w:eastAsia="Times New Roman" w:hAnsi="Arial" w:cs="Arial"/>
+          <w:kern w:val="0"/>
+          <w:lang w:eastAsia="es-ES"/>
+          <w14:ligatures w14:val="none"/>
+        </w:rPr>
+        <w:sym w:font="Wingdings" w:char="F0E0"/>
+      </w:r>
+      <w:r>
+        <w:rPr>
+          <w:rFonts w:ascii="Arial" w:eastAsia="Times New Roman" w:hAnsi="Arial" w:cs="Arial"/>
+          <w:kern w:val="0"/>
+          <w:lang w:eastAsia="es-ES"/>
+          <w14:ligatures w14:val="none"/>
+        </w:rPr>
+        <w:t xml:space="preserve"> </w:t>
+      </w:r>
+      <w:r>
+        <w:rPr>
+          <w:rFonts w:ascii="Arial" w:eastAsia="Times New Roman" w:hAnsi="Arial" w:cs="Arial"/>
+          <w:kern w:val="0"/>
+          <w:lang w:eastAsia="es-ES"/>
+          <w14:ligatures w14:val="none"/>
+        </w:rPr>
+        <w:t>Aunque hoy extremeña, el Real Monasterio de Santa María de Guadalupe fue un lugar de inmenso fervor religioso para los Reyes Católicos, visitado en momentos clave como la guerra de sucesión y tras el descubrimiento de América</w:t>
+      </w:r>
+    </w:p>
+    <w:p>
+      <w:pPr>
+        <w:pStyle w:val="Prrafodelista"/>
+        <w:numPr>
+          <w:ilvl w:val="0"/>
+          <w:numId w:val="1"/>
+        </w:numPr>
+        <w:rPr>
+          <w:rFonts w:ascii="Times New Roman" w:eastAsia="Times New Roman" w:hAnsi="Times New Roman" w:cs="Times New Roman"/>
+          <w:kern w:val="0"/>
+          <w:lang w:eastAsia="es-ES"/>
+          <w14:ligatures w14:val="none"/>
+        </w:rPr>
+      </w:pPr>
+      <w:r>
+        <w:rPr>
+          <w:rFonts w:ascii="Arial" w:eastAsia="Times New Roman" w:hAnsi="Arial" w:cs="Arial"/>
+          <w:b/>
+          <w:bCs/>
+          <w:kern w:val="0"/>
+          <w:lang w:eastAsia="es-ES"/>
+          <w14:ligatures w14:val="none"/>
+        </w:rPr>
+        <w:t>Valencia de Alcántara</w:t>
+      </w:r>
+      <w:r>
+        <w:rPr>
+          <w:rFonts w:ascii="Arial" w:eastAsia="Times New Roman" w:hAnsi="Arial" w:cs="Arial"/>
+          <w:kern w:val="0"/>
+          <w:lang w:eastAsia="es-ES"/>
+          <w14:ligatures w14:val="none"/>
+        </w:rPr>
+        <w:t xml:space="preserve"> </w:t>
+      </w:r>
+      <w:r>
+        <w:rPr>
+          <w:rFonts w:ascii="Arial" w:eastAsia="Times New Roman" w:hAnsi="Arial" w:cs="Arial"/>
+          <w:kern w:val="0"/>
+          <w:lang w:eastAsia="es-ES"/>
+          <w14:ligatures w14:val="none"/>
+        </w:rPr>
+        <w:sym w:font="Wingdings" w:char="F0E0"/>
+      </w:r>
+      <w:r>
+        <w:rPr>
+          <w:rFonts w:ascii="Arial" w:eastAsia="Times New Roman" w:hAnsi="Arial" w:cs="Arial"/>
+          <w:kern w:val="0"/>
+          <w:lang w:eastAsia="es-ES"/>
+          <w14:ligatures w14:val="none"/>
+        </w:rPr>
+        <w:t xml:space="preserve"> lugar del casamiento</w:t>
+      </w:r>
+    </w:p>
+    <w:p>
+      <w:pPr>
+        <w:pStyle w:val="Ttulo1"/>
+        <w:jc w:val="both"/>
+        <w:rPr>
+          <w:lang w:eastAsia="es-ES"/>
+        </w:rPr>
+      </w:pPr>
+    </w:p>
+    <w:p>
+      <w:pPr>
+        <w:pStyle w:val="Ttulo1"/>
+        <w:jc w:val="both"/>
+        <w:rPr>
+          <w:lang w:eastAsia="es-ES"/>
+        </w:rPr>
+      </w:pPr>
       <w:r>
         <w:rPr>
           <w:lang w:eastAsia="es-ES"/>
@@ -112,6 +435,7 @@
           <w:iCs/>
           <w:lang w:eastAsia="es-ES"/>
         </w:rPr>
+        <w:lastRenderedPageBreak/>
         <w:t>Fundido en negro y comienzo de la siguiente escena</w:t>
       </w:r>
     </w:p>
@@ -140,7 +464,7 @@
           <w:lang w:eastAsia="es-ES"/>
         </w:rPr>
       </w:pPr>
-      <w:commentRangeStart w:id="1"/>
+      <w:commentRangeStart w:id="2"/>
       <w:r>
         <w:rPr>
           <w:b/>
@@ -155,14 +479,14 @@
         </w:rPr>
         <w:t xml:space="preserve"> ¡Vamos mi pequeño aprendiz! ¡Utiliza </w:t>
       </w:r>
-      <w:commentRangeStart w:id="2"/>
+      <w:commentRangeStart w:id="3"/>
       <w:r>
         <w:rPr>
           <w:lang w:eastAsia="es-ES"/>
         </w:rPr>
         <w:t xml:space="preserve">W, A, S, D </w:t>
       </w:r>
-      <w:commentRangeEnd w:id="2"/>
+      <w:commentRangeEnd w:id="3"/>
       <w:r>
         <w:rPr>
           <w:rStyle w:val="Refdecomentario"/>
@@ -170,7 +494,7 @@
           <w:szCs w:val="24"/>
           <w:lang w:eastAsia="es-ES"/>
         </w:rPr>
-        <w:commentReference w:id="2"/>
+        <w:commentReference w:id="3"/>
       </w:r>
       <w:r>
         <w:rPr>
@@ -272,14 +596,14 @@
         </w:rPr>
         <w:t xml:space="preserve"> Bien muchacho, ahora tenemos que hacernos paso entre </w:t>
       </w:r>
-      <w:commentRangeStart w:id="3"/>
+      <w:commentRangeStart w:id="4"/>
       <w:r>
         <w:rPr>
           <w:lang w:eastAsia="es-ES"/>
         </w:rPr>
         <w:t xml:space="preserve">los monjes </w:t>
       </w:r>
-      <w:commentRangeEnd w:id="3"/>
+      <w:commentRangeEnd w:id="4"/>
       <w:r>
         <w:rPr>
           <w:rStyle w:val="Refdecomentario"/>
@@ -287,7 +611,7 @@
           <w:szCs w:val="24"/>
           <w:lang w:eastAsia="es-ES"/>
         </w:rPr>
-        <w:commentReference w:id="3"/>
+        <w:commentReference w:id="4"/>
       </w:r>
       <w:r>
         <w:rPr>
@@ -505,66 +829,247 @@
           <w:bCs/>
           <w:lang w:eastAsia="es-ES"/>
         </w:rPr>
+        <w:t>ALDEANO 2:</w:t>
+      </w:r>
+      <w:r>
+        <w:rPr>
+          <w:lang w:eastAsia="es-ES"/>
+        </w:rPr>
+        <w:t xml:space="preserve"> Ni yo tantas telas. Todo el mundo quiere vestir sus mejores galas.</w:t>
+      </w:r>
+    </w:p>
+    <w:p>
+      <w:pPr>
+        <w:jc w:val="both"/>
+        <w:rPr>
+          <w:lang w:eastAsia="es-ES"/>
+        </w:rPr>
+      </w:pPr>
+      <w:r>
+        <w:rPr>
+          <w:b/>
+          <w:bCs/>
+          <w:lang w:eastAsia="es-ES"/>
+        </w:rPr>
+        <w:t>ALDEANO 1:</w:t>
+      </w:r>
+      <w:r>
+        <w:rPr>
+          <w:lang w:eastAsia="es-ES"/>
+        </w:rPr>
+        <w:t xml:space="preserve"> Si esto dura una semana más me voy a volver a casa con la bolsa llena.</w:t>
+      </w:r>
+    </w:p>
+    <w:p>
+      <w:pPr>
+        <w:jc w:val="both"/>
+        <w:rPr>
+          <w:lang w:eastAsia="es-ES"/>
+        </w:rPr>
+      </w:pPr>
+      <w:r>
+        <w:rPr>
+          <w:b/>
+          <w:bCs/>
+          <w:lang w:eastAsia="es-ES"/>
+        </w:rPr>
+        <w:t>ALDEANO 2:</w:t>
+      </w:r>
+      <w:r>
+        <w:rPr>
+          <w:lang w:eastAsia="es-ES"/>
+        </w:rPr>
+        <w:t xml:space="preserve"> Aprovecha mientras puedas que cuando acabe la celebración volveremos a la normalidad.</w:t>
+      </w:r>
+    </w:p>
+    <w:p>
+      <w:pPr>
+        <w:jc w:val="both"/>
+        <w:rPr>
+          <w:i/>
+          <w:iCs/>
+          <w:lang w:eastAsia="es-ES"/>
+        </w:rPr>
+      </w:pPr>
+      <w:r>
+        <w:rPr>
+          <w:b/>
+          <w:bCs/>
+          <w:lang w:eastAsia="es-ES"/>
+        </w:rPr>
+        <w:t>ARLEQUINO:</w:t>
+      </w:r>
+      <w:r>
+        <w:rPr>
+          <w:lang w:eastAsia="es-ES"/>
+        </w:rPr>
+        <w:t xml:space="preserve"> Si te olvidas de lo que escuchaste siempre puedes ir a tus notas pulsando </w:t>
+      </w:r>
+      <w:r>
+        <w:rPr>
+          <w:i/>
+          <w:iCs/>
+          <w:lang w:eastAsia="es-ES"/>
+        </w:rPr>
+        <w:t>TAB</w:t>
+      </w:r>
+    </w:p>
+    <w:p>
+      <w:pPr>
+        <w:jc w:val="both"/>
+        <w:rPr>
+          <w:i/>
+          <w:iCs/>
+          <w:lang w:eastAsia="es-ES"/>
+        </w:rPr>
+      </w:pPr>
+      <w:r>
+        <w:rPr>
+          <w:i/>
+          <w:iCs/>
+          <w:lang w:eastAsia="es-ES"/>
+        </w:rPr>
+        <w:t xml:space="preserve">Siguen </w:t>
+      </w:r>
+      <w:r>
+        <w:rPr>
+          <w:i/>
+          <w:iCs/>
+          <w:lang w:eastAsia="es-ES"/>
+        </w:rPr>
+        <w:t>avanzando hacia el lugar de la boda hasta topar con unos soldados</w:t>
+      </w:r>
+    </w:p>
+    <w:p>
+      <w:pPr>
+        <w:jc w:val="both"/>
+        <w:rPr>
+          <w:lang w:eastAsia="es-ES"/>
+        </w:rPr>
+      </w:pPr>
+      <w:r>
+        <w:rPr>
+          <w:b/>
+          <w:bCs/>
+          <w:lang w:eastAsia="es-ES"/>
+        </w:rPr>
+        <w:t>ARLEQUINO:</w:t>
+      </w:r>
+      <w:r>
+        <w:rPr>
+          <w:lang w:eastAsia="es-ES"/>
+        </w:rPr>
+        <w:t xml:space="preserve"> Buenas tardes tengan vuesas mercedes. ¿Serían tan amables de dejarnos pasar tanto a mí como a mi joven pupilo al lugar de la celebración? Hemos sido invitados para amenizar el enlace de sus jóvenes majestades.</w:t>
+      </w:r>
+    </w:p>
+    <w:p>
+      <w:pPr>
+        <w:jc w:val="both"/>
+        <w:rPr>
+          <w:lang w:eastAsia="es-ES"/>
+        </w:rPr>
+      </w:pPr>
+      <w:r>
+        <w:rPr>
+          <w:b/>
+          <w:bCs/>
+          <w:lang w:eastAsia="es-ES"/>
+        </w:rPr>
+        <w:t>SOLDADO 1:</w:t>
+      </w:r>
+      <w:r>
+        <w:t xml:space="preserve"> </w:t>
+      </w:r>
+      <w:r>
+        <w:rPr>
+          <w:lang w:eastAsia="es-ES"/>
+        </w:rPr>
+        <w:t>Tenemos la orden de no dejar pasar a nadie, mas algo de diversión siempre viene bien. Tocad para nosotros y aquí permaneceréis.</w:t>
+      </w:r>
+    </w:p>
+    <w:p>
+      <w:pPr>
+        <w:jc w:val="both"/>
+        <w:rPr>
+          <w:lang w:eastAsia="es-ES"/>
+        </w:rPr>
+      </w:pPr>
+      <w:r>
+        <w:rPr>
+          <w:b/>
+          <w:bCs/>
+          <w:lang w:eastAsia="es-ES"/>
+        </w:rPr>
         <w:lastRenderedPageBreak/>
-        <w:t>ALDEANO 2:</w:t>
-      </w:r>
-      <w:r>
-        <w:rPr>
-          <w:lang w:eastAsia="es-ES"/>
-        </w:rPr>
-        <w:t xml:space="preserve"> Ni yo tantas telas. Todo el mundo quiere vestir sus mejores galas.</w:t>
-      </w:r>
-    </w:p>
-    <w:p>
-      <w:pPr>
-        <w:jc w:val="both"/>
-        <w:rPr>
-          <w:lang w:eastAsia="es-ES"/>
-        </w:rPr>
-      </w:pPr>
-      <w:r>
-        <w:rPr>
-          <w:b/>
-          <w:bCs/>
-          <w:lang w:eastAsia="es-ES"/>
-        </w:rPr>
-        <w:t>ALDEANO 1:</w:t>
-      </w:r>
-      <w:r>
-        <w:rPr>
-          <w:lang w:eastAsia="es-ES"/>
-        </w:rPr>
-        <w:t xml:space="preserve"> Si esto dura una semana más me voy a volver a casa con la bolsa llena.</w:t>
-      </w:r>
-    </w:p>
-    <w:p>
-      <w:pPr>
-        <w:jc w:val="both"/>
-        <w:rPr>
-          <w:lang w:eastAsia="es-ES"/>
-        </w:rPr>
-      </w:pPr>
-      <w:r>
-        <w:rPr>
-          <w:b/>
-          <w:bCs/>
-          <w:lang w:eastAsia="es-ES"/>
-        </w:rPr>
-        <w:t>ALDEANO 2:</w:t>
-      </w:r>
-      <w:r>
-        <w:rPr>
-          <w:lang w:eastAsia="es-ES"/>
-        </w:rPr>
-        <w:t xml:space="preserve"> Aprovecha mientras puedas que cuando acabe la celebración volveremos a la normalidad.</w:t>
-      </w:r>
-    </w:p>
-    <w:p>
-      <w:pPr>
-        <w:jc w:val="both"/>
-        <w:rPr>
-          <w:i/>
-          <w:iCs/>
+        <w:t xml:space="preserve">ARLEQUINO </w:t>
+      </w:r>
+      <w:r>
+        <w:rPr>
+          <w:i/>
+          <w:iCs/>
+          <w:lang w:eastAsia="es-ES"/>
+        </w:rPr>
+        <w:t xml:space="preserve">al bufón: </w:t>
+      </w:r>
+      <w:r>
+        <w:rPr>
+          <w:lang w:eastAsia="es-ES"/>
+        </w:rPr>
+        <w:t>Dicen que la música amansa a las fieras pues es la hora de demostrarlo. ¿Quieren música? Pues gracias a ella nos dejarán pasar.</w:t>
+      </w:r>
+    </w:p>
+    <w:p>
+      <w:pPr>
+        <w:jc w:val="both"/>
+        <w:rPr>
+          <w:b/>
+          <w:bCs/>
+          <w:i/>
+          <w:iCs/>
+          <w:lang w:eastAsia="es-ES"/>
+        </w:rPr>
+      </w:pPr>
+      <w:r>
+        <w:rPr>
+          <w:i/>
+          <w:iCs/>
+          <w:lang w:eastAsia="es-ES"/>
+        </w:rPr>
+        <w:t xml:space="preserve">Mensaje de pulsar 2 para </w:t>
+      </w:r>
+      <w:r>
+        <w:rPr>
+          <w:b/>
+          <w:bCs/>
+          <w:i/>
+          <w:iCs/>
+          <w:lang w:eastAsia="es-ES"/>
+        </w:rPr>
+        <w:t>ENGATUSAR</w:t>
+      </w:r>
+    </w:p>
+    <w:p>
+      <w:pPr>
+        <w:jc w:val="both"/>
+        <w:rPr>
+          <w:i/>
+          <w:iCs/>
+          <w:lang w:eastAsia="es-ES"/>
+        </w:rPr>
+      </w:pPr>
+      <w:r>
+        <w:rPr>
+          <w:i/>
+          <w:iCs/>
+          <w:lang w:eastAsia="es-ES"/>
+        </w:rPr>
+        <w:t>Los soldados se duermen y pasan a la sala donde está teniendo lugar el enlace</w:t>
+      </w:r>
+    </w:p>
+    <w:p>
+      <w:pPr>
+        <w:jc w:val="both"/>
+        <w:rPr>
           <w:lang w:eastAsia="es-ES"/>
         </w:rPr>
       </w:pPr>
@@ -580,219 +1085,102 @@
         <w:rPr>
           <w:lang w:eastAsia="es-ES"/>
         </w:rPr>
-        <w:t xml:space="preserve"> Si te olvidas de lo que escuchaste siempre puedes ir a tus notas pulsando </w:t>
-      </w:r>
-      <w:r>
-        <w:rPr>
-          <w:i/>
-          <w:iCs/>
-          <w:lang w:eastAsia="es-ES"/>
-        </w:rPr>
-        <w:t>TAB</w:t>
-      </w:r>
-    </w:p>
-    <w:p>
-      <w:pPr>
-        <w:jc w:val="both"/>
-        <w:rPr>
-          <w:i/>
-          <w:iCs/>
-          <w:lang w:eastAsia="es-ES"/>
-        </w:rPr>
-      </w:pPr>
-      <w:r>
-        <w:rPr>
-          <w:i/>
-          <w:iCs/>
-          <w:lang w:eastAsia="es-ES"/>
-        </w:rPr>
-        <w:t xml:space="preserve">Siguen </w:t>
-      </w:r>
-      <w:r>
-        <w:rPr>
-          <w:i/>
-          <w:iCs/>
-          <w:lang w:eastAsia="es-ES"/>
-        </w:rPr>
-        <w:t>avanzando hacia el lugar de la boda hasta topar con unos soldados</w:t>
-      </w:r>
-    </w:p>
-    <w:p>
-      <w:pPr>
-        <w:jc w:val="both"/>
-        <w:rPr>
-          <w:lang w:eastAsia="es-ES"/>
-        </w:rPr>
-      </w:pPr>
-      <w:r>
-        <w:rPr>
-          <w:b/>
-          <w:bCs/>
-          <w:lang w:eastAsia="es-ES"/>
-        </w:rPr>
-        <w:t>ARLEQUINO:</w:t>
-      </w:r>
-      <w:r>
-        <w:rPr>
-          <w:lang w:eastAsia="es-ES"/>
-        </w:rPr>
-        <w:t xml:space="preserve"> Buenas tardes tengan vuesas mercedes. ¿Serían tan amables de dejarnos pasar tanto a mí como a mi joven pupilo al lugar de la celebración? Hemos sido invitados para amenizar el enlace de sus jóvenes majestades.</w:t>
-      </w:r>
-    </w:p>
-    <w:p>
-      <w:pPr>
-        <w:jc w:val="both"/>
-        <w:rPr>
-          <w:lang w:eastAsia="es-ES"/>
-        </w:rPr>
-      </w:pPr>
-      <w:r>
-        <w:rPr>
-          <w:b/>
-          <w:bCs/>
-          <w:lang w:eastAsia="es-ES"/>
-        </w:rPr>
-        <w:t>SOLDADO 1:</w:t>
-      </w:r>
-      <w:r>
+        <w:t xml:space="preserve"> Mira Benjamín, allí al </w:t>
+      </w:r>
+      <w:r>
+        <w:rPr>
+          <w:lang w:eastAsia="es-ES"/>
+        </w:rPr>
+        <w:t>fondo</w:t>
+      </w:r>
+      <w:r>
+        <w:rPr>
+          <w:lang w:eastAsia="es-ES"/>
+        </w:rPr>
+        <w:t xml:space="preserve"> de la </w:t>
+      </w:r>
+      <w:r>
+        <w:rPr>
+          <w:lang w:eastAsia="es-ES"/>
+        </w:rPr>
+        <w:t>plaza</w:t>
+      </w:r>
+      <w:r>
+        <w:rPr>
+          <w:lang w:eastAsia="es-ES"/>
+        </w:rPr>
+        <w:t xml:space="preserve"> se encuentra nuestra princesa la Infanta, tan bella como su madre, pero mucho más jovial. Acércate joven para presentar tus respetos a la joven pareja, </w:t>
+      </w:r>
+      <w:r>
+        <w:rPr>
+          <w:strike/>
+          <w:lang w:eastAsia="es-ES"/>
+        </w:rPr>
+        <w:t>mas no se te olvide todo lo ya aprendido</w:t>
+      </w:r>
+      <w:r>
+        <w:rPr>
+          <w:lang w:eastAsia="es-ES"/>
+        </w:rPr>
+        <w:t>.</w:t>
+      </w:r>
+    </w:p>
+    <w:p>
+      <w:pPr>
+        <w:jc w:val="both"/>
+        <w:rPr>
+          <w:lang w:eastAsia="es-ES"/>
+        </w:rPr>
+      </w:pPr>
+    </w:p>
+    <w:p>
+      <w:pPr>
+        <w:jc w:val="both"/>
+        <w:rPr>
+          <w:lang w:eastAsia="es-ES"/>
+        </w:rPr>
+      </w:pPr>
+      <w:r>
+        <w:rPr>
+          <w:b/>
+          <w:bCs/>
+          <w:lang w:eastAsia="es-ES"/>
+        </w:rPr>
+        <w:t>BENJAMÍN:</w:t>
+      </w:r>
+      <w:r>
+        <w:rPr>
+          <w:lang w:eastAsia="es-ES"/>
+        </w:rPr>
+        <w:t xml:space="preserve"> A sus pies mis señores, es un honor para mí poder presenciar tan magnánimo acontecimiento.</w:t>
+      </w:r>
+    </w:p>
+    <w:p>
+      <w:pPr>
+        <w:jc w:val="both"/>
+        <w:rPr>
+          <w:lang w:eastAsia="es-ES"/>
+        </w:rPr>
+      </w:pPr>
+      <w:r>
+        <w:rPr>
+          <w:b/>
+          <w:bCs/>
+          <w:lang w:eastAsia="es-ES"/>
+        </w:rPr>
+        <w:t>ISABEL:</w:t>
+      </w:r>
+      <w:r>
+        <w:rPr>
+          <w:lang w:eastAsia="es-ES"/>
+        </w:rPr>
         <w:t xml:space="preserve"> </w:t>
       </w:r>
       <w:r>
         <w:rPr>
           <w:lang w:eastAsia="es-ES"/>
         </w:rPr>
-        <w:t>Tenemos la orden de no dejar pasar a nadie, mas algo de diversión siempre viene bien. Tocad para nosotros y aquí permaneceréis.</w:t>
-      </w:r>
-    </w:p>
-    <w:p>
-      <w:pPr>
-        <w:jc w:val="both"/>
-        <w:rPr>
-          <w:lang w:eastAsia="es-ES"/>
-        </w:rPr>
-      </w:pPr>
-      <w:r>
-        <w:rPr>
-          <w:b/>
-          <w:bCs/>
-          <w:lang w:eastAsia="es-ES"/>
-        </w:rPr>
-        <w:t xml:space="preserve">ARLEQUINO </w:t>
-      </w:r>
-      <w:r>
-        <w:rPr>
-          <w:i/>
-          <w:iCs/>
-          <w:lang w:eastAsia="es-ES"/>
-        </w:rPr>
-        <w:t xml:space="preserve">al bufón: </w:t>
-      </w:r>
-      <w:r>
-        <w:rPr>
-          <w:lang w:eastAsia="es-ES"/>
-        </w:rPr>
-        <w:t>Dicen que la música amansa a las fieras pues es la hora de demostrarlo. ¿Quieren música? Pues gracias a ella nos dejarán pasar.</w:t>
-      </w:r>
-    </w:p>
-    <w:p>
-      <w:pPr>
-        <w:jc w:val="both"/>
-        <w:rPr>
-          <w:b/>
-          <w:bCs/>
-          <w:i/>
-          <w:iCs/>
-          <w:lang w:eastAsia="es-ES"/>
-        </w:rPr>
-      </w:pPr>
-      <w:r>
-        <w:rPr>
-          <w:i/>
-          <w:iCs/>
-          <w:lang w:eastAsia="es-ES"/>
-        </w:rPr>
-        <w:t xml:space="preserve">Mensaje de pulsar 2 para </w:t>
-      </w:r>
-      <w:r>
-        <w:rPr>
-          <w:b/>
-          <w:bCs/>
-          <w:i/>
-          <w:iCs/>
-          <w:lang w:eastAsia="es-ES"/>
-        </w:rPr>
-        <w:t>ENGATUSAR</w:t>
-      </w:r>
-    </w:p>
-    <w:p>
-      <w:pPr>
-        <w:jc w:val="both"/>
-        <w:rPr>
-          <w:i/>
-          <w:iCs/>
-          <w:lang w:eastAsia="es-ES"/>
-        </w:rPr>
-      </w:pPr>
-      <w:r>
-        <w:rPr>
-          <w:i/>
-          <w:iCs/>
-          <w:lang w:eastAsia="es-ES"/>
-        </w:rPr>
-        <w:t>Los soldados se duermen y pasan a la sala donde está teniendo lugar el enlace</w:t>
-      </w:r>
-    </w:p>
-    <w:p>
-      <w:pPr>
-        <w:jc w:val="both"/>
-        <w:rPr>
-          <w:lang w:eastAsia="es-ES"/>
-        </w:rPr>
-      </w:pPr>
-      <w:r>
-        <w:rPr>
-          <w:b/>
-          <w:bCs/>
-          <w:lang w:eastAsia="es-ES"/>
-        </w:rPr>
-        <w:t>ARLEQUINO:</w:t>
-      </w:r>
-      <w:r>
-        <w:rPr>
-          <w:lang w:eastAsia="es-ES"/>
-        </w:rPr>
-        <w:t xml:space="preserve"> Mira Benjamín, allí al </w:t>
-      </w:r>
-      <w:r>
-        <w:rPr>
-          <w:lang w:eastAsia="es-ES"/>
-        </w:rPr>
-        <w:t>fondo</w:t>
-      </w:r>
-      <w:r>
-        <w:rPr>
-          <w:lang w:eastAsia="es-ES"/>
-        </w:rPr>
-        <w:t xml:space="preserve"> de la </w:t>
-      </w:r>
-      <w:r>
-        <w:rPr>
-          <w:lang w:eastAsia="es-ES"/>
-        </w:rPr>
-        <w:t>plaza</w:t>
-      </w:r>
-      <w:r>
-        <w:rPr>
-          <w:lang w:eastAsia="es-ES"/>
-        </w:rPr>
-        <w:t xml:space="preserve"> se encuentra nuestra princesa la Infanta, tan bella como su madre, pero mucho más jovial. Acércate joven para presentar tus respetos a la joven pareja, </w:t>
-      </w:r>
-      <w:r>
-        <w:rPr>
-          <w:strike/>
-          <w:lang w:eastAsia="es-ES"/>
-        </w:rPr>
-        <w:t>mas no se te olvide todo lo ya aprendido</w:t>
+        <w:t>Levántate joven Bufón y deje sus presentes en aquella mesa de allá</w:t>
       </w:r>
       <w:r>
         <w:rPr>
@@ -808,14 +1196,6 @@
           <w:lang w:eastAsia="es-ES"/>
         </w:rPr>
       </w:pPr>
-    </w:p>
-    <w:p>
-      <w:pPr>
-        <w:jc w:val="both"/>
-        <w:rPr>
-          <w:lang w:eastAsia="es-ES"/>
-        </w:rPr>
-      </w:pPr>
       <w:r>
         <w:rPr>
           <w:b/>
@@ -828,7 +1208,19 @@
         <w:rPr>
           <w:lang w:eastAsia="es-ES"/>
         </w:rPr>
-        <w:t xml:space="preserve"> A sus pies mis señores, es un honor para mí poder presenciar tan magnánimo acontecimiento.</w:t>
+        <w:t xml:space="preserve"> </w:t>
+      </w:r>
+      <w:r>
+        <w:rPr>
+          <w:lang w:eastAsia="es-ES"/>
+        </w:rPr>
+        <w:t>Pero, ¿cómo que mis presentes? Si no tengo cosa alguna que mis encantos</w:t>
+      </w:r>
+      <w:r>
+        <w:rPr>
+          <w:lang w:eastAsia="es-ES"/>
+        </w:rPr>
+        <w:t>.</w:t>
       </w:r>
     </w:p>
     <w:p>
@@ -856,7 +1248,7 @@
         <w:rPr>
           <w:lang w:eastAsia="es-ES"/>
         </w:rPr>
-        <w:t>Levántate joven Bufón y deje sus presentes en aquella mesa de allá</w:t>
+        <w:t>¡¿Osas presentarte ante los monarcas de dos reinos con las manos vacías?! Si esto no cambia al final de la celebración atente a las consecuencias</w:t>
       </w:r>
       <w:r>
         <w:rPr>
@@ -869,74 +1261,6 @@
       <w:pPr>
         <w:jc w:val="both"/>
         <w:rPr>
-          <w:lang w:eastAsia="es-ES"/>
-        </w:rPr>
-      </w:pPr>
-      <w:r>
-        <w:rPr>
-          <w:b/>
-          <w:bCs/>
-          <w:lang w:eastAsia="es-ES"/>
-        </w:rPr>
-        <w:t>BENJAMÍN:</w:t>
-      </w:r>
-      <w:r>
-        <w:rPr>
-          <w:lang w:eastAsia="es-ES"/>
-        </w:rPr>
-        <w:t xml:space="preserve"> </w:t>
-      </w:r>
-      <w:r>
-        <w:rPr>
-          <w:lang w:eastAsia="es-ES"/>
-        </w:rPr>
-        <w:t>Pero, ¿cómo que mis presentes? Si no tengo cosa alguna que mis encantos</w:t>
-      </w:r>
-      <w:r>
-        <w:rPr>
-          <w:lang w:eastAsia="es-ES"/>
-        </w:rPr>
-        <w:t>.</w:t>
-      </w:r>
-    </w:p>
-    <w:p>
-      <w:pPr>
-        <w:jc w:val="both"/>
-        <w:rPr>
-          <w:lang w:eastAsia="es-ES"/>
-        </w:rPr>
-      </w:pPr>
-      <w:r>
-        <w:rPr>
-          <w:b/>
-          <w:bCs/>
-          <w:lang w:eastAsia="es-ES"/>
-        </w:rPr>
-        <w:t>ISABEL:</w:t>
-      </w:r>
-      <w:r>
-        <w:rPr>
-          <w:lang w:eastAsia="es-ES"/>
-        </w:rPr>
-        <w:t xml:space="preserve"> </w:t>
-      </w:r>
-      <w:r>
-        <w:rPr>
-          <w:lang w:eastAsia="es-ES"/>
-        </w:rPr>
-        <w:t>¡¿Osas presentarte ante los monarcas de dos reinos con las manos vacías?! Si esto no cambia al final de la celebración atente a las consecuencias</w:t>
-      </w:r>
-      <w:r>
-        <w:rPr>
-          <w:lang w:eastAsia="es-ES"/>
-        </w:rPr>
-        <w:t>.</w:t>
-      </w:r>
-    </w:p>
-    <w:p>
-      <w:pPr>
-        <w:jc w:val="both"/>
-        <w:rPr>
           <w:i/>
           <w:iCs/>
           <w:lang w:eastAsia="es-ES"/>
@@ -966,8 +1290,8 @@
         </w:rPr>
         <w:t xml:space="preserve"> primera interacción con la Infanta quien le dice que como osa presentarse con las manos vacías y que tiene que volver con un regalo digno de una princesa. El jugador mediante el espionaje y engatusar a los npcs tendrá que encontrar dicho regalo, que acabará siendo un collar de perlas, teniendo que encontrar la información, los materiales y </w:t>
       </w:r>
-      <w:commentRangeStart w:id="4"/>
       <w:commentRangeStart w:id="5"/>
+      <w:commentRangeStart w:id="6"/>
       <w:r>
         <w:rPr>
           <w:i/>
@@ -976,7 +1300,7 @@
         </w:rPr>
         <w:t xml:space="preserve">montarlo </w:t>
       </w:r>
-      <w:commentRangeEnd w:id="4"/>
+      <w:commentRangeEnd w:id="5"/>
       <w:r>
         <w:rPr>
           <w:rStyle w:val="Refdecomentario"/>
@@ -986,9 +1310,9 @@
           <w:szCs w:val="24"/>
           <w:lang w:eastAsia="es-ES"/>
         </w:rPr>
-        <w:commentReference w:id="4"/>
-      </w:r>
-      <w:commentRangeEnd w:id="5"/>
+        <w:commentReference w:id="5"/>
+      </w:r>
+      <w:commentRangeEnd w:id="6"/>
       <w:r>
         <w:rPr>
           <w:rStyle w:val="Refdecomentario"/>
@@ -998,7 +1322,7 @@
           <w:szCs w:val="24"/>
           <w:lang w:eastAsia="es-ES"/>
         </w:rPr>
-        <w:commentReference w:id="5"/>
+        <w:commentReference w:id="6"/>
       </w:r>
     </w:p>
     <w:p>
@@ -1017,6 +1341,144 @@
           <w:lang w:eastAsia="es-ES"/>
         </w:rPr>
         <w:t>Una vez habla con la Infanta, se acerca Arlequino</w:t>
+      </w:r>
+    </w:p>
+    <w:p>
+      <w:pPr>
+        <w:jc w:val="both"/>
+        <w:rPr>
+          <w:lang w:eastAsia="es-ES"/>
+        </w:rPr>
+      </w:pPr>
+      <w:r>
+        <w:rPr>
+          <w:b/>
+          <w:bCs/>
+          <w:lang w:eastAsia="es-ES"/>
+        </w:rPr>
+        <w:t>ARLEQUINO:</w:t>
+      </w:r>
+      <w:r>
+        <w:rPr>
+          <w:lang w:eastAsia="es-ES"/>
+        </w:rPr>
+        <w:t xml:space="preserve"> ¿Qué tal fue con sus majestades?</w:t>
+      </w:r>
+    </w:p>
+    <w:p>
+      <w:pPr>
+        <w:jc w:val="both"/>
+        <w:rPr>
+          <w:lang w:eastAsia="es-ES"/>
+        </w:rPr>
+      </w:pPr>
+      <w:r>
+        <w:rPr>
+          <w:b/>
+          <w:bCs/>
+          <w:lang w:eastAsia="es-ES"/>
+        </w:rPr>
+        <w:t>BENJAMÍN:</w:t>
+      </w:r>
+      <w:r>
+        <w:rPr>
+          <w:lang w:eastAsia="es-ES"/>
+        </w:rPr>
+        <w:t xml:space="preserve"> Horrible mi querido mentor, al igual que su madre, la princesa tiene un gran carácter y la de presentarme con las manos vacías no es algo que le haya agradado.</w:t>
+      </w:r>
+    </w:p>
+    <w:p>
+      <w:pPr>
+        <w:jc w:val="both"/>
+        <w:rPr>
+          <w:lang w:eastAsia="es-ES"/>
+        </w:rPr>
+      </w:pPr>
+      <w:r>
+        <w:rPr>
+          <w:b/>
+          <w:bCs/>
+          <w:lang w:eastAsia="es-ES"/>
+        </w:rPr>
+        <w:t>ARLEQUINO:</w:t>
+      </w:r>
+      <w:r>
+        <w:rPr>
+          <w:lang w:eastAsia="es-ES"/>
+        </w:rPr>
+        <w:t xml:space="preserve"> ¡Bobo insensato! Pero cómo se te ocurre acercarte sin una mísera ofrenda. Ve a buscar algo con tal esplendor que complazca a nuestra señora </w:t>
+      </w:r>
+      <w:r>
+        <w:rPr>
+          <w:lang w:eastAsia="es-ES"/>
+        </w:rPr>
+        <w:t>la Infanta</w:t>
+      </w:r>
+      <w:r>
+        <w:rPr>
+          <w:lang w:eastAsia="es-ES"/>
+        </w:rPr>
+        <w:t>.</w:t>
+      </w:r>
+    </w:p>
+    <w:p>
+      <w:pPr>
+        <w:jc w:val="both"/>
+        <w:rPr>
+          <w:lang w:eastAsia="es-ES"/>
+        </w:rPr>
+      </w:pPr>
+    </w:p>
+    <w:p>
+      <w:pPr>
+        <w:jc w:val="both"/>
+        <w:rPr>
+          <w:i/>
+          <w:iCs/>
+          <w:lang w:eastAsia="es-ES"/>
+        </w:rPr>
+      </w:pPr>
+      <w:r>
+        <w:rPr>
+          <w:i/>
+          <w:iCs/>
+          <w:lang w:eastAsia="es-ES"/>
+        </w:rPr>
+        <w:t>Aquí habría diferentes diálogos en función del momento en el que se encuentra el jugador</w:t>
+      </w:r>
+    </w:p>
+    <w:p>
+      <w:pPr>
+        <w:jc w:val="both"/>
+        <w:rPr>
+          <w:i/>
+          <w:iCs/>
+          <w:lang w:eastAsia="es-ES"/>
+        </w:rPr>
+      </w:pPr>
+      <w:r>
+        <w:rPr>
+          <w:i/>
+          <w:iCs/>
+          <w:lang w:eastAsia="es-ES"/>
+        </w:rPr>
+        <w:t xml:space="preserve">MOMENTO 1 </w:t>
+      </w:r>
+      <w:r>
+        <w:rPr>
+          <w:i/>
+          <w:iCs/>
+          <w:lang w:eastAsia="es-ES"/>
+        </w:rPr>
+        <w:sym w:font="Wingdings" w:char="F0E0"/>
+      </w:r>
+      <w:r>
+        <w:rPr>
+          <w:i/>
+          <w:iCs/>
+          <w:lang w:eastAsia="es-ES"/>
+        </w:rPr>
+        <w:t xml:space="preserve"> antes de desbloquear la fase 2</w:t>
       </w:r>
     </w:p>
     <w:p>
@@ -1039,57 +1501,7 @@
         <w:rPr>
           <w:lang w:eastAsia="es-ES"/>
         </w:rPr>
-        <w:t xml:space="preserve"> ¿Qué tal fue con sus majestades?</w:t>
-      </w:r>
-    </w:p>
-    <w:p>
-      <w:pPr>
-        <w:jc w:val="both"/>
-        <w:rPr>
-          <w:lang w:eastAsia="es-ES"/>
-        </w:rPr>
-      </w:pPr>
-      <w:r>
-        <w:rPr>
-          <w:b/>
-          <w:bCs/>
-          <w:lang w:eastAsia="es-ES"/>
-        </w:rPr>
-        <w:t>BENJAMÍN:</w:t>
-      </w:r>
-      <w:r>
-        <w:rPr>
-          <w:lang w:eastAsia="es-ES"/>
-        </w:rPr>
-        <w:t xml:space="preserve"> Horrible mi querido mentor, al igual que su madre, la princesa tiene un gran carácter y la de presentarme con las manos vacías no es algo que le haya agradado.</w:t>
-      </w:r>
-    </w:p>
-    <w:p>
-      <w:pPr>
-        <w:jc w:val="both"/>
-        <w:rPr>
-          <w:lang w:eastAsia="es-ES"/>
-        </w:rPr>
-      </w:pPr>
-      <w:r>
-        <w:rPr>
-          <w:b/>
-          <w:bCs/>
-          <w:lang w:eastAsia="es-ES"/>
-        </w:rPr>
-        <w:t>ARLEQUINO:</w:t>
-      </w:r>
-      <w:r>
-        <w:rPr>
-          <w:lang w:eastAsia="es-ES"/>
-        </w:rPr>
-        <w:t xml:space="preserve"> ¡Bobo insensato! Pero cómo se te ocurre acercarte sin una mísera ofrenda. Ve a buscar algo con tal esplendor que complazca a nuestra señora </w:t>
-      </w:r>
-      <w:r>
-        <w:rPr>
-          <w:lang w:eastAsia="es-ES"/>
-        </w:rPr>
-        <w:t>la Infanta</w:t>
+        <w:t xml:space="preserve"> Querido pupilo, tendrás que hallar aquello que guste a su majestad, yo te he brindado diferentes métodos para conseguir dicha información</w:t>
       </w:r>
       <w:r>
         <w:rPr>
@@ -1097,94 +1509,6 @@
         </w:rPr>
         <w:t>.</w:t>
       </w:r>
-    </w:p>
-    <w:p>
-      <w:pPr>
-        <w:jc w:val="both"/>
-        <w:rPr>
-          <w:lang w:eastAsia="es-ES"/>
-        </w:rPr>
-      </w:pPr>
-    </w:p>
-    <w:p>
-      <w:pPr>
-        <w:jc w:val="both"/>
-        <w:rPr>
-          <w:i/>
-          <w:iCs/>
-          <w:lang w:eastAsia="es-ES"/>
-        </w:rPr>
-      </w:pPr>
-      <w:r>
-        <w:rPr>
-          <w:i/>
-          <w:iCs/>
-          <w:lang w:eastAsia="es-ES"/>
-        </w:rPr>
-        <w:t>Aquí habría diferentes diálogos en función del momento en el que se encuentra el jugador</w:t>
-      </w:r>
-    </w:p>
-    <w:p>
-      <w:pPr>
-        <w:jc w:val="both"/>
-        <w:rPr>
-          <w:i/>
-          <w:iCs/>
-          <w:lang w:eastAsia="es-ES"/>
-        </w:rPr>
-      </w:pPr>
-      <w:r>
-        <w:rPr>
-          <w:i/>
-          <w:iCs/>
-          <w:lang w:eastAsia="es-ES"/>
-        </w:rPr>
-        <w:t xml:space="preserve">MOMENTO 1 </w:t>
-      </w:r>
-      <w:r>
-        <w:rPr>
-          <w:i/>
-          <w:iCs/>
-          <w:lang w:eastAsia="es-ES"/>
-        </w:rPr>
-        <w:sym w:font="Wingdings" w:char="F0E0"/>
-      </w:r>
-      <w:r>
-        <w:rPr>
-          <w:i/>
-          <w:iCs/>
-          <w:lang w:eastAsia="es-ES"/>
-        </w:rPr>
-        <w:t xml:space="preserve"> antes de desbloquear la fase 2</w:t>
-      </w:r>
-    </w:p>
-    <w:p>
-      <w:pPr>
-        <w:jc w:val="both"/>
-        <w:rPr>
-          <w:lang w:eastAsia="es-ES"/>
-        </w:rPr>
-      </w:pPr>
-      <w:r>
-        <w:rPr>
-          <w:b/>
-          <w:bCs/>
-          <w:lang w:eastAsia="es-ES"/>
-        </w:rPr>
-        <w:t>ARLEQUINO:</w:t>
-      </w:r>
-      <w:r>
-        <w:rPr>
-          <w:lang w:eastAsia="es-ES"/>
-        </w:rPr>
-        <w:t xml:space="preserve"> Querido pupilo, tendrás que hallar aquello que guste a su majestad, yo te he brindado diferentes métodos para conseguir dicha información</w:t>
-      </w:r>
-      <w:r>
-        <w:rPr>
-          <w:lang w:eastAsia="es-ES"/>
-        </w:rPr>
-        <w:t>.</w:t>
-      </w:r>
       <w:r>
         <w:rPr>
           <w:lang w:eastAsia="es-ES"/>
@@ -1289,7 +1613,7 @@
         </w:rPr>
         <w:t>Por mucho que la Infanta sea hija de un rey que ha batallado en muchas guerras dudo que alguna de mis armas sea del gusto de Nossa Infanta.</w:t>
       </w:r>
-      <w:commentRangeEnd w:id="1"/>
+      <w:commentRangeEnd w:id="2"/>
       <w:r>
         <w:rPr>
           <w:rStyle w:val="Refdecomentario"/>
@@ -1297,7 +1621,7 @@
           <w:szCs w:val="24"/>
           <w:lang w:eastAsia="es-ES"/>
         </w:rPr>
-        <w:commentReference w:id="1"/>
+        <w:commentReference w:id="2"/>
       </w:r>
     </w:p>
     <w:p>
@@ -1475,7 +1799,6 @@
           <w:bCs/>
           <w:lang w:eastAsia="es-ES"/>
         </w:rPr>
-        <w:lastRenderedPageBreak/>
         <w:t>MERCADER:</w:t>
       </w:r>
       <w:r>
@@ -1534,7 +1857,7 @@
         </w:rPr>
         <w:t xml:space="preserve">En este momento los monjes desbloquean conversación/interacción, son 4 y cada uno dará algo de información acerca de la creación de la </w:t>
       </w:r>
-      <w:commentRangeStart w:id="6"/>
+      <w:commentRangeStart w:id="7"/>
       <w:r>
         <w:rPr>
           <w:i/>
@@ -1543,7 +1866,7 @@
         </w:rPr>
         <w:t>ginja portuguesa</w:t>
       </w:r>
-      <w:commentRangeEnd w:id="6"/>
+      <w:commentRangeEnd w:id="7"/>
       <w:r>
         <w:rPr>
           <w:rStyle w:val="Refdecomentario"/>
@@ -1553,7 +1876,7 @@
           <w:szCs w:val="24"/>
           <w:lang w:eastAsia="es-ES"/>
         </w:rPr>
-        <w:commentReference w:id="6"/>
+        <w:commentReference w:id="7"/>
       </w:r>
     </w:p>
     <w:p>
@@ -1591,6 +1914,7 @@
           <w:bCs/>
           <w:lang w:eastAsia="es-ES"/>
         </w:rPr>
+        <w:lastRenderedPageBreak/>
         <w:t>MONJE 2:</w:t>
       </w:r>
       <w:r>
@@ -1653,7 +1977,7 @@
           <w:lang w:eastAsia="es-ES"/>
         </w:rPr>
       </w:pPr>
-      <w:commentRangeStart w:id="7"/>
+      <w:commentRangeStart w:id="8"/>
       <w:r>
         <w:rPr>
           <w:i/>
@@ -1904,7 +2228,6 @@
           <w:bCs/>
           <w:lang w:eastAsia="es-ES"/>
         </w:rPr>
-        <w:lastRenderedPageBreak/>
         <w:t xml:space="preserve">Herrero: </w:t>
       </w:r>
       <w:r>
@@ -1913,7 +2236,7 @@
         </w:rPr>
         <w:t>Creo que ya tengo todo lo que necesito para poder replicar su mayor secreto, mientras tú andabas por ahí te hice el enganche, toma.</w:t>
       </w:r>
-      <w:commentRangeEnd w:id="7"/>
+      <w:commentRangeEnd w:id="8"/>
       <w:r>
         <w:rPr>
           <w:rStyle w:val="Refdecomentario"/>
@@ -1921,7 +2244,7 @@
           <w:szCs w:val="24"/>
           <w:lang w:eastAsia="es-ES"/>
         </w:rPr>
-        <w:commentReference w:id="7"/>
+        <w:commentReference w:id="8"/>
       </w:r>
     </w:p>
     <w:p>
@@ -2047,6 +2370,7 @@
           <w:bCs/>
           <w:lang w:eastAsia="es-ES"/>
         </w:rPr>
+        <w:lastRenderedPageBreak/>
         <w:t xml:space="preserve">MERCADER: </w:t>
       </w:r>
       <w:r>
@@ -2211,125 +2535,125 @@
         <w:rPr>
           <w:lang w:eastAsia="es-ES"/>
         </w:rPr>
+        <w:t>Y fue allí donde la historia, silenciosa y solemne, comenzó a tejer los hilos que aún el tiempo no desprende.</w:t>
+      </w:r>
+    </w:p>
+    <w:p>
+      <w:pPr>
+        <w:jc w:val="both"/>
+        <w:rPr>
+          <w:b/>
+          <w:bCs/>
+        </w:rPr>
+      </w:pPr>
+    </w:p>
+    <w:p>
+      <w:pPr>
+        <w:jc w:val="both"/>
+        <w:rPr>
+          <w:i/>
+          <w:iCs/>
+        </w:rPr>
+      </w:pPr>
+      <w:r>
+        <w:rPr>
+          <w:i/>
+          <w:iCs/>
+        </w:rPr>
+        <w:t>PLAZA MAYOR</w:t>
+      </w:r>
+    </w:p>
+    <w:p>
+      <w:pPr>
+        <w:jc w:val="both"/>
+      </w:pPr>
+      <w:r>
+        <w:rPr>
+          <w:b/>
+          <w:bCs/>
+        </w:rPr>
+        <w:t>BENJAMÍN</w:t>
+      </w:r>
+      <w:r>
+        <w:t>: Se oyen campanas y no auguran un entierro, parece que algo gordo se acerca y todo el pueblo se viste para la ocasión.</w:t>
+      </w:r>
+    </w:p>
+    <w:p>
+      <w:pPr>
+        <w:jc w:val="both"/>
+        <w:rPr>
+          <w:i/>
+          <w:iCs/>
+        </w:rPr>
+      </w:pPr>
+      <w:r>
+        <w:rPr>
+          <w:i/>
+          <w:iCs/>
+        </w:rPr>
+        <w:t>Grupos de gente especulando qué está pasando</w:t>
+      </w:r>
+    </w:p>
+    <w:p>
+      <w:pPr>
+        <w:jc w:val="both"/>
+      </w:pPr>
+      <w:r>
+        <w:rPr>
+          <w:b/>
+          <w:bCs/>
+        </w:rPr>
+        <w:t>BENJAMÍN:</w:t>
+      </w:r>
+      <w:r>
+        <w:t xml:space="preserve"> Pues dicen las malas lenguas que se acerca un casamiento mas no creo que sea eso al ver de la Infanta el sufrimiento. Otros dicen que prefiestas, por ver al moro caer, no estoy tan seguro de eso más quiero yo creer.</w:t>
+      </w:r>
+    </w:p>
+    <w:p>
+      <w:pPr>
+        <w:jc w:val="both"/>
+      </w:pPr>
+      <w:r>
+        <w:rPr>
+          <w:i/>
+          <w:iCs/>
+        </w:rPr>
+        <w:t>Aparición de los cómicos</w:t>
+      </w:r>
+    </w:p>
+    <w:p>
+      <w:pPr>
+        <w:jc w:val="both"/>
+      </w:pPr>
+      <w:commentRangeStart w:id="9"/>
+      <w:r>
+        <w:rPr>
+          <w:b/>
+          <w:bCs/>
+        </w:rPr>
+        <w:t>ARLEQUINO</w:t>
+      </w:r>
+      <w:r>
+        <w:rPr>
+          <w:b/>
+          <w:bCs/>
+        </w:rPr>
+        <w:t>:</w:t>
+      </w:r>
+      <w:r>
+        <w:t xml:space="preserve"> ¿Dónde estamos?</w:t>
+      </w:r>
+    </w:p>
+    <w:p>
+      <w:pPr>
+        <w:jc w:val="both"/>
+      </w:pPr>
+      <w:r>
+        <w:rPr>
+          <w:b/>
+          <w:bCs/>
+        </w:rPr>
         <w:lastRenderedPageBreak/>
-        <w:t>Y fue allí donde la historia, silenciosa y solemne, comenzó a tejer los hilos que aún el tiempo no desprende.</w:t>
-      </w:r>
-    </w:p>
-    <w:p>
-      <w:pPr>
-        <w:jc w:val="both"/>
-        <w:rPr>
-          <w:b/>
-          <w:bCs/>
-        </w:rPr>
-      </w:pPr>
-    </w:p>
-    <w:p>
-      <w:pPr>
-        <w:jc w:val="both"/>
-        <w:rPr>
-          <w:i/>
-          <w:iCs/>
-        </w:rPr>
-      </w:pPr>
-      <w:r>
-        <w:rPr>
-          <w:i/>
-          <w:iCs/>
-        </w:rPr>
-        <w:t>PLAZA MAYOR</w:t>
-      </w:r>
-    </w:p>
-    <w:p>
-      <w:pPr>
-        <w:jc w:val="both"/>
-      </w:pPr>
-      <w:r>
-        <w:rPr>
-          <w:b/>
-          <w:bCs/>
-        </w:rPr>
-        <w:t>BENJAMÍN</w:t>
-      </w:r>
-      <w:r>
-        <w:t>: Se oyen campanas y no auguran un entierro, parece que algo gordo se acerca y todo el pueblo se viste para la ocasión.</w:t>
-      </w:r>
-    </w:p>
-    <w:p>
-      <w:pPr>
-        <w:jc w:val="both"/>
-        <w:rPr>
-          <w:i/>
-          <w:iCs/>
-        </w:rPr>
-      </w:pPr>
-      <w:r>
-        <w:rPr>
-          <w:i/>
-          <w:iCs/>
-        </w:rPr>
-        <w:t>Grupos de gente especulando qué está pasando</w:t>
-      </w:r>
-    </w:p>
-    <w:p>
-      <w:pPr>
-        <w:jc w:val="both"/>
-      </w:pPr>
-      <w:r>
-        <w:rPr>
-          <w:b/>
-          <w:bCs/>
-        </w:rPr>
-        <w:t>BENJAMÍN:</w:t>
-      </w:r>
-      <w:r>
-        <w:t xml:space="preserve"> Pues dicen las malas lenguas que se acerca un casamiento mas no creo que sea eso al ver de la Infanta el sufrimiento. Otros dicen que prefiestas, por ver al moro caer, no estoy tan seguro de eso más quiero yo creer.</w:t>
-      </w:r>
-    </w:p>
-    <w:p>
-      <w:pPr>
-        <w:jc w:val="both"/>
-      </w:pPr>
-      <w:r>
-        <w:rPr>
-          <w:i/>
-          <w:iCs/>
-        </w:rPr>
-        <w:t>Aparición de los cómicos</w:t>
-      </w:r>
-    </w:p>
-    <w:p>
-      <w:pPr>
-        <w:jc w:val="both"/>
-      </w:pPr>
-      <w:commentRangeStart w:id="8"/>
-      <w:r>
-        <w:rPr>
-          <w:b/>
-          <w:bCs/>
-        </w:rPr>
-        <w:t>ARLEQUINO</w:t>
-      </w:r>
-      <w:r>
-        <w:rPr>
-          <w:b/>
-          <w:bCs/>
-        </w:rPr>
-        <w:t>:</w:t>
-      </w:r>
-      <w:r>
-        <w:t xml:space="preserve"> ¿Dónde estamos?</w:t>
-      </w:r>
-    </w:p>
-    <w:p>
-      <w:pPr>
-        <w:jc w:val="both"/>
-      </w:pPr>
-      <w:r>
-        <w:rPr>
-          <w:b/>
-          <w:bCs/>
-        </w:rPr>
         <w:t>COLOMBINA:</w:t>
       </w:r>
       <w:r>
@@ -2375,14 +2699,14 @@
       <w:r>
         <w:t>¿Y dónde dices que estamos? ¿Y qué se supone que celebran?</w:t>
       </w:r>
-      <w:commentRangeEnd w:id="8"/>
+      <w:commentRangeEnd w:id="9"/>
       <w:r>
         <w:rPr>
           <w:rStyle w:val="Refdecomentario"/>
           <w:sz w:val="24"/>
           <w:szCs w:val="24"/>
         </w:rPr>
-        <w:commentReference w:id="8"/>
+        <w:commentReference w:id="9"/>
       </w:r>
     </w:p>
     <w:p>
@@ -2487,9 +2811,251 @@
       <w:pPr>
         <w:jc w:val="both"/>
         <w:rPr>
-          <w:i/>
-          <w:iCs/>
-        </w:rPr>
+          <w:lang w:eastAsia="es-ES"/>
+        </w:rPr>
+      </w:pPr>
+      <w:r>
+        <w:rPr>
+          <w:lang w:eastAsia="es-ES"/>
+        </w:rPr>
+        <w:t xml:space="preserve">Capítulo 2 – Guadalupe </w:t>
+      </w:r>
+      <w:r>
+        <w:rPr>
+          <w:lang w:eastAsia="es-ES"/>
+        </w:rPr>
+        <w:sym w:font="Wingdings" w:char="F0E0"/>
+      </w:r>
+      <w:r>
+        <w:rPr>
+          <w:lang w:eastAsia="es-ES"/>
+        </w:rPr>
+        <w:t xml:space="preserve"> se habla del bautismo de los indígenas, y por ende de la llegada a América y las rutas marítimas de Colón. Bufón a la vez que va anunciando el casamiento a los vecinos del pueblo tiene que ir recolectando las cosas necesarias para el casamiento. </w:t>
+      </w:r>
+      <w:commentRangeStart w:id="10"/>
+      <w:r>
+        <w:rPr>
+          <w:lang w:eastAsia="es-ES"/>
+        </w:rPr>
+        <w:t>Aquí tiene un encontronazo con la Inquisición y un Aquelarre de brujas que quería realizar un ritual y reos.</w:t>
+      </w:r>
+      <w:commentRangeEnd w:id="10"/>
+      <w:r>
+        <w:rPr>
+          <w:rStyle w:val="Refdecomentario"/>
+          <w:sz w:val="24"/>
+          <w:szCs w:val="24"/>
+          <w:lang w:eastAsia="es-ES"/>
+        </w:rPr>
+        <w:commentReference w:id="10"/>
+      </w:r>
+    </w:p>
+    <w:p>
+      <w:pPr>
+        <w:jc w:val="both"/>
+        <w:rPr>
+          <w:lang w:eastAsia="es-ES"/>
+        </w:rPr>
+      </w:pPr>
+      <w:r>
+        <w:rPr>
+          <w:lang w:eastAsia="es-ES"/>
+        </w:rPr>
+        <w:t>[INTRODUCCIÓN HABLANDO DE QUE NECESITABA LOS PREPARATIVOS DE LA BODA]</w:t>
+      </w:r>
+    </w:p>
+    <w:p>
+      <w:pPr>
+        <w:jc w:val="both"/>
+      </w:pPr>
+      <w:r>
+        <w:t xml:space="preserve">Llega Benjamín a Guadalupe y en la plaza se encuentra el setup montado para ahorcarlos/prenderles fuego y ante tales barbaridades habla con los verdugos, [conversación interactiva] y consigue </w:t>
+      </w:r>
+      <w:commentRangeStart w:id="11"/>
+      <w:r>
+        <w:t xml:space="preserve">convencerles de que son inocentes </w:t>
+      </w:r>
+      <w:commentRangeEnd w:id="11"/>
+      <w:r>
+        <w:rPr>
+          <w:rStyle w:val="Refdecomentario"/>
+          <w:sz w:val="24"/>
+          <w:szCs w:val="24"/>
+        </w:rPr>
+        <w:commentReference w:id="11"/>
+      </w:r>
+      <w:r>
+        <w:t>y tendrá pruebas</w:t>
+      </w:r>
+    </w:p>
+    <w:p>
+      <w:pPr>
+        <w:jc w:val="both"/>
+      </w:pPr>
+      <w:r>
+        <w:t xml:space="preserve">Hay 3 reos, una acusada de hechicería, otro acusado de ladrón y un judío converso acusado de seguir practicando la “falsa fe”. </w:t>
+      </w:r>
+    </w:p>
+    <w:p>
+      <w:pPr>
+        <w:jc w:val="both"/>
+      </w:pPr>
+      <w:r>
+        <w:lastRenderedPageBreak/>
+        <w:t xml:space="preserve">Bruja </w:t>
+      </w:r>
+      <w:r>
+        <w:sym w:font="Wingdings" w:char="F0E0"/>
+      </w:r>
+      <w:r>
+        <w:t xml:space="preserve"> acusada de haber secuestrado al gato del vecino para usarlo en un conjuro</w:t>
+      </w:r>
+    </w:p>
+    <w:p>
+      <w:pPr>
+        <w:jc w:val="both"/>
+      </w:pPr>
+      <w:r>
+        <w:t xml:space="preserve">Solución </w:t>
+      </w:r>
+      <w:r>
+        <w:sym w:font="Wingdings" w:char="F0E0"/>
+      </w:r>
+      <w:r>
+        <w:t xml:space="preserve"> encontrar a la gata oculta por la plaza, resulta que la gata estaba embarazada y se había mantenido oculta </w:t>
+      </w:r>
+      <w:r>
+        <w:sym w:font="Wingdings" w:char="F0E0"/>
+      </w:r>
+      <w:r>
+        <w:t xml:space="preserve"> estilo meccha chamaleon y se va moviendo, encontrar 3 veces</w:t>
+      </w:r>
+    </w:p>
+    <w:p>
+      <w:pPr>
+        <w:jc w:val="both"/>
+      </w:pPr>
+    </w:p>
+    <w:p>
+      <w:pPr>
+        <w:jc w:val="both"/>
+      </w:pPr>
+      <w:r>
+        <w:t xml:space="preserve">Ladrón </w:t>
+      </w:r>
+      <w:r>
+        <w:sym w:font="Wingdings" w:char="F0E0"/>
+      </w:r>
+      <w:r>
+        <w:t xml:space="preserve"> acusado de robar una bolsa de monedas y joyas</w:t>
+      </w:r>
+    </w:p>
+    <w:p>
+      <w:pPr>
+        <w:jc w:val="both"/>
+      </w:pPr>
+      <w:r>
+        <w:t xml:space="preserve">Solución </w:t>
+      </w:r>
+      <w:r>
+        <w:sym w:font="Wingdings" w:char="F0E0"/>
+      </w:r>
+      <w:r>
+        <w:t xml:space="preserve"> el hijo pequeño pensaba que era una bolsa de juguete (invent completo) y la había cogido </w:t>
+      </w:r>
+      <w:r>
+        <w:sym w:font="Wingdings" w:char="F0E0"/>
+      </w:r>
+      <w:r>
+        <w:t xml:space="preserve"> </w:t>
+      </w:r>
+      <w:r>
+        <w:t xml:space="preserve">espiar </w:t>
+      </w:r>
+      <w:commentRangeStart w:id="12"/>
+      <w:r>
+        <w:t xml:space="preserve">niños </w:t>
+      </w:r>
+      <w:commentRangeEnd w:id="12"/>
+      <w:r>
+        <w:rPr>
+          <w:rStyle w:val="Refdecomentario"/>
+          <w:sz w:val="24"/>
+          <w:szCs w:val="24"/>
+        </w:rPr>
+        <w:commentReference w:id="12"/>
+      </w:r>
+      <w:r>
+        <w:t>y preguntas con el peque para averiguarlo, lo monta como un juego, finalmente tiene que engatusarlo para pillar la bolsa</w:t>
+      </w:r>
+    </w:p>
+    <w:p>
+      <w:pPr>
+        <w:jc w:val="both"/>
+      </w:pPr>
+    </w:p>
+    <w:p>
+      <w:pPr>
+        <w:jc w:val="both"/>
+      </w:pPr>
+      <w:commentRangeStart w:id="13"/>
+      <w:r>
+        <w:t xml:space="preserve">Falso converso </w:t>
+      </w:r>
+      <w:r>
+        <w:sym w:font="Wingdings" w:char="F0E0"/>
+      </w:r>
+      <w:r>
+        <w:t xml:space="preserve"> este REALMENTE sí es un falso converso pero también lo liberará ya que es un viejo amigo intentando huir, acusado por un vecino al haberle visto cambiar las sábanas en viernes</w:t>
+      </w:r>
+      <w:commentRangeEnd w:id="13"/>
+      <w:r>
+        <w:rPr>
+          <w:rStyle w:val="Refdecomentario"/>
+          <w:sz w:val="24"/>
+          <w:szCs w:val="24"/>
+        </w:rPr>
+        <w:commentReference w:id="13"/>
+      </w:r>
+    </w:p>
+    <w:p>
+      <w:pPr>
+        <w:jc w:val="both"/>
+      </w:pPr>
+      <w:r>
+        <w:t xml:space="preserve">Solución </w:t>
+      </w:r>
+      <w:r>
+        <w:sym w:font="Wingdings" w:char="F0E0"/>
+      </w:r>
+      <w:r>
+        <w:t xml:space="preserve"> aquí no hay una explicación para salvarle, sino que hay que buscar cómo evitar que lo maten, el hombre este es un zapatero y por ende tiene todo lleno de tintes, hasta su bolsillo, tendrá que engatusar al soldado para hacerle dormir, robar el tinte y coger una sábana y mancharla y demostrar que la cambió por estar super manchada</w:t>
+      </w:r>
+    </w:p>
+    <w:p>
+      <w:pPr>
+        <w:jc w:val="both"/>
+      </w:pPr>
+    </w:p>
+    <w:p>
+      <w:pPr>
+        <w:jc w:val="both"/>
+      </w:pPr>
+      <w:r>
+        <w:t>Tras demostrar las evidencias de los 3 son liberados y cada uno le da las cosas al Bufón</w:t>
+      </w:r>
+    </w:p>
+    <w:p>
+      <w:pPr>
+        <w:jc w:val="both"/>
+      </w:pPr>
+      <w:r>
+        <w:t>Capítulo 3 – Valencia de Alcántara</w:t>
+      </w:r>
+    </w:p>
+    <w:p>
+      <w:pPr>
+        <w:jc w:val="both"/>
       </w:pPr>
     </w:p>
     <w:sectPr>
@@ -2504,7 +3070,7 @@
 
 <file path=word/comments.xml><?xml version="1.0" encoding="utf-8"?>
 <w:comments xmlns:wpc="http://schemas.microsoft.com/office/word/2010/wordprocessingCanvas" xmlns:cx="http://schemas.microsoft.com/office/drawing/2014/chartex" xmlns:cx1="http://schemas.microsoft.com/office/drawing/2015/9/8/chartex" xmlns:cx2="http://schemas.microsoft.com/office/drawing/2015/10/21/chartex" xmlns:cx3="http://schemas.microsoft.com/office/drawing/2016/5/9/chartex" xmlns:cx4="http://schemas.microsoft.com/office/drawing/2016/5/10/chartex" xmlns:cx5="http://schemas.microsoft.com/office/drawing/2016/5/11/chartex" xmlns:cx6="http://schemas.microsoft.com/office/drawing/2016/5/12/chartex" xmlns:cx7="http://schemas.microsoft.com/office/drawing/2016/5/13/chartex" xmlns:cx8="http://schemas.microsoft.com/office/drawing/2016/5/14/chartex" xmlns:mc="http://schemas.openxmlformats.org/markup-compatibility/2006" xmlns:aink="http://schemas.microsoft.com/office/drawing/2016/ink" xmlns:am3d="http://schemas.microsoft.com/office/drawing/2017/model3d" xmlns:o="urn:schemas-microsoft-com:office:office" xmlns:oel="http://schemas.microsoft.com/office/2019/extlst" xmlns:r="http://schemas.openxmlformats.org/officeDocument/2006/relationships" xmlns:m="http://schemas.openxmlformats.org/officeDocument/2006/math" xmlns:v="urn:schemas-microsoft-com:vml" xmlns:wp14="http://schemas.microsoft.com/office/word/2010/wordprocessingDrawing" xmlns:wp="http://schemas.openxmlformats.org/drawingml/2006/wordprocessingDrawing" xmlns:w10="urn:schemas-microsoft-com:office:word" xmlns:w="http://schemas.openxmlformats.org/wordprocessingml/2006/main" xmlns:w14="http://schemas.microsoft.com/office/word/2010/wordml" xmlns:w15="http://schemas.microsoft.com/office/word/2012/wordml" xmlns:w16cei="http://schemas.microsoft.com/office/word/2026/wordml/cei" xmlns:w16cex="http://schemas.microsoft.com/office/word/2018/wordml/cex" xmlns:w16cid="http://schemas.microsoft.com/office/word/2016/wordml/cid" xmlns:w16="http://schemas.microsoft.com/office/word/2018/wordml" xmlns:w16du="http://schemas.microsoft.com/office/word/2023/wordml/word16du" xmlns:w16sdtdh="http://schemas.microsoft.com/office/word/2020/wordml/sdtdatahash" xmlns:w16sdtfl="http://schemas.microsoft.com/office/word/2024/wordml/sdtformatlock" xmlns:w16se="http://schemas.microsoft.com/office/word/2015/wordml/symex" xmlns:wpg="http://schemas.microsoft.com/office/word/2010/wordprocessingGroup" xmlns:wpi="http://schemas.microsoft.com/office/word/2010/wordprocessingInk" xmlns:wne="http://schemas.microsoft.com/office/word/2006/wordml" xmlns:wps="http://schemas.microsoft.com/office/word/2010/wordprocessingShape" mc:Ignorable="w14 w15 w16se w16cid w16 w16cex w16sdtdh w16sdtfl w16du wp14">
-  <w:comment w:id="2" w:author="Laura Facenda Estrella" w:date="2026-05-31T21:36:00Z" w:initials="LF">
+  <w:comment w:id="3" w:author="Laura Facenda Estrella" w:date="2026-05-31T21:36:00Z" w:initials="LF">
     <w:p>
       <w:pPr>
         <w:pStyle w:val="Textocomentario"/>
@@ -2520,7 +3086,7 @@
       </w:r>
     </w:p>
   </w:comment>
-  <w:comment w:id="3" w:author="Laura Facenda Estrella" w:date="2026-06-03T10:56:00Z" w:initials="LF">
+  <w:comment w:id="4" w:author="Laura Facenda Estrella" w:date="2026-06-03T10:56:00Z" w:initials="LF">
     <w:p>
       <w:pPr>
         <w:pStyle w:val="Textocomentario"/>
@@ -2536,7 +3102,7 @@
       </w:r>
     </w:p>
   </w:comment>
-  <w:comment w:id="4" w:author="Laura Facenda Estrella" w:date="2026-05-31T22:07:00Z" w:initials="LF">
+  <w:comment w:id="5" w:author="Laura Facenda Estrella" w:date="2026-05-31T22:07:00Z" w:initials="LF">
     <w:p>
       <w:pPr>
         <w:pStyle w:val="Textocomentario"/>
@@ -2552,7 +3118,7 @@
       </w:r>
     </w:p>
   </w:comment>
-  <w:comment w:id="5" w:author="Laura Facenda Estrella" w:date="2026-07-14T17:20:00Z" w:initials="LF">
+  <w:comment w:id="6" w:author="Laura Facenda Estrella" w:date="2026-07-14T17:20:00Z" w:initials="LF">
     <w:p>
       <w:pPr>
         <w:pStyle w:val="Textocomentario"/>
@@ -2568,7 +3134,7 @@
       </w:r>
     </w:p>
   </w:comment>
-  <w:comment w:id="1" w:author="Laura Facenda Estrella" w:date="2026-08-08T02:26:00Z" w:initials="LF">
+  <w:comment w:id="2" w:author="Laura Facenda Estrella" w:date="2026-08-08T02:26:00Z" w:initials="LF">
     <w:p>
       <w:pPr>
         <w:pStyle w:val="Textocomentario"/>
@@ -2584,7 +3150,7 @@
       </w:r>
     </w:p>
   </w:comment>
-  <w:comment w:id="6" w:author="Laura Facenda Estrella" w:date="2026-07-31T11:56:00Z" w:initials="LF">
+  <w:comment w:id="7" w:author="Laura Facenda Estrella" w:date="2026-07-31T11:56:00Z" w:initials="LF">
     <w:p>
       <w:pPr>
         <w:pStyle w:val="Textocomentario"/>
@@ -2672,7 +3238,7 @@
       </w:r>
     </w:p>
   </w:comment>
-  <w:comment w:id="7" w:author="Laura Facenda Estrella" w:date="2026-08-02T01:55:00Z" w:initials="LF">
+  <w:comment w:id="8" w:author="Laura Facenda Estrella" w:date="2026-08-02T01:55:00Z" w:initials="LF">
     <w:p>
       <w:pPr>
         <w:pStyle w:val="Textocomentario"/>
@@ -2688,7 +3254,7 @@
       </w:r>
     </w:p>
   </w:comment>
-  <w:comment w:id="8" w:author="Laura Facenda Estrella" w:date="2026-08-11T02:48:00Z" w:initials="LF">
+  <w:comment w:id="9" w:author="Laura Facenda Estrella" w:date="2026-08-11T02:48:00Z" w:initials="LF">
     <w:p>
       <w:pPr>
         <w:pStyle w:val="Textocomentario"/>
@@ -2701,6 +3267,70 @@
       </w:r>
       <w:r>
         <w:t>Posibilidad de eliminar a Dottore</w:t>
+      </w:r>
+    </w:p>
+  </w:comment>
+  <w:comment w:id="10" w:author="Laura Facenda Estrella" w:date="2026-08-07T10:51:00Z" w:initials="LF">
+    <w:p>
+      <w:pPr>
+        <w:pStyle w:val="Textocomentario"/>
+      </w:pPr>
+      <w:r>
+        <w:rPr>
+          <w:rStyle w:val="Refdecomentario"/>
+        </w:rPr>
+        <w:annotationRef/>
+      </w:r>
+      <w:r>
+        <w:t>Descubrir quién es culpable y quién no (puede mandar a matarile a alguien inocente)</w:t>
+      </w:r>
+    </w:p>
+  </w:comment>
+  <w:comment w:id="11" w:author="Laura Facenda Estrella" w:date="2026-08-12T16:58:00Z" w:initials="LF">
+    <w:p>
+      <w:pPr>
+        <w:pStyle w:val="Textocomentario"/>
+      </w:pPr>
+      <w:r>
+        <w:rPr>
+          <w:rStyle w:val="Refdecomentario"/>
+        </w:rPr>
+        <w:annotationRef/>
+      </w:r>
+      <w:r>
+        <w:t>Engatusar, ajustar dificultad</w:t>
+      </w:r>
+    </w:p>
+  </w:comment>
+  <w:comment w:id="12" w:author="Laura Facenda Estrella" w:date="2026-08-12T16:56:00Z" w:initials="LF">
+    <w:p>
+      <w:pPr>
+        <w:pStyle w:val="Textocomentario"/>
+      </w:pPr>
+      <w:r>
+        <w:rPr>
+          <w:rStyle w:val="Refdecomentario"/>
+        </w:rPr>
+        <w:annotationRef/>
+      </w:r>
+      <w:r>
+        <w:t>Sprites de aldeanos mas chiquitos y cambiar colores</w:t>
+      </w:r>
+    </w:p>
+  </w:comment>
+  <w:comment w:id="13" w:author="Laura Facenda Estrella" w:date="2026-08-12T17:07:00Z" w:initials="LF">
+    <w:p>
+      <w:pPr>
+        <w:pStyle w:val="Textocomentario"/>
+      </w:pPr>
+      <w:r>
+        <w:rPr>
+          <w:rStyle w:val="Refdecomentario"/>
+        </w:rPr>
+        <w:annotationRef/>
+      </w:r>
+      <w:r>
+        <w:t>Hablar de los bautismos de los Indios</w:t>
       </w:r>
     </w:p>
   </w:comment>
@@ -2717,6 +3347,10 @@
   <w15:commentEx w15:paraId="20388630" w15:done="0"/>
   <w15:commentEx w15:paraId="3380AC04" w15:done="0"/>
   <w15:commentEx w15:paraId="244A49E5" w15:done="0"/>
+  <w15:commentEx w15:paraId="6F2B8E6F" w15:done="0"/>
+  <w15:commentEx w15:paraId="776D7E5C" w15:done="0"/>
+  <w15:commentEx w15:paraId="1EDB3855" w15:done="0"/>
+  <w15:commentEx w15:paraId="72931AD7" w15:done="0"/>
 </w15:commentsEx>
 </file>
 
@@ -2730,6 +3364,10 @@
   <w16cex:commentExtensible w16cex:durableId="7A9E0BE7" w16cex:dateUtc="2026-07-31T09:56:00Z"/>
   <w16cex:commentExtensible w16cex:durableId="3652119D" w16cex:dateUtc="2026-08-01T23:55:00Z"/>
   <w16cex:commentExtensible w16cex:durableId="64DDE148" w16cex:dateUtc="2026-08-11T00:48:00Z"/>
+  <w16cex:commentExtensible w16cex:durableId="4826A69C" w16cex:dateUtc="2026-08-07T08:51:00Z"/>
+  <w16cex:commentExtensible w16cex:durableId="7D6A5F9C" w16cex:dateUtc="2026-08-12T14:58:00Z"/>
+  <w16cex:commentExtensible w16cex:durableId="787C9763" w16cex:dateUtc="2026-08-12T14:56:00Z"/>
+  <w16cex:commentExtensible w16cex:durableId="78AC2C67" w16cex:dateUtc="2026-08-12T15:07:00Z"/>
 </w16cex:commentsExtensible>
 </file>
 
@@ -2743,7 +3381,108 @@
   <w16cid:commentId w16cid:paraId="20388630" w16cid:durableId="7A9E0BE7"/>
   <w16cid:commentId w16cid:paraId="3380AC04" w16cid:durableId="3652119D"/>
   <w16cid:commentId w16cid:paraId="244A49E5" w16cid:durableId="64DDE148"/>
+  <w16cid:commentId w16cid:paraId="6F2B8E6F" w16cid:durableId="4826A69C"/>
+  <w16cid:commentId w16cid:paraId="776D7E5C" w16cid:durableId="7D6A5F9C"/>
+  <w16cid:commentId w16cid:paraId="1EDB3855" w16cid:durableId="787C9763"/>
+  <w16cid:commentId w16cid:paraId="72931AD7" w16cid:durableId="78AC2C67"/>
 </w16cid:commentsIds>
+</file>
+
+<file path=word/numbering.xml><?xml version="1.0" encoding="utf-8"?>
+<w:numbering xmlns:wpc="http://schemas.microsoft.com/office/word/2010/wordprocessingCanvas" xmlns:cx="http://schemas.microsoft.com/office/drawing/2014/chartex" xmlns:cx1="http://schemas.microsoft.com/office/drawing/2015/9/8/chartex" xmlns:cx2="http://schemas.microsoft.com/office/drawing/2015/10/21/chartex" xmlns:cx3="http://schemas.microsoft.com/office/drawing/2016/5/9/chartex" xmlns:cx4="http://schemas.microsoft.com/office/drawing/2016/5/10/chartex" xmlns:cx5="http://schemas.microsoft.com/office/drawing/2016/5/11/chartex" xmlns:cx6="http://schemas.microsoft.com/office/drawing/2016/5/12/chartex" xmlns:cx7="http://schemas.microsoft.com/office/drawing/2016/5/13/chartex" xmlns:cx8="http://schemas.microsoft.com/office/drawing/2016/5/14/chartex" xmlns:mc="http://schemas.openxmlformats.org/markup-compatibility/2006" xmlns:aink="http://schemas.microsoft.com/office/drawing/2016/ink" xmlns:am3d="http://schemas.microsoft.com/office/drawing/2017/model3d" xmlns:o="urn:schemas-microsoft-com:office:office" xmlns:oel="http://schemas.microsoft.com/office/2019/extlst" xmlns:r="http://schemas.openxmlformats.org/officeDocument/2006/relationships" xmlns:m="http://schemas.openxmlformats.org/officeDocument/2006/math" xmlns:v="urn:schemas-microsoft-com:vml" xmlns:wp14="http://schemas.microsoft.com/office/word/2010/wordprocessingDrawing" xmlns:wp="http://schemas.openxmlformats.org/drawingml/2006/wordprocessingDrawing" xmlns:w10="urn:schemas-microsoft-com:office:word" xmlns:w="http://schemas.openxmlformats.org/wordprocessingml/2006/main" xmlns:w14="http://schemas.microsoft.com/office/word/2010/wordml" xmlns:w15="http://schemas.microsoft.com/office/word/2012/wordml" xmlns:w16cei="http://schemas.microsoft.com/office/word/2026/wordml/cei" xmlns:w16cex="http://schemas.microsoft.com/office/word/2018/wordml/cex" xmlns:w16cid="http://schemas.microsoft.com/office/word/2016/wordml/cid" xmlns:w16="http://schemas.microsoft.com/office/word/2018/wordml" xmlns:w16du="http://schemas.microsoft.com/office/word/2023/wordml/word16du" xmlns:w16sdtdh="http://schemas.microsoft.com/office/word/2020/wordml/sdtdatahash" xmlns:w16sdtfl="http://schemas.microsoft.com/office/word/2024/wordml/sdtformatlock" xmlns:w16se="http://schemas.microsoft.com/office/word/2015/wordml/symex" xmlns:wpg="http://schemas.microsoft.com/office/word/2010/wordprocessingGroup" xmlns:wpi="http://schemas.microsoft.com/office/word/2010/wordprocessingInk" xmlns:wne="http://schemas.microsoft.com/office/word/2006/wordml" xmlns:wps="http://schemas.microsoft.com/office/word/2010/wordprocessingShape" mc:Ignorable="w14 w15 w16se w16cid w16 w16cex w16sdtdh w16sdtfl w16du wp14">
+  <w:abstractNum w:abstractNumId="0" w15:restartNumberingAfterBreak="0">
+    <w:nsid w:val="15AB6B39"/>
+    <w:multiLevelType w:val="hybridMultilevel"/>
+    <w:tmpl w:val="C34A9B58"/>
+    <w:lvl w:ilvl="0" w:tplc="0C0A000F">
+      <w:start w:val="1"/>
+      <w:numFmt w:val="decimal"/>
+      <w:lvlText w:val="%1."/>
+      <w:lvlJc w:val="left"/>
+      <w:pPr>
+        <w:ind w:left="720" w:hanging="360"/>
+      </w:pPr>
+      <w:rPr>
+        <w:rFonts w:hint="default"/>
+      </w:rPr>
+    </w:lvl>
+    <w:lvl w:ilvl="1" w:tplc="0C0A0019" w:tentative="1">
+      <w:start w:val="1"/>
+      <w:numFmt w:val="lowerLetter"/>
+      <w:lvlText w:val="%2."/>
+      <w:lvlJc w:val="left"/>
+      <w:pPr>
+        <w:ind w:left="1440" w:hanging="360"/>
+      </w:pPr>
+    </w:lvl>
+    <w:lvl w:ilvl="2" w:tplc="0C0A001B" w:tentative="1">
+      <w:start w:val="1"/>
+      <w:numFmt w:val="lowerRoman"/>
+      <w:lvlText w:val="%3."/>
+      <w:lvlJc w:val="right"/>
+      <w:pPr>
+        <w:ind w:left="2160" w:hanging="180"/>
+      </w:pPr>
+    </w:lvl>
+    <w:lvl w:ilvl="3" w:tplc="0C0A000F" w:tentative="1">
+      <w:start w:val="1"/>
+      <w:numFmt w:val="decimal"/>
+      <w:lvlText w:val="%4."/>
+      <w:lvlJc w:val="left"/>
+      <w:pPr>
+        <w:ind w:left="2880" w:hanging="360"/>
+      </w:pPr>
+    </w:lvl>
+    <w:lvl w:ilvl="4" w:tplc="0C0A0019" w:tentative="1">
+      <w:start w:val="1"/>
+      <w:numFmt w:val="lowerLetter"/>
+      <w:lvlText w:val="%5."/>
+      <w:lvlJc w:val="left"/>
+      <w:pPr>
+        <w:ind w:left="3600" w:hanging="360"/>
+      </w:pPr>
+    </w:lvl>
+    <w:lvl w:ilvl="5" w:tplc="0C0A001B" w:tentative="1">
+      <w:start w:val="1"/>
+      <w:numFmt w:val="lowerRoman"/>
+      <w:lvlText w:val="%6."/>
+      <w:lvlJc w:val="right"/>
+      <w:pPr>
+        <w:ind w:left="4320" w:hanging="180"/>
+      </w:pPr>
+    </w:lvl>
+    <w:lvl w:ilvl="6" w:tplc="0C0A000F" w:tentative="1">
+      <w:start w:val="1"/>
+      <w:numFmt w:val="decimal"/>
+      <w:lvlText w:val="%7."/>
+      <w:lvlJc w:val="left"/>
+      <w:pPr>
+        <w:ind w:left="5040" w:hanging="360"/>
+      </w:pPr>
+    </w:lvl>
+    <w:lvl w:ilvl="7" w:tplc="0C0A0019" w:tentative="1">
+      <w:start w:val="1"/>
+      <w:numFmt w:val="lowerLetter"/>
+      <w:lvlText w:val="%8."/>
+      <w:lvlJc w:val="left"/>
+      <w:pPr>
+        <w:ind w:left="5760" w:hanging="360"/>
+      </w:pPr>
+    </w:lvl>
+    <w:lvl w:ilvl="8" w:tplc="0C0A001B" w:tentative="1">
+      <w:start w:val="1"/>
+      <w:numFmt w:val="lowerRoman"/>
+      <w:lvlText w:val="%9."/>
+      <w:lvlJc w:val="right"/>
+      <w:pPr>
+        <w:ind w:left="6480" w:hanging="180"/>
+      </w:pPr>
+    </w:lvl>
+  </w:abstractNum>
+  <w:num w:numId="1" w16cid:durableId="1102460446">
+    <w:abstractNumId w:val="0"/>
+  </w:num>
+</w:numbering>
 </file>
 
 <file path=word/people.xml><?xml version="1.0" encoding="utf-8"?>

--- a/GUION.docx
+++ b/GUION.docx
@@ -6,12 +6,12 @@
       <w:pPr>
         <w:pStyle w:val="Ttulo1"/>
       </w:pPr>
-      <w:bookmarkStart w:id="0" w:name="_Toc236783610"/>
-      <w:bookmarkStart w:id="1" w:name="_Toc237369343"/>
+      <w:bookmarkStart w:id="0" w:name="_Toc237369343"/>
+      <w:bookmarkStart w:id="1" w:name="_Toc236783610"/>
       <w:r>
         <w:t>Ruta del bufón</w:t>
       </w:r>
-      <w:bookmarkEnd w:id="1"/>
+      <w:bookmarkEnd w:id="0"/>
     </w:p>
     <w:p>
       <w:r>
@@ -340,7 +340,7 @@
         </w:rPr>
         <w:t>GUION</w:t>
       </w:r>
-      <w:bookmarkEnd w:id="0"/>
+      <w:bookmarkEnd w:id="1"/>
     </w:p>
     <w:p>
       <w:pPr>
@@ -3052,11 +3052,64 @@
       <w:r>
         <w:t>Capítulo 3 – Valencia de Alcántara</w:t>
       </w:r>
-    </w:p>
-    <w:p>
-      <w:pPr>
-        <w:jc w:val="both"/>
-      </w:pPr>
+      <w:r>
+        <w:t xml:space="preserve"> – Rocamador Castillo Fortaleza</w:t>
+      </w:r>
+    </w:p>
+    <w:p>
+      <w:pPr>
+        <w:jc w:val="both"/>
+      </w:pPr>
+      <w:r>
+        <w:t>El Bufón llega a la Villa de Valencia de Alcántara, a la explanada de rocamador donde tendrá lugar el casamiento y allí ya le esperaba el Heraldo Real, quien le pregunta que si tiene todo, le pide una serie de cosas, las que ya tenia y 3 cosas más, por una parte miel exigida por el rey portugués y conseguir más velas</w:t>
+      </w:r>
+    </w:p>
+    <w:p>
+      <w:pPr>
+        <w:jc w:val="both"/>
+      </w:pPr>
+      <w:r>
+        <w:t>Aparecen 3/4 mozas, cada una con algo distinto, una dice que tiene un tarro de miel, otra que tiene información importante que le dijo su marido (carta sobre la enfermedad de Juan) y otra le dice dónde puede conseguir las velas</w:t>
+      </w:r>
+    </w:p>
+    <w:p>
+      <w:pPr>
+        <w:jc w:val="both"/>
+      </w:pPr>
+      <w:r>
+        <w:t>Bufón sube al castillo, en la torre hay una colmena de donde sacar miel – puzle R u otro puzle de encajar piezas (en función del tiempo), en los establos está el marido de la mujer, quien le da la carta y le encarga dársela a la reina, hablar con npcs para averiguar dónde se encuentra, y las velas las vende un vendedor ambulante a cambio de un gatito (conseguido en el segundo capítulo capítulo)</w:t>
+      </w:r>
+    </w:p>
+    <w:p>
+      <w:pPr>
+        <w:jc w:val="both"/>
+      </w:pPr>
+      <w:r>
+        <w:lastRenderedPageBreak/>
+        <w:t>Al volver de haber entregado la carta y hablado con el heraldo le dice que está todo pero falta el músico, encontrar al músico espiando gente y hablando con npcs, estaba dormido dentro de un barril.</w:t>
+      </w:r>
+    </w:p>
+    <w:p>
+      <w:pPr>
+        <w:jc w:val="both"/>
+      </w:pPr>
+      <w:r>
+        <w:t>Lo lleva a la iglesia, comienza animación/secuencia de imágenes</w:t>
+      </w:r>
+    </w:p>
+    <w:p>
+      <w:pPr>
+        <w:jc w:val="both"/>
+      </w:pPr>
+    </w:p>
+    <w:p>
+      <w:pPr>
+        <w:pStyle w:val="Ttulo"/>
+        <w:jc w:val="center"/>
+      </w:pPr>
+      <w:r>
+        <w:t>FIN</w:t>
+      </w:r>
     </w:p>
     <w:sectPr>
       <w:pgSz w:w="11906" w:h="16838"/>

--- a/GUION.docx
+++ b/GUION.docx
@@ -8,6 +8,9 @@
       </w:pPr>
       <w:bookmarkStart w:id="0" w:name="_Toc237369343"/>
       <w:bookmarkStart w:id="1" w:name="_Toc236783610"/>
+      <w:r>
+        <w:t xml:space="preserve">Con </w:t>
+      </w:r>
       <w:r>
         <w:t>Ruta del bufón</w:t>
       </w:r>
@@ -540,21 +543,13 @@
         <w:rPr>
           <w:lang w:eastAsia="es-ES"/>
         </w:rPr>
-        <w:t xml:space="preserve"> ¡Pero apúrate usando </w:t>
-      </w:r>
-      <w:r>
-        <w:rPr>
-          <w:i/>
-          <w:iCs/>
-          <w:lang w:eastAsia="es-ES"/>
-        </w:rPr>
-        <w:t>Shift</w:t>
-      </w:r>
-      <w:r>
-        <w:rPr>
-          <w:lang w:eastAsia="es-ES"/>
-        </w:rPr>
-        <w:t>, que vamos a llegar tarde al enlace real!</w:t>
+        <w:t xml:space="preserve"> </w:t>
+      </w:r>
+      <w:r>
+        <w:rPr>
+          <w:lang w:eastAsia="es-ES"/>
+        </w:rPr>
+        <w:t>¡Pero apúrate usando Shift, que cuando queramos llegar sus majestades se habrán ido!</w:t>
       </w:r>
     </w:p>
     <w:p>
@@ -707,7 +702,13 @@
         <w:rPr>
           <w:lang w:eastAsia="es-ES"/>
         </w:rPr>
-        <w:t xml:space="preserve"> No me extraña. Una boda real no se ve todos los años.</w:t>
+        <w:t xml:space="preserve"> </w:t>
+      </w:r>
+      <w:r>
+        <w:rPr>
+          <w:lang w:eastAsia="es-ES"/>
+        </w:rPr>
+        <w:t>No me extraña. Una comitiva real no se ve todos los días.</w:t>
       </w:r>
     </w:p>
     <w:p>
@@ -879,7 +880,13 @@
         <w:rPr>
           <w:lang w:eastAsia="es-ES"/>
         </w:rPr>
-        <w:t xml:space="preserve"> Aprovecha mientras puedas que cuando acabe la celebración volveremos a la normalidad.</w:t>
+        <w:t xml:space="preserve"> </w:t>
+      </w:r>
+      <w:r>
+        <w:rPr>
+          <w:lang w:eastAsia="es-ES"/>
+        </w:rPr>
+        <w:t>Aprovecha mientras puedas que cuando se vayan volveremos a la normalidad.</w:t>
       </w:r>
     </w:p>
     <w:p>
@@ -944,6 +951,7 @@
       <w:pPr>
         <w:jc w:val="both"/>
         <w:rPr>
+          <w:u w:val="single"/>
           <w:lang w:eastAsia="es-ES"/>
         </w:rPr>
       </w:pPr>
@@ -959,7 +967,13 @@
         <w:rPr>
           <w:lang w:eastAsia="es-ES"/>
         </w:rPr>
-        <w:t xml:space="preserve"> Buenas tardes tengan vuesas mercedes. ¿Serían tan amables de dejarnos pasar tanto a mí como a mi joven pupilo al lugar de la celebración? Hemos sido invitados para amenizar el enlace de sus jóvenes majestades.</w:t>
+        <w:t xml:space="preserve"> Buenas tardes tengan vuesas mercedes. ¿Serían tan amables de dejarnos pasar tanto a mí como a mi joven pupilo al lugar de la celebración? </w:t>
+      </w:r>
+      <w:r>
+        <w:rPr>
+          <w:lang w:eastAsia="es-ES"/>
+        </w:rPr>
+        <w:t>Hemos sido invitados para amenizar la estancia de sus jóvenes majestades.</w:t>
       </w:r>
     </w:p>
     <w:p>
@@ -2103,6 +2117,7 @@
     </w:p>
     <w:p>
       <w:pPr>
+        <w:ind w:left="708" w:hanging="708"/>
         <w:jc w:val="both"/>
         <w:rPr>
           <w:lang w:eastAsia="es-ES"/>
@@ -2120,7 +2135,19 @@
         <w:rPr>
           <w:lang w:eastAsia="es-ES"/>
         </w:rPr>
-        <w:t xml:space="preserve"> No sé de cuantos días me habla para endulzar la mezcla, nunca fui muy creyente, pero no se lo diga a su majestad que me destierra del reino.</w:t>
+        <w:t xml:space="preserve"> No sé de cuantos días me habla para endulzar la mezcla, nunca fui muy creyente, pero no se lo diga a su majestad que me </w:t>
+      </w:r>
+      <w:r>
+        <w:rPr>
+          <w:lang w:eastAsia="es-ES"/>
+        </w:rPr>
+        <w:t>echa</w:t>
+      </w:r>
+      <w:r>
+        <w:rPr>
+          <w:lang w:eastAsia="es-ES"/>
+        </w:rPr>
+        <w:t xml:space="preserve"> del reino.</w:t>
       </w:r>
     </w:p>
     <w:p>

--- a/GUION.docx
+++ b/GUION.docx
@@ -612,7 +612,19 @@
         <w:rPr>
           <w:lang w:eastAsia="es-ES"/>
         </w:rPr>
-        <w:t>para poder llegar al casamiento, pero mantén tus oídos abiertos, que toda información es útil y nunca está de más almacenarla</w:t>
+        <w:t xml:space="preserve">para poder llegar al </w:t>
+      </w:r>
+      <w:r>
+        <w:rPr>
+          <w:lang w:eastAsia="es-ES"/>
+        </w:rPr>
+        <w:t>claustro</w:t>
+      </w:r>
+      <w:r>
+        <w:rPr>
+          <w:lang w:eastAsia="es-ES"/>
+        </w:rPr>
+        <w:t>, pero mantén tus oídos abiertos, que toda información es útil y nunca está de más almacenarla</w:t>
       </w:r>
     </w:p>
     <w:p>
@@ -2468,6 +2480,150 @@
       </w:pPr>
       <w:r>
         <w:rPr>
+          <w:lang w:eastAsia="es-ES"/>
+        </w:rPr>
+        <w:t xml:space="preserve">Bufón en Medina del campo, se encuentra con los cómicos, les ayuda en la actuación </w:t>
+      </w:r>
+      <w:r>
+        <w:rPr>
+          <w:lang w:eastAsia="es-ES"/>
+        </w:rPr>
+        <w:sym w:font="Wingdings" w:char="F0E0"/>
+      </w:r>
+      <w:r>
+        <w:rPr>
+          <w:lang w:eastAsia="es-ES"/>
+        </w:rPr>
+        <w:t xml:space="preserve"> puzle de teclas y cambiar assets (consigue dinero)</w:t>
+      </w:r>
+    </w:p>
+    <w:p>
+      <w:pPr>
+        <w:jc w:val="both"/>
+        <w:rPr>
+          <w:lang w:eastAsia="es-ES"/>
+        </w:rPr>
+      </w:pPr>
+      <w:r>
+        <w:rPr>
+          <w:lang w:eastAsia="es-ES"/>
+        </w:rPr>
+        <w:t>Van a sitio seguro post actuación y le hablan de las negociaciones y las cartas cifradas (mostrar Sprite de los mensajeros para engatusarles y robarle las cartas)</w:t>
+      </w:r>
+    </w:p>
+    <w:p>
+      <w:pPr>
+        <w:jc w:val="both"/>
+        <w:rPr>
+          <w:lang w:eastAsia="es-ES"/>
+        </w:rPr>
+      </w:pPr>
+      <w:r>
+        <w:rPr>
+          <w:lang w:eastAsia="es-ES"/>
+        </w:rPr>
+        <w:t>Conversación de seguro que entre la gente saben algo sobre el cifrado (espiar)</w:t>
+      </w:r>
+    </w:p>
+    <w:p>
+      <w:pPr>
+        <w:jc w:val="both"/>
+        <w:rPr>
+          <w:lang w:eastAsia="es-ES"/>
+        </w:rPr>
+      </w:pPr>
+      <w:r>
+        <w:rPr>
+          <w:lang w:eastAsia="es-ES"/>
+        </w:rPr>
+        <w:t xml:space="preserve">CIFRADO CÉSAR </w:t>
+      </w:r>
+      <w:r>
+        <w:rPr>
+          <w:lang w:eastAsia="es-ES"/>
+        </w:rPr>
+        <w:sym w:font="Wingdings" w:char="F0E0"/>
+      </w:r>
+      <w:r>
+        <w:rPr>
+          <w:lang w:eastAsia="es-ES"/>
+        </w:rPr>
+        <w:t xml:space="preserve"> colombina da alfabeto</w:t>
+      </w:r>
+    </w:p>
+    <w:p>
+      <w:pPr>
+        <w:jc w:val="both"/>
+        <w:rPr>
+          <w:lang w:eastAsia="es-ES"/>
+        </w:rPr>
+      </w:pPr>
+      <w:r>
+        <w:rPr>
+          <w:lang w:eastAsia="es-ES"/>
+        </w:rPr>
+        <w:t>1ª carta habla de expulsar todos los judíos conversos y sin convertir</w:t>
+      </w:r>
+    </w:p>
+    <w:p>
+      <w:pPr>
+        <w:jc w:val="both"/>
+        <w:rPr>
+          <w:lang w:eastAsia="es-ES"/>
+        </w:rPr>
+      </w:pPr>
+      <w:r>
+        <w:rPr>
+          <w:lang w:eastAsia="es-ES"/>
+        </w:rPr>
+        <w:t>2ª carta expulsar solo a los no conversos</w:t>
+      </w:r>
+    </w:p>
+    <w:p>
+      <w:pPr>
+        <w:jc w:val="both"/>
+        <w:rPr>
+          <w:lang w:eastAsia="es-ES"/>
+        </w:rPr>
+      </w:pPr>
+      <w:r>
+        <w:rPr>
+          <w:lang w:eastAsia="es-ES"/>
+        </w:rPr>
+        <w:t>Compra vino para dárselo al 2º mensajero</w:t>
+      </w:r>
+    </w:p>
+    <w:p>
+      <w:pPr>
+        <w:jc w:val="both"/>
+        <w:rPr>
+          <w:lang w:eastAsia="es-ES"/>
+        </w:rPr>
+      </w:pPr>
+      <w:r>
+        <w:rPr>
+          <w:lang w:eastAsia="es-ES"/>
+        </w:rPr>
+        <w:t>Al descifrar la segunda carta es llamado por los Reyes Católicos</w:t>
+      </w:r>
+    </w:p>
+    <w:p>
+      <w:pPr>
+        <w:jc w:val="both"/>
+        <w:rPr>
+          <w:lang w:eastAsia="es-ES"/>
+        </w:rPr>
+      </w:pPr>
+    </w:p>
+    <w:p>
+      <w:pPr>
+        <w:jc w:val="both"/>
+        <w:rPr>
+          <w:lang w:eastAsia="es-ES"/>
+        </w:rPr>
+      </w:pPr>
+      <w:r>
+        <w:rPr>
           <w:b/>
           <w:bCs/>
           <w:lang w:eastAsia="es-ES"/>
@@ -2562,6 +2718,7 @@
         <w:rPr>
           <w:lang w:eastAsia="es-ES"/>
         </w:rPr>
+        <w:lastRenderedPageBreak/>
         <w:t>Y fue allí donde la historia, silenciosa y solemne, comenzó a tejer los hilos que aún el tiempo no desprende.</w:t>
       </w:r>
     </w:p>
@@ -2680,7 +2837,6 @@
           <w:b/>
           <w:bCs/>
         </w:rPr>
-        <w:lastRenderedPageBreak/>
         <w:t>COLOMBINA:</w:t>
       </w:r>
       <w:r>
@@ -2845,6 +3001,7 @@
         <w:rPr>
           <w:lang w:eastAsia="es-ES"/>
         </w:rPr>
+        <w:lastRenderedPageBreak/>
         <w:t xml:space="preserve">Capítulo 2 – Guadalupe </w:t>
       </w:r>
       <w:r>
@@ -2928,7 +3085,6 @@
         <w:jc w:val="both"/>
       </w:pPr>
       <w:r>
-        <w:lastRenderedPageBreak/>
         <w:t xml:space="preserve">Bruja </w:t>
       </w:r>
       <w:r>
@@ -3077,6 +3233,7 @@
         <w:jc w:val="both"/>
       </w:pPr>
       <w:r>
+        <w:lastRenderedPageBreak/>
         <w:t>Capítulo 3 – Valencia de Alcántara</w:t>
       </w:r>
       <w:r>
@@ -3112,7 +3269,6 @@
         <w:jc w:val="both"/>
       </w:pPr>
       <w:r>
-        <w:lastRenderedPageBreak/>
         <w:t>Al volver de haber entregado la carta y hablado con el heraldo le dice que está todo pero falta el músico, encontrar al músico espiando gente y hablando con npcs, estaba dormido dentro de un barril.</w:t>
       </w:r>
     </w:p>

--- a/GUION.docx
+++ b/GUION.docx
@@ -2,19 +2,435 @@
 <file path=word/document.xml><?xml version="1.0" encoding="utf-8"?>
 <w:document xmlns:wpc="http://schemas.microsoft.com/office/word/2010/wordprocessingCanvas" xmlns:cx="http://schemas.microsoft.com/office/drawing/2014/chartex" xmlns:cx1="http://schemas.microsoft.com/office/drawing/2015/9/8/chartex" xmlns:cx2="http://schemas.microsoft.com/office/drawing/2015/10/21/chartex" xmlns:cx3="http://schemas.microsoft.com/office/drawing/2016/5/9/chartex" xmlns:cx4="http://schemas.microsoft.com/office/drawing/2016/5/10/chartex" xmlns:cx5="http://schemas.microsoft.com/office/drawing/2016/5/11/chartex" xmlns:cx6="http://schemas.microsoft.com/office/drawing/2016/5/12/chartex" xmlns:cx7="http://schemas.microsoft.com/office/drawing/2016/5/13/chartex" xmlns:cx8="http://schemas.microsoft.com/office/drawing/2016/5/14/chartex" xmlns:mc="http://schemas.openxmlformats.org/markup-compatibility/2006" xmlns:aink="http://schemas.microsoft.com/office/drawing/2016/ink" xmlns:am3d="http://schemas.microsoft.com/office/drawing/2017/model3d" xmlns:o="urn:schemas-microsoft-com:office:office" xmlns:oel="http://schemas.microsoft.com/office/2019/extlst" xmlns:r="http://schemas.openxmlformats.org/officeDocument/2006/relationships" xmlns:m="http://schemas.openxmlformats.org/officeDocument/2006/math" xmlns:v="urn:schemas-microsoft-com:vml" xmlns:wp14="http://schemas.microsoft.com/office/word/2010/wordprocessingDrawing" xmlns:wp="http://schemas.openxmlformats.org/drawingml/2006/wordprocessingDrawing" xmlns:w10="urn:schemas-microsoft-com:office:word" xmlns:w="http://schemas.openxmlformats.org/wordprocessingml/2006/main" xmlns:w14="http://schemas.microsoft.com/office/word/2010/wordml" xmlns:w15="http://schemas.microsoft.com/office/word/2012/wordml" xmlns:w16cei="http://schemas.microsoft.com/office/word/2026/wordml/cei" xmlns:w16cex="http://schemas.microsoft.com/office/word/2018/wordml/cex" xmlns:w16cid="http://schemas.microsoft.com/office/word/2016/wordml/cid" xmlns:w16="http://schemas.microsoft.com/office/word/2018/wordml" xmlns:w16du="http://schemas.microsoft.com/office/word/2023/wordml/word16du" xmlns:w16sdtdh="http://schemas.microsoft.com/office/word/2020/wordml/sdtdatahash" xmlns:w16sdtfl="http://schemas.microsoft.com/office/word/2024/wordml/sdtformatlock" xmlns:w16se="http://schemas.microsoft.com/office/word/2015/wordml/symex" xmlns:wpg="http://schemas.microsoft.com/office/word/2010/wordprocessingGroup" xmlns:wpi="http://schemas.microsoft.com/office/word/2010/wordprocessingInk" xmlns:wne="http://schemas.microsoft.com/office/word/2006/wordml" xmlns:wps="http://schemas.microsoft.com/office/word/2010/wordprocessingShape" mc:Ignorable="w14 w15 w16se w16cid w16 w16cex w16sdtdh w16sdtfl w16du wp14">
   <w:body>
+    <w:bookmarkStart w:id="0" w:name="_Toc236783610" w:displacedByCustomXml="next"/>
+    <w:bookmarkStart w:id="1" w:name="_Toc237369343" w:displacedByCustomXml="next"/>
+    <w:sdt>
+      <w:sdtPr>
+        <w:id w:val="336045719"/>
+        <w:docPartObj>
+          <w:docPartGallery w:val="Table of Contents"/>
+          <w:docPartUnique/>
+        </w:docPartObj>
+      </w:sdtPr>
+      <w:sdtEndPr>
+        <w:rPr>
+          <w:rFonts w:asciiTheme="minorHAnsi" w:eastAsiaTheme="minorHAnsi" w:hAnsiTheme="minorHAnsi" w:cstheme="minorBidi"/>
+          <w:b/>
+          <w:bCs/>
+          <w:color w:val="auto"/>
+          <w:kern w:val="2"/>
+          <w:sz w:val="24"/>
+          <w:szCs w:val="24"/>
+          <w:lang w:eastAsia="en-US"/>
+          <w14:ligatures w14:val="standardContextual"/>
+        </w:rPr>
+      </w:sdtEndPr>
+      <w:sdtContent>
+        <w:p>
+          <w:pPr>
+            <w:pStyle w:val="TtuloTDC"/>
+          </w:pPr>
+          <w:r>
+            <w:t>Contenido</w:t>
+          </w:r>
+        </w:p>
+        <w:p>
+          <w:pPr>
+            <w:pStyle w:val="TDC1"/>
+            <w:tabs>
+              <w:tab w:val="right" w:leader="dot" w:pos="8494"/>
+            </w:tabs>
+            <w:rPr>
+              <w:noProof/>
+            </w:rPr>
+          </w:pPr>
+          <w:r>
+            <w:fldChar w:fldCharType="begin"/>
+          </w:r>
+          <w:r>
+            <w:instrText xml:space="preserve"> TOC \o "1-3" \h \z \u </w:instrText>
+          </w:r>
+          <w:r>
+            <w:fldChar w:fldCharType="separate"/>
+          </w:r>
+          <w:hyperlink w:anchor="_Toc237768441" w:history="1">
+            <w:r>
+              <w:rPr>
+                <w:rStyle w:val="Hipervnculo"/>
+                <w:noProof/>
+              </w:rPr>
+              <w:t>Con Ruta del bufón</w:t>
+            </w:r>
+            <w:r>
+              <w:rPr>
+                <w:noProof/>
+                <w:webHidden/>
+              </w:rPr>
+              <w:tab/>
+            </w:r>
+            <w:r>
+              <w:rPr>
+                <w:noProof/>
+                <w:webHidden/>
+              </w:rPr>
+              <w:fldChar w:fldCharType="begin"/>
+            </w:r>
+            <w:r>
+              <w:rPr>
+                <w:noProof/>
+                <w:webHidden/>
+              </w:rPr>
+              <w:instrText xml:space="preserve"> PAGEREF _Toc237768441 \h </w:instrText>
+            </w:r>
+            <w:r>
+              <w:rPr>
+                <w:noProof/>
+                <w:webHidden/>
+              </w:rPr>
+            </w:r>
+            <w:r>
+              <w:rPr>
+                <w:noProof/>
+                <w:webHidden/>
+              </w:rPr>
+              <w:fldChar w:fldCharType="separate"/>
+            </w:r>
+            <w:r>
+              <w:rPr>
+                <w:noProof/>
+                <w:webHidden/>
+              </w:rPr>
+              <w:t>1</w:t>
+            </w:r>
+            <w:r>
+              <w:rPr>
+                <w:noProof/>
+                <w:webHidden/>
+              </w:rPr>
+              <w:fldChar w:fldCharType="end"/>
+            </w:r>
+          </w:hyperlink>
+        </w:p>
+        <w:p>
+          <w:pPr>
+            <w:pStyle w:val="TDC1"/>
+            <w:tabs>
+              <w:tab w:val="right" w:leader="dot" w:pos="8494"/>
+            </w:tabs>
+            <w:rPr>
+              <w:noProof/>
+            </w:rPr>
+          </w:pPr>
+          <w:hyperlink w:anchor="_Toc237768442" w:history="1">
+            <w:r>
+              <w:rPr>
+                <w:rStyle w:val="Hipervnculo"/>
+                <w:noProof/>
+                <w:lang w:eastAsia="es-ES"/>
+              </w:rPr>
+              <w:t>GUION</w:t>
+            </w:r>
+            <w:r>
+              <w:rPr>
+                <w:noProof/>
+                <w:webHidden/>
+              </w:rPr>
+              <w:tab/>
+            </w:r>
+            <w:r>
+              <w:rPr>
+                <w:noProof/>
+                <w:webHidden/>
+              </w:rPr>
+              <w:fldChar w:fldCharType="begin"/>
+            </w:r>
+            <w:r>
+              <w:rPr>
+                <w:noProof/>
+                <w:webHidden/>
+              </w:rPr>
+              <w:instrText xml:space="preserve"> PAGEREF _Toc237768442 \h </w:instrText>
+            </w:r>
+            <w:r>
+              <w:rPr>
+                <w:noProof/>
+                <w:webHidden/>
+              </w:rPr>
+            </w:r>
+            <w:r>
+              <w:rPr>
+                <w:noProof/>
+                <w:webHidden/>
+              </w:rPr>
+              <w:fldChar w:fldCharType="separate"/>
+            </w:r>
+            <w:r>
+              <w:rPr>
+                <w:noProof/>
+                <w:webHidden/>
+              </w:rPr>
+              <w:t>1</w:t>
+            </w:r>
+            <w:r>
+              <w:rPr>
+                <w:noProof/>
+                <w:webHidden/>
+              </w:rPr>
+              <w:fldChar w:fldCharType="end"/>
+            </w:r>
+          </w:hyperlink>
+        </w:p>
+        <w:p>
+          <w:pPr>
+            <w:pStyle w:val="TDC1"/>
+            <w:tabs>
+              <w:tab w:val="right" w:leader="dot" w:pos="8494"/>
+            </w:tabs>
+            <w:rPr>
+              <w:noProof/>
+            </w:rPr>
+          </w:pPr>
+          <w:hyperlink w:anchor="_Toc237768443" w:history="1">
+            <w:r>
+              <w:rPr>
+                <w:rStyle w:val="Hipervnculo"/>
+                <w:noProof/>
+                <w:lang w:eastAsia="es-ES"/>
+              </w:rPr>
+              <w:t>CAPIT</w:t>
+            </w:r>
+            <w:r>
+              <w:rPr>
+                <w:rStyle w:val="Hipervnculo"/>
+                <w:noProof/>
+                <w:lang w:eastAsia="es-ES"/>
+              </w:rPr>
+              <w:t>U</w:t>
+            </w:r>
+            <w:r>
+              <w:rPr>
+                <w:rStyle w:val="Hipervnculo"/>
+                <w:noProof/>
+                <w:lang w:eastAsia="es-ES"/>
+              </w:rPr>
+              <w:t>LO 1</w:t>
+            </w:r>
+            <w:r>
+              <w:rPr>
+                <w:noProof/>
+                <w:webHidden/>
+              </w:rPr>
+              <w:tab/>
+            </w:r>
+            <w:r>
+              <w:rPr>
+                <w:noProof/>
+                <w:webHidden/>
+              </w:rPr>
+              <w:fldChar w:fldCharType="begin"/>
+            </w:r>
+            <w:r>
+              <w:rPr>
+                <w:noProof/>
+                <w:webHidden/>
+              </w:rPr>
+              <w:instrText xml:space="preserve"> PAGEREF _Toc237768443 \h </w:instrText>
+            </w:r>
+            <w:r>
+              <w:rPr>
+                <w:noProof/>
+                <w:webHidden/>
+              </w:rPr>
+            </w:r>
+            <w:r>
+              <w:rPr>
+                <w:noProof/>
+                <w:webHidden/>
+              </w:rPr>
+              <w:fldChar w:fldCharType="separate"/>
+            </w:r>
+            <w:r>
+              <w:rPr>
+                <w:noProof/>
+                <w:webHidden/>
+              </w:rPr>
+              <w:t>6</w:t>
+            </w:r>
+            <w:r>
+              <w:rPr>
+                <w:noProof/>
+                <w:webHidden/>
+              </w:rPr>
+              <w:fldChar w:fldCharType="end"/>
+            </w:r>
+          </w:hyperlink>
+        </w:p>
+        <w:p>
+          <w:pPr>
+            <w:pStyle w:val="TDC1"/>
+            <w:tabs>
+              <w:tab w:val="right" w:leader="dot" w:pos="8494"/>
+            </w:tabs>
+            <w:rPr>
+              <w:noProof/>
+            </w:rPr>
+          </w:pPr>
+          <w:hyperlink w:anchor="_Toc237768444" w:history="1">
+            <w:r>
+              <w:rPr>
+                <w:rStyle w:val="Hipervnculo"/>
+                <w:noProof/>
+                <w:lang w:eastAsia="es-ES"/>
+              </w:rPr>
+              <w:t>Capítulo 2 – Guadalupe</w:t>
+            </w:r>
+            <w:r>
+              <w:rPr>
+                <w:noProof/>
+                <w:webHidden/>
+              </w:rPr>
+              <w:tab/>
+            </w:r>
+            <w:r>
+              <w:rPr>
+                <w:noProof/>
+                <w:webHidden/>
+              </w:rPr>
+              <w:fldChar w:fldCharType="begin"/>
+            </w:r>
+            <w:r>
+              <w:rPr>
+                <w:noProof/>
+                <w:webHidden/>
+              </w:rPr>
+              <w:instrText xml:space="preserve"> PAGEREF _Toc237768444 \h </w:instrText>
+            </w:r>
+            <w:r>
+              <w:rPr>
+                <w:noProof/>
+                <w:webHidden/>
+              </w:rPr>
+            </w:r>
+            <w:r>
+              <w:rPr>
+                <w:noProof/>
+                <w:webHidden/>
+              </w:rPr>
+              <w:fldChar w:fldCharType="separate"/>
+            </w:r>
+            <w:r>
+              <w:rPr>
+                <w:noProof/>
+                <w:webHidden/>
+              </w:rPr>
+              <w:t>8</w:t>
+            </w:r>
+            <w:r>
+              <w:rPr>
+                <w:noProof/>
+                <w:webHidden/>
+              </w:rPr>
+              <w:fldChar w:fldCharType="end"/>
+            </w:r>
+          </w:hyperlink>
+        </w:p>
+        <w:p>
+          <w:pPr>
+            <w:pStyle w:val="TDC1"/>
+            <w:tabs>
+              <w:tab w:val="right" w:leader="dot" w:pos="8494"/>
+            </w:tabs>
+            <w:rPr>
+              <w:noProof/>
+            </w:rPr>
+          </w:pPr>
+          <w:hyperlink w:anchor="_Toc237768445" w:history="1">
+            <w:r>
+              <w:rPr>
+                <w:rStyle w:val="Hipervnculo"/>
+                <w:noProof/>
+              </w:rPr>
+              <w:t>Capítulo 3 – Valencia de Alcántara – Rocamador Castillo Fortaleza</w:t>
+            </w:r>
+            <w:r>
+              <w:rPr>
+                <w:noProof/>
+                <w:webHidden/>
+              </w:rPr>
+              <w:tab/>
+            </w:r>
+            <w:r>
+              <w:rPr>
+                <w:noProof/>
+                <w:webHidden/>
+              </w:rPr>
+              <w:fldChar w:fldCharType="begin"/>
+            </w:r>
+            <w:r>
+              <w:rPr>
+                <w:noProof/>
+                <w:webHidden/>
+              </w:rPr>
+              <w:instrText xml:space="preserve"> PAGEREF _Toc237768445 \h </w:instrText>
+            </w:r>
+            <w:r>
+              <w:rPr>
+                <w:noProof/>
+                <w:webHidden/>
+              </w:rPr>
+            </w:r>
+            <w:r>
+              <w:rPr>
+                <w:noProof/>
+                <w:webHidden/>
+              </w:rPr>
+              <w:fldChar w:fldCharType="separate"/>
+            </w:r>
+            <w:r>
+              <w:rPr>
+                <w:noProof/>
+                <w:webHidden/>
+              </w:rPr>
+              <w:t>9</w:t>
+            </w:r>
+            <w:r>
+              <w:rPr>
+                <w:noProof/>
+                <w:webHidden/>
+              </w:rPr>
+              <w:fldChar w:fldCharType="end"/>
+            </w:r>
+          </w:hyperlink>
+        </w:p>
+        <w:p>
+          <w:r>
+            <w:rPr>
+              <w:b/>
+              <w:bCs/>
+            </w:rPr>
+            <w:fldChar w:fldCharType="end"/>
+          </w:r>
+        </w:p>
+      </w:sdtContent>
+    </w:sdt>
     <w:p>
       <w:pPr>
         <w:pStyle w:val="Ttulo1"/>
       </w:pPr>
-      <w:bookmarkStart w:id="0" w:name="_Toc237369343"/>
-      <w:bookmarkStart w:id="1" w:name="_Toc236783610"/>
+    </w:p>
+    <w:p>
+      <w:pPr>
+        <w:pStyle w:val="Ttulo1"/>
+      </w:pPr>
+      <w:bookmarkStart w:id="2" w:name="_Toc237768441"/>
       <w:r>
         <w:t xml:space="preserve">Con </w:t>
       </w:r>
       <w:r>
         <w:t>Ruta del bufón</w:t>
       </w:r>
-      <w:bookmarkEnd w:id="0"/>
+      <w:bookmarkEnd w:id="1"/>
+      <w:bookmarkEnd w:id="2"/>
     </w:p>
     <w:p>
       <w:r>
@@ -337,13 +753,15 @@
           <w:lang w:eastAsia="es-ES"/>
         </w:rPr>
       </w:pPr>
+      <w:bookmarkStart w:id="3" w:name="_Toc237768442"/>
       <w:r>
         <w:rPr>
           <w:lang w:eastAsia="es-ES"/>
         </w:rPr>
         <w:t>GUION</w:t>
       </w:r>
-      <w:bookmarkEnd w:id="1"/>
+      <w:bookmarkEnd w:id="0"/>
+      <w:bookmarkEnd w:id="3"/>
     </w:p>
     <w:p>
       <w:pPr>
@@ -438,7 +856,6 @@
           <w:iCs/>
           <w:lang w:eastAsia="es-ES"/>
         </w:rPr>
-        <w:lastRenderedPageBreak/>
         <w:t>Fundido en negro y comienzo de la siguiente escena</w:t>
       </w:r>
     </w:p>
@@ -467,7 +884,7 @@
           <w:lang w:eastAsia="es-ES"/>
         </w:rPr>
       </w:pPr>
-      <w:commentRangeStart w:id="2"/>
+      <w:commentRangeStart w:id="4"/>
       <w:r>
         <w:rPr>
           <w:b/>
@@ -482,14 +899,14 @@
         </w:rPr>
         <w:t xml:space="preserve"> ¡Vamos mi pequeño aprendiz! ¡Utiliza </w:t>
       </w:r>
-      <w:commentRangeStart w:id="3"/>
+      <w:commentRangeStart w:id="5"/>
       <w:r>
         <w:rPr>
           <w:lang w:eastAsia="es-ES"/>
         </w:rPr>
         <w:t xml:space="preserve">W, A, S, D </w:t>
       </w:r>
-      <w:commentRangeEnd w:id="3"/>
+      <w:commentRangeEnd w:id="5"/>
       <w:r>
         <w:rPr>
           <w:rStyle w:val="Refdecomentario"/>
@@ -497,7 +914,7 @@
           <w:szCs w:val="24"/>
           <w:lang w:eastAsia="es-ES"/>
         </w:rPr>
-        <w:commentReference w:id="3"/>
+        <w:commentReference w:id="5"/>
       </w:r>
       <w:r>
         <w:rPr>
@@ -591,14 +1008,14 @@
         </w:rPr>
         <w:t xml:space="preserve"> Bien muchacho, ahora tenemos que hacernos paso entre </w:t>
       </w:r>
-      <w:commentRangeStart w:id="4"/>
+      <w:commentRangeStart w:id="6"/>
       <w:r>
         <w:rPr>
           <w:lang w:eastAsia="es-ES"/>
         </w:rPr>
         <w:t xml:space="preserve">los monjes </w:t>
       </w:r>
-      <w:commentRangeEnd w:id="4"/>
+      <w:commentRangeEnd w:id="6"/>
       <w:r>
         <w:rPr>
           <w:rStyle w:val="Refdecomentario"/>
@@ -606,7 +1023,7 @@
           <w:szCs w:val="24"/>
           <w:lang w:eastAsia="es-ES"/>
         </w:rPr>
-        <w:commentReference w:id="4"/>
+        <w:commentReference w:id="6"/>
       </w:r>
       <w:r>
         <w:rPr>
@@ -804,6 +1221,7 @@
           <w:iCs/>
           <w:lang w:eastAsia="es-ES"/>
         </w:rPr>
+        <w:lastRenderedPageBreak/>
         <w:t>Grupo 2</w:t>
       </w:r>
     </w:p>
@@ -1026,298 +1444,306 @@
           <w:bCs/>
           <w:lang w:eastAsia="es-ES"/>
         </w:rPr>
+        <w:t xml:space="preserve">ARLEQUINO </w:t>
+      </w:r>
+      <w:r>
+        <w:rPr>
+          <w:i/>
+          <w:iCs/>
+          <w:lang w:eastAsia="es-ES"/>
+        </w:rPr>
+        <w:t xml:space="preserve">al bufón: </w:t>
+      </w:r>
+      <w:r>
+        <w:rPr>
+          <w:lang w:eastAsia="es-ES"/>
+        </w:rPr>
+        <w:t>Dicen que la música amansa a las fieras pues es la hora de demostrarlo. ¿Quieren música? Pues gracias a ella nos dejarán pasar.</w:t>
+      </w:r>
+    </w:p>
+    <w:p>
+      <w:pPr>
+        <w:jc w:val="both"/>
+        <w:rPr>
+          <w:b/>
+          <w:bCs/>
+          <w:i/>
+          <w:iCs/>
+          <w:lang w:eastAsia="es-ES"/>
+        </w:rPr>
+      </w:pPr>
+      <w:r>
+        <w:rPr>
+          <w:i/>
+          <w:iCs/>
+          <w:lang w:eastAsia="es-ES"/>
+        </w:rPr>
+        <w:t xml:space="preserve">Mensaje de pulsar 2 para </w:t>
+      </w:r>
+      <w:r>
+        <w:rPr>
+          <w:b/>
+          <w:bCs/>
+          <w:i/>
+          <w:iCs/>
+          <w:lang w:eastAsia="es-ES"/>
+        </w:rPr>
+        <w:t>ENGATUSAR</w:t>
+      </w:r>
+    </w:p>
+    <w:p>
+      <w:pPr>
+        <w:jc w:val="both"/>
+        <w:rPr>
+          <w:i/>
+          <w:iCs/>
+          <w:lang w:eastAsia="es-ES"/>
+        </w:rPr>
+      </w:pPr>
+      <w:r>
+        <w:rPr>
+          <w:i/>
+          <w:iCs/>
+          <w:lang w:eastAsia="es-ES"/>
+        </w:rPr>
+        <w:t>Los soldados se duermen y pasan a la sala donde está teniendo lugar el enlace</w:t>
+      </w:r>
+    </w:p>
+    <w:p>
+      <w:pPr>
+        <w:jc w:val="both"/>
+        <w:rPr>
+          <w:lang w:eastAsia="es-ES"/>
+        </w:rPr>
+      </w:pPr>
+      <w:r>
+        <w:rPr>
+          <w:b/>
+          <w:bCs/>
+          <w:lang w:eastAsia="es-ES"/>
+        </w:rPr>
+        <w:t>ARLEQUINO:</w:t>
+      </w:r>
+      <w:r>
+        <w:rPr>
+          <w:lang w:eastAsia="es-ES"/>
+        </w:rPr>
+        <w:t xml:space="preserve"> Mira Benjamín, allí al </w:t>
+      </w:r>
+      <w:r>
+        <w:rPr>
+          <w:lang w:eastAsia="es-ES"/>
+        </w:rPr>
+        <w:t>fondo</w:t>
+      </w:r>
+      <w:r>
+        <w:rPr>
+          <w:lang w:eastAsia="es-ES"/>
+        </w:rPr>
+        <w:t xml:space="preserve"> de la </w:t>
+      </w:r>
+      <w:r>
+        <w:rPr>
+          <w:lang w:eastAsia="es-ES"/>
+        </w:rPr>
+        <w:t>plaza</w:t>
+      </w:r>
+      <w:r>
+        <w:rPr>
+          <w:lang w:eastAsia="es-ES"/>
+        </w:rPr>
+        <w:t xml:space="preserve"> se encuentra nuestra princesa la Infanta, tan bella como su madre, pero mucho más jovial. Acércate joven para presentar tus respetos a la joven pareja, </w:t>
+      </w:r>
+      <w:r>
+        <w:rPr>
+          <w:strike/>
+          <w:lang w:eastAsia="es-ES"/>
+        </w:rPr>
+        <w:t>mas no se te olvide todo lo ya aprendido</w:t>
+      </w:r>
+      <w:r>
+        <w:rPr>
+          <w:lang w:eastAsia="es-ES"/>
+        </w:rPr>
+        <w:t>.</w:t>
+      </w:r>
+    </w:p>
+    <w:p>
+      <w:pPr>
+        <w:jc w:val="both"/>
+        <w:rPr>
+          <w:lang w:eastAsia="es-ES"/>
+        </w:rPr>
+      </w:pPr>
+    </w:p>
+    <w:p>
+      <w:pPr>
+        <w:jc w:val="both"/>
+        <w:rPr>
+          <w:lang w:eastAsia="es-ES"/>
+        </w:rPr>
+      </w:pPr>
+      <w:r>
+        <w:rPr>
+          <w:b/>
+          <w:bCs/>
+          <w:lang w:eastAsia="es-ES"/>
+        </w:rPr>
+        <w:t>BENJAMÍN:</w:t>
+      </w:r>
+      <w:r>
+        <w:rPr>
+          <w:lang w:eastAsia="es-ES"/>
+        </w:rPr>
+        <w:t xml:space="preserve"> A sus pies mis señores, es un honor para mí poder presenciar tan magnánimo acontecimiento.</w:t>
+      </w:r>
+    </w:p>
+    <w:p>
+      <w:pPr>
+        <w:jc w:val="both"/>
+        <w:rPr>
+          <w:lang w:eastAsia="es-ES"/>
+        </w:rPr>
+      </w:pPr>
+      <w:r>
+        <w:rPr>
+          <w:b/>
+          <w:bCs/>
+          <w:lang w:eastAsia="es-ES"/>
+        </w:rPr>
+        <w:t>ISABEL:</w:t>
+      </w:r>
+      <w:r>
+        <w:rPr>
+          <w:lang w:eastAsia="es-ES"/>
+        </w:rPr>
+        <w:t xml:space="preserve"> </w:t>
+      </w:r>
+      <w:r>
+        <w:rPr>
+          <w:lang w:eastAsia="es-ES"/>
+        </w:rPr>
+        <w:t>Levántate joven Bufón y deje sus presentes en aquella mesa de allá</w:t>
+      </w:r>
+      <w:r>
+        <w:rPr>
+          <w:lang w:eastAsia="es-ES"/>
+        </w:rPr>
+        <w:t>.</w:t>
+      </w:r>
+    </w:p>
+    <w:p>
+      <w:pPr>
+        <w:jc w:val="both"/>
+        <w:rPr>
+          <w:lang w:eastAsia="es-ES"/>
+        </w:rPr>
+      </w:pPr>
+      <w:r>
+        <w:rPr>
+          <w:b/>
+          <w:bCs/>
+          <w:lang w:eastAsia="es-ES"/>
+        </w:rPr>
+        <w:t>BENJAMÍN:</w:t>
+      </w:r>
+      <w:r>
+        <w:rPr>
+          <w:lang w:eastAsia="es-ES"/>
+        </w:rPr>
+        <w:t xml:space="preserve"> </w:t>
+      </w:r>
+      <w:r>
+        <w:rPr>
+          <w:lang w:eastAsia="es-ES"/>
+        </w:rPr>
+        <w:t>Pero, ¿cómo que mis presentes? Si no tengo cosa alguna que mis encantos</w:t>
+      </w:r>
+      <w:r>
+        <w:rPr>
+          <w:lang w:eastAsia="es-ES"/>
+        </w:rPr>
+        <w:t>.</w:t>
+      </w:r>
+    </w:p>
+    <w:p>
+      <w:pPr>
+        <w:jc w:val="both"/>
+        <w:rPr>
+          <w:lang w:eastAsia="es-ES"/>
+        </w:rPr>
+      </w:pPr>
+      <w:r>
+        <w:rPr>
+          <w:b/>
+          <w:bCs/>
+          <w:lang w:eastAsia="es-ES"/>
+        </w:rPr>
+        <w:t>ISABEL:</w:t>
+      </w:r>
+      <w:r>
+        <w:rPr>
+          <w:lang w:eastAsia="es-ES"/>
+        </w:rPr>
+        <w:t xml:space="preserve"> </w:t>
+      </w:r>
+      <w:r>
+        <w:rPr>
+          <w:lang w:eastAsia="es-ES"/>
+        </w:rPr>
+        <w:t>¡¿Osas presentarte ante los monarcas de dos reinos con las manos vacías?! Si esto no cambia al final de la celebración atente a las consecuencias</w:t>
+      </w:r>
+      <w:r>
+        <w:rPr>
+          <w:lang w:eastAsia="es-ES"/>
+        </w:rPr>
+        <w:t>.</w:t>
+      </w:r>
+    </w:p>
+    <w:p>
+      <w:pPr>
+        <w:jc w:val="both"/>
+        <w:rPr>
+          <w:i/>
+          <w:iCs/>
+          <w:lang w:eastAsia="es-ES"/>
+        </w:rPr>
+      </w:pPr>
+      <w:r>
+        <w:rPr>
+          <w:i/>
+          <w:iCs/>
+          <w:lang w:eastAsia="es-ES"/>
+        </w:rPr>
+        <w:t xml:space="preserve">Puzle </w:t>
+      </w:r>
+      <w:r>
+        <w:rPr>
+          <w:i/>
+          <w:iCs/>
+          <w:lang w:eastAsia="es-ES"/>
+        </w:rPr>
+        <w:sym w:font="Wingdings" w:char="F0E0"/>
+      </w:r>
+      <w:r>
+        <w:rPr>
+          <w:i/>
+          <w:iCs/>
+          <w:lang w:eastAsia="es-ES"/>
+        </w:rPr>
+        <w:t xml:space="preserve"> primera interacción con la Infanta quien le dice que como osa presentarse con las manos vacías y que tiene que volver con un regalo digno de una princesa. El jugador mediante el espionaje y engatusar a los npcs tendrá que encontrar dicho </w:t>
+      </w:r>
+      <w:r>
+        <w:rPr>
+          <w:i/>
+          <w:iCs/>
+          <w:lang w:eastAsia="es-ES"/>
+        </w:rPr>
         <w:lastRenderedPageBreak/>
-        <w:t xml:space="preserve">ARLEQUINO </w:t>
-      </w:r>
-      <w:r>
-        <w:rPr>
-          <w:i/>
-          <w:iCs/>
-          <w:lang w:eastAsia="es-ES"/>
-        </w:rPr>
-        <w:t xml:space="preserve">al bufón: </w:t>
-      </w:r>
-      <w:r>
-        <w:rPr>
-          <w:lang w:eastAsia="es-ES"/>
-        </w:rPr>
-        <w:t>Dicen que la música amansa a las fieras pues es la hora de demostrarlo. ¿Quieren música? Pues gracias a ella nos dejarán pasar.</w:t>
-      </w:r>
-    </w:p>
-    <w:p>
-      <w:pPr>
-        <w:jc w:val="both"/>
-        <w:rPr>
-          <w:b/>
-          <w:bCs/>
-          <w:i/>
-          <w:iCs/>
-          <w:lang w:eastAsia="es-ES"/>
-        </w:rPr>
-      </w:pPr>
-      <w:r>
-        <w:rPr>
-          <w:i/>
-          <w:iCs/>
-          <w:lang w:eastAsia="es-ES"/>
-        </w:rPr>
-        <w:t xml:space="preserve">Mensaje de pulsar 2 para </w:t>
-      </w:r>
-      <w:r>
-        <w:rPr>
-          <w:b/>
-          <w:bCs/>
-          <w:i/>
-          <w:iCs/>
-          <w:lang w:eastAsia="es-ES"/>
-        </w:rPr>
-        <w:t>ENGATUSAR</w:t>
-      </w:r>
-    </w:p>
-    <w:p>
-      <w:pPr>
-        <w:jc w:val="both"/>
-        <w:rPr>
-          <w:i/>
-          <w:iCs/>
-          <w:lang w:eastAsia="es-ES"/>
-        </w:rPr>
-      </w:pPr>
-      <w:r>
-        <w:rPr>
-          <w:i/>
-          <w:iCs/>
-          <w:lang w:eastAsia="es-ES"/>
-        </w:rPr>
-        <w:t>Los soldados se duermen y pasan a la sala donde está teniendo lugar el enlace</w:t>
-      </w:r>
-    </w:p>
-    <w:p>
-      <w:pPr>
-        <w:jc w:val="both"/>
-        <w:rPr>
-          <w:lang w:eastAsia="es-ES"/>
-        </w:rPr>
-      </w:pPr>
-      <w:r>
-        <w:rPr>
-          <w:b/>
-          <w:bCs/>
-          <w:lang w:eastAsia="es-ES"/>
-        </w:rPr>
-        <w:t>ARLEQUINO:</w:t>
-      </w:r>
-      <w:r>
-        <w:rPr>
-          <w:lang w:eastAsia="es-ES"/>
-        </w:rPr>
-        <w:t xml:space="preserve"> Mira Benjamín, allí al </w:t>
-      </w:r>
-      <w:r>
-        <w:rPr>
-          <w:lang w:eastAsia="es-ES"/>
-        </w:rPr>
-        <w:t>fondo</w:t>
-      </w:r>
-      <w:r>
-        <w:rPr>
-          <w:lang w:eastAsia="es-ES"/>
-        </w:rPr>
-        <w:t xml:space="preserve"> de la </w:t>
-      </w:r>
-      <w:r>
-        <w:rPr>
-          <w:lang w:eastAsia="es-ES"/>
-        </w:rPr>
-        <w:t>plaza</w:t>
-      </w:r>
-      <w:r>
-        <w:rPr>
-          <w:lang w:eastAsia="es-ES"/>
-        </w:rPr>
-        <w:t xml:space="preserve"> se encuentra nuestra princesa la Infanta, tan bella como su madre, pero mucho más jovial. Acércate joven para presentar tus respetos a la joven pareja, </w:t>
-      </w:r>
-      <w:r>
-        <w:rPr>
-          <w:strike/>
-          <w:lang w:eastAsia="es-ES"/>
-        </w:rPr>
-        <w:t>mas no se te olvide todo lo ya aprendido</w:t>
-      </w:r>
-      <w:r>
-        <w:rPr>
-          <w:lang w:eastAsia="es-ES"/>
-        </w:rPr>
-        <w:t>.</w:t>
-      </w:r>
-    </w:p>
-    <w:p>
-      <w:pPr>
-        <w:jc w:val="both"/>
-        <w:rPr>
-          <w:lang w:eastAsia="es-ES"/>
-        </w:rPr>
-      </w:pPr>
-    </w:p>
-    <w:p>
-      <w:pPr>
-        <w:jc w:val="both"/>
-        <w:rPr>
-          <w:lang w:eastAsia="es-ES"/>
-        </w:rPr>
-      </w:pPr>
-      <w:r>
-        <w:rPr>
-          <w:b/>
-          <w:bCs/>
-          <w:lang w:eastAsia="es-ES"/>
-        </w:rPr>
-        <w:t>BENJAMÍN:</w:t>
-      </w:r>
-      <w:r>
-        <w:rPr>
-          <w:lang w:eastAsia="es-ES"/>
-        </w:rPr>
-        <w:t xml:space="preserve"> A sus pies mis señores, es un honor para mí poder presenciar tan magnánimo acontecimiento.</w:t>
-      </w:r>
-    </w:p>
-    <w:p>
-      <w:pPr>
-        <w:jc w:val="both"/>
-        <w:rPr>
-          <w:lang w:eastAsia="es-ES"/>
-        </w:rPr>
-      </w:pPr>
-      <w:r>
-        <w:rPr>
-          <w:b/>
-          <w:bCs/>
-          <w:lang w:eastAsia="es-ES"/>
-        </w:rPr>
-        <w:t>ISABEL:</w:t>
-      </w:r>
-      <w:r>
-        <w:rPr>
-          <w:lang w:eastAsia="es-ES"/>
-        </w:rPr>
-        <w:t xml:space="preserve"> </w:t>
-      </w:r>
-      <w:r>
-        <w:rPr>
-          <w:lang w:eastAsia="es-ES"/>
-        </w:rPr>
-        <w:t>Levántate joven Bufón y deje sus presentes en aquella mesa de allá</w:t>
-      </w:r>
-      <w:r>
-        <w:rPr>
-          <w:lang w:eastAsia="es-ES"/>
-        </w:rPr>
-        <w:t>.</w:t>
-      </w:r>
-    </w:p>
-    <w:p>
-      <w:pPr>
-        <w:jc w:val="both"/>
-        <w:rPr>
-          <w:lang w:eastAsia="es-ES"/>
-        </w:rPr>
-      </w:pPr>
-      <w:r>
-        <w:rPr>
-          <w:b/>
-          <w:bCs/>
-          <w:lang w:eastAsia="es-ES"/>
-        </w:rPr>
-        <w:t>BENJAMÍN:</w:t>
-      </w:r>
-      <w:r>
-        <w:rPr>
-          <w:lang w:eastAsia="es-ES"/>
-        </w:rPr>
-        <w:t xml:space="preserve"> </w:t>
-      </w:r>
-      <w:r>
-        <w:rPr>
-          <w:lang w:eastAsia="es-ES"/>
-        </w:rPr>
-        <w:t>Pero, ¿cómo que mis presentes? Si no tengo cosa alguna que mis encantos</w:t>
-      </w:r>
-      <w:r>
-        <w:rPr>
-          <w:lang w:eastAsia="es-ES"/>
-        </w:rPr>
-        <w:t>.</w:t>
-      </w:r>
-    </w:p>
-    <w:p>
-      <w:pPr>
-        <w:jc w:val="both"/>
-        <w:rPr>
-          <w:lang w:eastAsia="es-ES"/>
-        </w:rPr>
-      </w:pPr>
-      <w:r>
-        <w:rPr>
-          <w:b/>
-          <w:bCs/>
-          <w:lang w:eastAsia="es-ES"/>
-        </w:rPr>
-        <w:t>ISABEL:</w:t>
-      </w:r>
-      <w:r>
-        <w:rPr>
-          <w:lang w:eastAsia="es-ES"/>
-        </w:rPr>
-        <w:t xml:space="preserve"> </w:t>
-      </w:r>
-      <w:r>
-        <w:rPr>
-          <w:lang w:eastAsia="es-ES"/>
-        </w:rPr>
-        <w:t>¡¿Osas presentarte ante los monarcas de dos reinos con las manos vacías?! Si esto no cambia al final de la celebración atente a las consecuencias</w:t>
-      </w:r>
-      <w:r>
-        <w:rPr>
-          <w:lang w:eastAsia="es-ES"/>
-        </w:rPr>
-        <w:t>.</w:t>
-      </w:r>
-    </w:p>
-    <w:p>
-      <w:pPr>
-        <w:jc w:val="both"/>
-        <w:rPr>
-          <w:i/>
-          <w:iCs/>
-          <w:lang w:eastAsia="es-ES"/>
-        </w:rPr>
-      </w:pPr>
-      <w:r>
-        <w:rPr>
-          <w:i/>
-          <w:iCs/>
-          <w:lang w:eastAsia="es-ES"/>
-        </w:rPr>
-        <w:t xml:space="preserve">Puzle </w:t>
-      </w:r>
-      <w:r>
-        <w:rPr>
-          <w:i/>
-          <w:iCs/>
-          <w:lang w:eastAsia="es-ES"/>
-        </w:rPr>
-        <w:sym w:font="Wingdings" w:char="F0E0"/>
-      </w:r>
-      <w:r>
-        <w:rPr>
-          <w:i/>
-          <w:iCs/>
-          <w:lang w:eastAsia="es-ES"/>
-        </w:rPr>
-        <w:t xml:space="preserve"> primera interacción con la Infanta quien le dice que como osa presentarse con las manos vacías y que tiene que volver con un regalo digno de una princesa. El jugador mediante el espionaje y engatusar a los npcs tendrá que encontrar dicho regalo, que acabará siendo un collar de perlas, teniendo que encontrar la información, los materiales y </w:t>
-      </w:r>
-      <w:commentRangeStart w:id="5"/>
-      <w:commentRangeStart w:id="6"/>
+        <w:t xml:space="preserve">regalo, que acabará siendo un collar de perlas, teniendo que encontrar la información, los materiales y </w:t>
+      </w:r>
+      <w:commentRangeStart w:id="7"/>
+      <w:commentRangeStart w:id="8"/>
       <w:r>
         <w:rPr>
           <w:i/>
@@ -1326,7 +1752,7 @@
         </w:rPr>
         <w:t xml:space="preserve">montarlo </w:t>
       </w:r>
-      <w:commentRangeEnd w:id="5"/>
+      <w:commentRangeEnd w:id="7"/>
       <w:r>
         <w:rPr>
           <w:rStyle w:val="Refdecomentario"/>
@@ -1336,9 +1762,9 @@
           <w:szCs w:val="24"/>
           <w:lang w:eastAsia="es-ES"/>
         </w:rPr>
-        <w:commentReference w:id="5"/>
-      </w:r>
-      <w:commentRangeEnd w:id="6"/>
+        <w:commentReference w:id="7"/>
+      </w:r>
+      <w:commentRangeEnd w:id="8"/>
       <w:r>
         <w:rPr>
           <w:rStyle w:val="Refdecomentario"/>
@@ -1348,7 +1774,7 @@
           <w:szCs w:val="24"/>
           <w:lang w:eastAsia="es-ES"/>
         </w:rPr>
-        <w:commentReference w:id="6"/>
+        <w:commentReference w:id="8"/>
       </w:r>
     </w:p>
     <w:p>
@@ -1520,7 +1946,6 @@
           <w:bCs/>
           <w:lang w:eastAsia="es-ES"/>
         </w:rPr>
-        <w:lastRenderedPageBreak/>
         <w:t>ARLEQUINO:</w:t>
       </w:r>
       <w:r>
@@ -1639,7 +2064,7 @@
         </w:rPr>
         <w:t>Por mucho que la Infanta sea hija de un rey que ha batallado en muchas guerras dudo que alguna de mis armas sea del gusto de Nossa Infanta.</w:t>
       </w:r>
-      <w:commentRangeEnd w:id="2"/>
+      <w:commentRangeEnd w:id="4"/>
       <w:r>
         <w:rPr>
           <w:rStyle w:val="Refdecomentario"/>
@@ -1647,7 +2072,7 @@
           <w:szCs w:val="24"/>
           <w:lang w:eastAsia="es-ES"/>
         </w:rPr>
-        <w:commentReference w:id="2"/>
+        <w:commentReference w:id="4"/>
       </w:r>
     </w:p>
     <w:p>
@@ -1791,6 +2216,7 @@
           <w:bCs/>
           <w:lang w:eastAsia="es-ES"/>
         </w:rPr>
+        <w:lastRenderedPageBreak/>
         <w:t>ARLEQUINO:</w:t>
       </w:r>
       <w:r>
@@ -1883,7 +2309,7 @@
         </w:rPr>
         <w:t xml:space="preserve">En este momento los monjes desbloquean conversación/interacción, son 4 y cada uno dará algo de información acerca de la creación de la </w:t>
       </w:r>
-      <w:commentRangeStart w:id="7"/>
+      <w:commentRangeStart w:id="9"/>
       <w:r>
         <w:rPr>
           <w:i/>
@@ -1892,7 +2318,7 @@
         </w:rPr>
         <w:t>ginja portuguesa</w:t>
       </w:r>
-      <w:commentRangeEnd w:id="7"/>
+      <w:commentRangeEnd w:id="9"/>
       <w:r>
         <w:rPr>
           <w:rStyle w:val="Refdecomentario"/>
@@ -1902,7 +2328,7 @@
           <w:szCs w:val="24"/>
           <w:lang w:eastAsia="es-ES"/>
         </w:rPr>
-        <w:commentReference w:id="7"/>
+        <w:commentReference w:id="9"/>
       </w:r>
     </w:p>
     <w:p>
@@ -1940,116 +2366,300 @@
           <w:bCs/>
           <w:lang w:eastAsia="es-ES"/>
         </w:rPr>
+        <w:t>MONJE 2:</w:t>
+      </w:r>
+      <w:r>
+        <w:rPr>
+          <w:lang w:eastAsia="es-ES"/>
+        </w:rPr>
+        <w:t xml:space="preserve"> Si ginja quieres conseguir, el agua en llamas se ha de utilizar. Pero no cualquier cantidad pues las guindas se han de ahogar, y una ramita de canela se ha de añadir.</w:t>
+      </w:r>
+    </w:p>
+    <w:p>
+      <w:pPr>
+        <w:jc w:val="both"/>
+        <w:rPr>
+          <w:lang w:eastAsia="es-ES"/>
+        </w:rPr>
+      </w:pPr>
+      <w:r>
+        <w:rPr>
+          <w:b/>
+          <w:bCs/>
+          <w:lang w:eastAsia="es-ES"/>
+        </w:rPr>
+        <w:t>MONJE 3:</w:t>
+      </w:r>
+      <w:r>
+        <w:rPr>
+          <w:lang w:eastAsia="es-ES"/>
+        </w:rPr>
+        <w:t xml:space="preserve"> Para su maceración se ha de esperar tantos días como tiene la Cuaresma para poder añadir aquello que endulza su sabor.</w:t>
+      </w:r>
+    </w:p>
+    <w:p>
+      <w:pPr>
+        <w:jc w:val="both"/>
+        <w:rPr>
+          <w:lang w:eastAsia="es-ES"/>
+        </w:rPr>
+      </w:pPr>
+      <w:r>
+        <w:rPr>
+          <w:b/>
+          <w:bCs/>
+          <w:lang w:eastAsia="es-ES"/>
+        </w:rPr>
+        <w:t>MONJE 4:</w:t>
+      </w:r>
+      <w:r>
+        <w:rPr>
+          <w:lang w:eastAsia="es-ES"/>
+        </w:rPr>
+        <w:t xml:space="preserve"> Para poder tomar dicho elixir hay que ser paciente, ya lo dijo Nuestro Señor, quien determinó el tiempo a esperar con los días que tardó en hacer la creación de todo lo que hoy conocemos.</w:t>
+      </w:r>
+    </w:p>
+    <w:p>
+      <w:pPr>
+        <w:jc w:val="both"/>
+        <w:rPr>
+          <w:i/>
+          <w:iCs/>
+          <w:lang w:eastAsia="es-ES"/>
+        </w:rPr>
+      </w:pPr>
+      <w:commentRangeStart w:id="10"/>
+      <w:r>
+        <w:rPr>
+          <w:i/>
+          <w:iCs/>
+          <w:lang w:eastAsia="es-ES"/>
+        </w:rPr>
+        <w:t>Puzle de rellenar los huecos con el Herrero</w:t>
+      </w:r>
+    </w:p>
+    <w:p>
+      <w:pPr>
+        <w:jc w:val="both"/>
+        <w:rPr>
+          <w:lang w:eastAsia="es-ES"/>
+        </w:rPr>
+      </w:pPr>
+      <w:r>
+        <w:rPr>
+          <w:b/>
+          <w:bCs/>
+          <w:lang w:eastAsia="es-ES"/>
+        </w:rPr>
+        <w:t>Herrero:</w:t>
+      </w:r>
+      <w:r>
+        <w:rPr>
+          <w:lang w:eastAsia="es-ES"/>
+        </w:rPr>
+        <w:t xml:space="preserve"> Con que solo se pueden recoger las guindas en ese mes… Me pregunto qué mes será…</w:t>
+      </w:r>
+    </w:p>
+    <w:p>
+      <w:pPr>
+        <w:jc w:val="both"/>
+        <w:rPr>
+          <w:i/>
+          <w:iCs/>
+          <w:lang w:eastAsia="es-ES"/>
+        </w:rPr>
+      </w:pPr>
+      <w:r>
+        <w:rPr>
+          <w:i/>
+          <w:iCs/>
+          <w:lang w:eastAsia="es-ES"/>
+        </w:rPr>
+        <w:t xml:space="preserve">Opciones: </w:t>
+      </w:r>
+      <w:r>
+        <w:rPr>
+          <w:i/>
+          <w:iCs/>
+          <w:u w:val="single"/>
+          <w:lang w:eastAsia="es-ES"/>
+        </w:rPr>
+        <w:t>Junio</w:t>
+      </w:r>
+      <w:r>
+        <w:rPr>
+          <w:i/>
+          <w:iCs/>
+          <w:lang w:eastAsia="es-ES"/>
+        </w:rPr>
+        <w:t>, Mayo, Julio, Abril</w:t>
+      </w:r>
+    </w:p>
+    <w:p>
+      <w:pPr>
+        <w:jc w:val="both"/>
+        <w:rPr>
+          <w:lang w:eastAsia="es-ES"/>
+        </w:rPr>
+      </w:pPr>
+      <w:r>
+        <w:rPr>
+          <w:b/>
+          <w:bCs/>
+          <w:lang w:eastAsia="es-ES"/>
+        </w:rPr>
+        <w:t xml:space="preserve">Herrero: </w:t>
+      </w:r>
+      <w:r>
+        <w:rPr>
+          <w:lang w:eastAsia="es-ES"/>
+        </w:rPr>
+        <w:t>No conozco yo dicho líquido, me pregunto de cuál hablarán.</w:t>
+      </w:r>
+    </w:p>
+    <w:p>
+      <w:pPr>
+        <w:jc w:val="both"/>
+        <w:rPr>
+          <w:i/>
+          <w:iCs/>
+          <w:lang w:eastAsia="es-ES"/>
+        </w:rPr>
+      </w:pPr>
+      <w:r>
+        <w:rPr>
+          <w:i/>
+          <w:iCs/>
+          <w:lang w:eastAsia="es-ES"/>
+        </w:rPr>
+        <w:t xml:space="preserve">Opciones: </w:t>
+      </w:r>
+      <w:r>
+        <w:rPr>
+          <w:i/>
+          <w:iCs/>
+          <w:u w:val="single"/>
+          <w:lang w:eastAsia="es-ES"/>
+        </w:rPr>
+        <w:t>Aguardiente</w:t>
+      </w:r>
+      <w:r>
+        <w:rPr>
+          <w:i/>
+          <w:iCs/>
+          <w:lang w:eastAsia="es-ES"/>
+        </w:rPr>
+        <w:t>, Vodka, Hidromiel, Vino</w:t>
+      </w:r>
+    </w:p>
+    <w:p>
+      <w:pPr>
+        <w:ind w:left="708" w:hanging="708"/>
+        <w:jc w:val="both"/>
+        <w:rPr>
+          <w:lang w:eastAsia="es-ES"/>
+        </w:rPr>
+      </w:pPr>
+      <w:r>
+        <w:rPr>
+          <w:b/>
+          <w:bCs/>
+          <w:lang w:eastAsia="es-ES"/>
+        </w:rPr>
+        <w:t>Herrero:</w:t>
+      </w:r>
+      <w:r>
+        <w:rPr>
+          <w:lang w:eastAsia="es-ES"/>
+        </w:rPr>
+        <w:t xml:space="preserve"> No sé de cuantos días me habla para endulzar la mezcla, nunca fui muy creyente, pero no se lo diga a su majestad que me </w:t>
+      </w:r>
+      <w:r>
+        <w:rPr>
+          <w:lang w:eastAsia="es-ES"/>
+        </w:rPr>
+        <w:t>echa</w:t>
+      </w:r>
+      <w:r>
+        <w:rPr>
+          <w:lang w:eastAsia="es-ES"/>
+        </w:rPr>
+        <w:t xml:space="preserve"> del reino.</w:t>
+      </w:r>
+    </w:p>
+    <w:p>
+      <w:pPr>
+        <w:jc w:val="both"/>
+        <w:rPr>
+          <w:i/>
+          <w:iCs/>
+          <w:lang w:eastAsia="es-ES"/>
+        </w:rPr>
+      </w:pPr>
+      <w:r>
+        <w:rPr>
+          <w:i/>
+          <w:iCs/>
+          <w:lang w:eastAsia="es-ES"/>
+        </w:rPr>
+        <w:t xml:space="preserve">Opciones: 33 días, 7 días, </w:t>
+      </w:r>
+      <w:r>
+        <w:rPr>
+          <w:i/>
+          <w:iCs/>
+          <w:u w:val="single"/>
+          <w:lang w:eastAsia="es-ES"/>
+        </w:rPr>
+        <w:t>40 días</w:t>
+      </w:r>
+      <w:r>
+        <w:rPr>
+          <w:i/>
+          <w:iCs/>
+          <w:lang w:eastAsia="es-ES"/>
+        </w:rPr>
+        <w:t>, 10 días</w:t>
+      </w:r>
+    </w:p>
+    <w:p>
+      <w:pPr>
+        <w:jc w:val="both"/>
+        <w:rPr>
+          <w:lang w:eastAsia="es-ES"/>
+        </w:rPr>
+      </w:pPr>
+      <w:r>
+        <w:rPr>
+          <w:b/>
+          <w:bCs/>
+          <w:lang w:eastAsia="es-ES"/>
+        </w:rPr>
+        <w:t>Herrero:</w:t>
+      </w:r>
+      <w:r>
+        <w:rPr>
+          <w:lang w:eastAsia="es-ES"/>
+        </w:rPr>
+        <w:t xml:space="preserve"> Ya te lo he dicho antes, nunca hice caso a las sagradas escrituras, no sé el tiempo del que requirió el Padre Todopoderoso para crear lo que hoy vemos.</w:t>
+      </w:r>
+    </w:p>
+    <w:p>
+      <w:pPr>
+        <w:jc w:val="both"/>
+        <w:rPr>
+          <w:i/>
+          <w:iCs/>
+          <w:lang w:eastAsia="es-ES"/>
+        </w:rPr>
+      </w:pPr>
+      <w:r>
+        <w:rPr>
+          <w:i/>
+          <w:iCs/>
+          <w:lang w:eastAsia="es-ES"/>
+        </w:rPr>
         <w:lastRenderedPageBreak/>
-        <w:t>MONJE 2:</w:t>
-      </w:r>
-      <w:r>
-        <w:rPr>
-          <w:lang w:eastAsia="es-ES"/>
-        </w:rPr>
-        <w:t xml:space="preserve"> Si ginja quieres conseguir, el agua en llamas se ha de utilizar. Pero no cualquier cantidad pues las guindas se han de ahogar, y una ramita de canela se ha de añadir.</w:t>
-      </w:r>
-    </w:p>
-    <w:p>
-      <w:pPr>
-        <w:jc w:val="both"/>
-        <w:rPr>
-          <w:lang w:eastAsia="es-ES"/>
-        </w:rPr>
-      </w:pPr>
-      <w:r>
-        <w:rPr>
-          <w:b/>
-          <w:bCs/>
-          <w:lang w:eastAsia="es-ES"/>
-        </w:rPr>
-        <w:t>MONJE 3:</w:t>
-      </w:r>
-      <w:r>
-        <w:rPr>
-          <w:lang w:eastAsia="es-ES"/>
-        </w:rPr>
-        <w:t xml:space="preserve"> Para su maceración se ha de esperar tantos días como tiene la Cuaresma para poder añadir aquello que endulza su sabor.</w:t>
-      </w:r>
-    </w:p>
-    <w:p>
-      <w:pPr>
-        <w:jc w:val="both"/>
-        <w:rPr>
-          <w:lang w:eastAsia="es-ES"/>
-        </w:rPr>
-      </w:pPr>
-      <w:r>
-        <w:rPr>
-          <w:b/>
-          <w:bCs/>
-          <w:lang w:eastAsia="es-ES"/>
-        </w:rPr>
-        <w:t>MONJE 4:</w:t>
-      </w:r>
-      <w:r>
-        <w:rPr>
-          <w:lang w:eastAsia="es-ES"/>
-        </w:rPr>
-        <w:t xml:space="preserve"> Para poder tomar dicho elixir hay que ser paciente, ya lo dijo Nuestro Señor, quien determinó el tiempo a esperar con los días que tardó en hacer la creación de todo lo que hoy conocemos.</w:t>
-      </w:r>
-    </w:p>
-    <w:p>
-      <w:pPr>
-        <w:jc w:val="both"/>
-        <w:rPr>
-          <w:i/>
-          <w:iCs/>
-          <w:lang w:eastAsia="es-ES"/>
-        </w:rPr>
-      </w:pPr>
-      <w:commentRangeStart w:id="8"/>
-      <w:r>
-        <w:rPr>
-          <w:i/>
-          <w:iCs/>
-          <w:lang w:eastAsia="es-ES"/>
-        </w:rPr>
-        <w:t>Puzle de rellenar los huecos con el Herrero</w:t>
-      </w:r>
-    </w:p>
-    <w:p>
-      <w:pPr>
-        <w:jc w:val="both"/>
-        <w:rPr>
-          <w:lang w:eastAsia="es-ES"/>
-        </w:rPr>
-      </w:pPr>
-      <w:r>
-        <w:rPr>
-          <w:b/>
-          <w:bCs/>
-          <w:lang w:eastAsia="es-ES"/>
-        </w:rPr>
-        <w:t>Herrero:</w:t>
-      </w:r>
-      <w:r>
-        <w:rPr>
-          <w:lang w:eastAsia="es-ES"/>
-        </w:rPr>
-        <w:t xml:space="preserve"> Con que solo se pueden recoger las guindas en ese mes… Me pregunto qué mes será…</w:t>
-      </w:r>
-    </w:p>
-    <w:p>
-      <w:pPr>
-        <w:jc w:val="both"/>
-        <w:rPr>
-          <w:i/>
-          <w:iCs/>
-          <w:lang w:eastAsia="es-ES"/>
-        </w:rPr>
-      </w:pPr>
-      <w:r>
-        <w:rPr>
-          <w:i/>
-          <w:iCs/>
-          <w:lang w:eastAsia="es-ES"/>
-        </w:rPr>
         <w:t xml:space="preserve">Opciones: </w:t>
       </w:r>
       <w:r>
@@ -2059,15 +2669,15 @@
           <w:u w:val="single"/>
           <w:lang w:eastAsia="es-ES"/>
         </w:rPr>
-        <w:t>Junio</w:t>
-      </w:r>
-      <w:r>
-        <w:rPr>
-          <w:i/>
-          <w:iCs/>
-          <w:lang w:eastAsia="es-ES"/>
-        </w:rPr>
-        <w:t>, Mayo, Julio, Abril</w:t>
+        <w:t>7 días</w:t>
+      </w:r>
+      <w:r>
+        <w:rPr>
+          <w:i/>
+          <w:iCs/>
+          <w:lang w:eastAsia="es-ES"/>
+        </w:rPr>
+        <w:t>, semana y media, 8 días, 3 días</w:t>
       </w:r>
     </w:p>
     <w:p>
@@ -2089,193 +2699,9 @@
         <w:rPr>
           <w:lang w:eastAsia="es-ES"/>
         </w:rPr>
-        <w:t>No conozco yo dicho líquido, me pregunto de cuál hablarán.</w:t>
-      </w:r>
-    </w:p>
-    <w:p>
-      <w:pPr>
-        <w:jc w:val="both"/>
-        <w:rPr>
-          <w:i/>
-          <w:iCs/>
-          <w:lang w:eastAsia="es-ES"/>
-        </w:rPr>
-      </w:pPr>
-      <w:r>
-        <w:rPr>
-          <w:i/>
-          <w:iCs/>
-          <w:lang w:eastAsia="es-ES"/>
-        </w:rPr>
-        <w:t xml:space="preserve">Opciones: </w:t>
-      </w:r>
-      <w:r>
-        <w:rPr>
-          <w:i/>
-          <w:iCs/>
-          <w:u w:val="single"/>
-          <w:lang w:eastAsia="es-ES"/>
-        </w:rPr>
-        <w:t>Aguardiente</w:t>
-      </w:r>
-      <w:r>
-        <w:rPr>
-          <w:i/>
-          <w:iCs/>
-          <w:lang w:eastAsia="es-ES"/>
-        </w:rPr>
-        <w:t>, Vodka, Hidromiel, Vino</w:t>
-      </w:r>
-    </w:p>
-    <w:p>
-      <w:pPr>
-        <w:ind w:left="708" w:hanging="708"/>
-        <w:jc w:val="both"/>
-        <w:rPr>
-          <w:lang w:eastAsia="es-ES"/>
-        </w:rPr>
-      </w:pPr>
-      <w:r>
-        <w:rPr>
-          <w:b/>
-          <w:bCs/>
-          <w:lang w:eastAsia="es-ES"/>
-        </w:rPr>
-        <w:t>Herrero:</w:t>
-      </w:r>
-      <w:r>
-        <w:rPr>
-          <w:lang w:eastAsia="es-ES"/>
-        </w:rPr>
-        <w:t xml:space="preserve"> No sé de cuantos días me habla para endulzar la mezcla, nunca fui muy creyente, pero no se lo diga a su majestad que me </w:t>
-      </w:r>
-      <w:r>
-        <w:rPr>
-          <w:lang w:eastAsia="es-ES"/>
-        </w:rPr>
-        <w:t>echa</w:t>
-      </w:r>
-      <w:r>
-        <w:rPr>
-          <w:lang w:eastAsia="es-ES"/>
-        </w:rPr>
-        <w:t xml:space="preserve"> del reino.</w:t>
-      </w:r>
-    </w:p>
-    <w:p>
-      <w:pPr>
-        <w:jc w:val="both"/>
-        <w:rPr>
-          <w:i/>
-          <w:iCs/>
-          <w:lang w:eastAsia="es-ES"/>
-        </w:rPr>
-      </w:pPr>
-      <w:r>
-        <w:rPr>
-          <w:i/>
-          <w:iCs/>
-          <w:lang w:eastAsia="es-ES"/>
-        </w:rPr>
-        <w:t xml:space="preserve">Opciones: 33 días, 7 días, </w:t>
-      </w:r>
-      <w:r>
-        <w:rPr>
-          <w:i/>
-          <w:iCs/>
-          <w:u w:val="single"/>
-          <w:lang w:eastAsia="es-ES"/>
-        </w:rPr>
-        <w:t>40 días</w:t>
-      </w:r>
-      <w:r>
-        <w:rPr>
-          <w:i/>
-          <w:iCs/>
-          <w:lang w:eastAsia="es-ES"/>
-        </w:rPr>
-        <w:t>, 10 días</w:t>
-      </w:r>
-    </w:p>
-    <w:p>
-      <w:pPr>
-        <w:jc w:val="both"/>
-        <w:rPr>
-          <w:lang w:eastAsia="es-ES"/>
-        </w:rPr>
-      </w:pPr>
-      <w:r>
-        <w:rPr>
-          <w:b/>
-          <w:bCs/>
-          <w:lang w:eastAsia="es-ES"/>
-        </w:rPr>
-        <w:t>Herrero:</w:t>
-      </w:r>
-      <w:r>
-        <w:rPr>
-          <w:lang w:eastAsia="es-ES"/>
-        </w:rPr>
-        <w:t xml:space="preserve"> Ya te lo he dicho antes, nunca hice caso a las sagradas escrituras, no sé el tiempo del que requirió el Padre Todopoderoso para crear lo que hoy vemos.</w:t>
-      </w:r>
-    </w:p>
-    <w:p>
-      <w:pPr>
-        <w:jc w:val="both"/>
-        <w:rPr>
-          <w:i/>
-          <w:iCs/>
-          <w:lang w:eastAsia="es-ES"/>
-        </w:rPr>
-      </w:pPr>
-      <w:r>
-        <w:rPr>
-          <w:i/>
-          <w:iCs/>
-          <w:lang w:eastAsia="es-ES"/>
-        </w:rPr>
-        <w:t xml:space="preserve">Opciones: </w:t>
-      </w:r>
-      <w:r>
-        <w:rPr>
-          <w:i/>
-          <w:iCs/>
-          <w:u w:val="single"/>
-          <w:lang w:eastAsia="es-ES"/>
-        </w:rPr>
-        <w:t>7 días</w:t>
-      </w:r>
-      <w:r>
-        <w:rPr>
-          <w:i/>
-          <w:iCs/>
-          <w:lang w:eastAsia="es-ES"/>
-        </w:rPr>
-        <w:t>, semana y media, 8 días, 3 días</w:t>
-      </w:r>
-    </w:p>
-    <w:p>
-      <w:pPr>
-        <w:jc w:val="both"/>
-        <w:rPr>
-          <w:lang w:eastAsia="es-ES"/>
-        </w:rPr>
-      </w:pPr>
-      <w:r>
-        <w:rPr>
-          <w:b/>
-          <w:bCs/>
-          <w:lang w:eastAsia="es-ES"/>
-        </w:rPr>
-        <w:t xml:space="preserve">Herrero: </w:t>
-      </w:r>
-      <w:r>
-        <w:rPr>
-          <w:lang w:eastAsia="es-ES"/>
-        </w:rPr>
         <w:t>Creo que ya tengo todo lo que necesito para poder replicar su mayor secreto, mientras tú andabas por ahí te hice el enganche, toma.</w:t>
       </w:r>
-      <w:commentRangeEnd w:id="8"/>
+      <w:commentRangeEnd w:id="10"/>
       <w:r>
         <w:rPr>
           <w:rStyle w:val="Refdecomentario"/>
@@ -2283,7 +2709,7 @@
           <w:szCs w:val="24"/>
           <w:lang w:eastAsia="es-ES"/>
         </w:rPr>
-        <w:commentReference w:id="8"/>
+        <w:commentReference w:id="10"/>
       </w:r>
     </w:p>
     <w:p>
@@ -2409,7 +2835,6 @@
           <w:bCs/>
           <w:lang w:eastAsia="es-ES"/>
         </w:rPr>
-        <w:lastRenderedPageBreak/>
         <w:t xml:space="preserve">MERCADER: </w:t>
       </w:r>
       <w:r>
@@ -2455,21 +2880,19 @@
     </w:p>
     <w:p>
       <w:pPr>
-        <w:jc w:val="both"/>
-        <w:rPr>
-          <w:b/>
-          <w:bCs/>
-          <w:lang w:eastAsia="es-ES"/>
-        </w:rPr>
-      </w:pPr>
-      <w:r>
-        <w:rPr>
-          <w:b/>
-          <w:bCs/>
+        <w:pStyle w:val="Ttulo1"/>
+        <w:rPr>
+          <w:lang w:eastAsia="es-ES"/>
+        </w:rPr>
+      </w:pPr>
+      <w:bookmarkStart w:id="11" w:name="_Toc237768443"/>
+      <w:r>
+        <w:rPr>
           <w:lang w:eastAsia="es-ES"/>
         </w:rPr>
         <w:t>CAPITULO 1</w:t>
       </w:r>
+      <w:bookmarkEnd w:id="11"/>
     </w:p>
     <w:p>
       <w:pPr>
@@ -2718,7 +3141,6 @@
         <w:rPr>
           <w:lang w:eastAsia="es-ES"/>
         </w:rPr>
-        <w:lastRenderedPageBreak/>
         <w:t>Y fue allí donde la historia, silenciosa y solemne, comenzó a tejer los hilos que aún el tiempo no desprende.</w:t>
       </w:r>
     </w:p>
@@ -2790,7 +3212,13 @@
         <w:t>BENJAMÍN:</w:t>
       </w:r>
       <w:r>
-        <w:t xml:space="preserve"> Pues dicen las malas lenguas que se acerca un casamiento mas no creo que sea eso al ver de la Infanta el sufrimiento. Otros dicen que prefiestas, por ver al moro caer, no estoy tan seguro de eso más quiero yo creer.</w:t>
+        <w:t xml:space="preserve"> Pues dicen las malas lenguas que se acerca un casamiento mas no creo que sea eso al ver de la Infanta el sufrimiento. Otros dicen que fiestas,</w:t>
+      </w:r>
+      <w:r>
+        <w:t xml:space="preserve"> por la caída del moro</w:t>
+      </w:r>
+      <w:r>
+        <w:t>, no estoy tan seguro de eso más quiero yo creer.</w:t>
       </w:r>
     </w:p>
     <w:p>
@@ -2809,7 +3237,7 @@
       <w:pPr>
         <w:jc w:val="both"/>
       </w:pPr>
-      <w:commentRangeStart w:id="9"/>
+      <w:commentRangeStart w:id="12"/>
       <w:r>
         <w:rPr>
           <w:b/>
@@ -2882,14 +3310,14 @@
       <w:r>
         <w:t>¿Y dónde dices que estamos? ¿Y qué se supone que celebran?</w:t>
       </w:r>
-      <w:commentRangeEnd w:id="9"/>
+      <w:commentRangeEnd w:id="12"/>
       <w:r>
         <w:rPr>
           <w:rStyle w:val="Refdecomentario"/>
           <w:sz w:val="24"/>
           <w:szCs w:val="24"/>
         </w:rPr>
-        <w:commentReference w:id="9"/>
+        <w:commentReference w:id="12"/>
       </w:r>
     </w:p>
     <w:p>
@@ -2916,6 +3344,7 @@
           <w:b/>
           <w:bCs/>
         </w:rPr>
+        <w:lastRenderedPageBreak/>
         <w:t>ARLEQUINO:</w:t>
       </w:r>
       <w:r>
@@ -2992,38 +3421,53 @@
     </w:p>
     <w:p>
       <w:pPr>
-        <w:jc w:val="both"/>
-        <w:rPr>
-          <w:lang w:eastAsia="es-ES"/>
-        </w:rPr>
-      </w:pPr>
-      <w:r>
-        <w:rPr>
-          <w:lang w:eastAsia="es-ES"/>
-        </w:rPr>
-        <w:lastRenderedPageBreak/>
-        <w:t xml:space="preserve">Capítulo 2 – Guadalupe </w:t>
-      </w:r>
-      <w:r>
-        <w:rPr>
-          <w:lang w:eastAsia="es-ES"/>
-        </w:rPr>
-        <w:sym w:font="Wingdings" w:char="F0E0"/>
-      </w:r>
-      <w:r>
-        <w:rPr>
-          <w:lang w:eastAsia="es-ES"/>
-        </w:rPr>
-        <w:t xml:space="preserve"> se habla del bautismo de los indígenas, y por ende de la llegada a América y las rutas marítimas de Colón. Bufón a la vez que va anunciando el casamiento a los vecinos del pueblo tiene que ir recolectando las cosas necesarias para el casamiento. </w:t>
-      </w:r>
-      <w:commentRangeStart w:id="10"/>
+        <w:pStyle w:val="Ttulo1"/>
+        <w:rPr>
+          <w:lang w:eastAsia="es-ES"/>
+        </w:rPr>
+      </w:pPr>
+      <w:bookmarkStart w:id="13" w:name="_Toc237768444"/>
+      <w:r>
+        <w:rPr>
+          <w:lang w:eastAsia="es-ES"/>
+        </w:rPr>
+        <w:t>Capítulo 2 – Guadalupe</w:t>
+      </w:r>
+      <w:bookmarkEnd w:id="13"/>
+      <w:r>
+        <w:rPr>
+          <w:lang w:eastAsia="es-ES"/>
+        </w:rPr>
+        <w:t xml:space="preserve"> </w:t>
+      </w:r>
+    </w:p>
+    <w:p>
+      <w:pPr>
+        <w:jc w:val="both"/>
+        <w:rPr>
+          <w:lang w:eastAsia="es-ES"/>
+        </w:rPr>
+      </w:pPr>
+      <w:r>
+        <w:rPr>
+          <w:lang w:eastAsia="es-ES"/>
+        </w:rPr>
+        <w:t>S</w:t>
+      </w:r>
+      <w:r>
+        <w:rPr>
+          <w:lang w:eastAsia="es-ES"/>
+        </w:rPr>
+        <w:t xml:space="preserve">e habla del bautismo de los indígenas, y por ende de la llegada a América y las rutas marítimas de Colón. Bufón a la vez que va anunciando el casamiento a los vecinos del pueblo tiene que ir recolectando las cosas necesarias para el casamiento. </w:t>
+      </w:r>
+      <w:commentRangeStart w:id="14"/>
       <w:r>
         <w:rPr>
           <w:lang w:eastAsia="es-ES"/>
         </w:rPr>
         <w:t>Aquí tiene un encontronazo con la Inquisición y un Aquelarre de brujas que quería realizar un ritual y reos.</w:t>
       </w:r>
-      <w:commentRangeEnd w:id="10"/>
+      <w:commentRangeEnd w:id="14"/>
       <w:r>
         <w:rPr>
           <w:rStyle w:val="Refdecomentario"/>
@@ -3031,7 +3475,7 @@
           <w:szCs w:val="24"/>
           <w:lang w:eastAsia="es-ES"/>
         </w:rPr>
-        <w:commentReference w:id="10"/>
+        <w:commentReference w:id="14"/>
       </w:r>
     </w:p>
     <w:p>
@@ -3055,18 +3499,18 @@
       <w:r>
         <w:t xml:space="preserve">Llega Benjamín a Guadalupe y en la plaza se encuentra el setup montado para ahorcarlos/prenderles fuego y ante tales barbaridades habla con los verdugos, [conversación interactiva] y consigue </w:t>
       </w:r>
-      <w:commentRangeStart w:id="11"/>
+      <w:commentRangeStart w:id="15"/>
       <w:r>
         <w:t xml:space="preserve">convencerles de que son inocentes </w:t>
       </w:r>
-      <w:commentRangeEnd w:id="11"/>
+      <w:commentRangeEnd w:id="15"/>
       <w:r>
         <w:rPr>
           <w:rStyle w:val="Refdecomentario"/>
           <w:sz w:val="24"/>
           <w:szCs w:val="24"/>
         </w:rPr>
-        <w:commentReference w:id="11"/>
+        <w:commentReference w:id="15"/>
       </w:r>
       <w:r>
         <w:t>y tendrá pruebas</w:t>
@@ -3124,6 +3568,7 @@
         <w:jc w:val="both"/>
       </w:pPr>
       <w:r>
+        <w:lastRenderedPageBreak/>
         <w:t xml:space="preserve">Ladrón </w:t>
       </w:r>
       <w:r>
@@ -3155,18 +3600,18 @@
       <w:r>
         <w:t xml:space="preserve">espiar </w:t>
       </w:r>
-      <w:commentRangeStart w:id="12"/>
+      <w:commentRangeStart w:id="16"/>
       <w:r>
         <w:t xml:space="preserve">niños </w:t>
       </w:r>
-      <w:commentRangeEnd w:id="12"/>
+      <w:commentRangeEnd w:id="16"/>
       <w:r>
         <w:rPr>
           <w:rStyle w:val="Refdecomentario"/>
           <w:sz w:val="24"/>
           <w:szCs w:val="24"/>
         </w:rPr>
-        <w:commentReference w:id="12"/>
+        <w:commentReference w:id="16"/>
       </w:r>
       <w:r>
         <w:t>y preguntas con el peque para averiguarlo, lo monta como un juego, finalmente tiene que engatusarlo para pillar la bolsa</w:t>
@@ -3181,7 +3626,7 @@
       <w:pPr>
         <w:jc w:val="both"/>
       </w:pPr>
-      <w:commentRangeStart w:id="13"/>
+      <w:commentRangeStart w:id="17"/>
       <w:r>
         <w:t xml:space="preserve">Falso converso </w:t>
       </w:r>
@@ -3191,14 +3636,14 @@
       <w:r>
         <w:t xml:space="preserve"> este REALMENTE sí es un falso converso pero también lo liberará ya que es un viejo amigo intentando huir, acusado por un vecino al haberle visto cambiar las sábanas en viernes</w:t>
       </w:r>
-      <w:commentRangeEnd w:id="13"/>
+      <w:commentRangeEnd w:id="17"/>
       <w:r>
         <w:rPr>
           <w:rStyle w:val="Refdecomentario"/>
           <w:sz w:val="24"/>
           <w:szCs w:val="24"/>
         </w:rPr>
-        <w:commentReference w:id="13"/>
+        <w:commentReference w:id="17"/>
       </w:r>
     </w:p>
     <w:p>
@@ -3230,15 +3675,16 @@
     </w:p>
     <w:p>
       <w:pPr>
-        <w:jc w:val="both"/>
-      </w:pPr>
-      <w:r>
-        <w:lastRenderedPageBreak/>
+        <w:pStyle w:val="Ttulo1"/>
+      </w:pPr>
+      <w:bookmarkStart w:id="18" w:name="_Toc237768445"/>
+      <w:r>
         <w:t>Capítulo 3 – Valencia de Alcántara</w:t>
       </w:r>
       <w:r>
         <w:t xml:space="preserve"> – Rocamador Castillo Fortaleza</w:t>
       </w:r>
+      <w:bookmarkEnd w:id="18"/>
     </w:p>
     <w:p>
       <w:pPr>
@@ -3306,7 +3752,7 @@
 
 <file path=word/comments.xml><?xml version="1.0" encoding="utf-8"?>
 <w:comments xmlns:wpc="http://schemas.microsoft.com/office/word/2010/wordprocessingCanvas" xmlns:cx="http://schemas.microsoft.com/office/drawing/2014/chartex" xmlns:cx1="http://schemas.microsoft.com/office/drawing/2015/9/8/chartex" xmlns:cx2="http://schemas.microsoft.com/office/drawing/2015/10/21/chartex" xmlns:cx3="http://schemas.microsoft.com/office/drawing/2016/5/9/chartex" xmlns:cx4="http://schemas.microsoft.com/office/drawing/2016/5/10/chartex" xmlns:cx5="http://schemas.microsoft.com/office/drawing/2016/5/11/chartex" xmlns:cx6="http://schemas.microsoft.com/office/drawing/2016/5/12/chartex" xmlns:cx7="http://schemas.microsoft.com/office/drawing/2016/5/13/chartex" xmlns:cx8="http://schemas.microsoft.com/office/drawing/2016/5/14/chartex" xmlns:mc="http://schemas.openxmlformats.org/markup-compatibility/2006" xmlns:aink="http://schemas.microsoft.com/office/drawing/2016/ink" xmlns:am3d="http://schemas.microsoft.com/office/drawing/2017/model3d" xmlns:o="urn:schemas-microsoft-com:office:office" xmlns:oel="http://schemas.microsoft.com/office/2019/extlst" xmlns:r="http://schemas.openxmlformats.org/officeDocument/2006/relationships" xmlns:m="http://schemas.openxmlformats.org/officeDocument/2006/math" xmlns:v="urn:schemas-microsoft-com:vml" xmlns:wp14="http://schemas.microsoft.com/office/word/2010/wordprocessingDrawing" xmlns:wp="http://schemas.openxmlformats.org/drawingml/2006/wordprocessingDrawing" xmlns:w10="urn:schemas-microsoft-com:office:word" xmlns:w="http://schemas.openxmlformats.org/wordprocessingml/2006/main" xmlns:w14="http://schemas.microsoft.com/office/word/2010/wordml" xmlns:w15="http://schemas.microsoft.com/office/word/2012/wordml" xmlns:w16cei="http://schemas.microsoft.com/office/word/2026/wordml/cei" xmlns:w16cex="http://schemas.microsoft.com/office/word/2018/wordml/cex" xmlns:w16cid="http://schemas.microsoft.com/office/word/2016/wordml/cid" xmlns:w16="http://schemas.microsoft.com/office/word/2018/wordml" xmlns:w16du="http://schemas.microsoft.com/office/word/2023/wordml/word16du" xmlns:w16sdtdh="http://schemas.microsoft.com/office/word/2020/wordml/sdtdatahash" xmlns:w16sdtfl="http://schemas.microsoft.com/office/word/2024/wordml/sdtformatlock" xmlns:w16se="http://schemas.microsoft.com/office/word/2015/wordml/symex" xmlns:wpg="http://schemas.microsoft.com/office/word/2010/wordprocessingGroup" xmlns:wpi="http://schemas.microsoft.com/office/word/2010/wordprocessingInk" xmlns:wne="http://schemas.microsoft.com/office/word/2006/wordml" xmlns:wps="http://schemas.microsoft.com/office/word/2010/wordprocessingShape" mc:Ignorable="w14 w15 w16se w16cid w16 w16cex w16sdtdh w16sdtfl w16du wp14">
-  <w:comment w:id="3" w:author="Laura Facenda Estrella" w:date="2026-05-31T21:36:00Z" w:initials="LF">
+  <w:comment w:id="5" w:author="Laura Facenda Estrella" w:date="2026-05-31T21:36:00Z" w:initials="LF">
     <w:p>
       <w:pPr>
         <w:pStyle w:val="Textocomentario"/>
@@ -3322,7 +3768,7 @@
       </w:r>
     </w:p>
   </w:comment>
-  <w:comment w:id="4" w:author="Laura Facenda Estrella" w:date="2026-06-03T10:56:00Z" w:initials="LF">
+  <w:comment w:id="6" w:author="Laura Facenda Estrella" w:date="2026-06-03T10:56:00Z" w:initials="LF">
     <w:p>
       <w:pPr>
         <w:pStyle w:val="Textocomentario"/>
@@ -3338,7 +3784,7 @@
       </w:r>
     </w:p>
   </w:comment>
-  <w:comment w:id="5" w:author="Laura Facenda Estrella" w:date="2026-05-31T22:07:00Z" w:initials="LF">
+  <w:comment w:id="7" w:author="Laura Facenda Estrella" w:date="2026-05-31T22:07:00Z" w:initials="LF">
     <w:p>
       <w:pPr>
         <w:pStyle w:val="Textocomentario"/>
@@ -3354,7 +3800,7 @@
       </w:r>
     </w:p>
   </w:comment>
-  <w:comment w:id="6" w:author="Laura Facenda Estrella" w:date="2026-07-14T17:20:00Z" w:initials="LF">
+  <w:comment w:id="8" w:author="Laura Facenda Estrella" w:date="2026-07-14T17:20:00Z" w:initials="LF">
     <w:p>
       <w:pPr>
         <w:pStyle w:val="Textocomentario"/>
@@ -3370,7 +3816,7 @@
       </w:r>
     </w:p>
   </w:comment>
-  <w:comment w:id="2" w:author="Laura Facenda Estrella" w:date="2026-08-08T02:26:00Z" w:initials="LF">
+  <w:comment w:id="4" w:author="Laura Facenda Estrella" w:date="2026-08-08T02:26:00Z" w:initials="LF">
     <w:p>
       <w:pPr>
         <w:pStyle w:val="Textocomentario"/>
@@ -3386,7 +3832,7 @@
       </w:r>
     </w:p>
   </w:comment>
-  <w:comment w:id="7" w:author="Laura Facenda Estrella" w:date="2026-07-31T11:56:00Z" w:initials="LF">
+  <w:comment w:id="9" w:author="Laura Facenda Estrella" w:date="2026-07-31T11:56:00Z" w:initials="LF">
     <w:p>
       <w:pPr>
         <w:pStyle w:val="Textocomentario"/>
@@ -3474,7 +3920,7 @@
       </w:r>
     </w:p>
   </w:comment>
-  <w:comment w:id="8" w:author="Laura Facenda Estrella" w:date="2026-08-02T01:55:00Z" w:initials="LF">
+  <w:comment w:id="10" w:author="Laura Facenda Estrella" w:date="2026-08-02T01:55:00Z" w:initials="LF">
     <w:p>
       <w:pPr>
         <w:pStyle w:val="Textocomentario"/>
@@ -3490,7 +3936,7 @@
       </w:r>
     </w:p>
   </w:comment>
-  <w:comment w:id="9" w:author="Laura Facenda Estrella" w:date="2026-08-11T02:48:00Z" w:initials="LF">
+  <w:comment w:id="12" w:author="Laura Facenda Estrella" w:date="2026-08-11T02:48:00Z" w:initials="LF">
     <w:p>
       <w:pPr>
         <w:pStyle w:val="Textocomentario"/>
@@ -3506,7 +3952,7 @@
       </w:r>
     </w:p>
   </w:comment>
-  <w:comment w:id="10" w:author="Laura Facenda Estrella" w:date="2026-08-07T10:51:00Z" w:initials="LF">
+  <w:comment w:id="14" w:author="Laura Facenda Estrella" w:date="2026-08-07T10:51:00Z" w:initials="LF">
     <w:p>
       <w:pPr>
         <w:pStyle w:val="Textocomentario"/>
@@ -3522,7 +3968,7 @@
       </w:r>
     </w:p>
   </w:comment>
-  <w:comment w:id="11" w:author="Laura Facenda Estrella" w:date="2026-08-12T16:58:00Z" w:initials="LF">
+  <w:comment w:id="15" w:author="Laura Facenda Estrella" w:date="2026-08-12T16:58:00Z" w:initials="LF">
     <w:p>
       <w:pPr>
         <w:pStyle w:val="Textocomentario"/>
@@ -3538,7 +3984,7 @@
       </w:r>
     </w:p>
   </w:comment>
-  <w:comment w:id="12" w:author="Laura Facenda Estrella" w:date="2026-08-12T16:56:00Z" w:initials="LF">
+  <w:comment w:id="16" w:author="Laura Facenda Estrella" w:date="2026-08-12T16:56:00Z" w:initials="LF">
     <w:p>
       <w:pPr>
         <w:pStyle w:val="Textocomentario"/>
@@ -3554,7 +4000,7 @@
       </w:r>
     </w:p>
   </w:comment>
-  <w:comment w:id="13" w:author="Laura Facenda Estrella" w:date="2026-08-12T17:07:00Z" w:initials="LF">
+  <w:comment w:id="17" w:author="Laura Facenda Estrella" w:date="2026-08-12T17:07:00Z" w:initials="LF">
     <w:p>
       <w:pPr>
         <w:pStyle w:val="Textocomentario"/>
@@ -4724,6 +5170,38 @@
       <w:szCs w:val="20"/>
     </w:rPr>
   </w:style>
+  <w:style w:type="paragraph" w:styleId="TtuloTDC">
+    <w:name w:val="TOC Heading"/>
+    <w:basedOn w:val="Ttulo1"/>
+    <w:next w:val="Normal"/>
+    <w:uiPriority w:val="39"/>
+    <w:unhideWhenUsed/>
+    <w:qFormat/>
+    <w:rsid w:val="003B72C4"/>
+    <w:pPr>
+      <w:spacing w:before="240" w:after="0" w:line="259" w:lineRule="auto"/>
+      <w:outlineLvl w:val="9"/>
+    </w:pPr>
+    <w:rPr>
+      <w:kern w:val="0"/>
+      <w:sz w:val="32"/>
+      <w:szCs w:val="32"/>
+      <w:lang w:eastAsia="es-ES"/>
+      <w14:ligatures w14:val="none"/>
+    </w:rPr>
+  </w:style>
+  <w:style w:type="paragraph" w:styleId="TDC1">
+    <w:name w:val="toc 1"/>
+    <w:basedOn w:val="Normal"/>
+    <w:next w:val="Normal"/>
+    <w:autoRedefine/>
+    <w:uiPriority w:val="39"/>
+    <w:unhideWhenUsed/>
+    <w:rsid w:val="003B72C4"/>
+    <w:pPr>
+      <w:spacing w:after="100"/>
+    </w:pPr>
+  </w:style>
 </w:styles>
 </file>
 
@@ -5040,4 +5518,16 @@
     </a:ext>
   </a:extLst>
 </a:theme>
+</file>
+
+<file path=customXml/item1.xml><?xml version="1.0" encoding="utf-8"?>
+<b:Sources xmlns:b="http://schemas.openxmlformats.org/officeDocument/2006/bibliography" xmlns="http://schemas.openxmlformats.org/officeDocument/2006/bibliography" SelectedStyle="\APASixthEditionOfficeOnline.xsl" StyleName="APA" Version="6"/>
+</file>
+
+<file path=customXml/itemProps1.xml><?xml version="1.0" encoding="utf-8"?>
+<ds:datastoreItem xmlns:ds="http://schemas.openxmlformats.org/officeDocument/2006/customXml" ds:itemID="{5E4EC4A7-4E40-42A7-A692-CD8427710965}">
+  <ds:schemaRefs>
+    <ds:schemaRef ds:uri="http://schemas.openxmlformats.org/officeDocument/2006/bibliography"/>
+  </ds:schemaRefs>
+</ds:datastoreItem>
 </file>
--- a/GUION.docx
+++ b/GUION.docx
@@ -2,10 +2,19 @@
 <file path=word/document.xml><?xml version="1.0" encoding="utf-8"?>
 <w:document xmlns:wpc="http://schemas.microsoft.com/office/word/2010/wordprocessingCanvas" xmlns:cx="http://schemas.microsoft.com/office/drawing/2014/chartex" xmlns:cx1="http://schemas.microsoft.com/office/drawing/2015/9/8/chartex" xmlns:cx2="http://schemas.microsoft.com/office/drawing/2015/10/21/chartex" xmlns:cx3="http://schemas.microsoft.com/office/drawing/2016/5/9/chartex" xmlns:cx4="http://schemas.microsoft.com/office/drawing/2016/5/10/chartex" xmlns:cx5="http://schemas.microsoft.com/office/drawing/2016/5/11/chartex" xmlns:cx6="http://schemas.microsoft.com/office/drawing/2016/5/12/chartex" xmlns:cx7="http://schemas.microsoft.com/office/drawing/2016/5/13/chartex" xmlns:cx8="http://schemas.microsoft.com/office/drawing/2016/5/14/chartex" xmlns:mc="http://schemas.openxmlformats.org/markup-compatibility/2006" xmlns:aink="http://schemas.microsoft.com/office/drawing/2016/ink" xmlns:am3d="http://schemas.microsoft.com/office/drawing/2017/model3d" xmlns:o="urn:schemas-microsoft-com:office:office" xmlns:oel="http://schemas.microsoft.com/office/2019/extlst" xmlns:r="http://schemas.openxmlformats.org/officeDocument/2006/relationships" xmlns:m="http://schemas.openxmlformats.org/officeDocument/2006/math" xmlns:v="urn:schemas-microsoft-com:vml" xmlns:wp14="http://schemas.microsoft.com/office/word/2010/wordprocessingDrawing" xmlns:wp="http://schemas.openxmlformats.org/drawingml/2006/wordprocessingDrawing" xmlns:w10="urn:schemas-microsoft-com:office:word" xmlns:w="http://schemas.openxmlformats.org/wordprocessingml/2006/main" xmlns:w14="http://schemas.microsoft.com/office/word/2010/wordml" xmlns:w15="http://schemas.microsoft.com/office/word/2012/wordml" xmlns:w16cei="http://schemas.microsoft.com/office/word/2026/wordml/cei" xmlns:w16cex="http://schemas.microsoft.com/office/word/2018/wordml/cex" xmlns:w16cid="http://schemas.microsoft.com/office/word/2016/wordml/cid" xmlns:w16="http://schemas.microsoft.com/office/word/2018/wordml" xmlns:w16du="http://schemas.microsoft.com/office/word/2023/wordml/word16du" xmlns:w16sdtdh="http://schemas.microsoft.com/office/word/2020/wordml/sdtdatahash" xmlns:w16sdtfl="http://schemas.microsoft.com/office/word/2024/wordml/sdtformatlock" xmlns:w16se="http://schemas.microsoft.com/office/word/2015/wordml/symex" xmlns:wpg="http://schemas.microsoft.com/office/word/2010/wordprocessingGroup" xmlns:wpi="http://schemas.microsoft.com/office/word/2010/wordprocessingInk" xmlns:wne="http://schemas.microsoft.com/office/word/2006/wordml" xmlns:wps="http://schemas.microsoft.com/office/word/2010/wordprocessingShape" mc:Ignorable="w14 w15 w16se w16cid w16 w16cex w16sdtdh w16sdtfl w16du wp14">
   <w:body>
-    <w:bookmarkStart w:id="0" w:name="_Toc236783610" w:displacedByCustomXml="next"/>
-    <w:bookmarkStart w:id="1" w:name="_Toc237369343" w:displacedByCustomXml="next"/>
+    <w:bookmarkStart w:id="0" w:name="_Toc237369343" w:displacedByCustomXml="next"/>
+    <w:bookmarkStart w:id="1" w:name="_Toc236783610" w:displacedByCustomXml="next"/>
     <w:sdt>
       <w:sdtPr>
+        <w:rPr>
+          <w:rFonts w:asciiTheme="minorHAnsi" w:eastAsiaTheme="minorHAnsi" w:hAnsiTheme="minorHAnsi" w:cstheme="minorBidi"/>
+          <w:color w:val="auto"/>
+          <w:kern w:val="2"/>
+          <w:sz w:val="24"/>
+          <w:szCs w:val="24"/>
+          <w:lang w:eastAsia="en-US"/>
+          <w14:ligatures w14:val="standardContextual"/>
+        </w:rPr>
         <w:id w:val="336045719"/>
         <w:docPartObj>
           <w:docPartGallery w:val="Table of Contents"/>
@@ -14,15 +23,8 @@
       </w:sdtPr>
       <w:sdtEndPr>
         <w:rPr>
-          <w:rFonts w:asciiTheme="minorHAnsi" w:eastAsiaTheme="minorHAnsi" w:hAnsiTheme="minorHAnsi" w:cstheme="minorBidi"/>
-          <w:b/>
-          <w:bCs/>
-          <w:color w:val="auto"/>
-          <w:kern w:val="2"/>
-          <w:sz w:val="24"/>
-          <w:szCs w:val="24"/>
-          <w:lang w:eastAsia="en-US"/>
-          <w14:ligatures w14:val="standardContextual"/>
+          <w:b/>
+          <w:bCs/>
         </w:rPr>
       </w:sdtEndPr>
       <w:sdtContent>
@@ -197,23 +199,7 @@
                 <w:noProof/>
                 <w:lang w:eastAsia="es-ES"/>
               </w:rPr>
-              <w:t>CAPIT</w:t>
-            </w:r>
-            <w:r>
-              <w:rPr>
-                <w:rStyle w:val="Hipervnculo"/>
-                <w:noProof/>
-                <w:lang w:eastAsia="es-ES"/>
-              </w:rPr>
-              <w:t>U</w:t>
-            </w:r>
-            <w:r>
-              <w:rPr>
-                <w:rStyle w:val="Hipervnculo"/>
-                <w:noProof/>
-                <w:lang w:eastAsia="es-ES"/>
-              </w:rPr>
-              <w:t>LO 1</w:t>
+              <w:t>CAPITULO 1</w:t>
             </w:r>
             <w:r>
               <w:rPr>
@@ -429,7 +415,7 @@
       <w:r>
         <w:t>Ruta del bufón</w:t>
       </w:r>
-      <w:bookmarkEnd w:id="1"/>
+      <w:bookmarkEnd w:id="0"/>
       <w:bookmarkEnd w:id="2"/>
     </w:p>
     <w:p>
@@ -760,7 +746,7 @@
         </w:rPr>
         <w:t>GUION</w:t>
       </w:r>
-      <w:bookmarkEnd w:id="0"/>
+      <w:bookmarkEnd w:id="1"/>
       <w:bookmarkEnd w:id="3"/>
     </w:p>
     <w:p>
@@ -3009,306 +2995,13 @@
           <w:lang w:eastAsia="es-ES"/>
         </w:rPr>
       </w:pPr>
+      <w:commentRangeStart w:id="12"/>
+      <w:commentRangeStart w:id="13"/>
       <w:r>
         <w:rPr>
           <w:lang w:eastAsia="es-ES"/>
         </w:rPr>
         <w:t>Compra vino para dárselo al 2º mensajero</w:t>
-      </w:r>
-    </w:p>
-    <w:p>
-      <w:pPr>
-        <w:jc w:val="both"/>
-        <w:rPr>
-          <w:lang w:eastAsia="es-ES"/>
-        </w:rPr>
-      </w:pPr>
-      <w:r>
-        <w:rPr>
-          <w:lang w:eastAsia="es-ES"/>
-        </w:rPr>
-        <w:t>Al descifrar la segunda carta es llamado por los Reyes Católicos</w:t>
-      </w:r>
-    </w:p>
-    <w:p>
-      <w:pPr>
-        <w:jc w:val="both"/>
-        <w:rPr>
-          <w:lang w:eastAsia="es-ES"/>
-        </w:rPr>
-      </w:pPr>
-    </w:p>
-    <w:p>
-      <w:pPr>
-        <w:jc w:val="both"/>
-        <w:rPr>
-          <w:lang w:eastAsia="es-ES"/>
-        </w:rPr>
-      </w:pPr>
-      <w:r>
-        <w:rPr>
-          <w:b/>
-          <w:bCs/>
-          <w:lang w:eastAsia="es-ES"/>
-        </w:rPr>
-        <w:t>GINÉS:</w:t>
-      </w:r>
-      <w:r>
-        <w:rPr>
-          <w:lang w:eastAsia="es-ES"/>
-        </w:rPr>
-        <w:t xml:space="preserve"> Se pierde en la memoria por buena que esta fuera, una cerca tierra de la que les voy a hablar.</w:t>
-      </w:r>
-    </w:p>
-    <w:p>
-      <w:pPr>
-        <w:jc w:val="both"/>
-        <w:rPr>
-          <w:lang w:eastAsia="es-ES"/>
-        </w:rPr>
-      </w:pPr>
-      <w:r>
-        <w:rPr>
-          <w:lang w:eastAsia="es-ES"/>
-        </w:rPr>
-        <w:t>Ya de antigua habitaban así lo dicen sus piedras, donde hombres y mujeres decidieron enraizar.</w:t>
-      </w:r>
-    </w:p>
-    <w:p>
-      <w:pPr>
-        <w:jc w:val="both"/>
-        <w:rPr>
-          <w:lang w:eastAsia="es-ES"/>
-        </w:rPr>
-      </w:pPr>
-      <w:r>
-        <w:rPr>
-          <w:lang w:eastAsia="es-ES"/>
-        </w:rPr>
-        <w:t>Medina del Campo es su nombre, villa de ferias y acuerdos, donde el bullicio del mundo se reunía bajo sus techos.</w:t>
-      </w:r>
-    </w:p>
-    <w:p>
-      <w:pPr>
-        <w:jc w:val="both"/>
-        <w:rPr>
-          <w:lang w:eastAsia="es-ES"/>
-        </w:rPr>
-      </w:pPr>
-      <w:r>
-        <w:rPr>
-          <w:lang w:eastAsia="es-ES"/>
-        </w:rPr>
-        <w:t>Alzábase un noble palacio, de amplios patios y portales, donde Isabel y Fernando forjaban destinos reales.</w:t>
-      </w:r>
-    </w:p>
-    <w:p>
-      <w:pPr>
-        <w:jc w:val="both"/>
-        <w:rPr>
-          <w:lang w:eastAsia="es-ES"/>
-        </w:rPr>
-      </w:pPr>
-      <w:r>
-        <w:rPr>
-          <w:lang w:eastAsia="es-ES"/>
-        </w:rPr>
-        <w:t>Entre aquellos viejos muros, cuando el siglo agonizaba, una alianza con Portugal el reino entero esperaba.</w:t>
-      </w:r>
-    </w:p>
-    <w:p>
-      <w:pPr>
-        <w:jc w:val="both"/>
-        <w:rPr>
-          <w:lang w:eastAsia="es-ES"/>
-        </w:rPr>
-      </w:pPr>
-      <w:r>
-        <w:rPr>
-          <w:lang w:eastAsia="es-ES"/>
-        </w:rPr>
-        <w:t>Don Manuel fue el elegido, monarca de gran renombre, y la mano de la Infanta habría de unir dos nombres.</w:t>
-      </w:r>
-    </w:p>
-    <w:p>
-      <w:pPr>
-        <w:jc w:val="both"/>
-        <w:rPr>
-          <w:lang w:eastAsia="es-ES"/>
-        </w:rPr>
-      </w:pPr>
-      <w:r>
-        <w:rPr>
-          <w:lang w:eastAsia="es-ES"/>
-        </w:rPr>
-        <w:t>Y fue allí donde la historia, silenciosa y solemne, comenzó a tejer los hilos que aún el tiempo no desprende.</w:t>
-      </w:r>
-    </w:p>
-    <w:p>
-      <w:pPr>
-        <w:jc w:val="both"/>
-        <w:rPr>
-          <w:b/>
-          <w:bCs/>
-        </w:rPr>
-      </w:pPr>
-    </w:p>
-    <w:p>
-      <w:pPr>
-        <w:jc w:val="both"/>
-        <w:rPr>
-          <w:i/>
-          <w:iCs/>
-        </w:rPr>
-      </w:pPr>
-      <w:r>
-        <w:rPr>
-          <w:i/>
-          <w:iCs/>
-        </w:rPr>
-        <w:t>PLAZA MAYOR</w:t>
-      </w:r>
-    </w:p>
-    <w:p>
-      <w:pPr>
-        <w:jc w:val="both"/>
-      </w:pPr>
-      <w:r>
-        <w:rPr>
-          <w:b/>
-          <w:bCs/>
-        </w:rPr>
-        <w:t>BENJAMÍN</w:t>
-      </w:r>
-      <w:r>
-        <w:t>: Se oyen campanas y no auguran un entierro, parece que algo gordo se acerca y todo el pueblo se viste para la ocasión.</w:t>
-      </w:r>
-    </w:p>
-    <w:p>
-      <w:pPr>
-        <w:jc w:val="both"/>
-        <w:rPr>
-          <w:i/>
-          <w:iCs/>
-        </w:rPr>
-      </w:pPr>
-      <w:r>
-        <w:rPr>
-          <w:i/>
-          <w:iCs/>
-        </w:rPr>
-        <w:t>Grupos de gente especulando qué está pasando</w:t>
-      </w:r>
-    </w:p>
-    <w:p>
-      <w:pPr>
-        <w:jc w:val="both"/>
-      </w:pPr>
-      <w:r>
-        <w:rPr>
-          <w:b/>
-          <w:bCs/>
-        </w:rPr>
-        <w:t>BENJAMÍN:</w:t>
-      </w:r>
-      <w:r>
-        <w:t xml:space="preserve"> Pues dicen las malas lenguas que se acerca un casamiento mas no creo que sea eso al ver de la Infanta el sufrimiento. Otros dicen que fiestas,</w:t>
-      </w:r>
-      <w:r>
-        <w:t xml:space="preserve"> por la caída del moro</w:t>
-      </w:r>
-      <w:r>
-        <w:t>, no estoy tan seguro de eso más quiero yo creer.</w:t>
-      </w:r>
-    </w:p>
-    <w:p>
-      <w:pPr>
-        <w:jc w:val="both"/>
-      </w:pPr>
-      <w:r>
-        <w:rPr>
-          <w:i/>
-          <w:iCs/>
-        </w:rPr>
-        <w:t>Aparición de los cómicos</w:t>
-      </w:r>
-    </w:p>
-    <w:p>
-      <w:pPr>
-        <w:jc w:val="both"/>
-      </w:pPr>
-      <w:commentRangeStart w:id="12"/>
-      <w:r>
-        <w:rPr>
-          <w:b/>
-          <w:bCs/>
-        </w:rPr>
-        <w:t>ARLEQUINO</w:t>
-      </w:r>
-      <w:r>
-        <w:rPr>
-          <w:b/>
-          <w:bCs/>
-        </w:rPr>
-        <w:t>:</w:t>
-      </w:r>
-      <w:r>
-        <w:t xml:space="preserve"> ¿Dónde estamos?</w:t>
-      </w:r>
-    </w:p>
-    <w:p>
-      <w:pPr>
-        <w:jc w:val="both"/>
-      </w:pPr>
-      <w:r>
-        <w:rPr>
-          <w:b/>
-          <w:bCs/>
-        </w:rPr>
-        <w:t>COLOMBINA:</w:t>
-      </w:r>
-      <w:r>
-        <w:t xml:space="preserve"> En algún lugar. Pregunta a estas gentes.</w:t>
-      </w:r>
-    </w:p>
-    <w:p>
-      <w:pPr>
-        <w:jc w:val="both"/>
-        <w:rPr>
-          <w:i/>
-          <w:iCs/>
-        </w:rPr>
-      </w:pPr>
-      <w:r>
-        <w:rPr>
-          <w:i/>
-          <w:iCs/>
-        </w:rPr>
-        <w:t>Dottore se acerca al bufón</w:t>
-      </w:r>
-    </w:p>
-    <w:p>
-      <w:pPr>
-        <w:jc w:val="both"/>
-      </w:pPr>
-      <w:r>
-        <w:rPr>
-          <w:b/>
-          <w:bCs/>
-        </w:rPr>
-        <w:t>DOTTORE:</w:t>
-      </w:r>
-      <w:r>
-        <w:rPr>
-          <w:b/>
-          <w:bCs/>
-          <w:i/>
-          <w:iCs/>
-        </w:rPr>
-        <w:t xml:space="preserve"> </w:t>
-      </w:r>
-      <w:r>
-        <w:t>¿Y dónde dices que estamos? ¿Y qué se supone que celebran?</w:t>
       </w:r>
       <w:commentRangeEnd w:id="12"/>
       <w:r>
@@ -3316,158 +3009,11 @@
           <w:rStyle w:val="Refdecomentario"/>
           <w:sz w:val="24"/>
           <w:szCs w:val="24"/>
+          <w:lang w:eastAsia="es-ES"/>
         </w:rPr>
         <w:commentReference w:id="12"/>
       </w:r>
-    </w:p>
-    <w:p>
-      <w:pPr>
-        <w:jc w:val="both"/>
-      </w:pPr>
-      <w:r>
-        <w:rPr>
-          <w:b/>
-          <w:bCs/>
-        </w:rPr>
-        <w:t>BENJAMÍN:</w:t>
-      </w:r>
-      <w:r>
-        <w:t xml:space="preserve"> En Medina del Campo frente al Palacio Real de sus Majestades nos encontramos y respecto a la celebración… Pensé que ustedes sabrían algo, al fin y al cabo sois los que llegasteis pegando voces.</w:t>
-      </w:r>
-    </w:p>
-    <w:p>
-      <w:pPr>
-        <w:jc w:val="both"/>
-      </w:pPr>
-      <w:r>
-        <w:rPr>
-          <w:b/>
-          <w:bCs/>
-        </w:rPr>
-        <w:lastRenderedPageBreak/>
-        <w:t>ARLEQUINO:</w:t>
-      </w:r>
-      <w:r>
-        <w:t xml:space="preserve"> ¡Benjamín! ¡Viejo pupilo! ¿Cómo has estado? ¿En qué líos te metes ahora?</w:t>
-      </w:r>
-    </w:p>
-    <w:p>
-      <w:pPr>
-        <w:jc w:val="both"/>
-      </w:pPr>
-      <w:r>
-        <w:rPr>
-          <w:b/>
-          <w:bCs/>
-        </w:rPr>
-        <w:t>BENJAMÍN:</w:t>
-      </w:r>
-      <w:r>
-        <w:t xml:space="preserve"> Mi maestro, cuánto tiempo sin verle, ya veo que ha estado muy ocupado. Pues verá, resulta que la Infanta quedó tan encandilada con el dichoso collar que sus padres me hicieron llamar a la corte para servirles.</w:t>
-      </w:r>
-    </w:p>
-    <w:p>
-      <w:pPr>
-        <w:jc w:val="both"/>
-      </w:pPr>
-      <w:r>
-        <w:rPr>
-          <w:b/>
-          <w:bCs/>
-        </w:rPr>
-        <w:t>COLOMBINA:</w:t>
-      </w:r>
-      <w:r>
-        <w:t xml:space="preserve"> ¿Y qué se supone que pasa? ¿No estarán esperando a los cómicos de Alburquerque?</w:t>
-      </w:r>
-    </w:p>
-    <w:p>
-      <w:pPr>
-        <w:jc w:val="both"/>
-      </w:pPr>
-      <w:r>
-        <w:rPr>
-          <w:b/>
-          <w:bCs/>
-        </w:rPr>
-        <w:t>BENJAMÍN:</w:t>
-      </w:r>
-      <w:r>
-        <w:t xml:space="preserve"> No sé de qué cómicos me habláis, mas lo que aquí ocurre es un sinfín de mensajeros que no hacen más que intercambiar mensajes con Córdoba y Portugal y ya no sé si hay boda, si hay entierro o si es al moro al que vamos a cristianar. </w:t>
-      </w:r>
-      <w:r>
-        <w:t>¿Y vosotros, qué hacéis aquí?</w:t>
-      </w:r>
-    </w:p>
-    <w:p>
-      <w:pPr>
-        <w:jc w:val="both"/>
-      </w:pPr>
-      <w:r>
-        <w:rPr>
-          <w:b/>
-          <w:bCs/>
-        </w:rPr>
-        <w:t>ARLEQUINO:</w:t>
-      </w:r>
-      <w:r>
-        <w:t xml:space="preserve"> Ha llegado a mis oídos, que en aqueste lugar, Medina del Campo, se están tratando ciertas capitulaciones, y que el rey portugués algo quiere obtener, mas será después de nuestra función que te ayudaremos en tu misión.</w:t>
-      </w:r>
-    </w:p>
-    <w:p>
-      <w:pPr>
-        <w:jc w:val="both"/>
-      </w:pPr>
-    </w:p>
-    <w:p>
-      <w:pPr>
-        <w:pStyle w:val="Ttulo1"/>
-        <w:rPr>
-          <w:lang w:eastAsia="es-ES"/>
-        </w:rPr>
-      </w:pPr>
-      <w:bookmarkStart w:id="13" w:name="_Toc237768444"/>
-      <w:r>
-        <w:rPr>
-          <w:lang w:eastAsia="es-ES"/>
-        </w:rPr>
-        <w:t>Capítulo 2 – Guadalupe</w:t>
-      </w:r>
-      <w:bookmarkEnd w:id="13"/>
-      <w:r>
-        <w:rPr>
-          <w:lang w:eastAsia="es-ES"/>
-        </w:rPr>
-        <w:t xml:space="preserve"> </w:t>
-      </w:r>
-    </w:p>
-    <w:p>
-      <w:pPr>
-        <w:jc w:val="both"/>
-        <w:rPr>
-          <w:lang w:eastAsia="es-ES"/>
-        </w:rPr>
-      </w:pPr>
-      <w:r>
-        <w:rPr>
-          <w:lang w:eastAsia="es-ES"/>
-        </w:rPr>
-        <w:t>S</w:t>
-      </w:r>
-      <w:r>
-        <w:rPr>
-          <w:lang w:eastAsia="es-ES"/>
-        </w:rPr>
-        <w:t xml:space="preserve">e habla del bautismo de los indígenas, y por ende de la llegada a América y las rutas marítimas de Colón. Bufón a la vez que va anunciando el casamiento a los vecinos del pueblo tiene que ir recolectando las cosas necesarias para el casamiento. </w:t>
-      </w:r>
-      <w:commentRangeStart w:id="14"/>
-      <w:r>
-        <w:rPr>
-          <w:lang w:eastAsia="es-ES"/>
-        </w:rPr>
-        <w:t>Aquí tiene un encontronazo con la Inquisición y un Aquelarre de brujas que quería realizar un ritual y reos.</w:t>
-      </w:r>
-      <w:commentRangeEnd w:id="14"/>
+      <w:commentRangeEnd w:id="13"/>
       <w:r>
         <w:rPr>
           <w:rStyle w:val="Refdecomentario"/>
@@ -3475,134 +3021,1291 @@
           <w:szCs w:val="24"/>
           <w:lang w:eastAsia="es-ES"/>
         </w:rPr>
-        <w:commentReference w:id="14"/>
-      </w:r>
-    </w:p>
-    <w:p>
-      <w:pPr>
-        <w:jc w:val="both"/>
-        <w:rPr>
-          <w:lang w:eastAsia="es-ES"/>
-        </w:rPr>
-      </w:pPr>
-      <w:r>
-        <w:rPr>
-          <w:lang w:eastAsia="es-ES"/>
-        </w:rPr>
-        <w:t>[INTRODUCCIÓN HABLANDO DE QUE NECESITABA LOS PREPARATIVOS DE LA BODA]</w:t>
-      </w:r>
-    </w:p>
-    <w:p>
-      <w:pPr>
-        <w:jc w:val="both"/>
-      </w:pPr>
-      <w:r>
-        <w:t xml:space="preserve">Llega Benjamín a Guadalupe y en la plaza se encuentra el setup montado para ahorcarlos/prenderles fuego y ante tales barbaridades habla con los verdugos, [conversación interactiva] y consigue </w:t>
-      </w:r>
-      <w:commentRangeStart w:id="15"/>
-      <w:r>
-        <w:t xml:space="preserve">convencerles de que son inocentes </w:t>
-      </w:r>
-      <w:commentRangeEnd w:id="15"/>
+        <w:commentReference w:id="13"/>
+      </w:r>
+    </w:p>
+    <w:p>
+      <w:pPr>
+        <w:jc w:val="both"/>
+        <w:rPr>
+          <w:lang w:eastAsia="es-ES"/>
+        </w:rPr>
+      </w:pPr>
+      <w:r>
+        <w:rPr>
+          <w:lang w:eastAsia="es-ES"/>
+        </w:rPr>
+        <w:t>Al descifrar la segunda carta es llamado por los Reyes Católicos</w:t>
+      </w:r>
+    </w:p>
+    <w:p>
+      <w:pPr>
+        <w:jc w:val="both"/>
+        <w:rPr>
+          <w:lang w:eastAsia="es-ES"/>
+        </w:rPr>
+      </w:pPr>
+    </w:p>
+    <w:p>
+      <w:pPr>
+        <w:jc w:val="both"/>
+        <w:rPr>
+          <w:lang w:eastAsia="es-ES"/>
+        </w:rPr>
+      </w:pPr>
+      <w:r>
+        <w:rPr>
+          <w:b/>
+          <w:bCs/>
+          <w:lang w:eastAsia="es-ES"/>
+        </w:rPr>
+        <w:t>GINÉS:</w:t>
+      </w:r>
+      <w:r>
+        <w:rPr>
+          <w:lang w:eastAsia="es-ES"/>
+        </w:rPr>
+        <w:t xml:space="preserve"> Se pierde en la memoria por buena que esta fuera, una cerca tierra de la que les voy a hablar.</w:t>
+      </w:r>
+    </w:p>
+    <w:p>
+      <w:pPr>
+        <w:jc w:val="both"/>
+        <w:rPr>
+          <w:lang w:eastAsia="es-ES"/>
+        </w:rPr>
+      </w:pPr>
+      <w:r>
+        <w:rPr>
+          <w:lang w:eastAsia="es-ES"/>
+        </w:rPr>
+        <w:t>Ya de antigua habitaban así lo dicen sus piedras, donde hombres y mujeres decidieron enraizar.</w:t>
+      </w:r>
+    </w:p>
+    <w:p>
+      <w:pPr>
+        <w:jc w:val="both"/>
+        <w:rPr>
+          <w:lang w:eastAsia="es-ES"/>
+        </w:rPr>
+      </w:pPr>
+      <w:r>
+        <w:rPr>
+          <w:lang w:eastAsia="es-ES"/>
+        </w:rPr>
+        <w:t>Medina del Campo es su nombre, villa de ferias y acuerdos, donde el bullicio del mundo se reunía bajo sus techos.</w:t>
+      </w:r>
+    </w:p>
+    <w:p>
+      <w:pPr>
+        <w:jc w:val="both"/>
+        <w:rPr>
+          <w:lang w:eastAsia="es-ES"/>
+        </w:rPr>
+      </w:pPr>
+      <w:r>
+        <w:rPr>
+          <w:lang w:eastAsia="es-ES"/>
+        </w:rPr>
+        <w:t>Alzábase un noble palacio, de amplios patios y portales, donde Isabel y Fernando forjaban destinos reales.</w:t>
+      </w:r>
+    </w:p>
+    <w:p>
+      <w:pPr>
+        <w:jc w:val="both"/>
+        <w:rPr>
+          <w:lang w:eastAsia="es-ES"/>
+        </w:rPr>
+      </w:pPr>
+      <w:r>
+        <w:rPr>
+          <w:lang w:eastAsia="es-ES"/>
+        </w:rPr>
+        <w:t>Entre aquellos viejos muros, cuando el siglo agonizaba, una alianza con Portugal el reino entero esperaba.</w:t>
+      </w:r>
+    </w:p>
+    <w:p>
+      <w:pPr>
+        <w:jc w:val="both"/>
+        <w:rPr>
+          <w:lang w:eastAsia="es-ES"/>
+        </w:rPr>
+      </w:pPr>
+      <w:r>
+        <w:rPr>
+          <w:lang w:eastAsia="es-ES"/>
+        </w:rPr>
+        <w:t>Don Manuel fue el elegido, monarca de gran renombre, y la mano de la Infanta habría de unir dos nombres.</w:t>
+      </w:r>
+    </w:p>
+    <w:p>
+      <w:pPr>
+        <w:jc w:val="both"/>
+        <w:rPr>
+          <w:lang w:eastAsia="es-ES"/>
+        </w:rPr>
+      </w:pPr>
+      <w:r>
+        <w:rPr>
+          <w:lang w:eastAsia="es-ES"/>
+        </w:rPr>
+        <w:t>Y fue allí donde la historia, silenciosa y solemne, comenzó a tejer los hilos que aún el tiempo no desprende.</w:t>
+      </w:r>
+    </w:p>
+    <w:p>
+      <w:pPr>
+        <w:jc w:val="both"/>
+        <w:rPr>
+          <w:b/>
+          <w:bCs/>
+        </w:rPr>
+      </w:pPr>
+    </w:p>
+    <w:p>
+      <w:pPr>
+        <w:jc w:val="both"/>
+        <w:rPr>
+          <w:i/>
+          <w:iCs/>
+        </w:rPr>
+      </w:pPr>
+      <w:r>
+        <w:rPr>
+          <w:i/>
+          <w:iCs/>
+        </w:rPr>
+        <w:t>PLAZA MAYOR</w:t>
+      </w:r>
+    </w:p>
+    <w:p>
+      <w:pPr>
+        <w:jc w:val="both"/>
+      </w:pPr>
+      <w:r>
+        <w:rPr>
+          <w:b/>
+          <w:bCs/>
+        </w:rPr>
+        <w:t>BENJAMÍN</w:t>
+      </w:r>
+      <w:r>
+        <w:t>: Se oyen campanas y no auguran un entierro, parece que algo gordo se acerca y todo el pueblo se viste para la ocasión.</w:t>
+      </w:r>
+    </w:p>
+    <w:p>
+      <w:pPr>
+        <w:jc w:val="both"/>
+        <w:rPr>
+          <w:i/>
+          <w:iCs/>
+        </w:rPr>
+      </w:pPr>
+      <w:r>
+        <w:rPr>
+          <w:i/>
+          <w:iCs/>
+        </w:rPr>
+        <w:t>Grupos de gente especulando qué está pasando</w:t>
+      </w:r>
+    </w:p>
+    <w:p>
+      <w:pPr>
+        <w:jc w:val="both"/>
+      </w:pPr>
+      <w:r>
+        <w:rPr>
+          <w:b/>
+          <w:bCs/>
+        </w:rPr>
+        <w:t>BENJAMÍN:</w:t>
+      </w:r>
+      <w:r>
+        <w:t xml:space="preserve"> Pues dicen las malas lenguas que se acerca un casamiento mas no creo que sea eso al ver de la Infanta el sufrimiento. Otros dicen que fiestas,</w:t>
+      </w:r>
+      <w:r>
+        <w:t xml:space="preserve"> por la caída del moro</w:t>
+      </w:r>
+      <w:r>
+        <w:t>, no estoy tan seguro de eso más quiero yo creer.</w:t>
+      </w:r>
+    </w:p>
+    <w:p>
+      <w:pPr>
+        <w:jc w:val="both"/>
+      </w:pPr>
+      <w:r>
+        <w:rPr>
+          <w:i/>
+          <w:iCs/>
+        </w:rPr>
+        <w:t>Aparición de los cómicos</w:t>
+      </w:r>
+    </w:p>
+    <w:p>
+      <w:pPr>
+        <w:jc w:val="both"/>
+      </w:pPr>
+      <w:commentRangeStart w:id="14"/>
+      <w:r>
+        <w:rPr>
+          <w:b/>
+          <w:bCs/>
+        </w:rPr>
+        <w:t>ARLEQUINO</w:t>
+      </w:r>
+      <w:r>
+        <w:rPr>
+          <w:b/>
+          <w:bCs/>
+        </w:rPr>
+        <w:t>:</w:t>
+      </w:r>
+      <w:r>
+        <w:t xml:space="preserve"> ¿Dónde estamos?</w:t>
+      </w:r>
+    </w:p>
+    <w:p>
+      <w:pPr>
+        <w:jc w:val="both"/>
+      </w:pPr>
+      <w:r>
+        <w:rPr>
+          <w:b/>
+          <w:bCs/>
+        </w:rPr>
+        <w:t>COLOMBINA:</w:t>
+      </w:r>
+      <w:r>
+        <w:t xml:space="preserve"> En algún lugar. Pregunta a estas gentes.</w:t>
+      </w:r>
+    </w:p>
+    <w:p>
+      <w:pPr>
+        <w:jc w:val="both"/>
+        <w:rPr>
+          <w:i/>
+          <w:iCs/>
+        </w:rPr>
+      </w:pPr>
+      <w:r>
+        <w:rPr>
+          <w:i/>
+          <w:iCs/>
+        </w:rPr>
+        <w:t>Dottore se acerca al bufón</w:t>
+      </w:r>
+    </w:p>
+    <w:p>
+      <w:pPr>
+        <w:jc w:val="both"/>
+      </w:pPr>
+      <w:r>
+        <w:rPr>
+          <w:b/>
+          <w:bCs/>
+        </w:rPr>
+        <w:t>DOTTORE:</w:t>
+      </w:r>
+      <w:r>
+        <w:rPr>
+          <w:b/>
+          <w:bCs/>
+          <w:i/>
+          <w:iCs/>
+        </w:rPr>
+        <w:t xml:space="preserve"> </w:t>
+      </w:r>
+      <w:r>
+        <w:t>¿Y dónde dices que estamos? ¿Y qué se supone que celebran?</w:t>
+      </w:r>
+      <w:commentRangeEnd w:id="14"/>
       <w:r>
         <w:rPr>
           <w:rStyle w:val="Refdecomentario"/>
           <w:sz w:val="24"/>
           <w:szCs w:val="24"/>
         </w:rPr>
-        <w:commentReference w:id="15"/>
-      </w:r>
-      <w:r>
-        <w:t>y tendrá pruebas</w:t>
-      </w:r>
-    </w:p>
-    <w:p>
-      <w:pPr>
-        <w:jc w:val="both"/>
-      </w:pPr>
-      <w:r>
-        <w:t xml:space="preserve">Hay 3 reos, una acusada de hechicería, otro acusado de ladrón y un judío converso acusado de seguir practicando la “falsa fe”. </w:t>
-      </w:r>
-    </w:p>
-    <w:p>
-      <w:pPr>
-        <w:jc w:val="both"/>
-      </w:pPr>
-      <w:r>
-        <w:t xml:space="preserve">Bruja </w:t>
-      </w:r>
-      <w:r>
+        <w:commentReference w:id="14"/>
+      </w:r>
+    </w:p>
+    <w:p>
+      <w:pPr>
+        <w:jc w:val="both"/>
+      </w:pPr>
+      <w:r>
+        <w:rPr>
+          <w:b/>
+          <w:bCs/>
+        </w:rPr>
+        <w:t>BENJAMÍN:</w:t>
+      </w:r>
+      <w:r>
+        <w:t xml:space="preserve"> En Medina del Campo frente al Palacio Real de sus Majestades nos encontramos y respecto a la celebración… Pensé que ustedes sabrían algo, al fin y al cabo sois los que llegasteis pegando voces.</w:t>
+      </w:r>
+    </w:p>
+    <w:p>
+      <w:pPr>
+        <w:jc w:val="both"/>
+      </w:pPr>
+      <w:r>
+        <w:rPr>
+          <w:b/>
+          <w:bCs/>
+        </w:rPr>
+        <w:lastRenderedPageBreak/>
+        <w:t>ARLEQUINO:</w:t>
+      </w:r>
+      <w:r>
+        <w:t xml:space="preserve"> ¡Benjamín! ¡Viejo pupilo! ¿Cómo has estado? ¿En qué líos te metes ahora?</w:t>
+      </w:r>
+    </w:p>
+    <w:p>
+      <w:pPr>
+        <w:jc w:val="both"/>
+      </w:pPr>
+      <w:r>
+        <w:rPr>
+          <w:b/>
+          <w:bCs/>
+        </w:rPr>
+        <w:t>BENJAMÍN:</w:t>
+      </w:r>
+      <w:r>
+        <w:t xml:space="preserve"> Mi maestro, cuánto tiempo sin verle, ya veo que ha estado muy ocupado. Pues verá, resulta que la Infanta quedó tan encandilada con el dichoso collar que sus padres me hicieron llamar a la corte para servirles.</w:t>
+      </w:r>
+    </w:p>
+    <w:p>
+      <w:pPr>
+        <w:jc w:val="both"/>
+      </w:pPr>
+      <w:r>
+        <w:rPr>
+          <w:b/>
+          <w:bCs/>
+        </w:rPr>
+        <w:t>COLOMBINA:</w:t>
+      </w:r>
+      <w:r>
+        <w:t xml:space="preserve"> ¿Y qué se supone que pasa? ¿No estarán esperando a los cómicos de Alburquerque?</w:t>
+      </w:r>
+    </w:p>
+    <w:p>
+      <w:pPr>
+        <w:jc w:val="both"/>
+      </w:pPr>
+      <w:r>
+        <w:rPr>
+          <w:b/>
+          <w:bCs/>
+        </w:rPr>
+        <w:t>BENJAMÍN:</w:t>
+      </w:r>
+      <w:r>
+        <w:t xml:space="preserve"> No sé de qué cómicos me habláis, mas lo que aquí ocurre es un sinfín de mensajeros que no hacen más que intercambiar mensajes con Córdoba y Portugal y ya no sé si hay boda, si hay entierro o si es al moro al que vamos a cristianar. </w:t>
+      </w:r>
+      <w:r>
+        <w:t>¿Y vosotros, qué hacéis aquí?</w:t>
+      </w:r>
+    </w:p>
+    <w:p>
+      <w:pPr>
+        <w:jc w:val="both"/>
+      </w:pPr>
+      <w:r>
+        <w:rPr>
+          <w:b/>
+          <w:bCs/>
+        </w:rPr>
+        <w:t>ARLEQUINO:</w:t>
+      </w:r>
+      <w:r>
+        <w:t xml:space="preserve"> Ha llegado a mis oídos, que en aqueste lugar, Medina del Campo, se están tratando ciertas capitulaciones, y que el rey portugués algo quiere obtener, mas será después de nuestra función que te ayudaremos en tu misión.</w:t>
+      </w:r>
+    </w:p>
+    <w:p>
+      <w:pPr>
+        <w:jc w:val="both"/>
+        <w:rPr>
+          <w:i/>
+          <w:iCs/>
+        </w:rPr>
+      </w:pPr>
+      <w:r>
+        <w:rPr>
+          <w:i/>
+          <w:iCs/>
+        </w:rPr>
+        <w:t>Fundido a negro y cambio de vista</w:t>
+      </w:r>
+    </w:p>
+    <w:p>
+      <w:pPr>
+        <w:jc w:val="both"/>
+      </w:pPr>
+      <w:r>
+        <w:t>[ACTUACIÓN]</w:t>
+      </w:r>
+    </w:p>
+    <w:p>
+      <w:pPr>
+        <w:jc w:val="both"/>
+      </w:pPr>
+      <w:r>
+        <w:rPr>
+          <w:b/>
+          <w:bCs/>
+        </w:rPr>
+        <w:t>ARLEQUINO:</w:t>
+      </w:r>
+      <w:r>
+        <w:t xml:space="preserve"> Amables habitant</w:t>
+      </w:r>
+      <w:r>
+        <w:t>es de este pueblo aquí reunido. Van a presenciar una actuación digna de reyes y reinas, de príncipes y princesas, de caballeros y damas, y si de su agrado acaba siendo una limosna siempre pueden dejar.</w:t>
+      </w:r>
+    </w:p>
+    <w:p>
+      <w:pPr>
+        <w:jc w:val="both"/>
+        <w:rPr>
+          <w:i/>
+          <w:iCs/>
+        </w:rPr>
+      </w:pPr>
+      <w:r>
+        <w:rPr>
+          <w:i/>
+          <w:iCs/>
+        </w:rPr>
+        <w:t>Comienzo de actuación</w:t>
+      </w:r>
+    </w:p>
+    <w:p>
+      <w:pPr>
+        <w:jc w:val="both"/>
+      </w:pPr>
+      <w:r>
+        <w:rPr>
+          <w:i/>
+          <w:iCs/>
+        </w:rPr>
+        <w:t xml:space="preserve">Si falla </w:t>
+      </w:r>
+      <w:r>
+        <w:rPr>
+          <w:i/>
+          <w:iCs/>
+        </w:rPr>
         <w:sym w:font="Wingdings" w:char="F0E0"/>
       </w:r>
       <w:r>
-        <w:t xml:space="preserve"> acusada de haber secuestrado al gato del vecino para usarlo en un conjuro</w:t>
-      </w:r>
-    </w:p>
-    <w:p>
-      <w:pPr>
-        <w:jc w:val="both"/>
-      </w:pPr>
-      <w:r>
-        <w:t xml:space="preserve">Solución </w:t>
-      </w:r>
-      <w:r>
+        <w:rPr>
+          <w:i/>
+          <w:iCs/>
+        </w:rPr>
+        <w:t xml:space="preserve"> </w:t>
+      </w:r>
+      <w:r>
+        <w:rPr>
+          <w:b/>
+          <w:bCs/>
+        </w:rPr>
+        <w:t>COLOMBINA</w:t>
+      </w:r>
+      <w:r>
+        <w:rPr>
+          <w:b/>
+          <w:bCs/>
+        </w:rPr>
+        <w:t xml:space="preserve">: </w:t>
+      </w:r>
+      <w:r>
+        <w:t>No sé si fue buena idea, le falta ensayo</w:t>
+      </w:r>
+    </w:p>
+    <w:p>
+      <w:pPr>
+        <w:jc w:val="both"/>
+      </w:pPr>
+      <w:r>
+        <w:rPr>
+          <w:i/>
+          <w:iCs/>
+        </w:rPr>
+        <w:t xml:space="preserve">Si lo pasa </w:t>
+      </w:r>
+      <w:r>
+        <w:rPr>
+          <w:i/>
+          <w:iCs/>
+        </w:rPr>
         <w:sym w:font="Wingdings" w:char="F0E0"/>
       </w:r>
       <w:r>
-        <w:t xml:space="preserve"> encontrar a la gata oculta por la plaza, resulta que la gata estaba embarazada y se había mantenido oculta </w:t>
-      </w:r>
-      <w:r>
-        <w:sym w:font="Wingdings" w:char="F0E0"/>
-      </w:r>
-      <w:r>
-        <w:t xml:space="preserve"> estilo meccha chamaleon y se va moviendo, encontrar 3 veces</w:t>
-      </w:r>
-    </w:p>
-    <w:p>
-      <w:pPr>
-        <w:jc w:val="both"/>
-      </w:pPr>
-    </w:p>
-    <w:p>
-      <w:pPr>
-        <w:jc w:val="both"/>
-      </w:pPr>
-      <w:r>
+        <w:rPr>
+          <w:i/>
+          <w:iCs/>
+        </w:rPr>
+        <w:t xml:space="preserve"> </w:t>
+      </w:r>
+      <w:r>
+        <w:rPr>
+          <w:b/>
+          <w:bCs/>
+        </w:rPr>
+        <w:t>ARLEQUINO:</w:t>
+      </w:r>
+      <w:r>
+        <w:t xml:space="preserve"> Ya sabía yo que no me defraudarías, ahora vamos a un sitio más discreto</w:t>
+      </w:r>
+    </w:p>
+    <w:p>
+      <w:pPr>
+        <w:jc w:val="both"/>
+        <w:rPr>
+          <w:i/>
+          <w:iCs/>
+        </w:rPr>
+      </w:pPr>
+      <w:r>
+        <w:rPr>
+          <w:i/>
+          <w:iCs/>
+        </w:rPr>
+        <w:t>Fundido a negro y aparecer en interior</w:t>
+      </w:r>
+      <w:r>
+        <w:rPr>
+          <w:i/>
+          <w:iCs/>
+        </w:rPr>
+        <w:t xml:space="preserve"> de la sacristía</w:t>
+      </w:r>
+    </w:p>
+    <w:p>
+      <w:pPr>
+        <w:jc w:val="both"/>
+      </w:pPr>
+      <w:r>
+        <w:t>[post actuación]</w:t>
+      </w:r>
+    </w:p>
+    <w:p>
+      <w:pPr>
+        <w:jc w:val="both"/>
+      </w:pPr>
+      <w:r>
+        <w:rPr>
+          <w:b/>
+          <w:bCs/>
+        </w:rPr>
+        <w:t>ARLEQUINO:</w:t>
+      </w:r>
+      <w:r>
+        <w:t xml:space="preserve"> No perdamos más el tiempo porque algo grande se acerca.</w:t>
+      </w:r>
+    </w:p>
+    <w:p>
+      <w:pPr>
+        <w:jc w:val="both"/>
+      </w:pPr>
+      <w:r>
+        <w:rPr>
+          <w:b/>
+          <w:bCs/>
+        </w:rPr>
+        <w:t>COLOMBINA:</w:t>
+      </w:r>
+      <w:r>
+        <w:t xml:space="preserve"> Dicen las malas lenguas que a la infanta quieren volver a casar.</w:t>
+      </w:r>
+    </w:p>
+    <w:p>
+      <w:pPr>
+        <w:jc w:val="both"/>
+      </w:pPr>
+      <w:r>
+        <w:rPr>
+          <w:b/>
+          <w:bCs/>
+        </w:rPr>
+        <w:t>DOTORE:</w:t>
+      </w:r>
+      <w:r>
+        <w:t xml:space="preserve"> Y es con el rey Don Manuel con quien planean el enlace.</w:t>
+      </w:r>
+    </w:p>
+    <w:p>
+      <w:pPr>
+        <w:jc w:val="both"/>
+      </w:pPr>
+      <w:r>
+        <w:rPr>
+          <w:b/>
+          <w:bCs/>
+        </w:rPr>
+        <w:t>ARLEQUINO:</w:t>
+      </w:r>
+      <w:r>
+        <w:t xml:space="preserve"> Pero para que eso suceda las capitulaciones tendrán que acordar y entre coronas no se ponen de acuerdo.</w:t>
+      </w:r>
+    </w:p>
+    <w:p>
+      <w:pPr>
+        <w:jc w:val="both"/>
+      </w:pPr>
+      <w:r>
+        <w:rPr>
+          <w:b/>
+          <w:bCs/>
+        </w:rPr>
+        <w:t>COLOMBINA:</w:t>
+      </w:r>
+      <w:r>
+        <w:t xml:space="preserve"> Dicen que a todo judío y </w:t>
+      </w:r>
+      <w:r>
+        <w:t>ex-judío</w:t>
+      </w:r>
+      <w:r>
+        <w:t xml:space="preserve"> quieren echar</w:t>
+      </w:r>
+    </w:p>
+    <w:p>
+      <w:pPr>
+        <w:jc w:val="both"/>
+      </w:pPr>
+      <w:r>
+        <w:rPr>
+          <w:b/>
+          <w:bCs/>
+        </w:rPr>
+        <w:t>DOTORE:</w:t>
+      </w:r>
+      <w:r>
+        <w:t xml:space="preserve"> Otros dicen que solo a aquellos que no se convirtieron</w:t>
+      </w:r>
+    </w:p>
+    <w:p>
+      <w:pPr>
+        <w:jc w:val="both"/>
+      </w:pPr>
+      <w:r>
+        <w:rPr>
+          <w:b/>
+          <w:bCs/>
+        </w:rPr>
         <w:lastRenderedPageBreak/>
-        <w:t xml:space="preserve">Ladrón </w:t>
-      </w:r>
-      <w:r>
-        <w:sym w:font="Wingdings" w:char="F0E0"/>
-      </w:r>
-      <w:r>
-        <w:t xml:space="preserve"> acusado de robar una bolsa de monedas y joyas</w:t>
-      </w:r>
-    </w:p>
-    <w:p>
-      <w:pPr>
-        <w:jc w:val="both"/>
-      </w:pPr>
-      <w:r>
-        <w:t xml:space="preserve">Solución </w:t>
-      </w:r>
-      <w:r>
-        <w:sym w:font="Wingdings" w:char="F0E0"/>
-      </w:r>
-      <w:r>
-        <w:t xml:space="preserve"> el hijo pequeño pensaba que era una bolsa de juguete (invent completo) y la había cogido </w:t>
-      </w:r>
-      <w:r>
-        <w:sym w:font="Wingdings" w:char="F0E0"/>
-      </w:r>
-      <w:r>
+        <w:t>ARLEQUINO:</w:t>
+      </w:r>
+      <w:r>
+        <w:t xml:space="preserve"> Y los rumores más preocupantes son los referentes a expulsar a todo aquel que tenga algún tipo de relación con cualquier religión que no sea la cristiana</w:t>
+      </w:r>
+      <w:r>
+        <w:t>.</w:t>
+      </w:r>
+    </w:p>
+    <w:p>
+      <w:pPr>
+        <w:jc w:val="both"/>
+      </w:pPr>
+      <w:r>
+        <w:t xml:space="preserve">Si información al respecto quieres descifrar, te las tendrás que ingeniar para hacerte con 2 cartas, la enviada por la Corona Castellana y la respuesta portuguesa. Juan de Coloma es uno de tus hombres, y </w:t>
+      </w:r>
+      <w:r>
+        <w:t>João de Madureira,</w:t>
+      </w:r>
+      <w:r>
+        <w:t xml:space="preserve"> el otro.</w:t>
+      </w:r>
+    </w:p>
+    <w:p>
+      <w:pPr>
+        <w:jc w:val="both"/>
+      </w:pPr>
+      <w:r>
+        <w:rPr>
+          <w:b/>
+          <w:bCs/>
+        </w:rPr>
+        <w:t>COLOMBINA:</w:t>
+      </w:r>
+      <w:r>
+        <w:t xml:space="preserve"> Mas las cartas están cifradas, quizás poniendo el oído sin ser visto descubres algo. </w:t>
+      </w:r>
+    </w:p>
+    <w:p>
+      <w:pPr>
+        <w:jc w:val="both"/>
+      </w:pPr>
+    </w:p>
+    <w:p>
+      <w:pPr>
+        <w:jc w:val="both"/>
+      </w:pPr>
+      <w:r>
+        <w:rPr>
+          <w:b/>
+          <w:bCs/>
+        </w:rPr>
+        <w:t>NIÑO 1:</w:t>
+      </w:r>
+      <w:r>
+        <w:t xml:space="preserve"> Uno, dos y tres, tres saltos hacia delante.</w:t>
+      </w:r>
+    </w:p>
+    <w:p>
+      <w:pPr>
+        <w:jc w:val="both"/>
+      </w:pPr>
+      <w:r>
+        <w:rPr>
+          <w:b/>
+          <w:bCs/>
+        </w:rPr>
+        <w:t>NIÑO 2:</w:t>
+      </w:r>
+      <w:r>
+        <w:t xml:space="preserve"> ¿Y por qué no dos hacia atrás?</w:t>
+      </w:r>
+    </w:p>
+    <w:p>
+      <w:pPr>
+        <w:jc w:val="both"/>
+      </w:pPr>
+      <w:r>
+        <w:rPr>
+          <w:b/>
+          <w:bCs/>
+        </w:rPr>
+        <w:t>NIÑO 3:</w:t>
+      </w:r>
+      <w:r>
+        <w:t xml:space="preserve"> Porque hacia atrás ya hemos estado y dos no es un buen número. Si queremos ganar tenemos que avanzar.</w:t>
+      </w:r>
+    </w:p>
+    <w:p>
+      <w:pPr>
+        <w:jc w:val="both"/>
+        <w:rPr>
+          <w:b/>
+          <w:bCs/>
+        </w:rPr>
+      </w:pPr>
+    </w:p>
+    <w:p>
+      <w:pPr>
+        <w:jc w:val="both"/>
+        <w:rPr>
+          <w:b/>
+          <w:bCs/>
+        </w:rPr>
+      </w:pPr>
+      <w:r>
+        <w:rPr>
+          <w:b/>
+          <w:bCs/>
+        </w:rPr>
+        <w:t>CARTA 1</w:t>
+      </w:r>
+    </w:p>
+    <w:p>
+      <w:pPr>
+        <w:jc w:val="both"/>
+        <w:rPr>
+          <w:i/>
+          <w:iCs/>
+        </w:rPr>
+      </w:pPr>
+      <w:r>
+        <w:rPr>
+          <w:i/>
+          <w:iCs/>
+        </w:rPr>
+        <w:t>Al muy poderoso don Manuel I, rey de Portugal</w:t>
+      </w:r>
+    </w:p>
+    <w:p>
+      <w:pPr>
+        <w:jc w:val="both"/>
+        <w:rPr>
+          <w:i/>
+          <w:iCs/>
+        </w:rPr>
+      </w:pPr>
+      <w:r>
+        <w:rPr>
+          <w:i/>
+          <w:iCs/>
+        </w:rPr>
+        <w:t>Nos, don Fernando y doña Isabel, reyes de Castilla y Aragón, hacemos saber a Vuestra Alteza que, para consentir el matrimonio con nuestra muy amada hija, deberá mandar salir de sus reinos a los judíos conversos y por convertir, así como a los moros que permanezcan en su ley.</w:t>
+      </w:r>
+    </w:p>
+    <w:p>
+      <w:pPr>
+        <w:jc w:val="both"/>
+        <w:rPr>
+          <w:i/>
+          <w:iCs/>
+        </w:rPr>
+      </w:pPr>
+      <w:r>
+        <w:rPr>
+          <w:i/>
+          <w:iCs/>
+        </w:rPr>
+        <w:t>Cumplida esta condición, podrán proseguir los acuerdos de dicho matrimonio.</w:t>
+      </w:r>
+    </w:p>
+    <w:p>
+      <w:pPr>
+        <w:jc w:val="both"/>
+        <w:rPr>
+          <w:i/>
+          <w:iCs/>
+        </w:rPr>
+      </w:pPr>
+    </w:p>
+    <w:p>
+      <w:pPr>
+        <w:jc w:val="both"/>
+        <w:rPr>
+          <w:i/>
+          <w:iCs/>
+        </w:rPr>
+      </w:pPr>
+      <w:r>
+        <w:rPr>
+          <w:i/>
+          <w:iCs/>
+        </w:rPr>
+        <w:t>Nos, el Rey.</w:t>
+      </w:r>
+    </w:p>
+    <w:p>
+      <w:pPr>
+        <w:jc w:val="both"/>
+        <w:rPr>
+          <w:i/>
+          <w:iCs/>
+        </w:rPr>
+      </w:pPr>
+      <w:r>
+        <w:rPr>
+          <w:i/>
+          <w:iCs/>
+        </w:rPr>
+        <w:t>Nos, la Reina.</w:t>
+      </w:r>
+    </w:p>
+    <w:p>
+      <w:pPr>
+        <w:jc w:val="both"/>
+        <w:rPr>
+          <w:i/>
+          <w:iCs/>
+        </w:rPr>
+      </w:pPr>
+    </w:p>
+    <w:p>
+      <w:pPr>
+        <w:jc w:val="both"/>
+        <w:rPr>
+          <w:i/>
+          <w:iCs/>
+        </w:rPr>
+      </w:pPr>
+      <w:r>
+        <w:rPr>
+          <w:i/>
+          <w:iCs/>
+        </w:rPr>
+        <w:t>Dñ oxb srghurvr grp Odpxhñ L, uhb gh Sruwxjdñ</w:t>
+      </w:r>
+    </w:p>
+    <w:p>
+      <w:pPr>
+        <w:jc w:val="both"/>
+        <w:rPr>
+          <w:i/>
+          <w:iCs/>
+        </w:rPr>
+      </w:pPr>
+      <w:r>
+        <w:rPr>
+          <w:i/>
+          <w:iCs/>
+        </w:rPr>
+        <w:t>Prv, grp Ihupdpgr b grqd Lvdehñ, uhbhv gh Fdvwlññd b Dudjrp, kdfhorv vdehu d Yxhvwud Dñwhcd txh, sdud frpvhpwlu hñ odwulorplr frp pxhvwud oxb dodgd klmd, ghehud odpgdu vdñlu gh vxv uhlprv d ñrv mxglrv frpyhuvrv b sru frpyhuwlu, dvl fror d ñrv orurv txh shuodphcfdp hp vx ñhb.</w:t>
+      </w:r>
+    </w:p>
+    <w:p>
+      <w:pPr>
+        <w:jc w:val="both"/>
+        <w:rPr>
+          <w:i/>
+          <w:iCs/>
+        </w:rPr>
+      </w:pPr>
+      <w:r>
+        <w:rPr>
+          <w:i/>
+          <w:iCs/>
+        </w:rPr>
+        <w:t>Fxosñlgd hvwd frpglflrp, srgudp survhjxlu ñrv dfxhugrv gh glfkr odwulorplr.</w:t>
+      </w:r>
+    </w:p>
+    <w:p>
+      <w:pPr>
+        <w:jc w:val="both"/>
+        <w:rPr>
+          <w:i/>
+          <w:iCs/>
+        </w:rPr>
+      </w:pPr>
+    </w:p>
+    <w:p>
+      <w:pPr>
+        <w:jc w:val="both"/>
+        <w:rPr>
+          <w:i/>
+          <w:iCs/>
+        </w:rPr>
+      </w:pPr>
+      <w:r>
+        <w:rPr>
+          <w:i/>
+          <w:iCs/>
+        </w:rPr>
+        <w:lastRenderedPageBreak/>
+        <w:t>Prv, hñ Uhb.</w:t>
+      </w:r>
+    </w:p>
+    <w:p>
+      <w:pPr>
+        <w:jc w:val="both"/>
+        <w:rPr>
+          <w:i/>
+          <w:iCs/>
+        </w:rPr>
+      </w:pPr>
+      <w:r>
+        <w:rPr>
+          <w:i/>
+          <w:iCs/>
+        </w:rPr>
+        <w:t>Prv, ñd Uhlpd</w:t>
+      </w:r>
+    </w:p>
+    <w:p>
+      <w:pPr>
+        <w:rPr>
+          <w:i/>
+          <w:iCs/>
+        </w:rPr>
+      </w:pPr>
+    </w:p>
+    <w:p>
+      <w:pPr>
+        <w:jc w:val="both"/>
+      </w:pPr>
+      <w:r>
+        <w:rPr>
+          <w:b/>
+          <w:bCs/>
+        </w:rPr>
+        <w:t xml:space="preserve">PUEBLO 1: </w:t>
+      </w:r>
+      <w:r>
+        <w:t>¡Quiero ahí! ¡Has arrimado demasiado el carro!</w:t>
+      </w:r>
+    </w:p>
+    <w:p>
+      <w:pPr>
+        <w:jc w:val="both"/>
+      </w:pPr>
+      <w:r>
+        <w:rPr>
+          <w:b/>
+          <w:bCs/>
+        </w:rPr>
+        <w:t xml:space="preserve">PUEBLO 2: </w:t>
+      </w:r>
+      <w:r>
+        <w:t>¿Lo echo hacia delante?</w:t>
+      </w:r>
+    </w:p>
+    <w:p>
+      <w:pPr>
+        <w:jc w:val="both"/>
+      </w:pPr>
+      <w:r>
+        <w:rPr>
+          <w:b/>
+          <w:bCs/>
+        </w:rPr>
+        <w:t>PUEBLO 1:</w:t>
+      </w:r>
+      <w:r>
+        <w:t xml:space="preserve"> No, con un paso hacia atrás es suficiente, siempre viene bien volver la vista atrás.</w:t>
+      </w:r>
+    </w:p>
+    <w:p>
+      <w:pPr>
+        <w:rPr>
+          <w:b/>
+          <w:bCs/>
+        </w:rPr>
+      </w:pPr>
+      <w:r>
+        <w:rPr>
+          <w:b/>
+          <w:bCs/>
+        </w:rPr>
+        <w:t>CARTA 2</w:t>
+      </w:r>
+    </w:p>
+    <w:p>
+      <w:pPr>
+        <w:rPr>
+          <w:i/>
+          <w:iCs/>
+        </w:rPr>
+      </w:pPr>
+      <w:r>
+        <w:rPr>
+          <w:i/>
+          <w:iCs/>
+        </w:rPr>
+        <w:t>A los muy altos y poderosos don Fernando y doña Isabel:</w:t>
+      </w:r>
+    </w:p>
+    <w:p>
+      <w:pPr>
+        <w:jc w:val="both"/>
+        <w:rPr>
+          <w:i/>
+          <w:iCs/>
+        </w:rPr>
+      </w:pPr>
+      <w:r>
+        <w:rPr>
+          <w:i/>
+          <w:iCs/>
+        </w:rPr>
+        <w:t>Yo, don Manuel, rey de Portugal, recibo las condiciones dispuestas para el matrimonio con vuestra hija.</w:t>
+      </w:r>
+    </w:p>
+    <w:p>
+      <w:pPr>
+        <w:jc w:val="both"/>
+        <w:rPr>
+          <w:i/>
+          <w:iCs/>
+        </w:rPr>
+      </w:pPr>
+      <w:r>
+        <w:rPr>
+          <w:i/>
+          <w:iCs/>
+        </w:rPr>
+        <w:t>Mas en cuanto a los judíos de mis reinos, mandaré salir solamente a aquellos que se negaren a recibir el bautismo y abrazar la fe cristiana. Quienes aceptaren convertirse podrán permanecer bajo mi Corona.</w:t>
+      </w:r>
+    </w:p>
+    <w:p>
+      <w:pPr>
+        <w:jc w:val="both"/>
+        <w:rPr>
+          <w:i/>
+          <w:iCs/>
+        </w:rPr>
+      </w:pPr>
+      <w:r>
+        <w:rPr>
+          <w:i/>
+          <w:iCs/>
+        </w:rPr>
+        <w:t>Espero que sea esto bastante para proseguir los acuerdos de nuestro matrimonio.</w:t>
+      </w:r>
+    </w:p>
+    <w:p>
+      <w:pPr>
+        <w:jc w:val="both"/>
+        <w:rPr>
+          <w:i/>
+          <w:iCs/>
+        </w:rPr>
+      </w:pPr>
+    </w:p>
+    <w:p>
+      <w:pPr>
+        <w:jc w:val="both"/>
+        <w:rPr>
+          <w:i/>
+          <w:iCs/>
+        </w:rPr>
+      </w:pPr>
+      <w:r>
+        <w:rPr>
+          <w:i/>
+          <w:iCs/>
+        </w:rPr>
+        <w:t>Don Manuel, Rey de Portugal</w:t>
+      </w:r>
+    </w:p>
+    <w:p>
+      <w:pPr>
+        <w:jc w:val="both"/>
+        <w:rPr>
+          <w:i/>
+          <w:iCs/>
+        </w:rPr>
+      </w:pPr>
+    </w:p>
+    <w:p>
+      <w:pPr>
+        <w:jc w:val="both"/>
+        <w:rPr>
+          <w:i/>
+          <w:iCs/>
+        </w:rPr>
+      </w:pPr>
+      <w:r>
+        <w:rPr>
+          <w:i/>
+          <w:iCs/>
+        </w:rPr>
+        <w:t>Z kñr ltx zksñr x oñcdqñrñr cñm Edqmzmcñ x cñnz Hrzadk:</w:t>
+      </w:r>
+    </w:p>
+    <w:p>
+      <w:pPr>
+        <w:jc w:val="both"/>
+        <w:rPr>
+          <w:i/>
+          <w:iCs/>
+        </w:rPr>
+      </w:pPr>
+      <w:r>
+        <w:rPr>
+          <w:i/>
+          <w:iCs/>
+        </w:rPr>
+        <w:t>Xñ, cñm Lzmtdk, qdx cd Oñqstfzk, qdbhañ kzr bñmchbhñmdr chrotdrszr ozqz dk lzsqhlñmhñ bñm utdrsqz ghiz.</w:t>
+      </w:r>
+    </w:p>
+    <w:p>
+      <w:pPr>
+        <w:jc w:val="both"/>
+        <w:rPr>
+          <w:i/>
+          <w:iCs/>
+        </w:rPr>
+      </w:pPr>
+      <w:r>
+        <w:rPr>
+          <w:i/>
+          <w:iCs/>
+        </w:rPr>
+        <w:t>Lzr dm btzmsñ z kñr itchñr cd lhr qdhmñr, lzmczqd rzkhq rñkzldmsd z zptdkkñr ptd rd mdfzqdm z qdbhahq dk aztshrlñ x zaqzyzq kz ed bqhrshzmz. Pthdmdr zbdoszqdm bñmudqshqrd oñcqzm odqlzmdbdq aziñ lh Bñqñmz.</w:t>
+      </w:r>
+    </w:p>
+    <w:p>
+      <w:pPr>
+        <w:jc w:val="both"/>
+        <w:rPr>
+          <w:i/>
+          <w:iCs/>
+        </w:rPr>
+      </w:pPr>
+      <w:r>
+        <w:rPr>
+          <w:i/>
+          <w:iCs/>
+        </w:rPr>
+        <w:t>Drodqñ ptd rdz drsñ azrszmsd ozqz oqñrdfthq kñr zbtdqcñr cd mtdrsqñ lzsqhlñmhñ.</w:t>
+      </w:r>
+    </w:p>
+    <w:p>
+      <w:pPr>
+        <w:jc w:val="both"/>
+        <w:rPr>
+          <w:i/>
+          <w:iCs/>
+        </w:rPr>
+      </w:pPr>
+    </w:p>
+    <w:p>
+      <w:pPr>
+        <w:jc w:val="both"/>
+        <w:rPr>
+          <w:i/>
+          <w:iCs/>
+        </w:rPr>
+      </w:pPr>
+      <w:r>
+        <w:rPr>
+          <w:i/>
+          <w:iCs/>
+        </w:rPr>
+        <w:t>Cñm Lzmtdk, Qdx cd Oñqstfzk</w:t>
+      </w:r>
+    </w:p>
+    <w:p>
+      <w:pPr>
+        <w:pStyle w:val="Ttulo1"/>
+        <w:rPr>
+          <w:lang w:eastAsia="es-ES"/>
+        </w:rPr>
+      </w:pPr>
+      <w:bookmarkStart w:id="15" w:name="_Toc237768444"/>
+      <w:r>
+        <w:rPr>
+          <w:lang w:eastAsia="es-ES"/>
+        </w:rPr>
+        <w:t>Capítulo 2 – Guadalupe</w:t>
+      </w:r>
+      <w:bookmarkEnd w:id="15"/>
+      <w:r>
+        <w:rPr>
+          <w:lang w:eastAsia="es-ES"/>
+        </w:rPr>
         <w:t xml:space="preserve"> </w:t>
       </w:r>
-      <w:r>
-        <w:t xml:space="preserve">espiar </w:t>
+    </w:p>
+    <w:p>
+      <w:pPr>
+        <w:jc w:val="both"/>
+        <w:rPr>
+          <w:lang w:eastAsia="es-ES"/>
+        </w:rPr>
+      </w:pPr>
+      <w:r>
+        <w:rPr>
+          <w:lang w:eastAsia="es-ES"/>
+        </w:rPr>
+        <w:t>S</w:t>
+      </w:r>
+      <w:r>
+        <w:rPr>
+          <w:lang w:eastAsia="es-ES"/>
+        </w:rPr>
+        <w:t xml:space="preserve">e habla del bautismo de los indígenas, y por ende de la llegada a América y las rutas marítimas de Colón. Bufón a la vez que va anunciando el casamiento a los </w:t>
+      </w:r>
+      <w:r>
+        <w:rPr>
+          <w:lang w:eastAsia="es-ES"/>
+        </w:rPr>
+        <w:lastRenderedPageBreak/>
+        <w:t xml:space="preserve">vecinos del pueblo tiene que ir recolectando las cosas necesarias para el casamiento. </w:t>
       </w:r>
       <w:commentRangeStart w:id="16"/>
-      <w:r>
-        <w:t xml:space="preserve">niños </w:t>
+      <w:commentRangeStart w:id="17"/>
+      <w:r>
+        <w:rPr>
+          <w:lang w:eastAsia="es-ES"/>
+        </w:rPr>
+        <w:t>Aquí tiene un encontronazo con la Inquisición y un Aquelarre de brujas que quería realizar un ritual y reos.</w:t>
       </w:r>
       <w:commentRangeEnd w:id="16"/>
       <w:r>
@@ -3610,31 +4313,9 @@
           <w:rStyle w:val="Refdecomentario"/>
           <w:sz w:val="24"/>
           <w:szCs w:val="24"/>
+          <w:lang w:eastAsia="es-ES"/>
         </w:rPr>
         <w:commentReference w:id="16"/>
-      </w:r>
-      <w:r>
-        <w:t>y preguntas con el peque para averiguarlo, lo monta como un juego, finalmente tiene que engatusarlo para pillar la bolsa</w:t>
-      </w:r>
-    </w:p>
-    <w:p>
-      <w:pPr>
-        <w:jc w:val="both"/>
-      </w:pPr>
-    </w:p>
-    <w:p>
-      <w:pPr>
-        <w:jc w:val="both"/>
-      </w:pPr>
-      <w:commentRangeStart w:id="17"/>
-      <w:r>
-        <w:t xml:space="preserve">Falso converso </w:t>
-      </w:r>
-      <w:r>
-        <w:sym w:font="Wingdings" w:char="F0E0"/>
-      </w:r>
-      <w:r>
-        <w:t xml:space="preserve"> este REALMENTE sí es un falso converso pero también lo liberará ya que es un viejo amigo intentando huir, acusado por un vecino al haberle visto cambiar las sábanas en viernes</w:t>
       </w:r>
       <w:commentRangeEnd w:id="17"/>
       <w:r>
@@ -3642,6 +4323,7 @@
           <w:rStyle w:val="Refdecomentario"/>
           <w:sz w:val="24"/>
           <w:szCs w:val="24"/>
+          <w:lang w:eastAsia="es-ES"/>
         </w:rPr>
         <w:commentReference w:id="17"/>
       </w:r>
@@ -3649,6 +4331,66 @@
     <w:p>
       <w:pPr>
         <w:jc w:val="both"/>
+        <w:rPr>
+          <w:lang w:eastAsia="es-ES"/>
+        </w:rPr>
+      </w:pPr>
+      <w:r>
+        <w:rPr>
+          <w:lang w:eastAsia="es-ES"/>
+        </w:rPr>
+        <w:t>[INTRODUCCIÓN HABLANDO DE QUE NECESITABA LOS PREPARATIVOS DE LA BODA]</w:t>
+      </w:r>
+    </w:p>
+    <w:p>
+      <w:pPr>
+        <w:jc w:val="both"/>
+      </w:pPr>
+      <w:r>
+        <w:t xml:space="preserve">Llega Benjamín a Guadalupe y en la plaza se encuentra el setup montado para ahorcarlos/prenderles fuego y ante tales barbaridades habla con los verdugos, [conversación interactiva] y consigue </w:t>
+      </w:r>
+      <w:commentRangeStart w:id="18"/>
+      <w:r>
+        <w:t xml:space="preserve">convencerles de que son inocentes </w:t>
+      </w:r>
+      <w:commentRangeEnd w:id="18"/>
+      <w:r>
+        <w:rPr>
+          <w:rStyle w:val="Refdecomentario"/>
+          <w:sz w:val="24"/>
+          <w:szCs w:val="24"/>
+        </w:rPr>
+        <w:commentReference w:id="18"/>
+      </w:r>
+      <w:r>
+        <w:t>y tendrá pruebas</w:t>
+      </w:r>
+    </w:p>
+    <w:p>
+      <w:pPr>
+        <w:jc w:val="both"/>
+      </w:pPr>
+      <w:r>
+        <w:t xml:space="preserve">Hay 3 reos, una acusada de hechicería, otro acusado de ladrón y un judío converso acusado de seguir practicando la “falsa fe”. </w:t>
+      </w:r>
+    </w:p>
+    <w:p>
+      <w:pPr>
+        <w:jc w:val="both"/>
+      </w:pPr>
+      <w:r>
+        <w:t xml:space="preserve">Bruja </w:t>
+      </w:r>
+      <w:r>
+        <w:sym w:font="Wingdings" w:char="F0E0"/>
+      </w:r>
+      <w:r>
+        <w:t xml:space="preserve"> acusada de haber secuestrado al gato del vecino para usarlo en un conjuro</w:t>
+      </w:r>
+    </w:p>
+    <w:p>
+      <w:pPr>
+        <w:jc w:val="both"/>
       </w:pPr>
       <w:r>
         <w:t xml:space="preserve">Solución </w:t>
@@ -3657,6 +4399,113 @@
         <w:sym w:font="Wingdings" w:char="F0E0"/>
       </w:r>
       <w:r>
+        <w:t xml:space="preserve"> encontrar a la gata oculta por la plaza, resulta que la gata estaba embarazada y se había mantenido oculta </w:t>
+      </w:r>
+      <w:r>
+        <w:sym w:font="Wingdings" w:char="F0E0"/>
+      </w:r>
+      <w:r>
+        <w:t xml:space="preserve"> estilo meccha chamaleon y se va moviendo, encontrar 3 veces</w:t>
+      </w:r>
+    </w:p>
+    <w:p>
+      <w:pPr>
+        <w:jc w:val="both"/>
+      </w:pPr>
+    </w:p>
+    <w:p>
+      <w:pPr>
+        <w:jc w:val="both"/>
+      </w:pPr>
+      <w:r>
+        <w:t xml:space="preserve">Ladrón </w:t>
+      </w:r>
+      <w:r>
+        <w:sym w:font="Wingdings" w:char="F0E0"/>
+      </w:r>
+      <w:r>
+        <w:t xml:space="preserve"> acusado de robar una bolsa de monedas y joyas</w:t>
+      </w:r>
+    </w:p>
+    <w:p>
+      <w:pPr>
+        <w:jc w:val="both"/>
+      </w:pPr>
+      <w:r>
+        <w:t xml:space="preserve">Solución </w:t>
+      </w:r>
+      <w:r>
+        <w:sym w:font="Wingdings" w:char="F0E0"/>
+      </w:r>
+      <w:r>
+        <w:t xml:space="preserve"> el hijo pequeño pensaba que era una bolsa de juguete (invent completo) y la había cogido </w:t>
+      </w:r>
+      <w:r>
+        <w:sym w:font="Wingdings" w:char="F0E0"/>
+      </w:r>
+      <w:r>
+        <w:t xml:space="preserve"> </w:t>
+      </w:r>
+      <w:r>
+        <w:t xml:space="preserve">espiar </w:t>
+      </w:r>
+      <w:commentRangeStart w:id="19"/>
+      <w:r>
+        <w:t xml:space="preserve">niños </w:t>
+      </w:r>
+      <w:commentRangeEnd w:id="19"/>
+      <w:r>
+        <w:rPr>
+          <w:rStyle w:val="Refdecomentario"/>
+          <w:sz w:val="24"/>
+          <w:szCs w:val="24"/>
+        </w:rPr>
+        <w:commentReference w:id="19"/>
+      </w:r>
+      <w:r>
+        <w:t>y preguntas con el peque para averiguarlo, lo monta como un juego, finalmente tiene que engatusarlo para pillar la bolsa</w:t>
+      </w:r>
+    </w:p>
+    <w:p>
+      <w:pPr>
+        <w:jc w:val="both"/>
+      </w:pPr>
+    </w:p>
+    <w:p>
+      <w:pPr>
+        <w:jc w:val="both"/>
+      </w:pPr>
+      <w:commentRangeStart w:id="20"/>
+      <w:r>
+        <w:t xml:space="preserve">Falso converso </w:t>
+      </w:r>
+      <w:r>
+        <w:sym w:font="Wingdings" w:char="F0E0"/>
+      </w:r>
+      <w:r>
+        <w:t xml:space="preserve"> este REALMENTE sí es un falso converso pero también lo liberará ya que es un viejo amigo intentando huir, acusado por un vecino al haberle visto cambiar las sábanas en viernes</w:t>
+      </w:r>
+      <w:commentRangeEnd w:id="20"/>
+      <w:r>
+        <w:rPr>
+          <w:rStyle w:val="Refdecomentario"/>
+          <w:sz w:val="24"/>
+          <w:szCs w:val="24"/>
+        </w:rPr>
+        <w:commentReference w:id="20"/>
+      </w:r>
+    </w:p>
+    <w:p>
+      <w:pPr>
+        <w:jc w:val="both"/>
+      </w:pPr>
+      <w:r>
+        <w:t xml:space="preserve">Solución </w:t>
+      </w:r>
+      <w:r>
+        <w:sym w:font="Wingdings" w:char="F0E0"/>
+      </w:r>
+      <w:r>
         <w:t xml:space="preserve"> aquí no hay una explicación para salvarle, sino que hay que buscar cómo evitar que lo maten, el hombre este es un zapatero y por ende tiene todo lleno de tintes, hasta su bolsillo, tendrá que engatusar al soldado para hacerle dormir, robar el tinte y coger una sábana y mancharla y demostrar que la cambió por estar super manchada</w:t>
       </w:r>
     </w:p>
@@ -3677,14 +4526,15 @@
       <w:pPr>
         <w:pStyle w:val="Ttulo1"/>
       </w:pPr>
-      <w:bookmarkStart w:id="18" w:name="_Toc237768445"/>
-      <w:r>
+      <w:bookmarkStart w:id="21" w:name="_Toc237768445"/>
+      <w:r>
+        <w:lastRenderedPageBreak/>
         <w:t>Capítulo 3 – Valencia de Alcántara</w:t>
       </w:r>
       <w:r>
         <w:t xml:space="preserve"> – Rocamador Castillo Fortaleza</w:t>
       </w:r>
-      <w:bookmarkEnd w:id="18"/>
+      <w:bookmarkEnd w:id="21"/>
     </w:p>
     <w:p>
       <w:pPr>
@@ -3936,7 +4786,7 @@
       </w:r>
     </w:p>
   </w:comment>
-  <w:comment w:id="12" w:author="Laura Facenda Estrella" w:date="2026-08-11T02:48:00Z" w:initials="LF">
+  <w:comment w:id="12" w:author="Laura Facenda Estrella" w:date="2026-08-17T19:29:00Z" w:initials="LF">
     <w:p>
       <w:pPr>
         <w:pStyle w:val="Textocomentario"/>
@@ -3948,11 +4798,43 @@
         <w:annotationRef/>
       </w:r>
       <w:r>
+        <w:t>Solo si da tiempo</w:t>
+      </w:r>
+    </w:p>
+  </w:comment>
+  <w:comment w:id="13" w:author="Laura Facenda Estrella" w:date="2026-08-17T21:13:00Z" w:initials="LF">
+    <w:p>
+      <w:pPr>
+        <w:pStyle w:val="Textocomentario"/>
+      </w:pPr>
+      <w:r>
+        <w:rPr>
+          <w:rStyle w:val="Refdecomentario"/>
+        </w:rPr>
+        <w:annotationRef/>
+      </w:r>
+      <w:r>
+        <w:t>De momento vamos a hacer como que no existe</w:t>
+      </w:r>
+    </w:p>
+  </w:comment>
+  <w:comment w:id="14" w:author="Laura Facenda Estrella" w:date="2026-08-11T02:48:00Z" w:initials="LF">
+    <w:p>
+      <w:pPr>
+        <w:pStyle w:val="Textocomentario"/>
+      </w:pPr>
+      <w:r>
+        <w:rPr>
+          <w:rStyle w:val="Refdecomentario"/>
+        </w:rPr>
+        <w:annotationRef/>
+      </w:r>
+      <w:r>
         <w:t>Posibilidad de eliminar a Dottore</w:t>
       </w:r>
     </w:p>
   </w:comment>
-  <w:comment w:id="14" w:author="Laura Facenda Estrella" w:date="2026-08-07T10:51:00Z" w:initials="LF">
+  <w:comment w:id="16" w:author="Laura Facenda Estrella" w:date="2026-08-07T10:51:00Z" w:initials="LF">
     <w:p>
       <w:pPr>
         <w:pStyle w:val="Textocomentario"/>
@@ -3968,7 +4850,7 @@
       </w:r>
     </w:p>
   </w:comment>
-  <w:comment w:id="15" w:author="Laura Facenda Estrella" w:date="2026-08-12T16:58:00Z" w:initials="LF">
+  <w:comment w:id="17" w:author="Laura Facenda Estrella" w:date="2026-08-17T20:51:00Z" w:initials="LF">
     <w:p>
       <w:pPr>
         <w:pStyle w:val="Textocomentario"/>
@@ -3980,11 +4862,27 @@
         <w:annotationRef/>
       </w:r>
       <w:r>
+        <w:t>Te pasas mujer</w:t>
+      </w:r>
+    </w:p>
+  </w:comment>
+  <w:comment w:id="18" w:author="Laura Facenda Estrella" w:date="2026-08-12T16:58:00Z" w:initials="LF">
+    <w:p>
+      <w:pPr>
+        <w:pStyle w:val="Textocomentario"/>
+      </w:pPr>
+      <w:r>
+        <w:rPr>
+          <w:rStyle w:val="Refdecomentario"/>
+        </w:rPr>
+        <w:annotationRef/>
+      </w:r>
+      <w:r>
         <w:t>Engatusar, ajustar dificultad</w:t>
       </w:r>
     </w:p>
   </w:comment>
-  <w:comment w:id="16" w:author="Laura Facenda Estrella" w:date="2026-08-12T16:56:00Z" w:initials="LF">
+  <w:comment w:id="19" w:author="Laura Facenda Estrella" w:date="2026-08-12T16:56:00Z" w:initials="LF">
     <w:p>
       <w:pPr>
         <w:pStyle w:val="Textocomentario"/>
@@ -4000,7 +4898,7 @@
       </w:r>
     </w:p>
   </w:comment>
-  <w:comment w:id="17" w:author="Laura Facenda Estrella" w:date="2026-08-12T17:07:00Z" w:initials="LF">
+  <w:comment w:id="20" w:author="Laura Facenda Estrella" w:date="2026-08-12T17:07:00Z" w:initials="LF">
     <w:p>
       <w:pPr>
         <w:pStyle w:val="Textocomentario"/>
@@ -4028,8 +4926,11 @@
   <w15:commentEx w15:paraId="23A1D98E" w15:done="0"/>
   <w15:commentEx w15:paraId="20388630" w15:done="0"/>
   <w15:commentEx w15:paraId="3380AC04" w15:done="0"/>
+  <w15:commentEx w15:paraId="6DECC0CC" w15:done="0"/>
+  <w15:commentEx w15:paraId="601F666A" w15:paraIdParent="6DECC0CC" w15:done="0"/>
   <w15:commentEx w15:paraId="244A49E5" w15:done="0"/>
   <w15:commentEx w15:paraId="6F2B8E6F" w15:done="0"/>
+  <w15:commentEx w15:paraId="21A77CEF" w15:paraIdParent="6F2B8E6F" w15:done="0"/>
   <w15:commentEx w15:paraId="776D7E5C" w15:done="0"/>
   <w15:commentEx w15:paraId="1EDB3855" w15:done="0"/>
   <w15:commentEx w15:paraId="72931AD7" w15:done="0"/>
@@ -4045,8 +4946,11 @@
   <w16cex:commentExtensible w16cex:durableId="3735DD74" w16cex:dateUtc="2026-08-08T00:26:00Z"/>
   <w16cex:commentExtensible w16cex:durableId="7A9E0BE7" w16cex:dateUtc="2026-07-31T09:56:00Z"/>
   <w16cex:commentExtensible w16cex:durableId="3652119D" w16cex:dateUtc="2026-08-01T23:55:00Z"/>
+  <w16cex:commentExtensible w16cex:durableId="46DD691C" w16cex:dateUtc="2026-08-17T17:29:00Z"/>
+  <w16cex:commentExtensible w16cex:durableId="38442EC0" w16cex:dateUtc="2026-08-17T19:13:00Z"/>
   <w16cex:commentExtensible w16cex:durableId="64DDE148" w16cex:dateUtc="2026-08-11T00:48:00Z"/>
   <w16cex:commentExtensible w16cex:durableId="4826A69C" w16cex:dateUtc="2026-08-07T08:51:00Z"/>
+  <w16cex:commentExtensible w16cex:durableId="2798E33B" w16cex:dateUtc="2026-08-17T18:51:00Z"/>
   <w16cex:commentExtensible w16cex:durableId="7D6A5F9C" w16cex:dateUtc="2026-08-12T14:58:00Z"/>
   <w16cex:commentExtensible w16cex:durableId="787C9763" w16cex:dateUtc="2026-08-12T14:56:00Z"/>
   <w16cex:commentExtensible w16cex:durableId="78AC2C67" w16cex:dateUtc="2026-08-12T15:07:00Z"/>
@@ -4062,8 +4966,11 @@
   <w16cid:commentId w16cid:paraId="23A1D98E" w16cid:durableId="3735DD74"/>
   <w16cid:commentId w16cid:paraId="20388630" w16cid:durableId="7A9E0BE7"/>
   <w16cid:commentId w16cid:paraId="3380AC04" w16cid:durableId="3652119D"/>
+  <w16cid:commentId w16cid:paraId="6DECC0CC" w16cid:durableId="46DD691C"/>
+  <w16cid:commentId w16cid:paraId="601F666A" w16cid:durableId="38442EC0"/>
   <w16cid:commentId w16cid:paraId="244A49E5" w16cid:durableId="64DDE148"/>
   <w16cid:commentId w16cid:paraId="6F2B8E6F" w16cid:durableId="4826A69C"/>
+  <w16cid:commentId w16cid:paraId="21A77CEF" w16cid:durableId="2798E33B"/>
   <w16cid:commentId w16cid:paraId="776D7E5C" w16cid:durableId="7D6A5F9C"/>
   <w16cid:commentId w16cid:paraId="1EDB3855" w16cid:durableId="787C9763"/>
   <w16cid:commentId w16cid:paraId="72931AD7" w16cid:durableId="78AC2C67"/>
@@ -4779,7 +5686,6 @@
   <w:style w:type="character" w:default="1" w:styleId="Fuentedeprrafopredeter">
     <w:name w:val="Default Paragraph Font"/>
     <w:uiPriority w:val="1"/>
-    <w:semiHidden/>
     <w:unhideWhenUsed/>
   </w:style>
   <w:style w:type="table" w:default="1" w:styleId="Tablanormal">

--- a/GUION.docx
+++ b/GUION.docx
@@ -1,6 +1,6 @@
 
 <file path=word/document.xml><?xml version="1.0" encoding="utf-8"?>
-<w:document xmlns:wpc="http://schemas.microsoft.com/office/word/2010/wordprocessingCanvas" xmlns:cx="http://schemas.microsoft.com/office/drawing/2014/chartex" xmlns:cx1="http://schemas.microsoft.com/office/drawing/2015/9/8/chartex" xmlns:cx2="http://schemas.microsoft.com/office/drawing/2015/10/21/chartex" xmlns:cx3="http://schemas.microsoft.com/office/drawing/2016/5/9/chartex" xmlns:cx4="http://schemas.microsoft.com/office/drawing/2016/5/10/chartex" xmlns:cx5="http://schemas.microsoft.com/office/drawing/2016/5/11/chartex" xmlns:cx6="http://schemas.microsoft.com/office/drawing/2016/5/12/chartex" xmlns:cx7="http://schemas.microsoft.com/office/drawing/2016/5/13/chartex" xmlns:cx8="http://schemas.microsoft.com/office/drawing/2016/5/14/chartex" xmlns:mc="http://schemas.openxmlformats.org/markup-compatibility/2006" xmlns:aink="http://schemas.microsoft.com/office/drawing/2016/ink" xmlns:am3d="http://schemas.microsoft.com/office/drawing/2017/model3d" xmlns:o="urn:schemas-microsoft-com:office:office" xmlns:oel="http://schemas.microsoft.com/office/2019/extlst" xmlns:r="http://schemas.openxmlformats.org/officeDocument/2006/relationships" xmlns:m="http://schemas.openxmlformats.org/officeDocument/2006/math" xmlns:v="urn:schemas-microsoft-com:vml" xmlns:wp14="http://schemas.microsoft.com/office/word/2010/wordprocessingDrawing" xmlns:wp="http://schemas.openxmlformats.org/drawingml/2006/wordprocessingDrawing" xmlns:w10="urn:schemas-microsoft-com:office:word" xmlns:w="http://schemas.openxmlformats.org/wordprocessingml/2006/main" xmlns:w14="http://schemas.microsoft.com/office/word/2010/wordml" xmlns:w15="http://schemas.microsoft.com/office/word/2012/wordml" xmlns:w16cei="http://schemas.microsoft.com/office/word/2026/wordml/cei" xmlns:w16cex="http://schemas.microsoft.com/office/word/2018/wordml/cex" xmlns:w16cid="http://schemas.microsoft.com/office/word/2016/wordml/cid" xmlns:w16="http://schemas.microsoft.com/office/word/2018/wordml" xmlns:w16du="http://schemas.microsoft.com/office/word/2023/wordml/word16du" xmlns:w16sdtdh="http://schemas.microsoft.com/office/word/2020/wordml/sdtdatahash" xmlns:w16sdtfl="http://schemas.microsoft.com/office/word/2024/wordml/sdtformatlock" xmlns:w16se="http://schemas.microsoft.com/office/word/2015/wordml/symex" xmlns:wpg="http://schemas.microsoft.com/office/word/2010/wordprocessingGroup" xmlns:wpi="http://schemas.microsoft.com/office/word/2010/wordprocessingInk" xmlns:wne="http://schemas.microsoft.com/office/word/2006/wordml" xmlns:wps="http://schemas.microsoft.com/office/word/2010/wordprocessingShape" mc:Ignorable="w14 w15 w16se w16cid w16 w16cex w16sdtdh w16sdtfl w16du wp14">
+<w:document xmlns:wpc="http://schemas.microsoft.com/office/word/2010/wordprocessingCanvas" xmlns:cx="http://schemas.microsoft.com/office/drawing/2014/chartex" xmlns:cx1="http://schemas.microsoft.com/office/drawing/2015/9/8/chartex" xmlns:cx2="http://schemas.microsoft.com/office/drawing/2015/10/21/chartex" xmlns:cx3="http://schemas.microsoft.com/office/drawing/2016/5/9/chartex" xmlns:cx4="http://schemas.microsoft.com/office/drawing/2016/5/10/chartex" xmlns:cx5="http://schemas.microsoft.com/office/drawing/2016/5/11/chartex" xmlns:cx6="http://schemas.microsoft.com/office/drawing/2016/5/12/chartex" xmlns:cx7="http://schemas.microsoft.com/office/drawing/2016/5/13/chartex" xmlns:cx8="http://schemas.microsoft.com/office/drawing/2016/5/14/chartex" xmlns:mc="http://schemas.openxmlformats.org/markup-compatibility/2006" xmlns:aink="http://schemas.microsoft.com/office/drawing/2016/ink" xmlns:am3d="http://schemas.microsoft.com/office/drawing/2017/model3d" xmlns:o="urn:schemas-microsoft-com:office:office" xmlns:oel="http://schemas.microsoft.com/office/2019/extlst" xmlns:r="http://schemas.openxmlformats.org/officeDocument/2006/relationships" xmlns:m="http://schemas.openxmlformats.org/officeDocument/2006/math" xmlns:v="urn:schemas-microsoft-com:vml" xmlns:wp14="http://schemas.microsoft.com/office/word/2010/wordprocessingDrawing" xmlns:wp="http://schemas.openxmlformats.org/drawingml/2006/wordprocessingDrawing" xmlns:w10="urn:schemas-microsoft-com:office:word" xmlns:w="http://schemas.openxmlformats.org/wordprocessingml/2006/main" xmlns:w14="http://schemas.microsoft.com/office/word/2010/wordml" xmlns:w15="http://schemas.microsoft.com/office/word/2012/wordml" xmlns:w16cex="http://schemas.microsoft.com/office/word/2018/wordml/cex" xmlns:w16cid="http://schemas.microsoft.com/office/word/2016/wordml/cid" xmlns:w16="http://schemas.microsoft.com/office/word/2018/wordml" xmlns:w16du="http://schemas.microsoft.com/office/word/2023/wordml/word16du" xmlns:w16sdtdh="http://schemas.microsoft.com/office/word/2020/wordml/sdtdatahash" xmlns:w16sdtfl="http://schemas.microsoft.com/office/word/2024/wordml/sdtformatlock" xmlns:w16se="http://schemas.microsoft.com/office/word/2015/wordml/symex" xmlns:wpg="http://schemas.microsoft.com/office/word/2010/wordprocessingGroup" xmlns:wpi="http://schemas.microsoft.com/office/word/2010/wordprocessingInk" xmlns:wne="http://schemas.microsoft.com/office/word/2006/wordml" xmlns:wps="http://schemas.microsoft.com/office/word/2010/wordprocessingShape" mc:Ignorable="w14 w15 w16se w16cid w16 w16cex w16sdtdh w16sdtfl w16du wp14">
   <w:body>
     <w:bookmarkStart w:id="0" w:name="_Toc237369343" w:displacedByCustomXml="next"/>
     <w:bookmarkStart w:id="1" w:name="_Toc236783610" w:displacedByCustomXml="next"/>
@@ -3340,7 +3340,25 @@
         <w:t>BENJAMÍN:</w:t>
       </w:r>
       <w:r>
-        <w:t xml:space="preserve"> En Medina del Campo frente al Palacio Real de sus Majestades nos encontramos y respecto a la celebración… Pensé que ustedes sabrían algo, al fin y al cabo sois los que llegasteis pegando voces.</w:t>
+        <w:t xml:space="preserve"> En Medina del Campo frente al Palacio Real de sus Majestades nos encontramos y respecto a la celebración… Pensé que ustedes sabrían algo, al fin y al cabo</w:t>
+      </w:r>
+      <w:r>
+        <w:t>,</w:t>
+      </w:r>
+      <w:r>
+        <w:t xml:space="preserve"> so</w:t>
+      </w:r>
+      <w:r>
+        <w:t>n</w:t>
+      </w:r>
+      <w:r>
+        <w:t xml:space="preserve"> los que llega</w:t>
+      </w:r>
+      <w:r>
+        <w:t>ron</w:t>
+      </w:r>
+      <w:r>
+        <w:t xml:space="preserve"> pegando voces.</w:t>
       </w:r>
     </w:p>
     <w:p>
@@ -3401,7 +3419,13 @@
         <w:t>BENJAMÍN:</w:t>
       </w:r>
       <w:r>
-        <w:t xml:space="preserve"> No sé de qué cómicos me habláis, mas lo que aquí ocurre es un sinfín de mensajeros que no hacen más que intercambiar mensajes con Córdoba y Portugal y ya no sé si hay boda, si hay entierro o si es al moro al que vamos a cristianar. </w:t>
+        <w:t xml:space="preserve"> No sé de qué cómicos me habláis, mas lo que aquí ocurre es un sinfín de mensajeros que no hacen más que intercambiar mensajes con Córdoba y Portugal y ya no sé si hay boda, si hay entierro o si </w:t>
+      </w:r>
+      <w:r>
+        <w:t>a los mudéjares</w:t>
+      </w:r>
+      <w:r>
+        <w:t xml:space="preserve"> vamos a cristianar. </w:t>
       </w:r>
       <w:r>
         <w:t>¿Y vosotros, qué hacéis aquí?</w:t>
@@ -3738,6 +3762,34 @@
       <w:pPr>
         <w:jc w:val="both"/>
       </w:pPr>
+      <w:r>
+        <w:t>Pero que no se te olvide volver para contarnos aquello que descubras.</w:t>
+      </w:r>
+    </w:p>
+    <w:p>
+      <w:pPr>
+        <w:jc w:val="both"/>
+        <w:rPr>
+          <w:i/>
+          <w:iCs/>
+        </w:rPr>
+      </w:pPr>
+    </w:p>
+    <w:p>
+      <w:pPr>
+        <w:jc w:val="both"/>
+        <w:rPr>
+          <w:i/>
+          <w:iCs/>
+        </w:rPr>
+      </w:pPr>
+      <w:r>
+        <w:rPr>
+          <w:i/>
+          <w:iCs/>
+        </w:rPr>
+        <w:t>Pista del cifrado</w:t>
+      </w:r>
     </w:p>
     <w:p>
       <w:pPr>
@@ -3952,6 +4004,7 @@
           <w:i/>
           <w:iCs/>
         </w:rPr>
+        <w:lastRenderedPageBreak/>
         <w:t>Fxosñlgd hvwd frpglflrp, srgudp survhjxlu ñrv dfxhugrv gh glfkr odwulorplr.</w:t>
       </w:r>
     </w:p>
@@ -3977,236 +4030,301 @@
           <w:i/>
           <w:iCs/>
         </w:rPr>
+        <w:t>Prv, hñ Uhb.</w:t>
+      </w:r>
+    </w:p>
+    <w:p>
+      <w:pPr>
+        <w:jc w:val="both"/>
+        <w:rPr>
+          <w:i/>
+          <w:iCs/>
+        </w:rPr>
+      </w:pPr>
+      <w:r>
+        <w:rPr>
+          <w:i/>
+          <w:iCs/>
+        </w:rPr>
+        <w:t>Prv, ñd Uhlpd</w:t>
+      </w:r>
+    </w:p>
+    <w:p>
+      <w:pPr>
+        <w:rPr>
+          <w:i/>
+          <w:iCs/>
+        </w:rPr>
+      </w:pPr>
+    </w:p>
+    <w:p>
+      <w:pPr>
+        <w:rPr>
+          <w:i/>
+          <w:iCs/>
+        </w:rPr>
+      </w:pPr>
+      <w:r>
+        <w:rPr>
+          <w:i/>
+          <w:iCs/>
+        </w:rPr>
+        <w:t>Post carta</w:t>
+      </w:r>
+    </w:p>
+    <w:p>
+      <w:r>
+        <w:rPr>
+          <w:b/>
+          <w:bCs/>
+        </w:rPr>
+        <w:t xml:space="preserve">ARLEQUINO: </w:t>
+      </w:r>
+      <w:r>
+        <w:t>Con que rechazan a todo aquel que no sea cristiano viejo…</w:t>
+      </w:r>
+    </w:p>
+    <w:p>
+      <w:r>
+        <w:rPr>
+          <w:b/>
+          <w:bCs/>
+        </w:rPr>
+        <w:t>COLOMBINA:</w:t>
+      </w:r>
+      <w:r>
+        <w:t xml:space="preserve"> Solo espero que su majestad el Rey Don Manuel tenga en gracia a todos sus sirvientes y amigos que una vez fueron judíos y musulmanes y rechacen esta misiva real.</w:t>
+      </w:r>
+    </w:p>
+    <w:p>
+      <w:r>
+        <w:rPr>
+          <w:b/>
+          <w:bCs/>
+        </w:rPr>
+        <w:t xml:space="preserve">ARLEQUINO: </w:t>
+      </w:r>
+      <w:r>
+        <w:t>Mi buen amigo, parece que esto acaba de empezar, tendrás que hacerte con la respuesta portuguesa si tranquilos queremos estar.</w:t>
+      </w:r>
+    </w:p>
+    <w:p>
+      <w:pPr>
+        <w:rPr>
+          <w:i/>
+          <w:iCs/>
+        </w:rPr>
+      </w:pPr>
+    </w:p>
+    <w:p>
+      <w:pPr>
+        <w:jc w:val="both"/>
+      </w:pPr>
+      <w:r>
+        <w:rPr>
+          <w:b/>
+          <w:bCs/>
+        </w:rPr>
+        <w:t xml:space="preserve">PUEBLO 1: </w:t>
+      </w:r>
+      <w:r>
+        <w:t>¡Quie</w:t>
+      </w:r>
+      <w:r>
+        <w:t>t</w:t>
+      </w:r>
+      <w:r>
+        <w:t>o ahí! ¡Has arrimado demasiado el carro!</w:t>
+      </w:r>
+    </w:p>
+    <w:p>
+      <w:pPr>
+        <w:jc w:val="both"/>
+      </w:pPr>
+      <w:r>
+        <w:rPr>
+          <w:b/>
+          <w:bCs/>
+        </w:rPr>
+        <w:t xml:space="preserve">PUEBLO 2: </w:t>
+      </w:r>
+      <w:r>
+        <w:t>¿Lo echo hacia delante?</w:t>
+      </w:r>
+    </w:p>
+    <w:p>
+      <w:pPr>
+        <w:jc w:val="both"/>
+      </w:pPr>
+      <w:r>
+        <w:rPr>
+          <w:b/>
+          <w:bCs/>
+        </w:rPr>
+        <w:t>PUEBLO 1:</w:t>
+      </w:r>
+      <w:r>
+        <w:t xml:space="preserve"> No, con un paso hacia atrás es suficiente, siempre viene bien volver la vista atrás.</w:t>
+      </w:r>
+    </w:p>
+    <w:p>
+      <w:pPr>
+        <w:rPr>
+          <w:b/>
+          <w:bCs/>
+        </w:rPr>
+      </w:pPr>
+      <w:r>
+        <w:rPr>
+          <w:b/>
+          <w:bCs/>
+        </w:rPr>
+        <w:t>CARTA 2</w:t>
+      </w:r>
+    </w:p>
+    <w:p>
+      <w:pPr>
+        <w:rPr>
+          <w:i/>
+          <w:iCs/>
+        </w:rPr>
+      </w:pPr>
+      <w:r>
+        <w:rPr>
+          <w:i/>
+          <w:iCs/>
+        </w:rPr>
+        <w:t>A los muy altos y poderosos don Fernando y doña Isabel:</w:t>
+      </w:r>
+    </w:p>
+    <w:p>
+      <w:pPr>
+        <w:jc w:val="both"/>
+        <w:rPr>
+          <w:i/>
+          <w:iCs/>
+        </w:rPr>
+      </w:pPr>
+      <w:r>
+        <w:rPr>
+          <w:i/>
+          <w:iCs/>
+        </w:rPr>
+        <w:t>Yo, don Manuel, rey de Portugal, recibo las condiciones dispuestas para el matrimonio con vuestra hija.</w:t>
+      </w:r>
+    </w:p>
+    <w:p>
+      <w:pPr>
+        <w:jc w:val="both"/>
+        <w:rPr>
+          <w:i/>
+          <w:iCs/>
+        </w:rPr>
+      </w:pPr>
+      <w:r>
+        <w:rPr>
+          <w:i/>
+          <w:iCs/>
+        </w:rPr>
+        <w:t>Mas en cuanto a los judíos de mis reinos, mandaré salir solamente a aquellos que se negaren a recibir el bautismo y abrazar la fe cristiana. Quienes aceptaren convertirse podrán permanecer bajo mi Corona.</w:t>
+      </w:r>
+    </w:p>
+    <w:p>
+      <w:pPr>
+        <w:jc w:val="both"/>
+        <w:rPr>
+          <w:i/>
+          <w:iCs/>
+        </w:rPr>
+      </w:pPr>
+      <w:r>
+        <w:rPr>
+          <w:i/>
+          <w:iCs/>
+        </w:rPr>
+        <w:t>Espero que sea esto bastante para proseguir los acuerdos de nuestro matrimonio.</w:t>
+      </w:r>
+    </w:p>
+    <w:p>
+      <w:pPr>
+        <w:jc w:val="both"/>
+        <w:rPr>
+          <w:i/>
+          <w:iCs/>
+        </w:rPr>
+      </w:pPr>
+    </w:p>
+    <w:p>
+      <w:pPr>
+        <w:jc w:val="both"/>
+        <w:rPr>
+          <w:i/>
+          <w:iCs/>
+        </w:rPr>
+      </w:pPr>
+      <w:r>
+        <w:rPr>
+          <w:i/>
+          <w:iCs/>
+        </w:rPr>
+        <w:t>Don Manuel, Rey de Portugal</w:t>
+      </w:r>
+    </w:p>
+    <w:p>
+      <w:pPr>
+        <w:jc w:val="both"/>
+        <w:rPr>
+          <w:i/>
+          <w:iCs/>
+        </w:rPr>
+      </w:pPr>
+    </w:p>
+    <w:p>
+      <w:pPr>
+        <w:jc w:val="both"/>
+        <w:rPr>
+          <w:i/>
+          <w:iCs/>
+        </w:rPr>
+      </w:pPr>
+      <w:r>
+        <w:rPr>
+          <w:i/>
+          <w:iCs/>
+        </w:rPr>
+        <w:t>Z kñr ltx zksñr x oñcdqñrñr cñm Edqmzmcñ x cñnz Hrzadk:</w:t>
+      </w:r>
+    </w:p>
+    <w:p>
+      <w:pPr>
+        <w:jc w:val="both"/>
+        <w:rPr>
+          <w:i/>
+          <w:iCs/>
+        </w:rPr>
+      </w:pPr>
+      <w:r>
+        <w:rPr>
+          <w:i/>
+          <w:iCs/>
+        </w:rPr>
+        <w:t>Xñ, cñm Lzmtdk, qdx cd Oñqstfzk, qdbhañ kzr bñmchbhñmdr chrotdrszr ozqz dk lzsqhlñmhñ bñm utdrsqz ghiz.</w:t>
+      </w:r>
+    </w:p>
+    <w:p>
+      <w:pPr>
+        <w:jc w:val="both"/>
+        <w:rPr>
+          <w:i/>
+          <w:iCs/>
+        </w:rPr>
+      </w:pPr>
+      <w:r>
+        <w:rPr>
+          <w:i/>
+          <w:iCs/>
+        </w:rPr>
         <w:lastRenderedPageBreak/>
-        <w:t>Prv, hñ Uhb.</w:t>
-      </w:r>
-    </w:p>
-    <w:p>
-      <w:pPr>
-        <w:jc w:val="both"/>
-        <w:rPr>
-          <w:i/>
-          <w:iCs/>
-        </w:rPr>
-      </w:pPr>
-      <w:r>
-        <w:rPr>
-          <w:i/>
-          <w:iCs/>
-        </w:rPr>
-        <w:t>Prv, ñd Uhlpd</w:t>
-      </w:r>
-    </w:p>
-    <w:p>
-      <w:pPr>
-        <w:rPr>
-          <w:i/>
-          <w:iCs/>
-        </w:rPr>
-      </w:pPr>
-    </w:p>
-    <w:p>
-      <w:pPr>
-        <w:jc w:val="both"/>
-      </w:pPr>
-      <w:r>
-        <w:rPr>
-          <w:b/>
-          <w:bCs/>
-        </w:rPr>
-        <w:t xml:space="preserve">PUEBLO 1: </w:t>
-      </w:r>
-      <w:r>
-        <w:t>¡Quiero ahí! ¡Has arrimado demasiado el carro!</w:t>
-      </w:r>
-    </w:p>
-    <w:p>
-      <w:pPr>
-        <w:jc w:val="both"/>
-      </w:pPr>
-      <w:r>
-        <w:rPr>
-          <w:b/>
-          <w:bCs/>
-        </w:rPr>
-        <w:t xml:space="preserve">PUEBLO 2: </w:t>
-      </w:r>
-      <w:r>
-        <w:t>¿Lo echo hacia delante?</w:t>
-      </w:r>
-    </w:p>
-    <w:p>
-      <w:pPr>
-        <w:jc w:val="both"/>
-      </w:pPr>
-      <w:r>
-        <w:rPr>
-          <w:b/>
-          <w:bCs/>
-        </w:rPr>
-        <w:t>PUEBLO 1:</w:t>
-      </w:r>
-      <w:r>
-        <w:t xml:space="preserve"> No, con un paso hacia atrás es suficiente, siempre viene bien volver la vista atrás.</w:t>
-      </w:r>
-    </w:p>
-    <w:p>
-      <w:pPr>
-        <w:rPr>
-          <w:b/>
-          <w:bCs/>
-        </w:rPr>
-      </w:pPr>
-      <w:r>
-        <w:rPr>
-          <w:b/>
-          <w:bCs/>
-        </w:rPr>
-        <w:t>CARTA 2</w:t>
-      </w:r>
-    </w:p>
-    <w:p>
-      <w:pPr>
-        <w:rPr>
-          <w:i/>
-          <w:iCs/>
-        </w:rPr>
-      </w:pPr>
-      <w:r>
-        <w:rPr>
-          <w:i/>
-          <w:iCs/>
-        </w:rPr>
-        <w:t>A los muy altos y poderosos don Fernando y doña Isabel:</w:t>
-      </w:r>
-    </w:p>
-    <w:p>
-      <w:pPr>
-        <w:jc w:val="both"/>
-        <w:rPr>
-          <w:i/>
-          <w:iCs/>
-        </w:rPr>
-      </w:pPr>
-      <w:r>
-        <w:rPr>
-          <w:i/>
-          <w:iCs/>
-        </w:rPr>
-        <w:t>Yo, don Manuel, rey de Portugal, recibo las condiciones dispuestas para el matrimonio con vuestra hija.</w:t>
-      </w:r>
-    </w:p>
-    <w:p>
-      <w:pPr>
-        <w:jc w:val="both"/>
-        <w:rPr>
-          <w:i/>
-          <w:iCs/>
-        </w:rPr>
-      </w:pPr>
-      <w:r>
-        <w:rPr>
-          <w:i/>
-          <w:iCs/>
-        </w:rPr>
-        <w:t>Mas en cuanto a los judíos de mis reinos, mandaré salir solamente a aquellos que se negaren a recibir el bautismo y abrazar la fe cristiana. Quienes aceptaren convertirse podrán permanecer bajo mi Corona.</w:t>
-      </w:r>
-    </w:p>
-    <w:p>
-      <w:pPr>
-        <w:jc w:val="both"/>
-        <w:rPr>
-          <w:i/>
-          <w:iCs/>
-        </w:rPr>
-      </w:pPr>
-      <w:r>
-        <w:rPr>
-          <w:i/>
-          <w:iCs/>
-        </w:rPr>
-        <w:t>Espero que sea esto bastante para proseguir los acuerdos de nuestro matrimonio.</w:t>
-      </w:r>
-    </w:p>
-    <w:p>
-      <w:pPr>
-        <w:jc w:val="both"/>
-        <w:rPr>
-          <w:i/>
-          <w:iCs/>
-        </w:rPr>
-      </w:pPr>
-    </w:p>
-    <w:p>
-      <w:pPr>
-        <w:jc w:val="both"/>
-        <w:rPr>
-          <w:i/>
-          <w:iCs/>
-        </w:rPr>
-      </w:pPr>
-      <w:r>
-        <w:rPr>
-          <w:i/>
-          <w:iCs/>
-        </w:rPr>
-        <w:t>Don Manuel, Rey de Portugal</w:t>
-      </w:r>
-    </w:p>
-    <w:p>
-      <w:pPr>
-        <w:jc w:val="both"/>
-        <w:rPr>
-          <w:i/>
-          <w:iCs/>
-        </w:rPr>
-      </w:pPr>
-    </w:p>
-    <w:p>
-      <w:pPr>
-        <w:jc w:val="both"/>
-        <w:rPr>
-          <w:i/>
-          <w:iCs/>
-        </w:rPr>
-      </w:pPr>
-      <w:r>
-        <w:rPr>
-          <w:i/>
-          <w:iCs/>
-        </w:rPr>
-        <w:t>Z kñr ltx zksñr x oñcdqñrñr cñm Edqmzmcñ x cñnz Hrzadk:</w:t>
-      </w:r>
-    </w:p>
-    <w:p>
-      <w:pPr>
-        <w:jc w:val="both"/>
-        <w:rPr>
-          <w:i/>
-          <w:iCs/>
-        </w:rPr>
-      </w:pPr>
-      <w:r>
-        <w:rPr>
-          <w:i/>
-          <w:iCs/>
-        </w:rPr>
-        <w:t>Xñ, cñm Lzmtdk, qdx cd Oñqstfzk, qdbhañ kzr bñmchbhñmdr chrotdrszr ozqz dk lzsqhlñmhñ bñm utdrsqz ghiz.</w:t>
-      </w:r>
-    </w:p>
-    <w:p>
-      <w:pPr>
-        <w:jc w:val="both"/>
-        <w:rPr>
-          <w:i/>
-          <w:iCs/>
-        </w:rPr>
-      </w:pPr>
-      <w:r>
-        <w:rPr>
-          <w:i/>
-          <w:iCs/>
-        </w:rPr>
         <w:t>Lzr dm btzmsñ z kñr itchñr cd lhr qdhmñr, lzmczqd rzkhq rñkzldmsd z zptdkkñr ptd rd mdfzqdm z qdbhahq dk aztshrlñ x zaqzyzq kz ed bqhrshzmz. Pthdmdr zbdoszqdm bñmudqshqrd oñcqzm odqlzmdbdq aziñ lh Bñqñmz.</w:t>
       </w:r>
     </w:p>
@@ -4253,6 +4371,49 @@
     </w:p>
     <w:p>
       <w:pPr>
+        <w:jc w:val="both"/>
+        <w:rPr>
+          <w:i/>
+          <w:iCs/>
+        </w:rPr>
+      </w:pPr>
+    </w:p>
+    <w:p>
+      <w:pPr>
+        <w:jc w:val="both"/>
+        <w:rPr>
+          <w:i/>
+          <w:iCs/>
+        </w:rPr>
+      </w:pPr>
+      <w:r>
+        <w:rPr>
+          <w:i/>
+          <w:iCs/>
+        </w:rPr>
+        <w:t>Campanas/trompetas o algo del palo</w:t>
+      </w:r>
+    </w:p>
+    <w:p>
+      <w:pPr>
+        <w:jc w:val="both"/>
+      </w:pPr>
+      <w:r>
+        <w:rPr>
+          <w:b/>
+          <w:bCs/>
+        </w:rPr>
+        <w:t>REINA:</w:t>
+      </w:r>
+      <w:r>
+        <w:t xml:space="preserve"> ¡Bufón!</w:t>
+      </w:r>
+      <w:r>
+        <w:t xml:space="preserve"> ¿Qué algarabía es esta? Dejad lo que sea que estés haciendo porque te encargo una misión. Toma esta lista y asegúrate de tener todo preparado para la fecha del enlace. Además, seréis el encargado de anunciar por las villas la celebración del casamiento. Lo dejo en tus manos</w:t>
+      </w:r>
+    </w:p>
+    <w:p>
+      <w:pPr>
         <w:pStyle w:val="Ttulo1"/>
         <w:rPr>
           <w:lang w:eastAsia="es-ES"/>
@@ -4290,14 +4451,7 @@
         <w:rPr>
           <w:lang w:eastAsia="es-ES"/>
         </w:rPr>
-        <w:t xml:space="preserve">e habla del bautismo de los indígenas, y por ende de la llegada a América y las rutas marítimas de Colón. Bufón a la vez que va anunciando el casamiento a los </w:t>
-      </w:r>
-      <w:r>
-        <w:rPr>
-          <w:lang w:eastAsia="es-ES"/>
-        </w:rPr>
-        <w:lastRenderedPageBreak/>
-        <w:t xml:space="preserve">vecinos del pueblo tiene que ir recolectando las cosas necesarias para el casamiento. </w:t>
+        <w:t xml:space="preserve">e habla del bautismo de los indígenas, y por ende de la llegada a América y las rutas marítimas de Colón. Bufón a la vez que va anunciando el casamiento a los vecinos del pueblo tiene que ir recolectando las cosas necesarias para el casamiento. </w:t>
       </w:r>
       <w:commentRangeStart w:id="16"/>
       <w:commentRangeStart w:id="17"/>
@@ -4432,6 +4586,7 @@
         <w:jc w:val="both"/>
       </w:pPr>
       <w:r>
+        <w:lastRenderedPageBreak/>
         <w:t xml:space="preserve">Solución </w:t>
       </w:r>
       <w:r>
@@ -4528,7 +4683,6 @@
       </w:pPr>
       <w:bookmarkStart w:id="21" w:name="_Toc237768445"/>
       <w:r>
-        <w:lastRenderedPageBreak/>
         <w:t>Capítulo 3 – Valencia de Alcántara</w:t>
       </w:r>
       <w:r>
@@ -4587,6 +4741,7 @@
         <w:jc w:val="center"/>
       </w:pPr>
       <w:r>
+        <w:lastRenderedPageBreak/>
         <w:t>FIN</w:t>
       </w:r>
     </w:p>
@@ -4601,7 +4756,7 @@
 </file>
 
 <file path=word/comments.xml><?xml version="1.0" encoding="utf-8"?>
-<w:comments xmlns:wpc="http://schemas.microsoft.com/office/word/2010/wordprocessingCanvas" xmlns:cx="http://schemas.microsoft.com/office/drawing/2014/chartex" xmlns:cx1="http://schemas.microsoft.com/office/drawing/2015/9/8/chartex" xmlns:cx2="http://schemas.microsoft.com/office/drawing/2015/10/21/chartex" xmlns:cx3="http://schemas.microsoft.com/office/drawing/2016/5/9/chartex" xmlns:cx4="http://schemas.microsoft.com/office/drawing/2016/5/10/chartex" xmlns:cx5="http://schemas.microsoft.com/office/drawing/2016/5/11/chartex" xmlns:cx6="http://schemas.microsoft.com/office/drawing/2016/5/12/chartex" xmlns:cx7="http://schemas.microsoft.com/office/drawing/2016/5/13/chartex" xmlns:cx8="http://schemas.microsoft.com/office/drawing/2016/5/14/chartex" xmlns:mc="http://schemas.openxmlformats.org/markup-compatibility/2006" xmlns:aink="http://schemas.microsoft.com/office/drawing/2016/ink" xmlns:am3d="http://schemas.microsoft.com/office/drawing/2017/model3d" xmlns:o="urn:schemas-microsoft-com:office:office" xmlns:oel="http://schemas.microsoft.com/office/2019/extlst" xmlns:r="http://schemas.openxmlformats.org/officeDocument/2006/relationships" xmlns:m="http://schemas.openxmlformats.org/officeDocument/2006/math" xmlns:v="urn:schemas-microsoft-com:vml" xmlns:wp14="http://schemas.microsoft.com/office/word/2010/wordprocessingDrawing" xmlns:wp="http://schemas.openxmlformats.org/drawingml/2006/wordprocessingDrawing" xmlns:w10="urn:schemas-microsoft-com:office:word" xmlns:w="http://schemas.openxmlformats.org/wordprocessingml/2006/main" xmlns:w14="http://schemas.microsoft.com/office/word/2010/wordml" xmlns:w15="http://schemas.microsoft.com/office/word/2012/wordml" xmlns:w16cei="http://schemas.microsoft.com/office/word/2026/wordml/cei" xmlns:w16cex="http://schemas.microsoft.com/office/word/2018/wordml/cex" xmlns:w16cid="http://schemas.microsoft.com/office/word/2016/wordml/cid" xmlns:w16="http://schemas.microsoft.com/office/word/2018/wordml" xmlns:w16du="http://schemas.microsoft.com/office/word/2023/wordml/word16du" xmlns:w16sdtdh="http://schemas.microsoft.com/office/word/2020/wordml/sdtdatahash" xmlns:w16sdtfl="http://schemas.microsoft.com/office/word/2024/wordml/sdtformatlock" xmlns:w16se="http://schemas.microsoft.com/office/word/2015/wordml/symex" xmlns:wpg="http://schemas.microsoft.com/office/word/2010/wordprocessingGroup" xmlns:wpi="http://schemas.microsoft.com/office/word/2010/wordprocessingInk" xmlns:wne="http://schemas.microsoft.com/office/word/2006/wordml" xmlns:wps="http://schemas.microsoft.com/office/word/2010/wordprocessingShape" mc:Ignorable="w14 w15 w16se w16cid w16 w16cex w16sdtdh w16sdtfl w16du wp14">
+<w:comments xmlns:wpc="http://schemas.microsoft.com/office/word/2010/wordprocessingCanvas" xmlns:cx="http://schemas.microsoft.com/office/drawing/2014/chartex" xmlns:cx1="http://schemas.microsoft.com/office/drawing/2015/9/8/chartex" xmlns:cx2="http://schemas.microsoft.com/office/drawing/2015/10/21/chartex" xmlns:cx3="http://schemas.microsoft.com/office/drawing/2016/5/9/chartex" xmlns:cx4="http://schemas.microsoft.com/office/drawing/2016/5/10/chartex" xmlns:cx5="http://schemas.microsoft.com/office/drawing/2016/5/11/chartex" xmlns:cx6="http://schemas.microsoft.com/office/drawing/2016/5/12/chartex" xmlns:cx7="http://schemas.microsoft.com/office/drawing/2016/5/13/chartex" xmlns:cx8="http://schemas.microsoft.com/office/drawing/2016/5/14/chartex" xmlns:mc="http://schemas.openxmlformats.org/markup-compatibility/2006" xmlns:aink="http://schemas.microsoft.com/office/drawing/2016/ink" xmlns:am3d="http://schemas.microsoft.com/office/drawing/2017/model3d" xmlns:o="urn:schemas-microsoft-com:office:office" xmlns:oel="http://schemas.microsoft.com/office/2019/extlst" xmlns:r="http://schemas.openxmlformats.org/officeDocument/2006/relationships" xmlns:m="http://schemas.openxmlformats.org/officeDocument/2006/math" xmlns:v="urn:schemas-microsoft-com:vml" xmlns:wp14="http://schemas.microsoft.com/office/word/2010/wordprocessingDrawing" xmlns:wp="http://schemas.openxmlformats.org/drawingml/2006/wordprocessingDrawing" xmlns:w10="urn:schemas-microsoft-com:office:word" xmlns:w="http://schemas.openxmlformats.org/wordprocessingml/2006/main" xmlns:w14="http://schemas.microsoft.com/office/word/2010/wordml" xmlns:w15="http://schemas.microsoft.com/office/word/2012/wordml" xmlns:w16cex="http://schemas.microsoft.com/office/word/2018/wordml/cex" xmlns:w16cid="http://schemas.microsoft.com/office/word/2016/wordml/cid" xmlns:w16="http://schemas.microsoft.com/office/word/2018/wordml" xmlns:w16du="http://schemas.microsoft.com/office/word/2023/wordml/word16du" xmlns:w16sdtdh="http://schemas.microsoft.com/office/word/2020/wordml/sdtdatahash" xmlns:w16sdtfl="http://schemas.microsoft.com/office/word/2024/wordml/sdtformatlock" xmlns:w16se="http://schemas.microsoft.com/office/word/2015/wordml/symex" xmlns:wpg="http://schemas.microsoft.com/office/word/2010/wordprocessingGroup" xmlns:wpi="http://schemas.microsoft.com/office/word/2010/wordprocessingInk" xmlns:wne="http://schemas.microsoft.com/office/word/2006/wordml" xmlns:wps="http://schemas.microsoft.com/office/word/2010/wordprocessingShape" mc:Ignorable="w14 w15 w16se w16cid w16 w16cex w16sdtdh w16sdtfl w16du wp14">
   <w:comment w:id="5" w:author="Laura Facenda Estrella" w:date="2026-05-31T21:36:00Z" w:initials="LF">
     <w:p>
       <w:pPr>
@@ -4918,7 +5073,7 @@
 </file>
 
 <file path=word/commentsExtended.xml><?xml version="1.0" encoding="utf-8"?>
-<w15:commentsEx xmlns:wpc="http://schemas.microsoft.com/office/word/2010/wordprocessingCanvas" xmlns:cx="http://schemas.microsoft.com/office/drawing/2014/chartex" xmlns:cx1="http://schemas.microsoft.com/office/drawing/2015/9/8/chartex" xmlns:cx2="http://schemas.microsoft.com/office/drawing/2015/10/21/chartex" xmlns:cx3="http://schemas.microsoft.com/office/drawing/2016/5/9/chartex" xmlns:cx4="http://schemas.microsoft.com/office/drawing/2016/5/10/chartex" xmlns:cx5="http://schemas.microsoft.com/office/drawing/2016/5/11/chartex" xmlns:cx6="http://schemas.microsoft.com/office/drawing/2016/5/12/chartex" xmlns:cx7="http://schemas.microsoft.com/office/drawing/2016/5/13/chartex" xmlns:cx8="http://schemas.microsoft.com/office/drawing/2016/5/14/chartex" xmlns:mc="http://schemas.openxmlformats.org/markup-compatibility/2006" xmlns:aink="http://schemas.microsoft.com/office/drawing/2016/ink" xmlns:am3d="http://schemas.microsoft.com/office/drawing/2017/model3d" xmlns:o="urn:schemas-microsoft-com:office:office" xmlns:oel="http://schemas.microsoft.com/office/2019/extlst" xmlns:r="http://schemas.openxmlformats.org/officeDocument/2006/relationships" xmlns:m="http://schemas.openxmlformats.org/officeDocument/2006/math" xmlns:v="urn:schemas-microsoft-com:vml" xmlns:wp14="http://schemas.microsoft.com/office/word/2010/wordprocessingDrawing" xmlns:wp="http://schemas.openxmlformats.org/drawingml/2006/wordprocessingDrawing" xmlns:w10="urn:schemas-microsoft-com:office:word" xmlns:w="http://schemas.openxmlformats.org/wordprocessingml/2006/main" xmlns:w14="http://schemas.microsoft.com/office/word/2010/wordml" xmlns:w15="http://schemas.microsoft.com/office/word/2012/wordml" xmlns:w16cei="http://schemas.microsoft.com/office/word/2026/wordml/cei" xmlns:w16cex="http://schemas.microsoft.com/office/word/2018/wordml/cex" xmlns:w16cid="http://schemas.microsoft.com/office/word/2016/wordml/cid" xmlns:w16="http://schemas.microsoft.com/office/word/2018/wordml" xmlns:w16du="http://schemas.microsoft.com/office/word/2023/wordml/word16du" xmlns:w16sdtdh="http://schemas.microsoft.com/office/word/2020/wordml/sdtdatahash" xmlns:w16sdtfl="http://schemas.microsoft.com/office/word/2024/wordml/sdtformatlock" xmlns:w16se="http://schemas.microsoft.com/office/word/2015/wordml/symex" xmlns:wpg="http://schemas.microsoft.com/office/word/2010/wordprocessingGroup" xmlns:wpi="http://schemas.microsoft.com/office/word/2010/wordprocessingInk" xmlns:wne="http://schemas.microsoft.com/office/word/2006/wordml" xmlns:wps="http://schemas.microsoft.com/office/word/2010/wordprocessingShape" mc:Ignorable="w14 w15 w16se w16cid w16 w16cex w16sdtdh w16sdtfl w16du wp14">
+<w15:commentsEx xmlns:wpc="http://schemas.microsoft.com/office/word/2010/wordprocessingCanvas" xmlns:cx="http://schemas.microsoft.com/office/drawing/2014/chartex" xmlns:cx1="http://schemas.microsoft.com/office/drawing/2015/9/8/chartex" xmlns:cx2="http://schemas.microsoft.com/office/drawing/2015/10/21/chartex" xmlns:cx3="http://schemas.microsoft.com/office/drawing/2016/5/9/chartex" xmlns:cx4="http://schemas.microsoft.com/office/drawing/2016/5/10/chartex" xmlns:cx5="http://schemas.microsoft.com/office/drawing/2016/5/11/chartex" xmlns:cx6="http://schemas.microsoft.com/office/drawing/2016/5/12/chartex" xmlns:cx7="http://schemas.microsoft.com/office/drawing/2016/5/13/chartex" xmlns:cx8="http://schemas.microsoft.com/office/drawing/2016/5/14/chartex" xmlns:mc="http://schemas.openxmlformats.org/markup-compatibility/2006" xmlns:aink="http://schemas.microsoft.com/office/drawing/2016/ink" xmlns:am3d="http://schemas.microsoft.com/office/drawing/2017/model3d" xmlns:o="urn:schemas-microsoft-com:office:office" xmlns:oel="http://schemas.microsoft.com/office/2019/extlst" xmlns:r="http://schemas.openxmlformats.org/officeDocument/2006/relationships" xmlns:m="http://schemas.openxmlformats.org/officeDocument/2006/math" xmlns:v="urn:schemas-microsoft-com:vml" xmlns:wp14="http://schemas.microsoft.com/office/word/2010/wordprocessingDrawing" xmlns:wp="http://schemas.openxmlformats.org/drawingml/2006/wordprocessingDrawing" xmlns:w10="urn:schemas-microsoft-com:office:word" xmlns:w="http://schemas.openxmlformats.org/wordprocessingml/2006/main" xmlns:w14="http://schemas.microsoft.com/office/word/2010/wordml" xmlns:w15="http://schemas.microsoft.com/office/word/2012/wordml" xmlns:w16cex="http://schemas.microsoft.com/office/word/2018/wordml/cex" xmlns:w16cid="http://schemas.microsoft.com/office/word/2016/wordml/cid" xmlns:w16="http://schemas.microsoft.com/office/word/2018/wordml" xmlns:w16du="http://schemas.microsoft.com/office/word/2023/wordml/word16du" xmlns:w16sdtdh="http://schemas.microsoft.com/office/word/2020/wordml/sdtdatahash" xmlns:w16sdtfl="http://schemas.microsoft.com/office/word/2024/wordml/sdtformatlock" xmlns:w16se="http://schemas.microsoft.com/office/word/2015/wordml/symex" xmlns:wpg="http://schemas.microsoft.com/office/word/2010/wordprocessingGroup" xmlns:wpi="http://schemas.microsoft.com/office/word/2010/wordprocessingInk" xmlns:wne="http://schemas.microsoft.com/office/word/2006/wordml" xmlns:wps="http://schemas.microsoft.com/office/word/2010/wordprocessingShape" mc:Ignorable="w14 w15 w16se w16cid w16 w16cex w16sdtdh w16sdtfl w16du wp14">
   <w15:commentEx w15:paraId="37B83932" w15:done="0"/>
   <w15:commentEx w15:paraId="3176FBD9" w15:done="0"/>
   <w15:commentEx w15:paraId="3CA86EA7" w15:done="0"/>
@@ -4938,7 +5093,7 @@
 </file>
 
 <file path=word/commentsExtensible.xml><?xml version="1.0" encoding="utf-8"?>
-<w16cex:commentsExtensible xmlns:wpc="http://schemas.microsoft.com/office/word/2010/wordprocessingCanvas" xmlns:cx="http://schemas.microsoft.com/office/drawing/2014/chartex" xmlns:cx1="http://schemas.microsoft.com/office/drawing/2015/9/8/chartex" xmlns:cx2="http://schemas.microsoft.com/office/drawing/2015/10/21/chartex" xmlns:cx3="http://schemas.microsoft.com/office/drawing/2016/5/9/chartex" xmlns:cx4="http://schemas.microsoft.com/office/drawing/2016/5/10/chartex" xmlns:cx5="http://schemas.microsoft.com/office/drawing/2016/5/11/chartex" xmlns:cx6="http://schemas.microsoft.com/office/drawing/2016/5/12/chartex" xmlns:cx7="http://schemas.microsoft.com/office/drawing/2016/5/13/chartex" xmlns:cx8="http://schemas.microsoft.com/office/drawing/2016/5/14/chartex" xmlns:cr="http://schemas.microsoft.com/office/comments/2020/reactions" xmlns:mc="http://schemas.openxmlformats.org/markup-compatibility/2006" xmlns:aink="http://schemas.microsoft.com/office/drawing/2016/ink" xmlns:am3d="http://schemas.microsoft.com/office/drawing/2017/model3d" xmlns:o="urn:schemas-microsoft-com:office:office" xmlns:oel="http://schemas.microsoft.com/office/2019/extlst" xmlns:r="http://schemas.openxmlformats.org/officeDocument/2006/relationships" xmlns:m="http://schemas.openxmlformats.org/officeDocument/2006/math" xmlns:v="urn:schemas-microsoft-com:vml" xmlns:wp14="http://schemas.microsoft.com/office/word/2010/wordprocessingDrawing" xmlns:wp="http://schemas.openxmlformats.org/drawingml/2006/wordprocessingDrawing" xmlns:w10="urn:schemas-microsoft-com:office:word" xmlns:w="http://schemas.openxmlformats.org/wordprocessingml/2006/main" xmlns:w14="http://schemas.microsoft.com/office/word/2010/wordml" xmlns:w15="http://schemas.microsoft.com/office/word/2012/wordml" xmlns:w16cei="http://schemas.microsoft.com/office/word/2026/wordml/cei" xmlns:w16cex="http://schemas.microsoft.com/office/word/2018/wordml/cex" xmlns:w16cid="http://schemas.microsoft.com/office/word/2016/wordml/cid" xmlns:w16="http://schemas.microsoft.com/office/word/2018/wordml" xmlns:w16du="http://schemas.microsoft.com/office/word/2023/wordml/word16du" xmlns:w16sdtdh="http://schemas.microsoft.com/office/word/2020/wordml/sdtdatahash" xmlns:w16sdtfl="http://schemas.microsoft.com/office/word/2024/wordml/sdtformatlock" xmlns:w16se="http://schemas.microsoft.com/office/word/2015/wordml/symex" xmlns:wpg="http://schemas.microsoft.com/office/word/2010/wordprocessingGroup" xmlns:wpi="http://schemas.microsoft.com/office/word/2010/wordprocessingInk" xmlns:wne="http://schemas.microsoft.com/office/word/2006/wordml" xmlns:wps="http://schemas.microsoft.com/office/word/2010/wordprocessingShape" mc:Ignorable="w14 w15 w16se w16cid w16 w16cex w16sdtdh w16sdtfl cr w16du wp14">
+<w16cex:commentsExtensible xmlns:wpc="http://schemas.microsoft.com/office/word/2010/wordprocessingCanvas" xmlns:cx="http://schemas.microsoft.com/office/drawing/2014/chartex" xmlns:cx1="http://schemas.microsoft.com/office/drawing/2015/9/8/chartex" xmlns:cx2="http://schemas.microsoft.com/office/drawing/2015/10/21/chartex" xmlns:cx3="http://schemas.microsoft.com/office/drawing/2016/5/9/chartex" xmlns:cx4="http://schemas.microsoft.com/office/drawing/2016/5/10/chartex" xmlns:cx5="http://schemas.microsoft.com/office/drawing/2016/5/11/chartex" xmlns:cx6="http://schemas.microsoft.com/office/drawing/2016/5/12/chartex" xmlns:cx7="http://schemas.microsoft.com/office/drawing/2016/5/13/chartex" xmlns:cx8="http://schemas.microsoft.com/office/drawing/2016/5/14/chartex" xmlns:cr="http://schemas.microsoft.com/office/comments/2020/reactions" xmlns:mc="http://schemas.openxmlformats.org/markup-compatibility/2006" xmlns:aink="http://schemas.microsoft.com/office/drawing/2016/ink" xmlns:am3d="http://schemas.microsoft.com/office/drawing/2017/model3d" xmlns:o="urn:schemas-microsoft-com:office:office" xmlns:oel="http://schemas.microsoft.com/office/2019/extlst" xmlns:r="http://schemas.openxmlformats.org/officeDocument/2006/relationships" xmlns:m="http://schemas.openxmlformats.org/officeDocument/2006/math" xmlns:v="urn:schemas-microsoft-com:vml" xmlns:wp14="http://schemas.microsoft.com/office/word/2010/wordprocessingDrawing" xmlns:wp="http://schemas.openxmlformats.org/drawingml/2006/wordprocessingDrawing" xmlns:w10="urn:schemas-microsoft-com:office:word" xmlns:w="http://schemas.openxmlformats.org/wordprocessingml/2006/main" xmlns:w14="http://schemas.microsoft.com/office/word/2010/wordml" xmlns:w15="http://schemas.microsoft.com/office/word/2012/wordml" xmlns:w16cex="http://schemas.microsoft.com/office/word/2018/wordml/cex" xmlns:w16cid="http://schemas.microsoft.com/office/word/2016/wordml/cid" xmlns:w16="http://schemas.microsoft.com/office/word/2018/wordml" xmlns:w16du="http://schemas.microsoft.com/office/word/2023/wordml/word16du" xmlns:w16sdtdh="http://schemas.microsoft.com/office/word/2020/wordml/sdtdatahash" xmlns:w16sdtfl="http://schemas.microsoft.com/office/word/2024/wordml/sdtformatlock" xmlns:w16se="http://schemas.microsoft.com/office/word/2015/wordml/symex" xmlns:wpg="http://schemas.microsoft.com/office/word/2010/wordprocessingGroup" xmlns:wpi="http://schemas.microsoft.com/office/word/2010/wordprocessingInk" xmlns:wne="http://schemas.microsoft.com/office/word/2006/wordml" xmlns:wps="http://schemas.microsoft.com/office/word/2010/wordprocessingShape" mc:Ignorable="w14 w15 w16se w16cid w16 w16cex w16sdtdh w16sdtfl cr w16du wp14">
   <w16cex:commentExtensible w16cex:durableId="1BCECBEB" w16cex:dateUtc="2026-05-31T19:36:00Z"/>
   <w16cex:commentExtensible w16cex:durableId="7F55FA52" w16cex:dateUtc="2026-06-03T08:56:00Z"/>
   <w16cex:commentExtensible w16cex:durableId="706A5F40" w16cex:dateUtc="2026-05-31T20:07:00Z"/>
@@ -4958,7 +5113,7 @@
 </file>
 
 <file path=word/commentsIds.xml><?xml version="1.0" encoding="utf-8"?>
-<w16cid:commentsIds xmlns:wpc="http://schemas.microsoft.com/office/word/2010/wordprocessingCanvas" xmlns:cx="http://schemas.microsoft.com/office/drawing/2014/chartex" xmlns:cx1="http://schemas.microsoft.com/office/drawing/2015/9/8/chartex" xmlns:cx2="http://schemas.microsoft.com/office/drawing/2015/10/21/chartex" xmlns:cx3="http://schemas.microsoft.com/office/drawing/2016/5/9/chartex" xmlns:cx4="http://schemas.microsoft.com/office/drawing/2016/5/10/chartex" xmlns:cx5="http://schemas.microsoft.com/office/drawing/2016/5/11/chartex" xmlns:cx6="http://schemas.microsoft.com/office/drawing/2016/5/12/chartex" xmlns:cx7="http://schemas.microsoft.com/office/drawing/2016/5/13/chartex" xmlns:cx8="http://schemas.microsoft.com/office/drawing/2016/5/14/chartex" xmlns:mc="http://schemas.openxmlformats.org/markup-compatibility/2006" xmlns:aink="http://schemas.microsoft.com/office/drawing/2016/ink" xmlns:am3d="http://schemas.microsoft.com/office/drawing/2017/model3d" xmlns:o="urn:schemas-microsoft-com:office:office" xmlns:oel="http://schemas.microsoft.com/office/2019/extlst" xmlns:r="http://schemas.openxmlformats.org/officeDocument/2006/relationships" xmlns:m="http://schemas.openxmlformats.org/officeDocument/2006/math" xmlns:v="urn:schemas-microsoft-com:vml" xmlns:wp14="http://schemas.microsoft.com/office/word/2010/wordprocessingDrawing" xmlns:wp="http://schemas.openxmlformats.org/drawingml/2006/wordprocessingDrawing" xmlns:w10="urn:schemas-microsoft-com:office:word" xmlns:w="http://schemas.openxmlformats.org/wordprocessingml/2006/main" xmlns:w14="http://schemas.microsoft.com/office/word/2010/wordml" xmlns:w15="http://schemas.microsoft.com/office/word/2012/wordml" xmlns:w16cei="http://schemas.microsoft.com/office/word/2026/wordml/cei" xmlns:w16cex="http://schemas.microsoft.com/office/word/2018/wordml/cex" xmlns:w16cid="http://schemas.microsoft.com/office/word/2016/wordml/cid" xmlns:w16="http://schemas.microsoft.com/office/word/2018/wordml" xmlns:w16du="http://schemas.microsoft.com/office/word/2023/wordml/word16du" xmlns:w16sdtdh="http://schemas.microsoft.com/office/word/2020/wordml/sdtdatahash" xmlns:w16sdtfl="http://schemas.microsoft.com/office/word/2024/wordml/sdtformatlock" xmlns:w16se="http://schemas.microsoft.com/office/word/2015/wordml/symex" xmlns:wpg="http://schemas.microsoft.com/office/word/2010/wordprocessingGroup" xmlns:wpi="http://schemas.microsoft.com/office/word/2010/wordprocessingInk" xmlns:wne="http://schemas.microsoft.com/office/word/2006/wordml" xmlns:wps="http://schemas.microsoft.com/office/word/2010/wordprocessingShape" mc:Ignorable="w14 w15 w16se w16cid w16 w16cex w16sdtdh w16sdtfl w16du wp14">
+<w16cid:commentsIds xmlns:wpc="http://schemas.microsoft.com/office/word/2010/wordprocessingCanvas" xmlns:cx="http://schemas.microsoft.com/office/drawing/2014/chartex" xmlns:cx1="http://schemas.microsoft.com/office/drawing/2015/9/8/chartex" xmlns:cx2="http://schemas.microsoft.com/office/drawing/2015/10/21/chartex" xmlns:cx3="http://schemas.microsoft.com/office/drawing/2016/5/9/chartex" xmlns:cx4="http://schemas.microsoft.com/office/drawing/2016/5/10/chartex" xmlns:cx5="http://schemas.microsoft.com/office/drawing/2016/5/11/chartex" xmlns:cx6="http://schemas.microsoft.com/office/drawing/2016/5/12/chartex" xmlns:cx7="http://schemas.microsoft.com/office/drawing/2016/5/13/chartex" xmlns:cx8="http://schemas.microsoft.com/office/drawing/2016/5/14/chartex" xmlns:mc="http://schemas.openxmlformats.org/markup-compatibility/2006" xmlns:aink="http://schemas.microsoft.com/office/drawing/2016/ink" xmlns:am3d="http://schemas.microsoft.com/office/drawing/2017/model3d" xmlns:o="urn:schemas-microsoft-com:office:office" xmlns:oel="http://schemas.microsoft.com/office/2019/extlst" xmlns:r="http://schemas.openxmlformats.org/officeDocument/2006/relationships" xmlns:m="http://schemas.openxmlformats.org/officeDocument/2006/math" xmlns:v="urn:schemas-microsoft-com:vml" xmlns:wp14="http://schemas.microsoft.com/office/word/2010/wordprocessingDrawing" xmlns:wp="http://schemas.openxmlformats.org/drawingml/2006/wordprocessingDrawing" xmlns:w10="urn:schemas-microsoft-com:office:word" xmlns:w="http://schemas.openxmlformats.org/wordprocessingml/2006/main" xmlns:w14="http://schemas.microsoft.com/office/word/2010/wordml" xmlns:w15="http://schemas.microsoft.com/office/word/2012/wordml" xmlns:w16cex="http://schemas.microsoft.com/office/word/2018/wordml/cex" xmlns:w16cid="http://schemas.microsoft.com/office/word/2016/wordml/cid" xmlns:w16="http://schemas.microsoft.com/office/word/2018/wordml" xmlns:w16du="http://schemas.microsoft.com/office/word/2023/wordml/word16du" xmlns:w16sdtdh="http://schemas.microsoft.com/office/word/2020/wordml/sdtdatahash" xmlns:w16sdtfl="http://schemas.microsoft.com/office/word/2024/wordml/sdtformatlock" xmlns:w16se="http://schemas.microsoft.com/office/word/2015/wordml/symex" xmlns:wpg="http://schemas.microsoft.com/office/word/2010/wordprocessingGroup" xmlns:wpi="http://schemas.microsoft.com/office/word/2010/wordprocessingInk" xmlns:wne="http://schemas.microsoft.com/office/word/2006/wordml" xmlns:wps="http://schemas.microsoft.com/office/word/2010/wordprocessingShape" mc:Ignorable="w14 w15 w16se w16cid w16 w16cex w16sdtdh w16sdtfl w16du wp14">
   <w16cid:commentId w16cid:paraId="37B83932" w16cid:durableId="1BCECBEB"/>
   <w16cid:commentId w16cid:paraId="3176FBD9" w16cid:durableId="7F55FA52"/>
   <w16cid:commentId w16cid:paraId="3CA86EA7" w16cid:durableId="706A5F40"/>
@@ -4978,7 +5133,7 @@
 </file>
 
 <file path=word/numbering.xml><?xml version="1.0" encoding="utf-8"?>
-<w:numbering xmlns:wpc="http://schemas.microsoft.com/office/word/2010/wordprocessingCanvas" xmlns:cx="http://schemas.microsoft.com/office/drawing/2014/chartex" xmlns:cx1="http://schemas.microsoft.com/office/drawing/2015/9/8/chartex" xmlns:cx2="http://schemas.microsoft.com/office/drawing/2015/10/21/chartex" xmlns:cx3="http://schemas.microsoft.com/office/drawing/2016/5/9/chartex" xmlns:cx4="http://schemas.microsoft.com/office/drawing/2016/5/10/chartex" xmlns:cx5="http://schemas.microsoft.com/office/drawing/2016/5/11/chartex" xmlns:cx6="http://schemas.microsoft.com/office/drawing/2016/5/12/chartex" xmlns:cx7="http://schemas.microsoft.com/office/drawing/2016/5/13/chartex" xmlns:cx8="http://schemas.microsoft.com/office/drawing/2016/5/14/chartex" xmlns:mc="http://schemas.openxmlformats.org/markup-compatibility/2006" xmlns:aink="http://schemas.microsoft.com/office/drawing/2016/ink" xmlns:am3d="http://schemas.microsoft.com/office/drawing/2017/model3d" xmlns:o="urn:schemas-microsoft-com:office:office" xmlns:oel="http://schemas.microsoft.com/office/2019/extlst" xmlns:r="http://schemas.openxmlformats.org/officeDocument/2006/relationships" xmlns:m="http://schemas.openxmlformats.org/officeDocument/2006/math" xmlns:v="urn:schemas-microsoft-com:vml" xmlns:wp14="http://schemas.microsoft.com/office/word/2010/wordprocessingDrawing" xmlns:wp="http://schemas.openxmlformats.org/drawingml/2006/wordprocessingDrawing" xmlns:w10="urn:schemas-microsoft-com:office:word" xmlns:w="http://schemas.openxmlformats.org/wordprocessingml/2006/main" xmlns:w14="http://schemas.microsoft.com/office/word/2010/wordml" xmlns:w15="http://schemas.microsoft.com/office/word/2012/wordml" xmlns:w16cei="http://schemas.microsoft.com/office/word/2026/wordml/cei" xmlns:w16cex="http://schemas.microsoft.com/office/word/2018/wordml/cex" xmlns:w16cid="http://schemas.microsoft.com/office/word/2016/wordml/cid" xmlns:w16="http://schemas.microsoft.com/office/word/2018/wordml" xmlns:w16du="http://schemas.microsoft.com/office/word/2023/wordml/word16du" xmlns:w16sdtdh="http://schemas.microsoft.com/office/word/2020/wordml/sdtdatahash" xmlns:w16sdtfl="http://schemas.microsoft.com/office/word/2024/wordml/sdtformatlock" xmlns:w16se="http://schemas.microsoft.com/office/word/2015/wordml/symex" xmlns:wpg="http://schemas.microsoft.com/office/word/2010/wordprocessingGroup" xmlns:wpi="http://schemas.microsoft.com/office/word/2010/wordprocessingInk" xmlns:wne="http://schemas.microsoft.com/office/word/2006/wordml" xmlns:wps="http://schemas.microsoft.com/office/word/2010/wordprocessingShape" mc:Ignorable="w14 w15 w16se w16cid w16 w16cex w16sdtdh w16sdtfl w16du wp14">
+<w:numbering xmlns:wpc="http://schemas.microsoft.com/office/word/2010/wordprocessingCanvas" xmlns:cx="http://schemas.microsoft.com/office/drawing/2014/chartex" xmlns:cx1="http://schemas.microsoft.com/office/drawing/2015/9/8/chartex" xmlns:cx2="http://schemas.microsoft.com/office/drawing/2015/10/21/chartex" xmlns:cx3="http://schemas.microsoft.com/office/drawing/2016/5/9/chartex" xmlns:cx4="http://schemas.microsoft.com/office/drawing/2016/5/10/chartex" xmlns:cx5="http://schemas.microsoft.com/office/drawing/2016/5/11/chartex" xmlns:cx6="http://schemas.microsoft.com/office/drawing/2016/5/12/chartex" xmlns:cx7="http://schemas.microsoft.com/office/drawing/2016/5/13/chartex" xmlns:cx8="http://schemas.microsoft.com/office/drawing/2016/5/14/chartex" xmlns:mc="http://schemas.openxmlformats.org/markup-compatibility/2006" xmlns:aink="http://schemas.microsoft.com/office/drawing/2016/ink" xmlns:am3d="http://schemas.microsoft.com/office/drawing/2017/model3d" xmlns:o="urn:schemas-microsoft-com:office:office" xmlns:oel="http://schemas.microsoft.com/office/2019/extlst" xmlns:r="http://schemas.openxmlformats.org/officeDocument/2006/relationships" xmlns:m="http://schemas.openxmlformats.org/officeDocument/2006/math" xmlns:v="urn:schemas-microsoft-com:vml" xmlns:wp14="http://schemas.microsoft.com/office/word/2010/wordprocessingDrawing" xmlns:wp="http://schemas.openxmlformats.org/drawingml/2006/wordprocessingDrawing" xmlns:w10="urn:schemas-microsoft-com:office:word" xmlns:w="http://schemas.openxmlformats.org/wordprocessingml/2006/main" xmlns:w14="http://schemas.microsoft.com/office/word/2010/wordml" xmlns:w15="http://schemas.microsoft.com/office/word/2012/wordml" xmlns:w16cex="http://schemas.microsoft.com/office/word/2018/wordml/cex" xmlns:w16cid="http://schemas.microsoft.com/office/word/2016/wordml/cid" xmlns:w16="http://schemas.microsoft.com/office/word/2018/wordml" xmlns:w16du="http://schemas.microsoft.com/office/word/2023/wordml/word16du" xmlns:w16sdtdh="http://schemas.microsoft.com/office/word/2020/wordml/sdtdatahash" xmlns:w16sdtfl="http://schemas.microsoft.com/office/word/2024/wordml/sdtformatlock" xmlns:w16se="http://schemas.microsoft.com/office/word/2015/wordml/symex" xmlns:wpg="http://schemas.microsoft.com/office/word/2010/wordprocessingGroup" xmlns:wpi="http://schemas.microsoft.com/office/word/2010/wordprocessingInk" xmlns:wne="http://schemas.microsoft.com/office/word/2006/wordml" xmlns:wps="http://schemas.microsoft.com/office/word/2010/wordprocessingShape" mc:Ignorable="w14 w15 w16se w16cid w16 w16cex w16sdtdh w16sdtfl w16du wp14">
   <w:abstractNum w:abstractNumId="0" w15:restartNumberingAfterBreak="0">
     <w:nsid w:val="15AB6B39"/>
     <w:multiLevelType w:val="hybridMultilevel"/>
@@ -5075,7 +5230,7 @@
 </file>
 
 <file path=word/people.xml><?xml version="1.0" encoding="utf-8"?>
-<w15:people xmlns:wpc="http://schemas.microsoft.com/office/word/2010/wordprocessingCanvas" xmlns:cx="http://schemas.microsoft.com/office/drawing/2014/chartex" xmlns:cx1="http://schemas.microsoft.com/office/drawing/2015/9/8/chartex" xmlns:cx2="http://schemas.microsoft.com/office/drawing/2015/10/21/chartex" xmlns:cx3="http://schemas.microsoft.com/office/drawing/2016/5/9/chartex" xmlns:cx4="http://schemas.microsoft.com/office/drawing/2016/5/10/chartex" xmlns:cx5="http://schemas.microsoft.com/office/drawing/2016/5/11/chartex" xmlns:cx6="http://schemas.microsoft.com/office/drawing/2016/5/12/chartex" xmlns:cx7="http://schemas.microsoft.com/office/drawing/2016/5/13/chartex" xmlns:cx8="http://schemas.microsoft.com/office/drawing/2016/5/14/chartex" xmlns:mc="http://schemas.openxmlformats.org/markup-compatibility/2006" xmlns:aink="http://schemas.microsoft.com/office/drawing/2016/ink" xmlns:am3d="http://schemas.microsoft.com/office/drawing/2017/model3d" xmlns:o="urn:schemas-microsoft-com:office:office" xmlns:oel="http://schemas.microsoft.com/office/2019/extlst" xmlns:r="http://schemas.openxmlformats.org/officeDocument/2006/relationships" xmlns:m="http://schemas.openxmlformats.org/officeDocument/2006/math" xmlns:v="urn:schemas-microsoft-com:vml" xmlns:wp14="http://schemas.microsoft.com/office/word/2010/wordprocessingDrawing" xmlns:wp="http://schemas.openxmlformats.org/drawingml/2006/wordprocessingDrawing" xmlns:w10="urn:schemas-microsoft-com:office:word" xmlns:w="http://schemas.openxmlformats.org/wordprocessingml/2006/main" xmlns:w14="http://schemas.microsoft.com/office/word/2010/wordml" xmlns:w15="http://schemas.microsoft.com/office/word/2012/wordml" xmlns:w16cei="http://schemas.microsoft.com/office/word/2026/wordml/cei" xmlns:w16cex="http://schemas.microsoft.com/office/word/2018/wordml/cex" xmlns:w16cid="http://schemas.microsoft.com/office/word/2016/wordml/cid" xmlns:w16="http://schemas.microsoft.com/office/word/2018/wordml" xmlns:w16du="http://schemas.microsoft.com/office/word/2023/wordml/word16du" xmlns:w16sdtdh="http://schemas.microsoft.com/office/word/2020/wordml/sdtdatahash" xmlns:w16sdtfl="http://schemas.microsoft.com/office/word/2024/wordml/sdtformatlock" xmlns:w16se="http://schemas.microsoft.com/office/word/2015/wordml/symex" xmlns:wpg="http://schemas.microsoft.com/office/word/2010/wordprocessingGroup" xmlns:wpi="http://schemas.microsoft.com/office/word/2010/wordprocessingInk" xmlns:wne="http://schemas.microsoft.com/office/word/2006/wordml" xmlns:wps="http://schemas.microsoft.com/office/word/2010/wordprocessingShape" mc:Ignorable="w14 w15 w16se w16cid w16 w16cex w16sdtdh w16sdtfl w16du wp14">
+<w15:people xmlns:wpc="http://schemas.microsoft.com/office/word/2010/wordprocessingCanvas" xmlns:cx="http://schemas.microsoft.com/office/drawing/2014/chartex" xmlns:cx1="http://schemas.microsoft.com/office/drawing/2015/9/8/chartex" xmlns:cx2="http://schemas.microsoft.com/office/drawing/2015/10/21/chartex" xmlns:cx3="http://schemas.microsoft.com/office/drawing/2016/5/9/chartex" xmlns:cx4="http://schemas.microsoft.com/office/drawing/2016/5/10/chartex" xmlns:cx5="http://schemas.microsoft.com/office/drawing/2016/5/11/chartex" xmlns:cx6="http://schemas.microsoft.com/office/drawing/2016/5/12/chartex" xmlns:cx7="http://schemas.microsoft.com/office/drawing/2016/5/13/chartex" xmlns:cx8="http://schemas.microsoft.com/office/drawing/2016/5/14/chartex" xmlns:mc="http://schemas.openxmlformats.org/markup-compatibility/2006" xmlns:aink="http://schemas.microsoft.com/office/drawing/2016/ink" xmlns:am3d="http://schemas.microsoft.com/office/drawing/2017/model3d" xmlns:o="urn:schemas-microsoft-com:office:office" xmlns:oel="http://schemas.microsoft.com/office/2019/extlst" xmlns:r="http://schemas.openxmlformats.org/officeDocument/2006/relationships" xmlns:m="http://schemas.openxmlformats.org/officeDocument/2006/math" xmlns:v="urn:schemas-microsoft-com:vml" xmlns:wp14="http://schemas.microsoft.com/office/word/2010/wordprocessingDrawing" xmlns:wp="http://schemas.openxmlformats.org/drawingml/2006/wordprocessingDrawing" xmlns:w10="urn:schemas-microsoft-com:office:word" xmlns:w="http://schemas.openxmlformats.org/wordprocessingml/2006/main" xmlns:w14="http://schemas.microsoft.com/office/word/2010/wordml" xmlns:w15="http://schemas.microsoft.com/office/word/2012/wordml" xmlns:w16cex="http://schemas.microsoft.com/office/word/2018/wordml/cex" xmlns:w16cid="http://schemas.microsoft.com/office/word/2016/wordml/cid" xmlns:w16="http://schemas.microsoft.com/office/word/2018/wordml" xmlns:w16du="http://schemas.microsoft.com/office/word/2023/wordml/word16du" xmlns:w16sdtdh="http://schemas.microsoft.com/office/word/2020/wordml/sdtdatahash" xmlns:w16sdtfl="http://schemas.microsoft.com/office/word/2024/wordml/sdtformatlock" xmlns:w16se="http://schemas.microsoft.com/office/word/2015/wordml/symex" xmlns:wpg="http://schemas.microsoft.com/office/word/2010/wordprocessingGroup" xmlns:wpi="http://schemas.microsoft.com/office/word/2010/wordprocessingInk" xmlns:wne="http://schemas.microsoft.com/office/word/2006/wordml" xmlns:wps="http://schemas.microsoft.com/office/word/2010/wordprocessingShape" mc:Ignorable="w14 w15 w16se w16cid w16 w16cex w16sdtdh w16sdtfl w16du wp14">
   <w15:person w15:author="Laura Facenda Estrella">
     <w15:presenceInfo w15:providerId="AD" w15:userId="S::l.facenda.2022@alumnos.urjc.es::9ff3a593-67d0-4937-af41-4b30fbdf4ab0"/>
   </w15:person>
@@ -5686,6 +5841,7 @@
   <w:style w:type="character" w:default="1" w:styleId="Fuentedeprrafopredeter">
     <w:name w:val="Default Paragraph Font"/>
     <w:uiPriority w:val="1"/>
+    <w:semiHidden/>
     <w:unhideWhenUsed/>
   </w:style>
   <w:style w:type="table" w:default="1" w:styleId="Tablanormal">

--- a/GUION.docx
+++ b/GUION.docx
@@ -3988,7 +3988,28 @@
           <w:i/>
           <w:iCs/>
         </w:rPr>
-        <w:t>Prv, grp Ihupdpgr b grqd Lvdehñ, uhbhv gh Fdvwlññd b Dudjrp, kdfhorv vdehu d Yxhvwud Dñwhcd txh, sdud frpvhpwlu hñ odwulorplr frp pxhvwud oxb dodgd klmd, ghehud odpgdu vdñlu gh vxv uhlprv d ñrv mxglrv frpyhuvrv b sru frpyhuwlu, dvl fror d ñrv orurv txh shuodphcfdp hp vx ñhb.</w:t>
+        <w:t xml:space="preserve">Prv, grp Ihupdpgr b grqd Lvdehñ, uhbhv gh Fdvwlññd b Dudjrp, kdfhorv vdehu d Yxhvwud Dñwhcd txh, sdud frpvhpwlu hñ </w:t>
+      </w:r>
+      <w:r>
+        <w:rPr>
+          <w:i/>
+          <w:iCs/>
+        </w:rPr>
+        <w:t>a</w:t>
+      </w:r>
+      <w:r>
+        <w:rPr>
+          <w:i/>
+          <w:iCs/>
+        </w:rPr>
+        <w:t>e</w:t>
+      </w:r>
+      <w:r>
+        <w:rPr>
+          <w:i/>
+          <w:iCs/>
+        </w:rPr>
+        <w:t xml:space="preserve"> frp pxhvwud oxb dodgd klmd, ghehud odpgdu vdñlu gh vxv uhlprv d ñrv mxglrv frpyhuvrv b sru frpyhuwlu, dvl fror d ñrv orurv txh shuodphcfdp hp vx ñhb.</w:t>
       </w:r>
     </w:p>
     <w:p>
@@ -4330,6 +4351,7 @@
     </w:p>
     <w:p>
       <w:pPr>
+        <w:ind w:left="708" w:hanging="708"/>
         <w:jc w:val="both"/>
         <w:rPr>
           <w:i/>

--- a/GUION.docx
+++ b/GUION.docx
@@ -4653,6 +4653,7 @@
         <w:jc w:val="both"/>
       </w:pPr>
       <w:commentRangeStart w:id="20"/>
+      <w:commentRangeStart w:id="21"/>
       <w:r>
         <w:t xml:space="preserve">Falso converso </w:t>
       </w:r>
@@ -4671,6 +4672,15 @@
         </w:rPr>
         <w:commentReference w:id="20"/>
       </w:r>
+      <w:commentRangeEnd w:id="21"/>
+      <w:r>
+        <w:rPr>
+          <w:rStyle w:val="Refdecomentario"/>
+          <w:sz w:val="24"/>
+          <w:szCs w:val="24"/>
+        </w:rPr>
+        <w:commentReference w:id="21"/>
+      </w:r>
     </w:p>
     <w:p>
       <w:pPr>
@@ -4701,16 +4711,1842 @@
     </w:p>
     <w:p>
       <w:pPr>
+        <w:jc w:val="both"/>
+      </w:pPr>
+    </w:p>
+    <w:p>
+      <w:pPr>
+        <w:jc w:val="both"/>
+      </w:pPr>
+    </w:p>
+    <w:p>
+      <w:pPr>
+        <w:jc w:val="both"/>
+      </w:pPr>
+      <w:r>
+        <w:rPr>
+          <w:b/>
+          <w:bCs/>
+        </w:rPr>
+        <w:t>GINÉS:</w:t>
+      </w:r>
+      <w:r>
+        <w:rPr>
+          <w:b/>
+          <w:bCs/>
+        </w:rPr>
+        <w:t xml:space="preserve"> </w:t>
+      </w:r>
+      <w:r>
+        <w:t xml:space="preserve">Pero no se equivoquen, que había otro pueblo que habitaba desde antiguo y a su libre albedrío. </w:t>
+      </w:r>
+    </w:p>
+    <w:p>
+      <w:pPr>
+        <w:jc w:val="both"/>
+      </w:pPr>
+      <w:r>
+        <w:t>Guadalupe es el nombre de esta tierra lejana, entre montes escondida y por peregrinos frecuentada.</w:t>
+      </w:r>
+    </w:p>
+    <w:p>
+      <w:pPr>
+        <w:jc w:val="both"/>
+      </w:pPr>
+      <w:r>
+        <w:t>Ya están todos oyendo que el destino caprichoso a veces aprieta, pero no ahoga… aunque no a todos traten de igual modo.</w:t>
+      </w:r>
+    </w:p>
+    <w:p>
+      <w:pPr>
+        <w:jc w:val="both"/>
+      </w:pPr>
+      <w:r>
+        <w:t>Pues por villas y caminos una sombra se levantaba, y bajo el nombre de la fe la Inquisición vigilaba.</w:t>
+      </w:r>
+    </w:p>
+    <w:p>
+      <w:pPr>
+        <w:jc w:val="both"/>
+      </w:pPr>
+      <w:r>
+        <w:t>Preguntaba por costumbres, por palabras y miradas, y hasta el silencio más pequeño podía despertar sospechas calladas.</w:t>
+      </w:r>
+    </w:p>
+    <w:p>
+      <w:pPr>
+        <w:jc w:val="both"/>
+      </w:pPr>
+      <w:r>
+        <w:t>Mas nuestra historia prosigue, que otra empresa nos aguarda: en Guadalupe se preparan los pasos de una boda anunciada.</w:t>
+      </w:r>
+    </w:p>
+    <w:p>
+      <w:pPr>
+        <w:jc w:val="both"/>
+      </w:pPr>
+    </w:p>
+    <w:p>
+      <w:pPr>
+        <w:jc w:val="both"/>
+      </w:pPr>
+      <w:r>
+        <w:rPr>
+          <w:i/>
+          <w:iCs/>
+        </w:rPr>
+        <w:t>Fundido a negro</w:t>
+      </w:r>
+    </w:p>
+    <w:p>
+      <w:pPr>
+        <w:jc w:val="both"/>
+      </w:pPr>
+      <w:r>
+        <w:rPr>
+          <w:i/>
+          <w:iCs/>
+        </w:rPr>
+        <w:t>Bufón caminando</w:t>
+      </w:r>
+    </w:p>
+    <w:p>
+      <w:pPr>
+        <w:jc w:val="both"/>
+      </w:pPr>
+      <w:r>
+        <w:rPr>
+          <w:b/>
+          <w:bCs/>
+        </w:rPr>
+        <w:lastRenderedPageBreak/>
+        <w:t>BUFÓN:</w:t>
+      </w:r>
+      <w:r>
+        <w:t xml:space="preserve"> Que trajín el que me traigo, que si voy y que si </w:t>
+      </w:r>
+      <w:r>
+        <w:t>vuelvo</w:t>
+      </w:r>
+      <w:r>
+        <w:t xml:space="preserve">, que ya no saben los pies si flotan, o van andando. Y esto es el colmo señores, pues estos de la realeza que sólo mandan y ordenan, mi labor no es revisar si esto está bien o mal, o si con cintas, o especias me tengo que hacer. Y </w:t>
+      </w:r>
+      <w:r>
+        <w:t xml:space="preserve">por </w:t>
+      </w:r>
+      <w:r>
+        <w:t>si no fuera poco hasta la música tengo que revisar. Que para eso tienen criados y yo soy bufón real.</w:t>
+      </w:r>
+    </w:p>
+    <w:p>
+      <w:pPr>
+        <w:jc w:val="both"/>
+        <w:rPr>
+          <w:i/>
+          <w:iCs/>
+        </w:rPr>
+      </w:pPr>
+      <w:r>
+        <w:rPr>
+          <w:i/>
+          <w:iCs/>
+        </w:rPr>
+        <w:t>Camina hasta la horca</w:t>
+      </w:r>
+    </w:p>
+    <w:p>
+      <w:pPr>
+        <w:jc w:val="both"/>
+      </w:pPr>
+      <w:r>
+        <w:rPr>
+          <w:b/>
+          <w:bCs/>
+        </w:rPr>
+        <w:t>BUFÓN:</w:t>
+      </w:r>
+      <w:r>
+        <w:t xml:space="preserve"> ¡Dejad mercados, cántaros y cotilleos para después! ¡Traigo noticias de boda! La infanta Isabel y el rey Manuel de Portugal han de casarse.</w:t>
+      </w:r>
+    </w:p>
+    <w:p>
+      <w:pPr>
+        <w:jc w:val="both"/>
+      </w:pPr>
+      <w:r>
+        <w:rPr>
+          <w:b/>
+          <w:bCs/>
+        </w:rPr>
+        <w:t xml:space="preserve">INQUISIDOR: </w:t>
+      </w:r>
+      <w:r>
+        <w:t>Pero, ¿qué haces bobo? ¿No estás viendo que una ejecución vamos a realizar?</w:t>
+      </w:r>
+    </w:p>
+    <w:p>
+      <w:pPr>
+        <w:jc w:val="both"/>
+      </w:pPr>
+      <w:r>
+        <w:rPr>
+          <w:b/>
+          <w:bCs/>
+        </w:rPr>
+        <w:t>BUFÓN:</w:t>
+      </w:r>
+      <w:r>
+        <w:t xml:space="preserve"> ¿</w:t>
+      </w:r>
+      <w:r>
+        <w:t>Y por eso es</w:t>
+      </w:r>
+      <w:r>
+        <w:t xml:space="preserve"> este barullo? Gritos, llantos y pedradas. ¿A qué viene esta algarada? ¿Qué hacen esas humildes personas allí colgadas?</w:t>
+      </w:r>
+    </w:p>
+    <w:p>
+      <w:pPr>
+        <w:jc w:val="both"/>
+      </w:pPr>
+      <w:r>
+        <w:rPr>
+          <w:b/>
+          <w:bCs/>
+        </w:rPr>
+        <w:t>INQUISIDOR:</w:t>
+      </w:r>
+      <w:r>
+        <w:t xml:space="preserve"> Humildes dice, se trata de tres reos con distintos cargos, cada cual peor que el anterior y por ello merecen morir.</w:t>
+      </w:r>
+    </w:p>
+    <w:p>
+      <w:pPr>
+        <w:jc w:val="both"/>
+      </w:pPr>
+      <w:r>
+        <w:t>Al primero lo cazaron robando, el muy bribón, una bolsa llena de monedas y joyas de su amo.</w:t>
+      </w:r>
+    </w:p>
+    <w:p>
+      <w:pPr>
+        <w:jc w:val="both"/>
+      </w:pPr>
+      <w:r>
+        <w:t>La segunda por bruja debió de haber ardido hace meses. La hechicería corre por sus venas y se atrevió a usar al gato de un vecino en uno de sus rituales.</w:t>
+      </w:r>
+    </w:p>
+    <w:p>
+      <w:pPr>
+        <w:jc w:val="both"/>
+      </w:pPr>
+      <w:r>
+        <w:t>El último es el peor de todos, finge abrazar</w:t>
+      </w:r>
+      <w:r>
+        <w:t xml:space="preserve"> la fe </w:t>
+      </w:r>
+      <w:r>
+        <w:t>cristiana,</w:t>
+      </w:r>
+      <w:r>
+        <w:t xml:space="preserve"> pero se le vio cambiando </w:t>
+      </w:r>
+      <w:r>
+        <w:t xml:space="preserve">sus sábanas </w:t>
+      </w:r>
+      <w:r>
+        <w:t>y aseándose el pasado viernes sin razón alguna por lo que sigue rezando al dios judío.</w:t>
+      </w:r>
+    </w:p>
+    <w:p>
+      <w:pPr>
+        <w:jc w:val="both"/>
+      </w:pPr>
+      <w:r>
+        <w:t>Como puede ver de inocente no tienen nada y han de morir al final del día.</w:t>
+      </w:r>
+    </w:p>
+    <w:p>
+      <w:pPr>
+        <w:jc w:val="both"/>
+      </w:pPr>
+      <w:r>
+        <w:rPr>
+          <w:b/>
+          <w:bCs/>
+        </w:rPr>
+        <w:t>BUFÓN:</w:t>
+      </w:r>
+      <w:r>
+        <w:t xml:space="preserve"> Pero ¿no hay forma de salvarles? ¿Y si demuestro su inocencia?</w:t>
+      </w:r>
+    </w:p>
+    <w:p>
+      <w:pPr>
+        <w:jc w:val="both"/>
+      </w:pPr>
+      <w:r>
+        <w:rPr>
+          <w:b/>
+          <w:bCs/>
+        </w:rPr>
+        <w:t>INQUISIDOR:</w:t>
+      </w:r>
+      <w:r>
+        <w:t xml:space="preserve"> De ser capaz de ello prometo soltarles, pero necesito pruebas de su inocencia.</w:t>
+      </w:r>
+    </w:p>
+    <w:p>
+      <w:pPr>
+        <w:jc w:val="both"/>
+        <w:rPr>
+          <w:i/>
+          <w:iCs/>
+        </w:rPr>
+      </w:pPr>
+      <w:r>
+        <w:rPr>
+          <w:i/>
+          <w:iCs/>
+        </w:rPr>
+        <w:t xml:space="preserve">Cambio de fase a Investigate </w:t>
+      </w:r>
+      <w:r>
+        <w:rPr>
+          <w:i/>
+          <w:iCs/>
+        </w:rPr>
+        <w:sym w:font="Wingdings" w:char="F0E0"/>
+      </w:r>
+      <w:r>
+        <w:rPr>
+          <w:i/>
+          <w:iCs/>
+        </w:rPr>
+        <w:t xml:space="preserve"> se desbloquean los diálogos con cada uno de los presos</w:t>
+      </w:r>
+    </w:p>
+    <w:p>
+      <w:pPr>
+        <w:jc w:val="both"/>
+      </w:pPr>
+      <w:r>
+        <w:rPr>
+          <w:b/>
+          <w:bCs/>
+        </w:rPr>
+        <w:t>LADRÓN:</w:t>
+      </w:r>
+      <w:r>
+        <w:t xml:space="preserve"> Señor, de la bolsa no fui yo, la pondrían en algún lugar y me acusan a mí, pero juro por mi vida que no he sido yo quien lo hizo.</w:t>
+      </w:r>
+      <w:r>
+        <w:t xml:space="preserve"> Pregunte al pueblo, a los niños, nunca robé nada, siempre fui un siervo honrado.</w:t>
+      </w:r>
+    </w:p>
+    <w:p>
+      <w:pPr>
+        <w:jc w:val="both"/>
+      </w:pPr>
+      <w:r>
+        <w:rPr>
+          <w:b/>
+          <w:bCs/>
+        </w:rPr>
+        <w:t>BRUJA:</w:t>
+      </w:r>
+      <w:r>
+        <w:t xml:space="preserve"> Me acusan de ser bruja, pero se equivocan. Tan solo buscaba los ingredientes de un viejo remedio para sanar a mi hijo que está enfermo de tos. Del gato qué voy a saber yo, si todo el barrio sabe lo mucho que le gusta esconderse, andará en el lugar menos esperado. ¡Por Dios, no quiero morir!</w:t>
+      </w:r>
+    </w:p>
+    <w:p>
+      <w:pPr>
+        <w:jc w:val="both"/>
+      </w:pPr>
+      <w:r>
+        <w:rPr>
+          <w:b/>
+          <w:bCs/>
+        </w:rPr>
+        <w:lastRenderedPageBreak/>
+        <w:t>JUDÍO:</w:t>
+      </w:r>
+      <w:r>
+        <w:t xml:space="preserve"> </w:t>
+      </w:r>
+      <w:r>
+        <w:t>Benjamín, viejo amigo. Como bien sabrás y</w:t>
+      </w:r>
+      <w:r>
+        <w:t xml:space="preserve">o no tengo salvación, </w:t>
+      </w:r>
+      <w:r>
+        <w:t xml:space="preserve">pues </w:t>
+      </w:r>
+      <w:r>
+        <w:t>realmente soy judío. Solo soy un pobre zapatero aficionado a la música que trabaja para sacar adelante a su familia. No hago daño a nadie. Mas si consiguieras salvarme de la soga le prometo que le compensaré con lo que necesite</w:t>
+      </w:r>
+      <w:r>
+        <w:t>s, sabes que siempre te ayudé cuando lo necesitaste</w:t>
+      </w:r>
+      <w:r>
+        <w:t>.</w:t>
+      </w:r>
+      <w:r>
+        <w:t xml:space="preserve"> Quizás si hablas con nuestros captores consigues algo…</w:t>
+      </w:r>
+    </w:p>
+    <w:p>
+      <w:pPr>
+        <w:jc w:val="both"/>
+        <w:rPr>
+          <w:i/>
+          <w:iCs/>
+        </w:rPr>
+      </w:pPr>
+      <w:r>
+        <w:rPr>
+          <w:i/>
+          <w:iCs/>
+        </w:rPr>
+        <w:t>Se desbloquea el espionaje de la gente</w:t>
+      </w:r>
+    </w:p>
+    <w:p>
+      <w:pPr>
+        <w:jc w:val="both"/>
+        <w:rPr>
+          <w:i/>
+          <w:iCs/>
+        </w:rPr>
+      </w:pPr>
+      <w:r>
+        <w:rPr>
+          <w:i/>
+          <w:iCs/>
+        </w:rPr>
+        <w:t>ESPIONAJE NIÑOS</w:t>
+      </w:r>
+    </w:p>
+    <w:p>
+      <w:pPr>
+        <w:jc w:val="both"/>
+        <w:rPr>
+          <w:i/>
+          <w:iCs/>
+        </w:rPr>
+      </w:pPr>
+      <w:r>
+        <w:rPr>
+          <w:i/>
+          <w:iCs/>
+        </w:rPr>
+        <w:t>Grupo QUÉ PASÓ</w:t>
+      </w:r>
+    </w:p>
+    <w:p>
+      <w:pPr>
+        <w:jc w:val="both"/>
+      </w:pPr>
+      <w:r>
+        <w:rPr>
+          <w:b/>
+          <w:bCs/>
+        </w:rPr>
+        <w:t xml:space="preserve">NIÑO 1: </w:t>
+      </w:r>
+      <w:r>
+        <w:t>¿Pero de dónde has sacado esa piedra tan brillante? ¿Se lo has robado a tu madre?</w:t>
+      </w:r>
+    </w:p>
+    <w:p>
+      <w:pPr>
+        <w:jc w:val="both"/>
+      </w:pPr>
+      <w:r>
+        <w:rPr>
+          <w:b/>
+          <w:bCs/>
+        </w:rPr>
+        <w:t>NIÑO 2:</w:t>
+      </w:r>
+      <w:r>
+        <w:t xml:space="preserve"> No, no. Hago eso y mi madre me castiga por siempre.</w:t>
+      </w:r>
+    </w:p>
+    <w:p>
+      <w:pPr>
+        <w:jc w:val="both"/>
+      </w:pPr>
+      <w:r>
+        <w:rPr>
+          <w:b/>
+          <w:bCs/>
+        </w:rPr>
+        <w:t>NIÑO 3:</w:t>
+      </w:r>
+      <w:r>
+        <w:t xml:space="preserve"> La consiguió el otro día. Un amigo suyo trajo una bolsa llena de monedas y otras cosas brillantes.</w:t>
+      </w:r>
+    </w:p>
+    <w:p>
+      <w:pPr>
+        <w:jc w:val="both"/>
+        <w:rPr>
+          <w:b/>
+          <w:bCs/>
+        </w:rPr>
+      </w:pPr>
+      <w:r>
+        <w:rPr>
+          <w:i/>
+          <w:iCs/>
+        </w:rPr>
+        <w:t>Grupo DÓNDE ESTÁ</w:t>
+      </w:r>
+    </w:p>
+    <w:p>
+      <w:pPr>
+        <w:jc w:val="both"/>
+      </w:pPr>
+      <w:r>
+        <w:rPr>
+          <w:b/>
+          <w:bCs/>
+        </w:rPr>
+        <w:t>NIÑO 1:</w:t>
+      </w:r>
+      <w:r>
+        <w:t xml:space="preserve"> ¿Te has enterado? Un amigo mío de la iglesia está repartiendo piedras brillantes, parece que tienen mucho valor.</w:t>
+      </w:r>
+    </w:p>
+    <w:p>
+      <w:pPr>
+        <w:jc w:val="both"/>
+      </w:pPr>
+      <w:r>
+        <w:rPr>
+          <w:b/>
+          <w:bCs/>
+        </w:rPr>
+        <w:t>NIÑO 2:</w:t>
+      </w:r>
+      <w:r>
+        <w:t xml:space="preserve"> ¿Pero eso dónde?</w:t>
+      </w:r>
+    </w:p>
+    <w:p>
+      <w:pPr>
+        <w:jc w:val="both"/>
+      </w:pPr>
+      <w:r>
+        <w:rPr>
+          <w:b/>
+          <w:bCs/>
+        </w:rPr>
+        <w:t>NIÑO 3:</w:t>
+      </w:r>
+      <w:r>
+        <w:t xml:space="preserve"> Allí, al lado de la fuente, </w:t>
+      </w:r>
+      <w:r>
+        <w:t>Pero date prisa, porque puede irse en cualquier momento.</w:t>
+      </w:r>
+    </w:p>
+    <w:p>
+      <w:pPr>
+        <w:jc w:val="both"/>
+      </w:pPr>
+      <w:r>
+        <w:t>Grupo QUIÉN ES</w:t>
+      </w:r>
+    </w:p>
+    <w:p>
+      <w:pPr>
+        <w:jc w:val="both"/>
+      </w:pPr>
+      <w:r>
+        <w:rPr>
+          <w:b/>
+          <w:bCs/>
+        </w:rPr>
+        <w:t>NIÑO 1:</w:t>
+      </w:r>
+      <w:r>
+        <w:t xml:space="preserve"> Pero, y ese amigo tuyo, ¿quién es? ¿Lo conozco?</w:t>
+      </w:r>
+    </w:p>
+    <w:p>
+      <w:pPr>
+        <w:jc w:val="both"/>
+      </w:pPr>
+      <w:r>
+        <w:rPr>
+          <w:b/>
+          <w:bCs/>
+        </w:rPr>
+        <w:t>NIÑO 2:</w:t>
+      </w:r>
+      <w:r>
+        <w:t xml:space="preserve"> Es hijo de un señor con mucho dinero, pero no lo aparenta, va vestido como el resto.</w:t>
+      </w:r>
+    </w:p>
+    <w:p>
+      <w:pPr>
+        <w:jc w:val="both"/>
+      </w:pPr>
+      <w:r>
+        <w:rPr>
+          <w:b/>
+          <w:bCs/>
+        </w:rPr>
+        <w:t>NIÑA 3:</w:t>
+      </w:r>
+      <w:r>
+        <w:t xml:space="preserve"> Sí bueno, yo nunca había visto un pelo tan rubio hasta conocerle.</w:t>
+      </w:r>
+    </w:p>
+    <w:p>
+      <w:pPr>
+        <w:jc w:val="both"/>
+      </w:pPr>
+      <w:r>
+        <w:rPr>
+          <w:b/>
+          <w:bCs/>
+        </w:rPr>
+        <w:t>NIÑA 4:</w:t>
+      </w:r>
+      <w:r>
+        <w:t xml:space="preserve"> Uy y sus ojos son del color del cielo.</w:t>
+      </w:r>
+    </w:p>
+    <w:p>
+      <w:pPr>
+        <w:jc w:val="both"/>
+      </w:pPr>
+      <w:r>
+        <w:rPr>
+          <w:b/>
+          <w:bCs/>
+        </w:rPr>
+        <w:t xml:space="preserve">NIÑO 2: </w:t>
+      </w:r>
+      <w:r>
+        <w:t xml:space="preserve">Ya, ya. No sé por qué le gusta la ropa verde, se </w:t>
+      </w:r>
+      <w:r>
+        <w:t>creerá</w:t>
+      </w:r>
+      <w:r>
+        <w:t xml:space="preserve"> césped o algo.</w:t>
+      </w:r>
+    </w:p>
+    <w:p>
+      <w:pPr>
+        <w:jc w:val="both"/>
+      </w:pPr>
+      <w:r>
+        <w:rPr>
+          <w:b/>
+          <w:bCs/>
+        </w:rPr>
+        <w:t>NIÑO 1:</w:t>
+      </w:r>
+      <w:r>
+        <w:t xml:space="preserve"> Pero no te metas con él, es un color muy bonito.</w:t>
+      </w:r>
+    </w:p>
+    <w:p>
+      <w:pPr>
+        <w:jc w:val="both"/>
+      </w:pPr>
+    </w:p>
+    <w:p>
+      <w:pPr>
+        <w:jc w:val="both"/>
+        <w:rPr>
+          <w:i/>
+          <w:iCs/>
+        </w:rPr>
+      </w:pPr>
+      <w:r>
+        <w:rPr>
+          <w:i/>
+          <w:iCs/>
+        </w:rPr>
+        <w:t>GRUPO DE ADULTOS</w:t>
+      </w:r>
+    </w:p>
+    <w:p>
+      <w:pPr>
+        <w:jc w:val="both"/>
+      </w:pPr>
+      <w:r>
+        <w:rPr>
+          <w:b/>
+          <w:bCs/>
+        </w:rPr>
+        <w:t>PUEBLO 1:</w:t>
+      </w:r>
+      <w:r>
+        <w:t xml:space="preserve"> Nunca hubiera esperado eso de él, siempre fue un buen hombre.</w:t>
+      </w:r>
+    </w:p>
+    <w:p>
+      <w:pPr>
+        <w:jc w:val="both"/>
+      </w:pPr>
+      <w:r>
+        <w:rPr>
+          <w:b/>
+          <w:bCs/>
+        </w:rPr>
+        <w:lastRenderedPageBreak/>
+        <w:t>PUEBLO 2:</w:t>
+      </w:r>
+      <w:r>
+        <w:t xml:space="preserve"> Yo tampoco, estuvo trabajando para mí y nunca tuve un problema con él, y mira que estaba en peores condiciones antes.</w:t>
+      </w:r>
+    </w:p>
+    <w:p>
+      <w:pPr>
+        <w:jc w:val="both"/>
+      </w:pPr>
+      <w:r>
+        <w:rPr>
+          <w:b/>
+          <w:bCs/>
+        </w:rPr>
+        <w:t>PUEBLO 3:</w:t>
+      </w:r>
+      <w:r>
+        <w:t xml:space="preserve"> Pues yo no creo que haya sido él, creo que ha sido una cosa de niños y él estaba en el lugar equivocado en el momento equivocado.</w:t>
+      </w:r>
+    </w:p>
+    <w:p>
+      <w:pPr>
+        <w:jc w:val="both"/>
+      </w:pPr>
+    </w:p>
+    <w:p>
+      <w:pPr>
+        <w:jc w:val="both"/>
+        <w:rPr>
+          <w:i/>
+          <w:iCs/>
+        </w:rPr>
+      </w:pPr>
+      <w:r>
+        <w:rPr>
+          <w:i/>
+          <w:iCs/>
+        </w:rPr>
+        <w:t>GRUPO DE NIÑOS EN EL QUE ESTÁ EL NIÑO “LADRÓN”</w:t>
+      </w:r>
+    </w:p>
+    <w:p>
+      <w:pPr>
+        <w:jc w:val="both"/>
+      </w:pPr>
+      <w:r>
+        <w:rPr>
+          <w:b/>
+          <w:bCs/>
+        </w:rPr>
+        <w:t>BUFÓN:</w:t>
+      </w:r>
+      <w:r>
+        <w:t xml:space="preserve"> Vaya, ¿qué tenéis ahí?</w:t>
+      </w:r>
+    </w:p>
+    <w:p>
+      <w:pPr>
+        <w:jc w:val="both"/>
+      </w:pPr>
+      <w:r>
+        <w:rPr>
+          <w:b/>
+          <w:bCs/>
+        </w:rPr>
+        <w:t>NIÑA:</w:t>
+      </w:r>
+      <w:r>
+        <w:t xml:space="preserve"> ¡Nuestros tesoros!</w:t>
+      </w:r>
+    </w:p>
+    <w:p>
+      <w:pPr>
+        <w:jc w:val="both"/>
+      </w:pPr>
+      <w:r>
+        <w:rPr>
+          <w:b/>
+          <w:bCs/>
+        </w:rPr>
+        <w:t>BUFÓN:</w:t>
+      </w:r>
+      <w:r>
+        <w:t xml:space="preserve"> ¿Tesoros? Esas monedas y piedras no parecen precisamente juguetes.</w:t>
+      </w:r>
+    </w:p>
+    <w:p>
+      <w:pPr>
+        <w:jc w:val="both"/>
+      </w:pPr>
+      <w:r>
+        <w:rPr>
+          <w:b/>
+          <w:bCs/>
+        </w:rPr>
+        <w:t>NIÑO:</w:t>
+      </w:r>
+      <w:r>
+        <w:t xml:space="preserve"> ¡Pero brillan!</w:t>
+      </w:r>
+    </w:p>
+    <w:p>
+      <w:pPr>
+        <w:jc w:val="both"/>
+      </w:pPr>
+      <w:r>
+        <w:rPr>
+          <w:b/>
+          <w:bCs/>
+        </w:rPr>
+        <w:t>BUFÓN:</w:t>
+      </w:r>
+      <w:r>
+        <w:t xml:space="preserve"> Y casualmente ha desaparecido una bolsa llena de cosas que brillan…</w:t>
+      </w:r>
+    </w:p>
+    <w:p>
+      <w:pPr>
+        <w:jc w:val="both"/>
+      </w:pPr>
+      <w:r>
+        <w:rPr>
+          <w:b/>
+          <w:bCs/>
+        </w:rPr>
+        <w:t>NIÑA:</w:t>
+      </w:r>
+      <w:r>
+        <w:t xml:space="preserve"> Nosotros no hemos robado nada.</w:t>
+      </w:r>
+    </w:p>
+    <w:p>
+      <w:pPr>
+        <w:jc w:val="both"/>
+      </w:pPr>
+      <w:r>
+        <w:rPr>
+          <w:b/>
+          <w:bCs/>
+        </w:rPr>
+        <w:t xml:space="preserve">BUFÓN: </w:t>
+      </w:r>
+      <w:r>
+        <w:t>Eso espero. A ver, contadme de dónde habéis sacado todo esto.</w:t>
+      </w:r>
+    </w:p>
+    <w:p>
+      <w:pPr>
+        <w:jc w:val="both"/>
+      </w:pPr>
+    </w:p>
+    <w:p>
+      <w:pPr>
+        <w:jc w:val="both"/>
+      </w:pPr>
+      <w:r>
+        <w:rPr>
+          <w:b/>
+          <w:bCs/>
+        </w:rPr>
+        <w:t>BUFÓN:</w:t>
+      </w:r>
+      <w:r>
+        <w:t xml:space="preserve"> Bonita moneda. ¿De dónde ha salido?</w:t>
+      </w:r>
+    </w:p>
+    <w:p>
+      <w:pPr>
+        <w:jc w:val="both"/>
+      </w:pPr>
+      <w:r>
+        <w:rPr>
+          <w:b/>
+          <w:bCs/>
+        </w:rPr>
+        <w:t>NIÑA:</w:t>
+      </w:r>
+      <w:r>
+        <w:t xml:space="preserve"> Me la dieron para jugar.</w:t>
+      </w:r>
+    </w:p>
+    <w:p>
+      <w:pPr>
+        <w:jc w:val="both"/>
+      </w:pPr>
+      <w:r>
+        <w:rPr>
+          <w:b/>
+          <w:bCs/>
+        </w:rPr>
+        <w:t>BUFÓN:</w:t>
+      </w:r>
+      <w:r>
+        <w:t xml:space="preserve"> Entonces no fuiste tú quien encontró la bolsa.</w:t>
+      </w:r>
+    </w:p>
+    <w:p>
+      <w:pPr>
+        <w:jc w:val="both"/>
+      </w:pPr>
+      <w:r>
+        <w:rPr>
+          <w:b/>
+          <w:bCs/>
+        </w:rPr>
+        <w:t>NIÑA:</w:t>
+      </w:r>
+      <w:r>
+        <w:t xml:space="preserve"> ¿Qué bolsa?</w:t>
+      </w:r>
+    </w:p>
+    <w:p>
+      <w:pPr>
+        <w:jc w:val="both"/>
+      </w:pPr>
+    </w:p>
+    <w:p>
+      <w:pPr>
+        <w:jc w:val="both"/>
+      </w:pPr>
+      <w:r>
+        <w:rPr>
+          <w:b/>
+          <w:bCs/>
+        </w:rPr>
+        <w:t>BUFÓN:</w:t>
+      </w:r>
+      <w:r>
+        <w:t xml:space="preserve"> ¿También tú tienes parte del tesoro?</w:t>
+      </w:r>
+    </w:p>
+    <w:p>
+      <w:pPr>
+        <w:jc w:val="both"/>
+      </w:pPr>
+      <w:r>
+        <w:rPr>
+          <w:b/>
+          <w:bCs/>
+        </w:rPr>
+        <w:t>NIÑO:</w:t>
+      </w:r>
+      <w:r>
+        <w:t xml:space="preserve"> ¡Solo esta piedra! Me la regalaron.</w:t>
+      </w:r>
+    </w:p>
+    <w:p>
+      <w:pPr>
+        <w:jc w:val="both"/>
+      </w:pPr>
+      <w:r>
+        <w:rPr>
+          <w:b/>
+          <w:bCs/>
+        </w:rPr>
+        <w:t>BUFÓN:</w:t>
+      </w:r>
+      <w:r>
+        <w:t xml:space="preserve"> ¿Quién?</w:t>
+      </w:r>
+    </w:p>
+    <w:p>
+      <w:pPr>
+        <w:jc w:val="both"/>
+      </w:pPr>
+      <w:r>
+        <w:rPr>
+          <w:b/>
+          <w:bCs/>
+        </w:rPr>
+        <w:t>NIÑO:</w:t>
+      </w:r>
+      <w:r>
+        <w:t xml:space="preserve"> Prometí que no lo diría.</w:t>
+      </w:r>
+    </w:p>
+    <w:p>
+      <w:pPr>
+        <w:jc w:val="both"/>
+      </w:pPr>
+    </w:p>
+    <w:p>
+      <w:pPr>
+        <w:jc w:val="both"/>
+      </w:pPr>
+      <w:r>
+        <w:rPr>
+          <w:b/>
+          <w:bCs/>
+        </w:rPr>
+        <w:t>BUFÓN:</w:t>
+      </w:r>
+      <w:r>
+        <w:t xml:space="preserve"> Déjame adivinar. A ti también te lo dieron.</w:t>
+      </w:r>
+    </w:p>
+    <w:p>
+      <w:pPr>
+        <w:jc w:val="both"/>
+      </w:pPr>
+      <w:r>
+        <w:rPr>
+          <w:b/>
+          <w:bCs/>
+        </w:rPr>
+        <w:t>NIÑA:</w:t>
+      </w:r>
+      <w:r>
+        <w:t xml:space="preserve"> Sí. ¡Pero yo elegí la más bonita!</w:t>
+      </w:r>
+    </w:p>
+    <w:p>
+      <w:pPr>
+        <w:jc w:val="both"/>
+      </w:pPr>
+      <w:r>
+        <w:rPr>
+          <w:b/>
+          <w:bCs/>
+        </w:rPr>
+        <w:t>BUFÓN:</w:t>
+      </w:r>
+      <w:r>
+        <w:t xml:space="preserve"> ¿Había más?</w:t>
+      </w:r>
+    </w:p>
+    <w:p>
+      <w:pPr>
+        <w:jc w:val="both"/>
+      </w:pPr>
+      <w:r>
+        <w:rPr>
+          <w:b/>
+          <w:bCs/>
+        </w:rPr>
+        <w:t>NIÑA:</w:t>
+      </w:r>
+      <w:r>
+        <w:t xml:space="preserve"> Un montón, dentro de una bolsa.</w:t>
+      </w:r>
+    </w:p>
+    <w:p>
+      <w:pPr>
+        <w:jc w:val="both"/>
+      </w:pPr>
+    </w:p>
+    <w:p>
+      <w:pPr>
+        <w:jc w:val="both"/>
+        <w:rPr>
+          <w:i/>
+          <w:iCs/>
+        </w:rPr>
+      </w:pPr>
+      <w:r>
+        <w:rPr>
+          <w:i/>
+          <w:iCs/>
+        </w:rPr>
+        <w:lastRenderedPageBreak/>
+        <w:t>CULPABLE</w:t>
+      </w:r>
+    </w:p>
+    <w:p>
+      <w:pPr>
+        <w:jc w:val="both"/>
+      </w:pPr>
+      <w:r>
+        <w:rPr>
+          <w:b/>
+          <w:bCs/>
+        </w:rPr>
+        <w:t>BUFÓN:</w:t>
+      </w:r>
+      <w:r>
+        <w:t xml:space="preserve"> Hola, pequeño. ¿Tú también tienes uno de esos tesoros?</w:t>
+      </w:r>
+    </w:p>
+    <w:p>
+      <w:pPr>
+        <w:jc w:val="both"/>
+      </w:pPr>
+      <w:r>
+        <w:rPr>
+          <w:b/>
+          <w:bCs/>
+        </w:rPr>
+        <w:t>NIÑO:</w:t>
+      </w:r>
+      <w:r>
+        <w:t xml:space="preserve"> Yo… no.</w:t>
+      </w:r>
+    </w:p>
+    <w:p>
+      <w:pPr>
+        <w:jc w:val="both"/>
+      </w:pPr>
+      <w:r>
+        <w:rPr>
+          <w:b/>
+          <w:bCs/>
+        </w:rPr>
+        <w:t>BUFÓN:</w:t>
+      </w:r>
+      <w:r>
+        <w:t xml:space="preserve"> Qué raro. Parece que todos tus amigos tienen alguno.</w:t>
+      </w:r>
+    </w:p>
+    <w:p>
+      <w:pPr>
+        <w:jc w:val="both"/>
+      </w:pPr>
+      <w:r>
+        <w:rPr>
+          <w:b/>
+          <w:bCs/>
+        </w:rPr>
+        <w:t>NIÑO:</w:t>
+      </w:r>
+      <w:r>
+        <w:t xml:space="preserve"> Pues pregúntales a ellos.</w:t>
+      </w:r>
+    </w:p>
+    <w:p>
+      <w:pPr>
+        <w:jc w:val="both"/>
+      </w:pPr>
+      <w:r>
+        <w:rPr>
+          <w:b/>
+          <w:bCs/>
+        </w:rPr>
+        <w:t>BUFÓN:</w:t>
+      </w:r>
+      <w:r>
+        <w:t xml:space="preserve"> Ya veo que hablando no voy a sacarte mucho…</w:t>
+      </w:r>
+    </w:p>
+    <w:p>
+      <w:pPr>
+        <w:jc w:val="both"/>
+      </w:pPr>
+      <w:r>
+        <w:rPr>
+          <w:b/>
+          <w:bCs/>
+        </w:rPr>
+        <w:t>NIÑO:</w:t>
+      </w:r>
+      <w:r>
+        <w:t xml:space="preserve"> Porque no tengo nada que contar…</w:t>
+      </w:r>
+    </w:p>
+    <w:p>
+      <w:pPr>
+        <w:jc w:val="both"/>
+      </w:pPr>
+      <w:r>
+        <w:rPr>
+          <w:b/>
+          <w:bCs/>
+        </w:rPr>
+        <w:t xml:space="preserve">BUFÓN: </w:t>
+      </w:r>
+      <w:r>
+        <w:t>Mmm… Quizá haya otra forma de ganarme tu confianza.</w:t>
+      </w:r>
+    </w:p>
+    <w:p>
+      <w:pPr>
+        <w:jc w:val="both"/>
+      </w:pPr>
+    </w:p>
+    <w:p>
+      <w:pPr>
+        <w:jc w:val="both"/>
+        <w:rPr>
+          <w:i/>
+          <w:iCs/>
+        </w:rPr>
+      </w:pPr>
+      <w:r>
+        <w:rPr>
+          <w:i/>
+          <w:iCs/>
+        </w:rPr>
+        <w:t>FRASE DE ENGATUS</w:t>
+      </w:r>
+      <w:r>
+        <w:rPr>
+          <w:i/>
+          <w:iCs/>
+        </w:rPr>
+        <w:t>Á</w:t>
+      </w:r>
+    </w:p>
+    <w:p>
+      <w:pPr>
+        <w:jc w:val="both"/>
+      </w:pPr>
+      <w:r>
+        <w:rPr>
+          <w:b/>
+          <w:bCs/>
+        </w:rPr>
+        <w:t>BUFÓN:</w:t>
+      </w:r>
+      <w:r>
+        <w:t xml:space="preserve"> ¿Y ahora? ¿Sabes algo?</w:t>
+      </w:r>
+    </w:p>
+    <w:p>
+      <w:pPr>
+        <w:jc w:val="both"/>
+      </w:pPr>
+      <w:r>
+        <w:rPr>
+          <w:b/>
+          <w:bCs/>
+        </w:rPr>
+        <w:t>NIÑO:</w:t>
+      </w:r>
+      <w:r>
+        <w:t xml:space="preserve"> Lo confieso, fui yo, cogí esa bolsa pero porque pensé que era un nuevo juguete para mí.</w:t>
+      </w:r>
+    </w:p>
+    <w:p>
+      <w:pPr>
+        <w:jc w:val="both"/>
+      </w:pPr>
+      <w:r>
+        <w:rPr>
+          <w:b/>
+          <w:bCs/>
+        </w:rPr>
+        <w:t>BUFÓN:</w:t>
+      </w:r>
+      <w:r>
+        <w:t xml:space="preserve"> Pues esta pequeña travesura ha puesto en peligro la vida de vuestro criado.</w:t>
+      </w:r>
+    </w:p>
+    <w:p>
+      <w:pPr>
+        <w:jc w:val="both"/>
+      </w:pPr>
+      <w:r>
+        <w:rPr>
+          <w:b/>
+          <w:bCs/>
+        </w:rPr>
+        <w:t>NIÑO:</w:t>
+      </w:r>
+      <w:r>
+        <w:t xml:space="preserve"> ¿Qué tengo que hacer para salvarle?</w:t>
+      </w:r>
+    </w:p>
+    <w:p>
+      <w:pPr>
+        <w:jc w:val="both"/>
+      </w:pPr>
+      <w:r>
+        <w:rPr>
+          <w:b/>
+          <w:bCs/>
+        </w:rPr>
+        <w:t>BUFÓN:</w:t>
+      </w:r>
+      <w:r>
+        <w:t xml:space="preserve"> Dame lo que queda de esa bolsa y me encargaré de que lo liberen.</w:t>
+      </w:r>
+    </w:p>
+    <w:p>
+      <w:pPr>
+        <w:jc w:val="both"/>
+      </w:pPr>
+      <w:r>
+        <w:rPr>
+          <w:b/>
+          <w:bCs/>
+        </w:rPr>
+        <w:t>NIÑO:</w:t>
+      </w:r>
+      <w:r>
+        <w:t xml:space="preserve"> Toma.</w:t>
+      </w:r>
+    </w:p>
+    <w:p>
+      <w:pPr>
+        <w:jc w:val="both"/>
+      </w:pPr>
+    </w:p>
+    <w:p>
+      <w:pPr>
+        <w:jc w:val="both"/>
+        <w:rPr>
+          <w:i/>
+          <w:iCs/>
+        </w:rPr>
+      </w:pPr>
+      <w:r>
+        <w:rPr>
+          <w:i/>
+          <w:iCs/>
+        </w:rPr>
+        <w:t>GATA</w:t>
+      </w:r>
+    </w:p>
+    <w:p>
+      <w:pPr>
+        <w:jc w:val="both"/>
+      </w:pPr>
+      <w:r>
+        <w:rPr>
+          <w:b/>
+          <w:bCs/>
+        </w:rPr>
+        <w:t>BUFÓN:</w:t>
+      </w:r>
+      <w:r>
+        <w:t xml:space="preserve"> Creo que veo algo…</w:t>
+      </w:r>
+    </w:p>
+    <w:p>
+      <w:pPr>
+        <w:jc w:val="both"/>
+      </w:pPr>
+      <w:r>
+        <w:t>¡Oh no! Se me ha escapado.</w:t>
+      </w:r>
+      <w:r>
+        <w:t xml:space="preserve"> ¿A dónde habrá ido?</w:t>
+      </w:r>
+    </w:p>
+    <w:p>
+      <w:pPr>
+        <w:jc w:val="both"/>
+      </w:pPr>
+    </w:p>
+    <w:p>
+      <w:pPr>
+        <w:jc w:val="both"/>
+      </w:pPr>
+      <w:r>
+        <w:rPr>
+          <w:b/>
+          <w:bCs/>
+        </w:rPr>
+        <w:t>BUFÓN:</w:t>
+      </w:r>
+      <w:r>
+        <w:t xml:space="preserve"> ¿Puede ser que no esté solo?</w:t>
+      </w:r>
+    </w:p>
+    <w:p>
+      <w:pPr>
+        <w:jc w:val="both"/>
+      </w:pPr>
+      <w:r>
+        <w:t>Pardiez, se me volvió a escapar.</w:t>
+      </w:r>
+      <w:r>
+        <w:t xml:space="preserve"> ¿Dónde estará esta vez?</w:t>
+      </w:r>
+    </w:p>
+    <w:p>
+      <w:pPr>
+        <w:jc w:val="both"/>
+      </w:pPr>
+    </w:p>
+    <w:p>
+      <w:pPr>
+        <w:jc w:val="both"/>
+      </w:pPr>
+      <w:r>
+        <w:rPr>
+          <w:b/>
+          <w:bCs/>
+        </w:rPr>
+        <w:t>BUFÓN:</w:t>
+      </w:r>
+      <w:r>
+        <w:t xml:space="preserve"> Las otras veces no tuve mucha suerte, esta vez tendré que convencerle de que se quede quieto.</w:t>
+      </w:r>
+    </w:p>
+    <w:p>
+      <w:pPr>
+        <w:jc w:val="both"/>
+      </w:pPr>
+    </w:p>
+    <w:p>
+      <w:pPr>
+        <w:jc w:val="both"/>
+        <w:rPr>
+          <w:i/>
+          <w:iCs/>
+        </w:rPr>
+      </w:pPr>
+      <w:r>
+        <w:rPr>
+          <w:i/>
+          <w:iCs/>
+        </w:rPr>
+        <w:t>Conseguir engatusar</w:t>
+      </w:r>
+    </w:p>
+    <w:p>
+      <w:pPr>
+        <w:jc w:val="both"/>
+      </w:pPr>
+      <w:r>
+        <w:rPr>
+          <w:b/>
+          <w:bCs/>
+        </w:rPr>
+        <w:lastRenderedPageBreak/>
+        <w:t>BUFÓN:</w:t>
+      </w:r>
+      <w:r>
+        <w:t xml:space="preserve"> ¡Anda! ¡Pero si es una gata! Estaba buscando un sitio donde tener a sus crías.</w:t>
+      </w:r>
+    </w:p>
+    <w:p>
+      <w:pPr>
+        <w:jc w:val="both"/>
+        <w:rPr>
+          <w:i/>
+          <w:iCs/>
+        </w:rPr>
+      </w:pPr>
+      <w:r>
+        <w:rPr>
+          <w:i/>
+          <w:iCs/>
+        </w:rPr>
+        <w:t>Añadir a inventario</w:t>
+      </w:r>
+    </w:p>
+    <w:p>
+      <w:pPr>
+        <w:jc w:val="both"/>
+        <w:rPr>
+          <w:i/>
+          <w:iCs/>
+        </w:rPr>
+      </w:pPr>
+    </w:p>
+    <w:p>
+      <w:pPr>
+        <w:jc w:val="both"/>
+        <w:rPr>
+          <w:i/>
+          <w:iCs/>
+        </w:rPr>
+      </w:pPr>
+      <w:r>
+        <w:rPr>
+          <w:i/>
+          <w:iCs/>
+        </w:rPr>
+        <w:t>JUDÍO</w:t>
+      </w:r>
+    </w:p>
+    <w:p>
+      <w:pPr>
+        <w:jc w:val="both"/>
+        <w:rPr>
+          <w:i/>
+          <w:iCs/>
+        </w:rPr>
+      </w:pPr>
+      <w:r>
+        <w:rPr>
+          <w:i/>
+          <w:iCs/>
+        </w:rPr>
+        <w:t>Cosas junto al inquisidor</w:t>
+      </w:r>
+    </w:p>
+    <w:p>
+      <w:pPr>
+        <w:jc w:val="both"/>
+      </w:pPr>
+      <w:r>
+        <w:rPr>
+          <w:b/>
+          <w:bCs/>
+        </w:rPr>
+        <w:t>BUFÓN:</w:t>
+      </w:r>
+      <w:r>
+        <w:t xml:space="preserve"> Ese hombre es amigo mío e inocente de todo lo que le acusan. Déjele marchar.</w:t>
+      </w:r>
+    </w:p>
+    <w:p>
+      <w:pPr>
+        <w:jc w:val="both"/>
+      </w:pPr>
+      <w:r>
+        <w:rPr>
+          <w:b/>
+          <w:bCs/>
+        </w:rPr>
+        <w:t>INQUISIDOR:</w:t>
+      </w:r>
+      <w:r>
+        <w:t xml:space="preserve"> Ni hablar. Hay una acusación contra él.</w:t>
+      </w:r>
+    </w:p>
+    <w:p>
+      <w:pPr>
+        <w:jc w:val="both"/>
+      </w:pPr>
+      <w:r>
+        <w:rPr>
+          <w:b/>
+          <w:bCs/>
+        </w:rPr>
+        <w:t>BUFÓN:</w:t>
+      </w:r>
+      <w:r>
+        <w:t xml:space="preserve"> ¿Y sus cosas?</w:t>
+      </w:r>
+    </w:p>
+    <w:p>
+      <w:pPr>
+        <w:jc w:val="both"/>
+      </w:pPr>
+      <w:r>
+        <w:rPr>
+          <w:b/>
+          <w:bCs/>
+        </w:rPr>
+        <w:t>INQUISIDOR:</w:t>
+      </w:r>
+      <w:r>
+        <w:t xml:space="preserve"> Requisadas. Hasta que se decida qué hacer con él</w:t>
+      </w:r>
+    </w:p>
+    <w:p>
+      <w:pPr>
+        <w:jc w:val="both"/>
+        <w:rPr>
+          <w:i/>
+          <w:iCs/>
+        </w:rPr>
+      </w:pPr>
+      <w:r>
+        <w:rPr>
+          <w:i/>
+          <w:iCs/>
+        </w:rPr>
+        <w:t xml:space="preserve">Puesto del zapatero </w:t>
+      </w:r>
+      <w:r>
+        <w:rPr>
+          <w:i/>
+          <w:iCs/>
+        </w:rPr>
+        <w:sym w:font="Wingdings" w:char="F0E0"/>
+      </w:r>
+      <w:r>
+        <w:rPr>
+          <w:i/>
+          <w:iCs/>
+        </w:rPr>
+        <w:t xml:space="preserve"> Interactuar</w:t>
+      </w:r>
+    </w:p>
+    <w:p>
+      <w:pPr>
+        <w:jc w:val="both"/>
+      </w:pPr>
+      <w:r>
+        <w:rPr>
+          <w:b/>
+          <w:bCs/>
+        </w:rPr>
+        <w:t xml:space="preserve">BUFÓN: </w:t>
+      </w:r>
+      <w:r>
+        <w:t>Tintes, betunes, pigmentos… El oficio de zapatero deja manchas difíciles de esconder</w:t>
+      </w:r>
+    </w:p>
+    <w:p>
+      <w:pPr>
+        <w:jc w:val="both"/>
+        <w:rPr>
+          <w:i/>
+          <w:iCs/>
+        </w:rPr>
+      </w:pPr>
+      <w:r>
+        <w:rPr>
+          <w:i/>
+          <w:iCs/>
+        </w:rPr>
+        <w:t>Sábanas limpias</w:t>
+      </w:r>
+    </w:p>
+    <w:p>
+      <w:pPr>
+        <w:jc w:val="both"/>
+      </w:pPr>
+      <w:r>
+        <w:rPr>
+          <w:b/>
+          <w:bCs/>
+        </w:rPr>
+        <w:t>BUFÓN:</w:t>
+      </w:r>
+      <w:r>
+        <w:t xml:space="preserve"> Unas sábanas, justo lo que mencionaban en la acusación… Quizás me venga bien cogerla</w:t>
+      </w:r>
+    </w:p>
+    <w:p>
+      <w:pPr>
+        <w:jc w:val="both"/>
+        <w:rPr>
+          <w:i/>
+          <w:iCs/>
+        </w:rPr>
+      </w:pPr>
+      <w:r>
+        <w:rPr>
+          <w:i/>
+          <w:iCs/>
+        </w:rPr>
+        <w:t>Engatusar al soldado</w:t>
+      </w:r>
+    </w:p>
+    <w:p>
+      <w:pPr>
+        <w:jc w:val="both"/>
+      </w:pPr>
+      <w:r>
+        <w:rPr>
+          <w:b/>
+          <w:bCs/>
+        </w:rPr>
+        <w:t>BUFÓN:</w:t>
+      </w:r>
+      <w:r>
+        <w:t xml:space="preserve"> Tinte de zapatero… Y todavía mancha. Interesante</w:t>
+      </w:r>
+    </w:p>
+    <w:p>
+      <w:pPr>
+        <w:jc w:val="both"/>
+        <w:rPr>
+          <w:i/>
+          <w:iCs/>
+        </w:rPr>
+      </w:pPr>
+      <w:r>
+        <w:rPr>
+          <w:i/>
+          <w:iCs/>
+        </w:rPr>
+        <w:t xml:space="preserve">Al conseguir las dos cosas </w:t>
+      </w:r>
+      <w:r>
+        <w:rPr>
+          <w:i/>
+          <w:iCs/>
+        </w:rPr>
+        <w:sym w:font="Wingdings" w:char="F0E0"/>
+      </w:r>
+      <w:r>
+        <w:rPr>
+          <w:i/>
+          <w:iCs/>
+        </w:rPr>
+        <w:t xml:space="preserve"> pop up</w:t>
+      </w:r>
+    </w:p>
+    <w:p>
+      <w:pPr>
+        <w:jc w:val="both"/>
+      </w:pPr>
+      <w:r>
+        <w:rPr>
+          <w:b/>
+          <w:bCs/>
+        </w:rPr>
+        <w:t>BUFÓN:</w:t>
+      </w:r>
+      <w:r>
+        <w:t xml:space="preserve"> Oh no, he manchado</w:t>
+      </w:r>
+      <w:r>
+        <w:t xml:space="preserve"> las sábanas con el tinte, aunque claro, estando así… Cualquiera las hubiera cambiado, independientemente del día.</w:t>
+      </w:r>
+    </w:p>
+    <w:p>
+      <w:pPr>
+        <w:jc w:val="both"/>
+      </w:pPr>
+    </w:p>
+    <w:p>
+      <w:pPr>
+        <w:jc w:val="both"/>
+        <w:rPr>
+          <w:i/>
+          <w:iCs/>
+        </w:rPr>
+      </w:pPr>
+      <w:r>
+        <w:rPr>
+          <w:i/>
+          <w:iCs/>
+        </w:rPr>
+        <w:t>CUANDO TIENE TODAS LAS PRUEBAS</w:t>
+      </w:r>
+    </w:p>
+    <w:p>
+      <w:r>
+        <w:rPr>
+          <w:b/>
+          <w:bCs/>
+        </w:rPr>
+        <w:t>BUFÓN:</w:t>
+      </w:r>
+      <w:r>
+        <w:t xml:space="preserve"> Libera a los 3. Tengo todas las pruebas que necesitas.</w:t>
+      </w:r>
+    </w:p>
+    <w:p>
+      <w:r>
+        <w:t>No hubo robo alguno por parte del criado, sino más bien una pequeña travesura infantil, aquí tenéis lo que queda de la bolsa.</w:t>
+      </w:r>
+    </w:p>
+    <w:p>
+      <w:r>
+        <w:t>El gato, o mejor dicho gata, nunca fue usada en ningún hechizo, estaba buscando un sitio donde dar a luz.</w:t>
+      </w:r>
+    </w:p>
+    <w:p>
+      <w:r>
+        <w:lastRenderedPageBreak/>
+        <w:t>Y mi viejo amigo, ¿pero no le habéis visto? Es zapatero, aquí mismo tengo una sábana suya manchada de tinte, creo que cualquiera de ustedes la cambiaría independientemente del día si tuvieran que dormir en algo así de manchado.</w:t>
+      </w:r>
+    </w:p>
+    <w:p>
+      <w:r>
+        <w:rPr>
+          <w:b/>
+          <w:bCs/>
+        </w:rPr>
+        <w:t>INQUISIDOR:</w:t>
+      </w:r>
+      <w:r>
+        <w:t xml:space="preserve"> Vaya, tenéis razón, así que me veo en la obligación de liberarlos de muy mala gana.</w:t>
+      </w:r>
+    </w:p>
+    <w:p>
+      <w:r>
+        <w:rPr>
+          <w:b/>
+          <w:bCs/>
+        </w:rPr>
+        <w:t>LADRÓN:</w:t>
+      </w:r>
+      <w:r>
+        <w:t xml:space="preserve"> Gracias por lo que has hecho, toma</w:t>
+      </w:r>
+      <w:r>
+        <w:t xml:space="preserve"> unas cintas, quizás te sirvan de algo.</w:t>
+      </w:r>
+    </w:p>
+    <w:p>
+      <w:r>
+        <w:rPr>
+          <w:b/>
+          <w:bCs/>
+        </w:rPr>
+        <w:t>BRUJA:</w:t>
+      </w:r>
+      <w:r>
+        <w:t xml:space="preserve"> Que Dios te pague lo que has hecho, poco puedo hacer pero toma unas especias que recogí en el campo.</w:t>
+      </w:r>
+    </w:p>
+    <w:p>
+      <w:r>
+        <w:rPr>
+          <w:b/>
+          <w:bCs/>
+        </w:rPr>
+        <w:t>ZAPATERO:</w:t>
+      </w:r>
+      <w:r>
+        <w:t xml:space="preserve"> Benjamín, viejo amigo, muchas gracias por lo que has hecho. No sé si hubiera algo que pudiera hacer por ti para compensártelo.</w:t>
+      </w:r>
+    </w:p>
+    <w:p>
+      <w:r>
+        <w:rPr>
+          <w:b/>
+          <w:bCs/>
+        </w:rPr>
+        <w:t>BUFÓN:</w:t>
+      </w:r>
+      <w:r>
+        <w:t xml:space="preserve"> ¿Por casualidad no tendrás algo de música que darme? Tengo una boda que montar y no consigo encontrar nada acorde a la ocasión-</w:t>
+      </w:r>
+    </w:p>
+    <w:p>
+      <w:r>
+        <w:rPr>
+          <w:b/>
+          <w:bCs/>
+        </w:rPr>
+        <w:t>ZAPATERO:</w:t>
+      </w:r>
+      <w:r>
+        <w:t xml:space="preserve"> Es tu día de suerte, toma este cancionero que conseguí el otro día en la taberna, es lo menos que puedo hacer por ti.</w:t>
+      </w:r>
+    </w:p>
+    <w:p/>
+    <w:p>
+      <w:r>
+        <w:rPr>
+          <w:b/>
+          <w:bCs/>
+        </w:rPr>
+        <w:t>BUFÓN:</w:t>
+      </w:r>
+      <w:r>
+        <w:t xml:space="preserve"> Creo que ya tengo lo que necesitaba, va siendo hora de apropincuarme al lugar si todo quiero preparar.</w:t>
+      </w:r>
+    </w:p>
+    <w:p>
+      <w:pPr>
         <w:pStyle w:val="Ttulo1"/>
       </w:pPr>
-      <w:bookmarkStart w:id="21" w:name="_Toc237768445"/>
+      <w:bookmarkStart w:id="22" w:name="_Toc237768445"/>
       <w:r>
         <w:t>Capítulo 3 – Valencia de Alcántara</w:t>
       </w:r>
       <w:r>
         <w:t xml:space="preserve"> – Rocamador Castillo Fortaleza</w:t>
       </w:r>
-      <w:bookmarkEnd w:id="21"/>
+      <w:bookmarkEnd w:id="22"/>
     </w:p>
     <w:p>
       <w:pPr>
@@ -4741,6 +6577,7 @@
         <w:jc w:val="both"/>
       </w:pPr>
       <w:r>
+        <w:lastRenderedPageBreak/>
         <w:t>Al volver de haber entregado la carta y hablado con el heraldo le dice que está todo pero falta el músico, encontrar al músico espiando gente y hablando con npcs, estaba dormido dentro de un barril.</w:t>
       </w:r>
     </w:p>
@@ -4763,10 +6600,1387 @@
         <w:jc w:val="center"/>
       </w:pPr>
       <w:r>
+        <w:t>FIN</w:t>
+      </w:r>
+    </w:p>
+    <w:p>
+      <w:r>
+        <w:t>MEMORIA</w:t>
+      </w:r>
+    </w:p>
+    <w:p>
+      <w:pPr>
+        <w:spacing w:after="180"/>
+        <w:jc w:val="both"/>
+        <w:rPr>
+          <w:rFonts w:ascii="Times New Roman" w:hAnsi="Times New Roman" w:cs="Times New Roman"/>
+        </w:rPr>
+      </w:pPr>
+      <w:r>
+        <w:rPr>
+          <w:rFonts w:ascii="Times New Roman" w:hAnsi="Times New Roman" w:cs="Times New Roman"/>
+        </w:rPr>
+        <w:t>En el año representado en el tutorial, los elementos arquitectónicos existentes eran la ermita gótica construida en 1412, junto con la ampliación realizada durante la primera mitad del siglo XV, las dependencias conventuales de los jerónimos, instalados allí desde 1458, espacios necesarios para llevar la vida monástica, si bien la distribución exacta de 1490 no aparece en las fuentes, y una hospedería o pousada real asociada a toda la arquitectura. Además de esto, estaba la propia zona de culto relacionada con la antigua devoción a Nossa Senhora do Espinheiro.</w:t>
+      </w:r>
+    </w:p>
+    <w:p>
+      <w:pPr>
+        <w:keepNext/>
+        <w:spacing w:after="180"/>
+        <w:jc w:val="center"/>
+        <w:rPr>
+          <w:rFonts w:ascii="Times New Roman" w:hAnsi="Times New Roman" w:cs="Times New Roman"/>
+        </w:rPr>
+      </w:pPr>
+      <w:r>
+        <w:rPr>
+          <w:rFonts w:ascii="Times New Roman" w:hAnsi="Times New Roman" w:cs="Times New Roman"/>
+          <w:noProof/>
+        </w:rPr>
+        <w:drawing>
+          <wp:inline distT="0" distB="0" distL="0" distR="0" wp14:anchorId="001CA5F6" wp14:editId="661788BC">
+            <wp:extent cx="3291840" cy="2195205"/>
+            <wp:effectExtent l="0" t="0" r="3810" b="0"/>
+            <wp:docPr id="1235177983" name="Imagen 1"/>
+            <wp:cNvGraphicFramePr>
+              <a:graphicFrameLocks xmlns:a="http://schemas.openxmlformats.org/drawingml/2006/main" noChangeAspect="1"/>
+            </wp:cNvGraphicFramePr>
+            <a:graphic xmlns:a="http://schemas.openxmlformats.org/drawingml/2006/main">
+              <a:graphicData uri="http://schemas.openxmlformats.org/drawingml/2006/picture">
+                <pic:pic xmlns:pic="http://schemas.openxmlformats.org/drawingml/2006/picture">
+                  <pic:nvPicPr>
+                    <pic:cNvPr id="0" name="Picture 1"/>
+                    <pic:cNvPicPr>
+                      <a:picLocks noChangeAspect="1" noChangeArrowheads="1"/>
+                    </pic:cNvPicPr>
+                  </pic:nvPicPr>
+                  <pic:blipFill>
+                    <a:blip r:embed="rId10" cstate="print">
+                      <a:extLst>
+                        <a:ext uri="{28A0092B-C50C-407E-A947-70E740481C1C}">
+                          <a14:useLocalDpi xmlns:a14="http://schemas.microsoft.com/office/drawing/2010/main" val="0"/>
+                        </a:ext>
+                      </a:extLst>
+                    </a:blip>
+                    <a:srcRect/>
+                    <a:stretch>
+                      <a:fillRect/>
+                    </a:stretch>
+                  </pic:blipFill>
+                  <pic:spPr bwMode="auto">
+                    <a:xfrm>
+                      <a:off x="0" y="0"/>
+                      <a:ext cx="3300428" cy="2200932"/>
+                    </a:xfrm>
+                    <a:prstGeom prst="rect">
+                      <a:avLst/>
+                    </a:prstGeom>
+                    <a:noFill/>
+                    <a:ln>
+                      <a:noFill/>
+                    </a:ln>
+                  </pic:spPr>
+                </pic:pic>
+              </a:graphicData>
+            </a:graphic>
+          </wp:inline>
+        </w:drawing>
+      </w:r>
+    </w:p>
+    <w:p>
+      <w:pPr>
+        <w:pStyle w:val="Descripcin"/>
+        <w:spacing w:after="180"/>
+        <w:jc w:val="center"/>
+        <w:rPr>
+          <w:rFonts w:ascii="Times New Roman" w:hAnsi="Times New Roman" w:cs="Times New Roman"/>
+        </w:rPr>
+      </w:pPr>
+      <w:r>
+        <w:rPr>
+          <w:rFonts w:ascii="Times New Roman" w:hAnsi="Times New Roman" w:cs="Times New Roman"/>
+        </w:rPr>
+        <w:t xml:space="preserve">Figura </w:t>
+      </w:r>
+      <w:r>
+        <w:rPr>
+          <w:rFonts w:ascii="Times New Roman" w:hAnsi="Times New Roman" w:cs="Times New Roman"/>
+        </w:rPr>
+        <w:fldChar w:fldCharType="begin"/>
+      </w:r>
+      <w:r>
+        <w:rPr>
+          <w:rFonts w:ascii="Times New Roman" w:hAnsi="Times New Roman" w:cs="Times New Roman"/>
+        </w:rPr>
+        <w:instrText xml:space="preserve"> SEQ Figura \* ARABIC </w:instrText>
+      </w:r>
+      <w:r>
+        <w:rPr>
+          <w:rFonts w:ascii="Times New Roman" w:hAnsi="Times New Roman" w:cs="Times New Roman"/>
+        </w:rPr>
+        <w:fldChar w:fldCharType="separate"/>
+      </w:r>
+      <w:r>
+        <w:rPr>
+          <w:rFonts w:ascii="Times New Roman" w:hAnsi="Times New Roman" w:cs="Times New Roman"/>
+          <w:noProof/>
+        </w:rPr>
+        <w:t>6</w:t>
+      </w:r>
+      <w:r>
+        <w:rPr>
+          <w:rFonts w:ascii="Times New Roman" w:hAnsi="Times New Roman" w:cs="Times New Roman"/>
+          <w:noProof/>
+        </w:rPr>
+        <w:fldChar w:fldCharType="end"/>
+      </w:r>
+      <w:r>
+        <w:rPr>
+          <w:rFonts w:ascii="Times New Roman" w:hAnsi="Times New Roman" w:cs="Times New Roman"/>
+        </w:rPr>
+        <w:t>. Recreación hecha con Inteligencia Artificial de cómo era el Convento en 1490</w:t>
+      </w:r>
+    </w:p>
+    <w:p>
+      <w:pPr>
+        <w:spacing w:after="180"/>
+        <w:jc w:val="both"/>
+        <w:rPr>
+          <w:rFonts w:ascii="Times New Roman" w:hAnsi="Times New Roman" w:cs="Times New Roman"/>
+        </w:rPr>
+      </w:pPr>
+      <w:r>
+        <w:rPr>
+          <w:rFonts w:ascii="Times New Roman" w:hAnsi="Times New Roman" w:cs="Times New Roman"/>
+        </w:rPr>
+        <w:tab/>
+        <w:t>Para la construcción del escenario se ha representado principalmente el volumen exterior del conjunto conventual, incluyendo la iglesia y las dependencias conventuales organizadas en torno a esta, así como los muros que delimitan el recinto y los espacios interiores a estos necesarios para el desarrollo del tutorial. La reconstrucción se ha centrado en la volumetría y disposición general del conjunto, puesto que la escasa documentación disponible no permite determinar con cierto grado de precisión los elementos arquitectónicos existentes en 1490.</w:t>
+      </w:r>
+    </w:p>
+    <w:p>
+      <w:pPr>
+        <w:keepNext/>
+        <w:spacing w:after="180"/>
+        <w:jc w:val="both"/>
+        <w:rPr>
+          <w:rFonts w:ascii="Times New Roman" w:hAnsi="Times New Roman" w:cs="Times New Roman"/>
+        </w:rPr>
+      </w:pPr>
+      <w:r>
+        <w:rPr>
+          <w:rFonts w:ascii="Times New Roman" w:hAnsi="Times New Roman" w:cs="Times New Roman"/>
+          <w:noProof/>
+          <w:lang w:eastAsia="es-ES"/>
+        </w:rPr>
         <w:lastRenderedPageBreak/>
-        <w:t>FIN</w:t>
-      </w:r>
-    </w:p>
+        <w:drawing>
+          <wp:inline distT="0" distB="0" distL="0" distR="0" wp14:anchorId="2FE5813F" wp14:editId="129C13CC">
+            <wp:extent cx="5400040" cy="2174875"/>
+            <wp:effectExtent l="0" t="0" r="0" b="0"/>
+            <wp:docPr id="712327342" name="Imagen 1"/>
+            <wp:cNvGraphicFramePr>
+              <a:graphicFrameLocks xmlns:a="http://schemas.openxmlformats.org/drawingml/2006/main" noChangeAspect="1"/>
+            </wp:cNvGraphicFramePr>
+            <a:graphic xmlns:a="http://schemas.openxmlformats.org/drawingml/2006/main">
+              <a:graphicData uri="http://schemas.openxmlformats.org/drawingml/2006/picture">
+                <pic:pic xmlns:pic="http://schemas.openxmlformats.org/drawingml/2006/picture">
+                  <pic:nvPicPr>
+                    <pic:cNvPr id="257672121" name=""/>
+                    <pic:cNvPicPr/>
+                  </pic:nvPicPr>
+                  <pic:blipFill>
+                    <a:blip r:embed="rId11"/>
+                    <a:stretch>
+                      <a:fillRect/>
+                    </a:stretch>
+                  </pic:blipFill>
+                  <pic:spPr>
+                    <a:xfrm>
+                      <a:off x="0" y="0"/>
+                      <a:ext cx="5400040" cy="2174875"/>
+                    </a:xfrm>
+                    <a:prstGeom prst="rect">
+                      <a:avLst/>
+                    </a:prstGeom>
+                  </pic:spPr>
+                </pic:pic>
+              </a:graphicData>
+            </a:graphic>
+          </wp:inline>
+        </w:drawing>
+      </w:r>
+    </w:p>
+    <w:p>
+      <w:pPr>
+        <w:pStyle w:val="Descripcin"/>
+        <w:spacing w:after="180"/>
+        <w:jc w:val="center"/>
+        <w:rPr>
+          <w:rFonts w:ascii="Times New Roman" w:hAnsi="Times New Roman" w:cs="Times New Roman"/>
+        </w:rPr>
+      </w:pPr>
+      <w:r>
+        <w:rPr>
+          <w:rFonts w:ascii="Times New Roman" w:hAnsi="Times New Roman" w:cs="Times New Roman"/>
+        </w:rPr>
+        <w:t xml:space="preserve">Figura </w:t>
+      </w:r>
+      <w:r>
+        <w:rPr>
+          <w:rFonts w:ascii="Times New Roman" w:hAnsi="Times New Roman" w:cs="Times New Roman"/>
+        </w:rPr>
+        <w:fldChar w:fldCharType="begin"/>
+      </w:r>
+      <w:r>
+        <w:rPr>
+          <w:rFonts w:ascii="Times New Roman" w:hAnsi="Times New Roman" w:cs="Times New Roman"/>
+        </w:rPr>
+        <w:instrText xml:space="preserve"> SEQ Figura \* ARABIC </w:instrText>
+      </w:r>
+      <w:r>
+        <w:rPr>
+          <w:rFonts w:ascii="Times New Roman" w:hAnsi="Times New Roman" w:cs="Times New Roman"/>
+        </w:rPr>
+        <w:fldChar w:fldCharType="separate"/>
+      </w:r>
+      <w:r>
+        <w:rPr>
+          <w:rFonts w:ascii="Times New Roman" w:hAnsi="Times New Roman" w:cs="Times New Roman"/>
+          <w:noProof/>
+        </w:rPr>
+        <w:t>7</w:t>
+      </w:r>
+      <w:r>
+        <w:rPr>
+          <w:rFonts w:ascii="Times New Roman" w:hAnsi="Times New Roman" w:cs="Times New Roman"/>
+          <w:noProof/>
+        </w:rPr>
+        <w:fldChar w:fldCharType="end"/>
+      </w:r>
+      <w:r>
+        <w:rPr>
+          <w:rFonts w:ascii="Times New Roman" w:hAnsi="Times New Roman" w:cs="Times New Roman"/>
+        </w:rPr>
+        <w:t>. Escenario modelado</w:t>
+      </w:r>
+    </w:p>
+    <w:p>
+      <w:pPr>
+        <w:spacing w:after="180"/>
+        <w:jc w:val="both"/>
+        <w:rPr>
+          <w:rFonts w:ascii="Times New Roman" w:hAnsi="Times New Roman" w:cs="Times New Roman"/>
+        </w:rPr>
+      </w:pPr>
+      <w:r>
+        <w:rPr>
+          <w:rFonts w:ascii="Times New Roman" w:hAnsi="Times New Roman" w:cs="Times New Roman"/>
+        </w:rPr>
+        <w:t>Su utilización permite situar al jugador en un espacio directamente relacionado con la monarquía castellana y utilizar el patrimonio histórico como parte del desarrollo narrativo del proyecto.</w:t>
+      </w:r>
+    </w:p>
+    <w:p>
+      <w:pPr>
+        <w:spacing w:after="180"/>
+        <w:jc w:val="both"/>
+        <w:rPr>
+          <w:rFonts w:ascii="Times New Roman" w:hAnsi="Times New Roman" w:cs="Times New Roman"/>
+        </w:rPr>
+      </w:pPr>
+      <w:r>
+        <w:rPr>
+          <w:rFonts w:ascii="Times New Roman" w:hAnsi="Times New Roman" w:cs="Times New Roman"/>
+        </w:rPr>
+        <w:tab/>
+        <w:t xml:space="preserve">En el año representado en el videojuego, el Palacio Real de Medina del ampo constituía ya un amplio conjunto residencial desarrollado progresivamente durante los siglos XIV y XV. Entre los elementos arquitectónicos cuya existencia puede documentarse con anterioridad a 1497 se encontraban las distintas casas y dependencias que conformaban la residencia real, una torre, corrales y una huerta [mención de 1468]. Además de esto, el palacio había experimentado una importante ampliación y transformación entre finales del siglo XIV y comienzos del XV, promovida por Fernando de Antequera, de la que se conservan restos de yeserías y otros elementos decorativos. El conjunto continuó siendo utilizado como residencia de la monarquía durante el reinado de los Reyes Católicos, si bien la distribución y configuración exacta de todas sus dependencias en 1497 no puede determinarse con precisión a partir de las fuentes conservadas.  </w:t>
+      </w:r>
+    </w:p>
+    <w:p>
+      <w:pPr>
+        <w:keepNext/>
+        <w:spacing w:after="180"/>
+        <w:jc w:val="center"/>
+        <w:rPr>
+          <w:rFonts w:ascii="Times New Roman" w:hAnsi="Times New Roman" w:cs="Times New Roman"/>
+        </w:rPr>
+      </w:pPr>
+      <w:r>
+        <w:rPr>
+          <w:rFonts w:ascii="Times New Roman" w:hAnsi="Times New Roman" w:cs="Times New Roman"/>
+          <w:noProof/>
+        </w:rPr>
+        <w:drawing>
+          <wp:inline distT="0" distB="0" distL="0" distR="0" wp14:anchorId="3C56B46E" wp14:editId="6554BCA5">
+            <wp:extent cx="3178629" cy="2492375"/>
+            <wp:effectExtent l="0" t="0" r="3175" b="3175"/>
+            <wp:docPr id="1838864746" name="Imagen 1"/>
+            <wp:cNvGraphicFramePr>
+              <a:graphicFrameLocks xmlns:a="http://schemas.openxmlformats.org/drawingml/2006/main" noChangeAspect="1"/>
+            </wp:cNvGraphicFramePr>
+            <a:graphic xmlns:a="http://schemas.openxmlformats.org/drawingml/2006/main">
+              <a:graphicData uri="http://schemas.openxmlformats.org/drawingml/2006/picture">
+                <pic:pic xmlns:pic="http://schemas.openxmlformats.org/drawingml/2006/picture">
+                  <pic:nvPicPr>
+                    <pic:cNvPr id="0" name="Picture 1"/>
+                    <pic:cNvPicPr>
+                      <a:picLocks noChangeAspect="1" noChangeArrowheads="1"/>
+                    </pic:cNvPicPr>
+                  </pic:nvPicPr>
+                  <pic:blipFill rotWithShape="1">
+                    <a:blip r:embed="rId12" cstate="print">
+                      <a:extLst>
+                        <a:ext uri="{28A0092B-C50C-407E-A947-70E740481C1C}">
+                          <a14:useLocalDpi xmlns:a14="http://schemas.microsoft.com/office/drawing/2010/main" val="0"/>
+                        </a:ext>
+                      </a:extLst>
+                    </a:blip>
+                    <a:srcRect r="20291"/>
+                    <a:stretch>
+                      <a:fillRect/>
+                    </a:stretch>
+                  </pic:blipFill>
+                  <pic:spPr bwMode="auto">
+                    <a:xfrm>
+                      <a:off x="0" y="0"/>
+                      <a:ext cx="3192952" cy="2503606"/>
+                    </a:xfrm>
+                    <a:prstGeom prst="rect">
+                      <a:avLst/>
+                    </a:prstGeom>
+                    <a:noFill/>
+                    <a:ln>
+                      <a:noFill/>
+                    </a:ln>
+                    <a:extLst>
+                      <a:ext uri="{53640926-AAD7-44D8-BBD7-CCE9431645EC}">
+                        <a14:shadowObscured xmlns:a14="http://schemas.microsoft.com/office/drawing/2010/main"/>
+                      </a:ext>
+                    </a:extLst>
+                  </pic:spPr>
+                </pic:pic>
+              </a:graphicData>
+            </a:graphic>
+          </wp:inline>
+        </w:drawing>
+      </w:r>
+    </w:p>
+    <w:p>
+      <w:pPr>
+        <w:pStyle w:val="Descripcin"/>
+        <w:spacing w:after="180"/>
+        <w:jc w:val="center"/>
+        <w:rPr>
+          <w:rFonts w:ascii="Times New Roman" w:hAnsi="Times New Roman" w:cs="Times New Roman"/>
+        </w:rPr>
+      </w:pPr>
+      <w:r>
+        <w:rPr>
+          <w:rFonts w:ascii="Times New Roman" w:hAnsi="Times New Roman" w:cs="Times New Roman"/>
+        </w:rPr>
+        <w:t xml:space="preserve">Figura </w:t>
+      </w:r>
+      <w:r>
+        <w:rPr>
+          <w:rFonts w:ascii="Times New Roman" w:hAnsi="Times New Roman" w:cs="Times New Roman"/>
+        </w:rPr>
+        <w:fldChar w:fldCharType="begin"/>
+      </w:r>
+      <w:r>
+        <w:rPr>
+          <w:rFonts w:ascii="Times New Roman" w:hAnsi="Times New Roman" w:cs="Times New Roman"/>
+        </w:rPr>
+        <w:instrText xml:space="preserve"> SEQ Figura \* ARABIC </w:instrText>
+      </w:r>
+      <w:r>
+        <w:rPr>
+          <w:rFonts w:ascii="Times New Roman" w:hAnsi="Times New Roman" w:cs="Times New Roman"/>
+        </w:rPr>
+        <w:fldChar w:fldCharType="separate"/>
+      </w:r>
+      <w:r>
+        <w:rPr>
+          <w:rFonts w:ascii="Times New Roman" w:hAnsi="Times New Roman" w:cs="Times New Roman"/>
+          <w:noProof/>
+        </w:rPr>
+        <w:t>8</w:t>
+      </w:r>
+      <w:r>
+        <w:rPr>
+          <w:rFonts w:ascii="Times New Roman" w:hAnsi="Times New Roman" w:cs="Times New Roman"/>
+          <w:noProof/>
+        </w:rPr>
+        <w:fldChar w:fldCharType="end"/>
+      </w:r>
+      <w:r>
+        <w:rPr>
+          <w:rFonts w:ascii="Times New Roman" w:hAnsi="Times New Roman" w:cs="Times New Roman"/>
+        </w:rPr>
+        <w:t>. Plano del conjunto</w:t>
+      </w:r>
+    </w:p>
+    <w:p>
+      <w:pPr>
+        <w:keepNext/>
+        <w:spacing w:after="180"/>
+        <w:jc w:val="center"/>
+        <w:rPr>
+          <w:rFonts w:ascii="Times New Roman" w:hAnsi="Times New Roman" w:cs="Times New Roman"/>
+        </w:rPr>
+      </w:pPr>
+      <w:r>
+        <w:rPr>
+          <w:rFonts w:ascii="Times New Roman" w:hAnsi="Times New Roman" w:cs="Times New Roman"/>
+          <w:noProof/>
+        </w:rPr>
+        <w:lastRenderedPageBreak/>
+        <w:drawing>
+          <wp:inline distT="0" distB="0" distL="0" distR="0" wp14:anchorId="7ED5FA3A" wp14:editId="71ED7FAC">
+            <wp:extent cx="3213462" cy="2142308"/>
+            <wp:effectExtent l="0" t="0" r="6350" b="0"/>
+            <wp:docPr id="679739391" name="Imagen 3"/>
+            <wp:cNvGraphicFramePr>
+              <a:graphicFrameLocks xmlns:a="http://schemas.openxmlformats.org/drawingml/2006/main" noChangeAspect="1"/>
+            </wp:cNvGraphicFramePr>
+            <a:graphic xmlns:a="http://schemas.openxmlformats.org/drawingml/2006/main">
+              <a:graphicData uri="http://schemas.openxmlformats.org/drawingml/2006/picture">
+                <pic:pic xmlns:pic="http://schemas.openxmlformats.org/drawingml/2006/picture">
+                  <pic:nvPicPr>
+                    <pic:cNvPr id="0" name="Picture 5"/>
+                    <pic:cNvPicPr>
+                      <a:picLocks noChangeAspect="1" noChangeArrowheads="1"/>
+                    </pic:cNvPicPr>
+                  </pic:nvPicPr>
+                  <pic:blipFill>
+                    <a:blip r:embed="rId13" cstate="print">
+                      <a:extLst>
+                        <a:ext uri="{28A0092B-C50C-407E-A947-70E740481C1C}">
+                          <a14:useLocalDpi xmlns:a14="http://schemas.microsoft.com/office/drawing/2010/main" val="0"/>
+                        </a:ext>
+                      </a:extLst>
+                    </a:blip>
+                    <a:srcRect/>
+                    <a:stretch>
+                      <a:fillRect/>
+                    </a:stretch>
+                  </pic:blipFill>
+                  <pic:spPr bwMode="auto">
+                    <a:xfrm>
+                      <a:off x="0" y="0"/>
+                      <a:ext cx="3221654" cy="2147769"/>
+                    </a:xfrm>
+                    <a:prstGeom prst="rect">
+                      <a:avLst/>
+                    </a:prstGeom>
+                    <a:noFill/>
+                    <a:ln>
+                      <a:noFill/>
+                    </a:ln>
+                  </pic:spPr>
+                </pic:pic>
+              </a:graphicData>
+            </a:graphic>
+          </wp:inline>
+        </w:drawing>
+      </w:r>
+    </w:p>
+    <w:p>
+      <w:pPr>
+        <w:pStyle w:val="Descripcin"/>
+        <w:spacing w:after="180"/>
+        <w:jc w:val="center"/>
+        <w:rPr>
+          <w:rFonts w:ascii="Times New Roman" w:hAnsi="Times New Roman" w:cs="Times New Roman"/>
+        </w:rPr>
+      </w:pPr>
+      <w:r>
+        <w:rPr>
+          <w:rFonts w:ascii="Times New Roman" w:hAnsi="Times New Roman" w:cs="Times New Roman"/>
+        </w:rPr>
+        <w:t xml:space="preserve">Figura </w:t>
+      </w:r>
+      <w:r>
+        <w:rPr>
+          <w:rFonts w:ascii="Times New Roman" w:hAnsi="Times New Roman" w:cs="Times New Roman"/>
+        </w:rPr>
+        <w:fldChar w:fldCharType="begin"/>
+      </w:r>
+      <w:r>
+        <w:rPr>
+          <w:rFonts w:ascii="Times New Roman" w:hAnsi="Times New Roman" w:cs="Times New Roman"/>
+        </w:rPr>
+        <w:instrText xml:space="preserve"> SEQ Figura \* ARABIC </w:instrText>
+      </w:r>
+      <w:r>
+        <w:rPr>
+          <w:rFonts w:ascii="Times New Roman" w:hAnsi="Times New Roman" w:cs="Times New Roman"/>
+        </w:rPr>
+        <w:fldChar w:fldCharType="separate"/>
+      </w:r>
+      <w:r>
+        <w:rPr>
+          <w:rFonts w:ascii="Times New Roman" w:hAnsi="Times New Roman" w:cs="Times New Roman"/>
+          <w:noProof/>
+        </w:rPr>
+        <w:t>9</w:t>
+      </w:r>
+      <w:r>
+        <w:rPr>
+          <w:rFonts w:ascii="Times New Roman" w:hAnsi="Times New Roman" w:cs="Times New Roman"/>
+          <w:noProof/>
+        </w:rPr>
+        <w:fldChar w:fldCharType="end"/>
+      </w:r>
+      <w:r>
+        <w:rPr>
+          <w:rFonts w:ascii="Times New Roman" w:hAnsi="Times New Roman" w:cs="Times New Roman"/>
+        </w:rPr>
+        <w:t>. Recreación hecha con Inteligencia Artificial de cómo era en 1497</w:t>
+      </w:r>
+    </w:p>
+    <w:p>
+      <w:pPr>
+        <w:spacing w:after="180"/>
+        <w:jc w:val="both"/>
+        <w:rPr>
+          <w:rFonts w:ascii="Times New Roman" w:hAnsi="Times New Roman" w:cs="Times New Roman"/>
+        </w:rPr>
+      </w:pPr>
+      <w:r>
+        <w:rPr>
+          <w:rFonts w:ascii="Times New Roman" w:hAnsi="Times New Roman" w:cs="Times New Roman"/>
+        </w:rPr>
+        <w:tab/>
+        <w:t>A la hora de construir el escenario, se ha representado principalmente la Plaza Mayor de Medina del Campo, junto con los muros y la fachada correspondientes al volumen exterior del conjunto palaciego. Asimismo, se ha incluido una de las dependencias interiores del palacio, empleada dentro del desarrollo narrativo como estancia en la que se encuentran los Reyes Católicos.</w:t>
+      </w:r>
+    </w:p>
+    <w:p>
+      <w:pPr>
+        <w:spacing w:after="180"/>
+        <w:jc w:val="center"/>
+        <w:rPr>
+          <w:rFonts w:ascii="Times New Roman" w:hAnsi="Times New Roman" w:cs="Times New Roman"/>
+        </w:rPr>
+      </w:pPr>
+      <w:r>
+        <w:rPr>
+          <w:rFonts w:ascii="Times New Roman" w:hAnsi="Times New Roman" w:cs="Times New Roman"/>
+        </w:rPr>
+        <w:t>[Foto del modelado]</w:t>
+      </w:r>
+    </w:p>
+    <w:p>
+      <w:pPr>
+        <w:spacing w:after="180"/>
+        <w:jc w:val="both"/>
+        <w:rPr>
+          <w:rFonts w:ascii="Times New Roman" w:hAnsi="Times New Roman" w:cs="Times New Roman"/>
+        </w:rPr>
+      </w:pPr>
+      <w:r>
+        <w:rPr>
+          <w:rFonts w:ascii="Times New Roman" w:hAnsi="Times New Roman" w:cs="Times New Roman"/>
+        </w:rPr>
+        <w:t>Dentro del videojuego, esta localización se emplea como escenario para representar el contexto religioso y social de la época, ya que permite situar al jugador en uno de los enclaves religiosos más relevantes de la Castilla de finales del siglo XV y además mostrar la crueldad con la que llegaba a actuar la Inquisición.</w:t>
+      </w:r>
+    </w:p>
+    <w:p>
+      <w:pPr>
+        <w:spacing w:after="180"/>
+        <w:jc w:val="both"/>
+        <w:rPr>
+          <w:rFonts w:ascii="Times New Roman" w:hAnsi="Times New Roman" w:cs="Times New Roman"/>
+        </w:rPr>
+      </w:pPr>
+      <w:r>
+        <w:rPr>
+          <w:rFonts w:ascii="Times New Roman" w:hAnsi="Times New Roman" w:cs="Times New Roman"/>
+        </w:rPr>
+        <w:tab/>
+        <w:t xml:space="preserve">En 1497, el complejo arquitectónico presentaba ya buena parte de los elementos que configuraban el conjunto monástico medieval. Entre ellos se encontraba la iglesia de estilo gótico-mudéjar, desarrollada principalmente durante los siglos XIV y XV, el claustro mudéjar, construido entre finales del siglo XIV y comienzos del sigo XV, y las diferentes dependencias conventuales organizadas en torno a este, destinadas a las actividades religiosas y a la vida cotidiana de la comunidad jerónima. El recinto contaba asimismo con estructuras defensivas, torres y murallas que otorgaban al conjunto su característica apariencia fortificada. </w:t>
+      </w:r>
+    </w:p>
+    <w:p>
+      <w:pPr>
+        <w:keepNext/>
+        <w:spacing w:after="180"/>
+        <w:jc w:val="center"/>
+        <w:rPr>
+          <w:rFonts w:ascii="Times New Roman" w:hAnsi="Times New Roman" w:cs="Times New Roman"/>
+        </w:rPr>
+      </w:pPr>
+      <w:r>
+        <w:rPr>
+          <w:rFonts w:ascii="Times New Roman" w:hAnsi="Times New Roman" w:cs="Times New Roman"/>
+          <w:noProof/>
+        </w:rPr>
+        <w:lastRenderedPageBreak/>
+        <w:drawing>
+          <wp:inline distT="0" distB="0" distL="0" distR="0" wp14:anchorId="7582AD42" wp14:editId="313DC280">
+            <wp:extent cx="3979577" cy="2037521"/>
+            <wp:effectExtent l="0" t="0" r="1905" b="1270"/>
+            <wp:docPr id="1218566567" name="Imagen 1"/>
+            <wp:cNvGraphicFramePr>
+              <a:graphicFrameLocks xmlns:a="http://schemas.openxmlformats.org/drawingml/2006/main" noChangeAspect="1"/>
+            </wp:cNvGraphicFramePr>
+            <a:graphic xmlns:a="http://schemas.openxmlformats.org/drawingml/2006/main">
+              <a:graphicData uri="http://schemas.openxmlformats.org/drawingml/2006/picture">
+                <pic:pic xmlns:pic="http://schemas.openxmlformats.org/drawingml/2006/picture">
+                  <pic:nvPicPr>
+                    <pic:cNvPr id="0" name="Picture 1"/>
+                    <pic:cNvPicPr>
+                      <a:picLocks noChangeAspect="1" noChangeArrowheads="1"/>
+                    </pic:cNvPicPr>
+                  </pic:nvPicPr>
+                  <pic:blipFill>
+                    <a:blip r:embed="rId14">
+                      <a:extLst>
+                        <a:ext uri="{28A0092B-C50C-407E-A947-70E740481C1C}">
+                          <a14:useLocalDpi xmlns:a14="http://schemas.microsoft.com/office/drawing/2010/main" val="0"/>
+                        </a:ext>
+                      </a:extLst>
+                    </a:blip>
+                    <a:srcRect/>
+                    <a:stretch>
+                      <a:fillRect/>
+                    </a:stretch>
+                  </pic:blipFill>
+                  <pic:spPr bwMode="auto">
+                    <a:xfrm>
+                      <a:off x="0" y="0"/>
+                      <a:ext cx="3984459" cy="2040021"/>
+                    </a:xfrm>
+                    <a:prstGeom prst="rect">
+                      <a:avLst/>
+                    </a:prstGeom>
+                    <a:noFill/>
+                    <a:ln>
+                      <a:noFill/>
+                    </a:ln>
+                  </pic:spPr>
+                </pic:pic>
+              </a:graphicData>
+            </a:graphic>
+          </wp:inline>
+        </w:drawing>
+      </w:r>
+    </w:p>
+    <w:p>
+      <w:pPr>
+        <w:pStyle w:val="Descripcin"/>
+        <w:spacing w:after="180"/>
+        <w:jc w:val="center"/>
+        <w:rPr>
+          <w:rFonts w:ascii="Times New Roman" w:hAnsi="Times New Roman" w:cs="Times New Roman"/>
+        </w:rPr>
+      </w:pPr>
+      <w:r>
+        <w:rPr>
+          <w:rFonts w:ascii="Times New Roman" w:hAnsi="Times New Roman" w:cs="Times New Roman"/>
+        </w:rPr>
+        <w:t xml:space="preserve">Figura </w:t>
+      </w:r>
+      <w:r>
+        <w:rPr>
+          <w:rFonts w:ascii="Times New Roman" w:hAnsi="Times New Roman" w:cs="Times New Roman"/>
+        </w:rPr>
+        <w:fldChar w:fldCharType="begin"/>
+      </w:r>
+      <w:r>
+        <w:rPr>
+          <w:rFonts w:ascii="Times New Roman" w:hAnsi="Times New Roman" w:cs="Times New Roman"/>
+        </w:rPr>
+        <w:instrText xml:space="preserve"> SEQ Figura \* ARABIC </w:instrText>
+      </w:r>
+      <w:r>
+        <w:rPr>
+          <w:rFonts w:ascii="Times New Roman" w:hAnsi="Times New Roman" w:cs="Times New Roman"/>
+        </w:rPr>
+        <w:fldChar w:fldCharType="separate"/>
+      </w:r>
+      <w:r>
+        <w:rPr>
+          <w:rFonts w:ascii="Times New Roman" w:hAnsi="Times New Roman" w:cs="Times New Roman"/>
+          <w:noProof/>
+        </w:rPr>
+        <w:t>10</w:t>
+      </w:r>
+      <w:r>
+        <w:rPr>
+          <w:rFonts w:ascii="Times New Roman" w:hAnsi="Times New Roman" w:cs="Times New Roman"/>
+          <w:noProof/>
+        </w:rPr>
+        <w:fldChar w:fldCharType="end"/>
+      </w:r>
+      <w:r>
+        <w:rPr>
+          <w:rFonts w:ascii="Times New Roman" w:hAnsi="Times New Roman" w:cs="Times New Roman"/>
+        </w:rPr>
+        <w:t>. Plano del conjunto</w:t>
+      </w:r>
+    </w:p>
+    <w:p>
+      <w:pPr>
+        <w:keepNext/>
+        <w:spacing w:after="180"/>
+        <w:jc w:val="center"/>
+        <w:rPr>
+          <w:rFonts w:ascii="Times New Roman" w:hAnsi="Times New Roman" w:cs="Times New Roman"/>
+        </w:rPr>
+      </w:pPr>
+      <w:r>
+        <w:rPr>
+          <w:rFonts w:ascii="Times New Roman" w:hAnsi="Times New Roman" w:cs="Times New Roman"/>
+          <w:noProof/>
+        </w:rPr>
+        <w:drawing>
+          <wp:inline distT="0" distB="0" distL="0" distR="0" wp14:anchorId="295B765A" wp14:editId="34D829F8">
+            <wp:extent cx="3793626" cy="2529827"/>
+            <wp:effectExtent l="0" t="0" r="0" b="4445"/>
+            <wp:docPr id="743908878" name="Imagen 2"/>
+            <wp:cNvGraphicFramePr>
+              <a:graphicFrameLocks xmlns:a="http://schemas.openxmlformats.org/drawingml/2006/main" noChangeAspect="1"/>
+            </wp:cNvGraphicFramePr>
+            <a:graphic xmlns:a="http://schemas.openxmlformats.org/drawingml/2006/main">
+              <a:graphicData uri="http://schemas.openxmlformats.org/drawingml/2006/picture">
+                <pic:pic xmlns:pic="http://schemas.openxmlformats.org/drawingml/2006/picture">
+                  <pic:nvPicPr>
+                    <pic:cNvPr id="0" name="Picture 3"/>
+                    <pic:cNvPicPr>
+                      <a:picLocks noChangeAspect="1" noChangeArrowheads="1"/>
+                    </pic:cNvPicPr>
+                  </pic:nvPicPr>
+                  <pic:blipFill>
+                    <a:blip r:embed="rId15" cstate="print">
+                      <a:extLst>
+                        <a:ext uri="{28A0092B-C50C-407E-A947-70E740481C1C}">
+                          <a14:useLocalDpi xmlns:a14="http://schemas.microsoft.com/office/drawing/2010/main" val="0"/>
+                        </a:ext>
+                      </a:extLst>
+                    </a:blip>
+                    <a:srcRect/>
+                    <a:stretch>
+                      <a:fillRect/>
+                    </a:stretch>
+                  </pic:blipFill>
+                  <pic:spPr bwMode="auto">
+                    <a:xfrm>
+                      <a:off x="0" y="0"/>
+                      <a:ext cx="3795429" cy="2531029"/>
+                    </a:xfrm>
+                    <a:prstGeom prst="rect">
+                      <a:avLst/>
+                    </a:prstGeom>
+                    <a:noFill/>
+                    <a:ln>
+                      <a:noFill/>
+                    </a:ln>
+                  </pic:spPr>
+                </pic:pic>
+              </a:graphicData>
+            </a:graphic>
+          </wp:inline>
+        </w:drawing>
+      </w:r>
+    </w:p>
+    <w:p>
+      <w:pPr>
+        <w:pStyle w:val="Descripcin"/>
+        <w:spacing w:after="180"/>
+        <w:jc w:val="center"/>
+        <w:rPr>
+          <w:rFonts w:ascii="Times New Roman" w:hAnsi="Times New Roman" w:cs="Times New Roman"/>
+        </w:rPr>
+      </w:pPr>
+      <w:r>
+        <w:rPr>
+          <w:rFonts w:ascii="Times New Roman" w:hAnsi="Times New Roman" w:cs="Times New Roman"/>
+        </w:rPr>
+        <w:t xml:space="preserve">Figura </w:t>
+      </w:r>
+      <w:r>
+        <w:rPr>
+          <w:rFonts w:ascii="Times New Roman" w:hAnsi="Times New Roman" w:cs="Times New Roman"/>
+        </w:rPr>
+        <w:fldChar w:fldCharType="begin"/>
+      </w:r>
+      <w:r>
+        <w:rPr>
+          <w:rFonts w:ascii="Times New Roman" w:hAnsi="Times New Roman" w:cs="Times New Roman"/>
+        </w:rPr>
+        <w:instrText xml:space="preserve"> SEQ Figura \* ARABIC </w:instrText>
+      </w:r>
+      <w:r>
+        <w:rPr>
+          <w:rFonts w:ascii="Times New Roman" w:hAnsi="Times New Roman" w:cs="Times New Roman"/>
+        </w:rPr>
+        <w:fldChar w:fldCharType="separate"/>
+      </w:r>
+      <w:r>
+        <w:rPr>
+          <w:rFonts w:ascii="Times New Roman" w:hAnsi="Times New Roman" w:cs="Times New Roman"/>
+          <w:noProof/>
+        </w:rPr>
+        <w:t>11</w:t>
+      </w:r>
+      <w:r>
+        <w:rPr>
+          <w:rFonts w:ascii="Times New Roman" w:hAnsi="Times New Roman" w:cs="Times New Roman"/>
+          <w:noProof/>
+        </w:rPr>
+        <w:fldChar w:fldCharType="end"/>
+      </w:r>
+      <w:r>
+        <w:rPr>
+          <w:rFonts w:ascii="Times New Roman" w:hAnsi="Times New Roman" w:cs="Times New Roman"/>
+        </w:rPr>
+        <w:t xml:space="preserve">. Recreación hecha con Inteligencia Artificial </w:t>
+      </w:r>
+    </w:p>
+    <w:p>
+      <w:pPr>
+        <w:spacing w:after="180"/>
+        <w:jc w:val="both"/>
+        <w:rPr>
+          <w:rFonts w:ascii="Times New Roman" w:hAnsi="Times New Roman" w:cs="Times New Roman"/>
+        </w:rPr>
+      </w:pPr>
+      <w:r>
+        <w:rPr>
+          <w:rFonts w:ascii="Times New Roman" w:hAnsi="Times New Roman" w:cs="Times New Roman"/>
+        </w:rPr>
+        <w:tab/>
+        <w:t>A la hora de construir el escenario y modelar el Real Monasterio de Santa María de Guadalupe, se ha representado principalmente la fachada y el espacio exterior situado frente a esta, así como algunos de los elementos más característicos del conjunto monumental. En el interior se han incluido el Claustro de los Milagros y su templete central, empleados como espacios transitables durante el desarrollo del capítulo. La reconstrucción se ha centrado en aquellos elementos arquitectónicos necesarios para contextualizar históricamente la localización y facilitar el desarrollo de la narrativa y las mecánicas del videojuego, sin reproducir la totalidad de las dependencias que conformaban el conjunto monástico.</w:t>
+      </w:r>
+    </w:p>
+    <w:p>
+      <w:pPr>
+        <w:spacing w:after="180"/>
+        <w:jc w:val="center"/>
+        <w:rPr>
+          <w:rFonts w:ascii="Times New Roman" w:hAnsi="Times New Roman" w:cs="Times New Roman"/>
+        </w:rPr>
+      </w:pPr>
+      <w:r>
+        <w:rPr>
+          <w:rFonts w:ascii="Times New Roman" w:hAnsi="Times New Roman" w:cs="Times New Roman"/>
+        </w:rPr>
+        <w:t>[Foto del modelado]</w:t>
+      </w:r>
+    </w:p>
+    <w:p>
+      <w:pPr>
+        <w:spacing w:after="180"/>
+        <w:ind w:firstLine="708"/>
+        <w:jc w:val="both"/>
+        <w:rPr>
+          <w:rFonts w:ascii="Times New Roman" w:hAnsi="Times New Roman" w:cs="Times New Roman"/>
+        </w:rPr>
+      </w:pPr>
+      <w:r>
+        <w:rPr>
+          <w:rFonts w:ascii="Times New Roman" w:hAnsi="Times New Roman" w:cs="Times New Roman"/>
+        </w:rPr>
+        <w:t>Dentro del videojuego, el castillo y su entorno se emplean como parte del escenario correspondiente al capítulo final, permitiendo representar el frenesí del pueblo al alojar tal evento, la preparación que conlleva y contextualizar el acontecimiento que culmina la narrativa. De esta forma, la fortaleza contribuye a reflejar tanto el carácter fronterizo del pueblo como la relevancia histórica que adquirió la localidad en el marco de las relaciones entre las monarquías castellana y portuguesa.</w:t>
+      </w:r>
+    </w:p>
+    <w:p>
+      <w:pPr>
+        <w:keepNext/>
+        <w:spacing w:after="180"/>
+        <w:ind w:firstLine="708"/>
+        <w:jc w:val="both"/>
+        <w:rPr>
+          <w:rFonts w:ascii="Times New Roman" w:hAnsi="Times New Roman" w:cs="Times New Roman"/>
+        </w:rPr>
+      </w:pPr>
+      <w:r>
+        <w:rPr>
+          <w:rFonts w:ascii="Times New Roman" w:hAnsi="Times New Roman" w:cs="Times New Roman"/>
+        </w:rPr>
+        <w:lastRenderedPageBreak/>
+        <w:t>En 1497, el Castillo-Fortaleza de Valencia de Alcántara conservaba todavía una configuración medieval. La documentación conservada permite constatar la existencia de la fortaleza desde los siglos anteriores, presentando un recinto defensivo que continuó siendo utilizado y mantenido durante el siglo XV. Contaba con 5 torres que defendían el perímetro, si bien solo se conoce el nombre de dos de ellas, la del Tesoro y la del Homenaje, la cual sigue en pie hoy en día.</w:t>
+      </w:r>
+    </w:p>
+    <w:p>
+      <w:pPr>
+        <w:keepNext/>
+        <w:spacing w:after="180"/>
+        <w:ind w:firstLine="708"/>
+        <w:jc w:val="center"/>
+        <w:rPr>
+          <w:rFonts w:ascii="Times New Roman" w:hAnsi="Times New Roman" w:cs="Times New Roman"/>
+        </w:rPr>
+      </w:pPr>
+      <w:r>
+        <w:rPr>
+          <w:rFonts w:ascii="Times New Roman" w:hAnsi="Times New Roman" w:cs="Times New Roman"/>
+          <w:noProof/>
+        </w:rPr>
+        <w:drawing>
+          <wp:inline distT="0" distB="0" distL="0" distR="0" wp14:anchorId="2659DA76" wp14:editId="601EAE44">
+            <wp:extent cx="3227844" cy="3143250"/>
+            <wp:effectExtent l="0" t="0" r="0" b="0"/>
+            <wp:docPr id="199490778" name="Imagen 1"/>
+            <wp:cNvGraphicFramePr>
+              <a:graphicFrameLocks xmlns:a="http://schemas.openxmlformats.org/drawingml/2006/main" noChangeAspect="1"/>
+            </wp:cNvGraphicFramePr>
+            <a:graphic xmlns:a="http://schemas.openxmlformats.org/drawingml/2006/main">
+              <a:graphicData uri="http://schemas.openxmlformats.org/drawingml/2006/picture">
+                <pic:pic xmlns:pic="http://schemas.openxmlformats.org/drawingml/2006/picture">
+                  <pic:nvPicPr>
+                    <pic:cNvPr id="0" name="Picture 1"/>
+                    <pic:cNvPicPr>
+                      <a:picLocks noChangeAspect="1" noChangeArrowheads="1"/>
+                    </pic:cNvPicPr>
+                  </pic:nvPicPr>
+                  <pic:blipFill rotWithShape="1">
+                    <a:blip r:embed="rId16" cstate="print">
+                      <a:extLst>
+                        <a:ext uri="{28A0092B-C50C-407E-A947-70E740481C1C}">
+                          <a14:useLocalDpi xmlns:a14="http://schemas.microsoft.com/office/drawing/2010/main" val="0"/>
+                        </a:ext>
+                      </a:extLst>
+                    </a:blip>
+                    <a:srcRect l="61436" t="39498" r="14116" b="29571"/>
+                    <a:stretch>
+                      <a:fillRect/>
+                    </a:stretch>
+                  </pic:blipFill>
+                  <pic:spPr bwMode="auto">
+                    <a:xfrm>
+                      <a:off x="0" y="0"/>
+                      <a:ext cx="3238611" cy="3153735"/>
+                    </a:xfrm>
+                    <a:prstGeom prst="rect">
+                      <a:avLst/>
+                    </a:prstGeom>
+                    <a:noFill/>
+                    <a:ln>
+                      <a:noFill/>
+                    </a:ln>
+                    <a:extLst>
+                      <a:ext uri="{53640926-AAD7-44D8-BBD7-CCE9431645EC}">
+                        <a14:shadowObscured xmlns:a14="http://schemas.microsoft.com/office/drawing/2010/main"/>
+                      </a:ext>
+                    </a:extLst>
+                  </pic:spPr>
+                </pic:pic>
+              </a:graphicData>
+            </a:graphic>
+          </wp:inline>
+        </w:drawing>
+      </w:r>
+    </w:p>
+    <w:p>
+      <w:pPr>
+        <w:pStyle w:val="Descripcin"/>
+        <w:spacing w:after="180"/>
+        <w:jc w:val="center"/>
+        <w:rPr>
+          <w:rFonts w:ascii="Times New Roman" w:hAnsi="Times New Roman" w:cs="Times New Roman"/>
+        </w:rPr>
+      </w:pPr>
+      <w:r>
+        <w:rPr>
+          <w:rFonts w:ascii="Times New Roman" w:hAnsi="Times New Roman" w:cs="Times New Roman"/>
+        </w:rPr>
+        <w:t xml:space="preserve">Figura </w:t>
+      </w:r>
+      <w:r>
+        <w:rPr>
+          <w:rFonts w:ascii="Times New Roman" w:hAnsi="Times New Roman" w:cs="Times New Roman"/>
+        </w:rPr>
+        <w:fldChar w:fldCharType="begin"/>
+      </w:r>
+      <w:r>
+        <w:rPr>
+          <w:rFonts w:ascii="Times New Roman" w:hAnsi="Times New Roman" w:cs="Times New Roman"/>
+        </w:rPr>
+        <w:instrText xml:space="preserve"> SEQ Figura \* ARABIC </w:instrText>
+      </w:r>
+      <w:r>
+        <w:rPr>
+          <w:rFonts w:ascii="Times New Roman" w:hAnsi="Times New Roman" w:cs="Times New Roman"/>
+        </w:rPr>
+        <w:fldChar w:fldCharType="separate"/>
+      </w:r>
+      <w:r>
+        <w:rPr>
+          <w:rFonts w:ascii="Times New Roman" w:hAnsi="Times New Roman" w:cs="Times New Roman"/>
+          <w:noProof/>
+        </w:rPr>
+        <w:t>12</w:t>
+      </w:r>
+      <w:r>
+        <w:rPr>
+          <w:rFonts w:ascii="Times New Roman" w:hAnsi="Times New Roman" w:cs="Times New Roman"/>
+          <w:noProof/>
+        </w:rPr>
+        <w:fldChar w:fldCharType="end"/>
+      </w:r>
+      <w:r>
+        <w:rPr>
+          <w:rFonts w:ascii="Times New Roman" w:hAnsi="Times New Roman" w:cs="Times New Roman"/>
+        </w:rPr>
+        <w:t>. Plano de la distribución del Castillo-Fortaleza</w:t>
+      </w:r>
+    </w:p>
+    <w:p>
+      <w:pPr>
+        <w:keepNext/>
+        <w:spacing w:after="180"/>
+        <w:jc w:val="center"/>
+        <w:rPr>
+          <w:rFonts w:ascii="Times New Roman" w:hAnsi="Times New Roman" w:cs="Times New Roman"/>
+        </w:rPr>
+      </w:pPr>
+      <w:r>
+        <w:rPr>
+          <w:rFonts w:ascii="Times New Roman" w:hAnsi="Times New Roman" w:cs="Times New Roman"/>
+          <w:noProof/>
+        </w:rPr>
+        <w:drawing>
+          <wp:inline distT="0" distB="0" distL="0" distR="0" wp14:anchorId="141058E6" wp14:editId="522F1C23">
+            <wp:extent cx="3543508" cy="2362200"/>
+            <wp:effectExtent l="0" t="0" r="0" b="0"/>
+            <wp:docPr id="175438866" name="Imagen 8"/>
+            <wp:cNvGraphicFramePr>
+              <a:graphicFrameLocks xmlns:a="http://schemas.openxmlformats.org/drawingml/2006/main" noChangeAspect="1"/>
+            </wp:cNvGraphicFramePr>
+            <a:graphic xmlns:a="http://schemas.openxmlformats.org/drawingml/2006/main">
+              <a:graphicData uri="http://schemas.openxmlformats.org/drawingml/2006/picture">
+                <pic:pic xmlns:pic="http://schemas.openxmlformats.org/drawingml/2006/picture">
+                  <pic:nvPicPr>
+                    <pic:cNvPr id="0" name="Picture 2"/>
+                    <pic:cNvPicPr>
+                      <a:picLocks noChangeAspect="1" noChangeArrowheads="1"/>
+                    </pic:cNvPicPr>
+                  </pic:nvPicPr>
+                  <pic:blipFill>
+                    <a:blip r:embed="rId17" cstate="print">
+                      <a:extLst>
+                        <a:ext uri="{28A0092B-C50C-407E-A947-70E740481C1C}">
+                          <a14:useLocalDpi xmlns:a14="http://schemas.microsoft.com/office/drawing/2010/main" val="0"/>
+                        </a:ext>
+                      </a:extLst>
+                    </a:blip>
+                    <a:srcRect/>
+                    <a:stretch>
+                      <a:fillRect/>
+                    </a:stretch>
+                  </pic:blipFill>
+                  <pic:spPr bwMode="auto">
+                    <a:xfrm>
+                      <a:off x="0" y="0"/>
+                      <a:ext cx="3544655" cy="2362965"/>
+                    </a:xfrm>
+                    <a:prstGeom prst="rect">
+                      <a:avLst/>
+                    </a:prstGeom>
+                    <a:noFill/>
+                    <a:ln>
+                      <a:noFill/>
+                    </a:ln>
+                  </pic:spPr>
+                </pic:pic>
+              </a:graphicData>
+            </a:graphic>
+          </wp:inline>
+        </w:drawing>
+      </w:r>
+    </w:p>
+    <w:p>
+      <w:pPr>
+        <w:pStyle w:val="Descripcin"/>
+        <w:spacing w:after="180"/>
+        <w:jc w:val="center"/>
+        <w:rPr>
+          <w:rFonts w:ascii="Times New Roman" w:hAnsi="Times New Roman" w:cs="Times New Roman"/>
+        </w:rPr>
+      </w:pPr>
+      <w:r>
+        <w:rPr>
+          <w:rFonts w:ascii="Times New Roman" w:hAnsi="Times New Roman" w:cs="Times New Roman"/>
+        </w:rPr>
+        <w:t xml:space="preserve">Figura </w:t>
+      </w:r>
+      <w:r>
+        <w:rPr>
+          <w:rFonts w:ascii="Times New Roman" w:hAnsi="Times New Roman" w:cs="Times New Roman"/>
+        </w:rPr>
+        <w:fldChar w:fldCharType="begin"/>
+      </w:r>
+      <w:r>
+        <w:rPr>
+          <w:rFonts w:ascii="Times New Roman" w:hAnsi="Times New Roman" w:cs="Times New Roman"/>
+        </w:rPr>
+        <w:instrText xml:space="preserve"> SEQ Figura \* ARABIC </w:instrText>
+      </w:r>
+      <w:r>
+        <w:rPr>
+          <w:rFonts w:ascii="Times New Roman" w:hAnsi="Times New Roman" w:cs="Times New Roman"/>
+        </w:rPr>
+        <w:fldChar w:fldCharType="separate"/>
+      </w:r>
+      <w:r>
+        <w:rPr>
+          <w:rFonts w:ascii="Times New Roman" w:hAnsi="Times New Roman" w:cs="Times New Roman"/>
+          <w:noProof/>
+        </w:rPr>
+        <w:t>13</w:t>
+      </w:r>
+      <w:r>
+        <w:rPr>
+          <w:rFonts w:ascii="Times New Roman" w:hAnsi="Times New Roman" w:cs="Times New Roman"/>
+          <w:noProof/>
+        </w:rPr>
+        <w:fldChar w:fldCharType="end"/>
+      </w:r>
+      <w:r>
+        <w:rPr>
+          <w:rFonts w:ascii="Times New Roman" w:hAnsi="Times New Roman" w:cs="Times New Roman"/>
+        </w:rPr>
+        <w:t>. Recreación hecha con Inteligencia Artificial</w:t>
+      </w:r>
+    </w:p>
+    <w:p>
+      <w:pPr>
+        <w:spacing w:after="180"/>
+        <w:jc w:val="both"/>
+        <w:rPr>
+          <w:rFonts w:ascii="Times New Roman" w:hAnsi="Times New Roman" w:cs="Times New Roman"/>
+        </w:rPr>
+      </w:pPr>
+      <w:r>
+        <w:rPr>
+          <w:rFonts w:ascii="Times New Roman" w:hAnsi="Times New Roman" w:cs="Times New Roman"/>
+        </w:rPr>
+        <w:tab/>
+        <w:t>A la hora de modelar el escenario, se ha representado principalmente el recinto amurallado del Castillo-Fortaleza de Valencia de Alcántara, junto con los diferentes elementos defensivos que conforman el conjunto. Asimismo, se ha incluido el interior de algunas de sus dependencias, empleadas como espacios transitables durante el desarrollo del capítulo, así como la conexión del recinto con la iglesia de Nuestra Señora de Rocamador, también representada en el videojuego y que se explicará a continuación.</w:t>
+      </w:r>
+    </w:p>
+    <w:p>
+      <w:pPr>
+        <w:spacing w:after="180"/>
+        <w:jc w:val="center"/>
+        <w:rPr>
+          <w:rFonts w:ascii="Times New Roman" w:hAnsi="Times New Roman" w:cs="Times New Roman"/>
+        </w:rPr>
+      </w:pPr>
+      <w:r>
+        <w:rPr>
+          <w:rFonts w:ascii="Times New Roman" w:hAnsi="Times New Roman" w:cs="Times New Roman"/>
+        </w:rPr>
+        <w:lastRenderedPageBreak/>
+        <w:t>[Foto del modelado]</w:t>
+      </w:r>
+    </w:p>
+    <w:p>
+      <w:pPr>
+        <w:spacing w:after="180"/>
+        <w:jc w:val="both"/>
+        <w:rPr>
+          <w:rFonts w:ascii="Times New Roman" w:hAnsi="Times New Roman" w:cs="Times New Roman"/>
+        </w:rPr>
+      </w:pPr>
+      <w:r>
+        <w:rPr>
+          <w:rFonts w:ascii="Times New Roman" w:hAnsi="Times New Roman" w:cs="Times New Roman"/>
+        </w:rPr>
+        <w:t>Por este motivo, la iglesia adquiere una especial importancia dentro de la narrativa, al convertirse en uno de los espacios principales para representar la culminación de las negociaciones matrimoniales desarrolladas durante los capítulos anteriores y la unión entre las monarquías castellana y portuguesa.</w:t>
+      </w:r>
+    </w:p>
+    <w:p>
+      <w:pPr>
+        <w:spacing w:after="180"/>
+        <w:jc w:val="both"/>
+        <w:rPr>
+          <w:rFonts w:ascii="Times New Roman" w:hAnsi="Times New Roman" w:cs="Times New Roman"/>
+        </w:rPr>
+      </w:pPr>
+      <w:r>
+        <w:rPr>
+          <w:rFonts w:ascii="Times New Roman" w:hAnsi="Times New Roman" w:cs="Times New Roman"/>
+        </w:rPr>
+        <w:tab/>
+        <w:t xml:space="preserve">Ya en 1497 existía en este emplazamiento una iglesia de origen medieval, anterior al que se puede observar actualmente. Lo poco que se conoce de dicha iglesia es gracias a las fuentes documentales que hablan sobre la construcción actual y en las que se menciona la existencia de una iglesia anterior de medianas proporciones, con 40 pies de ancho, con orientación este-oste, posiblemente de tres naves y en la actualidad los restos conforman la actual sacristía. </w:t>
+      </w:r>
+    </w:p>
+    <w:p>
+      <w:pPr>
+        <w:keepNext/>
+        <w:spacing w:after="180"/>
+        <w:jc w:val="center"/>
+        <w:rPr>
+          <w:rFonts w:ascii="Times New Roman" w:hAnsi="Times New Roman" w:cs="Times New Roman"/>
+        </w:rPr>
+      </w:pPr>
+      <w:r>
+        <w:rPr>
+          <w:rFonts w:ascii="Times New Roman" w:hAnsi="Times New Roman" w:cs="Times New Roman"/>
+          <w:noProof/>
+        </w:rPr>
+        <w:drawing>
+          <wp:inline distT="0" distB="0" distL="0" distR="0" wp14:anchorId="59FCEDA2" wp14:editId="57355902">
+            <wp:extent cx="3276600" cy="2184400"/>
+            <wp:effectExtent l="0" t="0" r="0" b="6350"/>
+            <wp:docPr id="994855566" name="Imagen 10"/>
+            <wp:cNvGraphicFramePr>
+              <a:graphicFrameLocks xmlns:a="http://schemas.openxmlformats.org/drawingml/2006/main" noChangeAspect="1"/>
+            </wp:cNvGraphicFramePr>
+            <a:graphic xmlns:a="http://schemas.openxmlformats.org/drawingml/2006/main">
+              <a:graphicData uri="http://schemas.openxmlformats.org/drawingml/2006/picture">
+                <pic:pic xmlns:pic="http://schemas.openxmlformats.org/drawingml/2006/picture">
+                  <pic:nvPicPr>
+                    <pic:cNvPr id="0" name="Picture 6"/>
+                    <pic:cNvPicPr>
+                      <a:picLocks noChangeAspect="1" noChangeArrowheads="1"/>
+                    </pic:cNvPicPr>
+                  </pic:nvPicPr>
+                  <pic:blipFill>
+                    <a:blip r:embed="rId18" cstate="print">
+                      <a:extLst>
+                        <a:ext uri="{28A0092B-C50C-407E-A947-70E740481C1C}">
+                          <a14:useLocalDpi xmlns:a14="http://schemas.microsoft.com/office/drawing/2010/main" val="0"/>
+                        </a:ext>
+                      </a:extLst>
+                    </a:blip>
+                    <a:srcRect/>
+                    <a:stretch>
+                      <a:fillRect/>
+                    </a:stretch>
+                  </pic:blipFill>
+                  <pic:spPr bwMode="auto">
+                    <a:xfrm>
+                      <a:off x="0" y="0"/>
+                      <a:ext cx="3276903" cy="2184602"/>
+                    </a:xfrm>
+                    <a:prstGeom prst="rect">
+                      <a:avLst/>
+                    </a:prstGeom>
+                    <a:noFill/>
+                    <a:ln>
+                      <a:noFill/>
+                    </a:ln>
+                  </pic:spPr>
+                </pic:pic>
+              </a:graphicData>
+            </a:graphic>
+          </wp:inline>
+        </w:drawing>
+      </w:r>
+    </w:p>
+    <w:p>
+      <w:pPr>
+        <w:pStyle w:val="Descripcin"/>
+        <w:spacing w:after="180"/>
+        <w:jc w:val="center"/>
+        <w:rPr>
+          <w:rFonts w:ascii="Times New Roman" w:hAnsi="Times New Roman" w:cs="Times New Roman"/>
+        </w:rPr>
+      </w:pPr>
+      <w:r>
+        <w:rPr>
+          <w:rFonts w:ascii="Times New Roman" w:hAnsi="Times New Roman" w:cs="Times New Roman"/>
+        </w:rPr>
+        <w:t xml:space="preserve">Figura </w:t>
+      </w:r>
+      <w:r>
+        <w:rPr>
+          <w:rFonts w:ascii="Times New Roman" w:hAnsi="Times New Roman" w:cs="Times New Roman"/>
+        </w:rPr>
+        <w:fldChar w:fldCharType="begin"/>
+      </w:r>
+      <w:r>
+        <w:rPr>
+          <w:rFonts w:ascii="Times New Roman" w:hAnsi="Times New Roman" w:cs="Times New Roman"/>
+        </w:rPr>
+        <w:instrText xml:space="preserve"> SEQ Figura \* ARABIC </w:instrText>
+      </w:r>
+      <w:r>
+        <w:rPr>
+          <w:rFonts w:ascii="Times New Roman" w:hAnsi="Times New Roman" w:cs="Times New Roman"/>
+        </w:rPr>
+        <w:fldChar w:fldCharType="separate"/>
+      </w:r>
+      <w:r>
+        <w:rPr>
+          <w:rFonts w:ascii="Times New Roman" w:hAnsi="Times New Roman" w:cs="Times New Roman"/>
+          <w:noProof/>
+        </w:rPr>
+        <w:t>14</w:t>
+      </w:r>
+      <w:r>
+        <w:rPr>
+          <w:rFonts w:ascii="Times New Roman" w:hAnsi="Times New Roman" w:cs="Times New Roman"/>
+          <w:noProof/>
+        </w:rPr>
+        <w:fldChar w:fldCharType="end"/>
+      </w:r>
+      <w:r>
+        <w:rPr>
+          <w:rFonts w:ascii="Times New Roman" w:hAnsi="Times New Roman" w:cs="Times New Roman"/>
+        </w:rPr>
+        <w:t>. Recreación hecha con inteligencia artificial</w:t>
+      </w:r>
+    </w:p>
+    <w:p>
+      <w:pPr>
+        <w:spacing w:after="180"/>
+        <w:jc w:val="both"/>
+        <w:rPr>
+          <w:rFonts w:ascii="Times New Roman" w:hAnsi="Times New Roman" w:cs="Times New Roman"/>
+        </w:rPr>
+      </w:pPr>
+      <w:r>
+        <w:rPr>
+          <w:rFonts w:ascii="Times New Roman" w:hAnsi="Times New Roman" w:cs="Times New Roman"/>
+        </w:rPr>
+        <w:tab/>
+      </w:r>
+      <w:commentRangeStart w:id="23"/>
+      <w:r>
+        <w:rPr>
+          <w:rFonts w:ascii="Times New Roman" w:hAnsi="Times New Roman" w:cs="Times New Roman"/>
+        </w:rPr>
+        <w:t xml:space="preserve">A la hora de construir el escenario, se ha representado la iglesia de Nuestra Señora de Rocamador como uno de los principales espacios del capítulo final, incluyendo tanto su volumen exterior como el espacio interior destinado a representar los acontecimientos relacionados con la celebración del matrimonio. </w:t>
+      </w:r>
+      <w:commentRangeEnd w:id="23"/>
+      <w:r>
+        <w:rPr>
+          <w:rStyle w:val="Refdecomentario"/>
+          <w:rFonts w:ascii="Times New Roman" w:hAnsi="Times New Roman" w:cs="Times New Roman"/>
+          <w:sz w:val="24"/>
+          <w:szCs w:val="24"/>
+        </w:rPr>
+        <w:commentReference w:id="23"/>
+      </w:r>
+    </w:p>
+    <w:p>
+      <w:pPr>
+        <w:spacing w:after="180"/>
+        <w:jc w:val="center"/>
+        <w:rPr>
+          <w:rFonts w:ascii="Times New Roman" w:hAnsi="Times New Roman" w:cs="Times New Roman"/>
+        </w:rPr>
+      </w:pPr>
+      <w:r>
+        <w:rPr>
+          <w:rFonts w:ascii="Times New Roman" w:hAnsi="Times New Roman" w:cs="Times New Roman"/>
+        </w:rPr>
+        <w:t>[Foto del modelado]</w:t>
+      </w:r>
+    </w:p>
+    <w:p>
+      <w:pPr>
+        <w:spacing w:after="180"/>
+        <w:jc w:val="center"/>
+        <w:rPr>
+          <w:rFonts w:ascii="Times New Roman" w:hAnsi="Times New Roman" w:cs="Times New Roman"/>
+        </w:rPr>
+      </w:pPr>
+    </w:p>
+    <w:p/>
     <w:sectPr>
       <w:pgSz w:w="11906" w:h="16838"/>
       <w:pgMar w:top="1417" w:right="1701" w:bottom="1417" w:left="1701" w:header="708" w:footer="708" w:gutter="0"/>
@@ -5088,6 +8302,38 @@
       </w:r>
       <w:r>
         <w:t>Hablar de los bautismos de los Indios</w:t>
+      </w:r>
+    </w:p>
+  </w:comment>
+  <w:comment w:id="21" w:author="Laura Facenda Estrella" w:date="2026-08-27T21:08:00Z" w:initials="LF">
+    <w:p>
+      <w:pPr>
+        <w:pStyle w:val="Textocomentario"/>
+      </w:pPr>
+      <w:r>
+        <w:rPr>
+          <w:rStyle w:val="Refdecomentario"/>
+        </w:rPr>
+        <w:annotationRef/>
+      </w:r>
+      <w:r>
+        <w:t>Nao nao nao</w:t>
+      </w:r>
+    </w:p>
+  </w:comment>
+  <w:comment w:id="23" w:author="Laura Facenda Estrella" w:date="2026-08-19T14:25:00Z" w:initials="LF">
+    <w:p>
+      <w:pPr>
+        <w:pStyle w:val="Textocomentario"/>
+      </w:pPr>
+      <w:r>
+        <w:rPr>
+          <w:rStyle w:val="Refdecomentario"/>
+        </w:rPr>
+        <w:annotationRef/>
+      </w:r>
+      <w:r>
+        <w:t>Revisar</w:t>
       </w:r>
     </w:p>
   </w:comment>
@@ -5111,6 +8357,8 @@
   <w15:commentEx w15:paraId="776D7E5C" w15:done="0"/>
   <w15:commentEx w15:paraId="1EDB3855" w15:done="0"/>
   <w15:commentEx w15:paraId="72931AD7" w15:done="0"/>
+  <w15:commentEx w15:paraId="0F32CD28" w15:paraIdParent="72931AD7" w15:done="0"/>
+  <w15:commentEx w15:paraId="34A496EA" w15:done="0"/>
 </w15:commentsEx>
 </file>
 
@@ -5131,6 +8379,8 @@
   <w16cex:commentExtensible w16cex:durableId="7D6A5F9C" w16cex:dateUtc="2026-08-12T14:58:00Z"/>
   <w16cex:commentExtensible w16cex:durableId="787C9763" w16cex:dateUtc="2026-08-12T14:56:00Z"/>
   <w16cex:commentExtensible w16cex:durableId="78AC2C67" w16cex:dateUtc="2026-08-12T15:07:00Z"/>
+  <w16cex:commentExtensible w16cex:durableId="0806C522" w16cex:dateUtc="2026-08-27T19:08:00Z"/>
+  <w16cex:commentExtensible w16cex:durableId="732F9D00" w16cex:dateUtc="2026-08-19T12:25:00Z"/>
 </w16cex:commentsExtensible>
 </file>
 
@@ -5151,6 +8401,8 @@
   <w16cid:commentId w16cid:paraId="776D7E5C" w16cid:durableId="7D6A5F9C"/>
   <w16cid:commentId w16cid:paraId="1EDB3855" w16cid:durableId="787C9763"/>
   <w16cid:commentId w16cid:paraId="72931AD7" w16cid:durableId="78AC2C67"/>
+  <w16cid:commentId w16cid:paraId="0F32CD28" w16cid:durableId="0806C522"/>
+  <w16cid:commentId w16cid:paraId="34A496EA" w16cid:durableId="732F9D00"/>
 </w16cid:commentsIds>
 </file>
 
@@ -6286,6 +9538,25 @@
       <w:spacing w:after="100"/>
     </w:pPr>
   </w:style>
+  <w:style w:type="paragraph" w:styleId="Descripcin">
+    <w:name w:val="caption"/>
+    <w:basedOn w:val="Normal"/>
+    <w:next w:val="Normal"/>
+    <w:uiPriority w:val="35"/>
+    <w:unhideWhenUsed/>
+    <w:qFormat/>
+    <w:rsid w:val="00DB7CA6"/>
+    <w:pPr>
+      <w:spacing w:after="200" w:line="240" w:lineRule="auto"/>
+    </w:pPr>
+    <w:rPr>
+      <w:i/>
+      <w:iCs/>
+      <w:color w:val="0E2841" w:themeColor="text2"/>
+      <w:sz w:val="18"/>
+      <w:szCs w:val="18"/>
+    </w:rPr>
+  </w:style>
 </w:styles>
 </file>
 

--- a/GUION.docx
+++ b/GUION.docx
@@ -6593,6 +6593,245 @@
       <w:pPr>
         <w:jc w:val="both"/>
       </w:pPr>
+      <w:r>
+        <w:rPr>
+          <w:b/>
+          <w:bCs/>
+        </w:rPr>
+        <w:t>GINÉS:</w:t>
+      </w:r>
+      <w:r>
+        <w:t xml:space="preserve"> Ya se acerca el desenlace, la historia ya está en su final, pues dos coronas se preparan para un enlace celebrar.</w:t>
+      </w:r>
+    </w:p>
+    <w:p>
+      <w:pPr>
+        <w:jc w:val="both"/>
+      </w:pPr>
+      <w:r>
+        <w:t>Valencia de Alcántara aguarda, villa de frontera y paso, donde Castilla y Portugal hoy estrecharán sus lazos.</w:t>
+      </w:r>
+    </w:p>
+    <w:p>
+      <w:pPr>
+        <w:jc w:val="both"/>
+      </w:pPr>
+      <w:r>
+        <w:t>Llegan nobles y enviados, entre festejos y algarabía, pues Isabel y don Manuel, han de unirse en este día.</w:t>
+      </w:r>
+    </w:p>
+    <w:p>
+      <w:pPr>
+        <w:jc w:val="both"/>
+      </w:pPr>
+      <w:r>
+        <w:t>Todo aquello preparado, cada carta y cada viaje, encuentra al fin su destino con la llegada del enlace.</w:t>
+      </w:r>
+    </w:p>
+    <w:p>
+      <w:pPr>
+        <w:jc w:val="both"/>
+      </w:pPr>
+      <w:r>
+        <w:t>Mas no adelantemos hechos, ni demos la historia acabada, que aún queda un último acto antes de cerrar la jornada.</w:t>
+      </w:r>
+    </w:p>
+    <w:p>
+      <w:pPr>
+        <w:jc w:val="both"/>
+        <w:rPr>
+          <w:i/>
+          <w:iCs/>
+        </w:rPr>
+      </w:pPr>
+      <w:r>
+        <w:rPr>
+          <w:i/>
+          <w:iCs/>
+        </w:rPr>
+        <w:t>Fundido a negro</w:t>
+      </w:r>
+    </w:p>
+    <w:p>
+      <w:pPr>
+        <w:jc w:val="both"/>
+      </w:pPr>
+      <w:r>
+        <w:rPr>
+          <w:b/>
+          <w:bCs/>
+        </w:rPr>
+        <w:t>HERALDO:</w:t>
+      </w:r>
+      <w:r>
+        <w:t xml:space="preserve"> Ya vengo a hacer el encargo que la reina me encomienda, revisar que está en orden el lugar del casamiento, y que ese dichoso bufón traiga todo lo mandado.</w:t>
+      </w:r>
+    </w:p>
+    <w:p>
+      <w:pPr>
+        <w:jc w:val="both"/>
+      </w:pPr>
+      <w:r>
+        <w:t>¡Eh tú! A ti te quería yo ver, que si por poco fuera llegas después de la boda.</w:t>
+      </w:r>
+    </w:p>
+    <w:p>
+      <w:pPr>
+        <w:jc w:val="both"/>
+      </w:pPr>
+      <w:r>
+        <w:rPr>
+          <w:b/>
+          <w:bCs/>
+        </w:rPr>
+        <w:t>BENJAMÍN:</w:t>
+      </w:r>
+      <w:r>
+        <w:t xml:space="preserve"> Perdón buen señor pero al estar usted tan enfermo </w:t>
+      </w:r>
+      <w:r>
+        <w:t>tuve que hacer su trabajo y el mío.</w:t>
+      </w:r>
+    </w:p>
+    <w:p>
+      <w:pPr>
+        <w:jc w:val="both"/>
+      </w:pPr>
+      <w:r>
+        <w:rPr>
+          <w:b/>
+          <w:bCs/>
+        </w:rPr>
+        <w:t>HERALDO:</w:t>
+      </w:r>
+      <w:r>
+        <w:t xml:space="preserve"> No te vengas tan arriba que solo diste cuatro voces, ¿y bien? ¿Traes todo lo que se te encargó?  ¿Las cintas, las especias, la música, las velas y la miel?</w:t>
+      </w:r>
+    </w:p>
+    <w:p>
+      <w:pPr>
+        <w:jc w:val="both"/>
+      </w:pPr>
+      <w:r>
+        <w:rPr>
+          <w:b/>
+          <w:bCs/>
+        </w:rPr>
+        <w:t>BENJAMÍN:</w:t>
+      </w:r>
+      <w:r>
+        <w:t xml:space="preserve"> Pero ¿de qué velas hablas? Nadie me dijo nada de miel.</w:t>
+      </w:r>
+    </w:p>
+    <w:p>
+      <w:pPr>
+        <w:jc w:val="both"/>
+      </w:pPr>
+      <w:r>
+        <w:rPr>
+          <w:b/>
+          <w:bCs/>
+        </w:rPr>
+        <w:t>HERALDO:</w:t>
+      </w:r>
+      <w:r>
+        <w:t xml:space="preserve"> Dame lo que tengas y hazte con lo que te falte, pero rápido, pues ya está todo preparado y es lo único que falta para contentar a sus majestades.</w:t>
+      </w:r>
+    </w:p>
+    <w:p>
+      <w:pPr>
+        <w:jc w:val="both"/>
+        <w:rPr>
+          <w:i/>
+          <w:iCs/>
+        </w:rPr>
+      </w:pPr>
+      <w:r>
+        <w:rPr>
+          <w:i/>
+          <w:iCs/>
+        </w:rPr>
+        <w:t>Se va el heraldo y llegan 3 mozas cantando…</w:t>
+      </w:r>
+    </w:p>
+    <w:p>
+      <w:pPr>
+        <w:jc w:val="both"/>
+        <w:rPr>
+          <w:i/>
+          <w:iCs/>
+        </w:rPr>
+      </w:pPr>
+      <w:r>
+        <w:rPr>
+          <w:i/>
+          <w:iCs/>
+        </w:rPr>
+        <w:t>ESTE VINO ES UN BUEN VINO VINO GENEROSO QUE TE ALEGRA NUESTRA VIDA Y LA DE LOS OTROS, ESTA COPA TIENE VINO DE MARVAO Y SI TE LA BEEEEEBES TE VAS PA’ LOS LAOS</w:t>
+      </w:r>
+      <w:r>
+        <w:rPr>
+          <w:i/>
+          <w:iCs/>
+        </w:rPr>
+        <w:t xml:space="preserve"> (tmb podría ser el romance de la mora cautiva)</w:t>
+      </w:r>
+    </w:p>
+    <w:p>
+      <w:pPr>
+        <w:jc w:val="both"/>
+      </w:pPr>
+      <w:r>
+        <w:rPr>
+          <w:b/>
+          <w:bCs/>
+        </w:rPr>
+        <w:t>ALMUDENA:</w:t>
+      </w:r>
+      <w:r>
+        <w:t xml:space="preserve"> ¡Corred! ¡Corred que se viene la noche encima y ya está la pompa preparada!</w:t>
+      </w:r>
+    </w:p>
+    <w:p>
+      <w:pPr>
+        <w:jc w:val="both"/>
+      </w:pPr>
+      <w:r>
+        <w:rPr>
+          <w:b/>
+          <w:bCs/>
+        </w:rPr>
+        <w:lastRenderedPageBreak/>
+        <w:t>MARISA:</w:t>
+      </w:r>
+      <w:r>
+        <w:t xml:space="preserve"> ¡Ahora viene esta con fuerte premura! Mira que te lo dije hace tiempo ya. ¡Que se nos hacía tarde y no llegábamos a la boda!</w:t>
+      </w:r>
+    </w:p>
+    <w:p>
+      <w:pPr>
+        <w:jc w:val="both"/>
+      </w:pPr>
+      <w:r>
+        <w:rPr>
+          <w:b/>
+          <w:bCs/>
+        </w:rPr>
+        <w:t>FÁTIMA:</w:t>
+      </w:r>
+      <w:r>
+        <w:t xml:space="preserve"> ¡Y lo peor de todo no es eso! Lo peor es que tenemos ya a todo el pueblo bajando la calle y nos verá de esta guisa.</w:t>
+      </w:r>
+    </w:p>
+    <w:p>
+      <w:pPr>
+        <w:jc w:val="both"/>
+      </w:pPr>
+    </w:p>
+    <w:p>
+      <w:pPr>
+        <w:jc w:val="both"/>
+      </w:pPr>
     </w:p>
     <w:p>
       <w:pPr>
@@ -6910,7 +7149,7 @@
           <w:noProof/>
         </w:rPr>
         <w:drawing>
-          <wp:inline distT="0" distB="0" distL="0" distR="0" wp14:anchorId="3C56B46E" wp14:editId="6554BCA5">
+          <wp:inline distT="0" distB="0" distL="0" distR="0" wp14:anchorId="3C56B46E" wp14:editId="6EA830AA">
             <wp:extent cx="3178629" cy="2492375"/>
             <wp:effectExtent l="0" t="0" r="3175" b="3175"/>
             <wp:docPr id="1838864746" name="Imagen 1"/>
@@ -7517,7 +7756,7 @@
           <w:noProof/>
         </w:rPr>
         <w:drawing>
-          <wp:inline distT="0" distB="0" distL="0" distR="0" wp14:anchorId="2659DA76" wp14:editId="601EAE44">
+          <wp:inline distT="0" distB="0" distL="0" distR="0" wp14:anchorId="2659DA76" wp14:editId="33E4E168">
             <wp:extent cx="3227844" cy="3143250"/>
             <wp:effectExtent l="0" t="0" r="0" b="0"/>
             <wp:docPr id="199490778" name="Imagen 1"/>

--- a/GUION.docx
+++ b/GUION.docx
@@ -6561,15 +6561,30 @@
         <w:jc w:val="both"/>
       </w:pPr>
       <w:r>
-        <w:t>Aparecen 3/4 mozas, cada una con algo distinto, una dice que tiene un tarro de miel, otra que tiene información importante que le dijo su marido (carta sobre la enfermedad de Juan) y otra le dice dónde puede conseguir las velas</w:t>
-      </w:r>
-    </w:p>
-    <w:p>
-      <w:pPr>
-        <w:jc w:val="both"/>
-      </w:pPr>
-      <w:r>
-        <w:t>Bufón sube al castillo, en la torre hay una colmena de donde sacar miel – puzle R u otro puzle de encajar piezas (en función del tiempo), en los establos está el marido de la mujer, quien le da la carta y le encarga dársela a la reina, hablar con npcs para averiguar dónde se encuentra, y las velas las vende un vendedor ambulante a cambio de un gatito (conseguido en el segundo capítulo capítulo)</w:t>
+        <w:t xml:space="preserve">Aparecen 3/4 mozas, cada una con algo distinto, una dice que </w:t>
+      </w:r>
+      <w:r>
+        <w:t>sabe dónde hay miel</w:t>
+      </w:r>
+      <w:r>
+        <w:t>, otra que tiene información importante que le dijo su marido (carta sobre la enfermedad de Juan) y otra le dice dónde puede conseguir las velas</w:t>
+      </w:r>
+    </w:p>
+    <w:p>
+      <w:pPr>
+        <w:jc w:val="both"/>
+      </w:pPr>
+      <w:r>
+        <w:t xml:space="preserve">Bufón sube al castillo, en la torre hay una colmena de donde sacar miel – puzle R u otro puzle de encajar piezas (en función del tiempo), en los establos está el marido de la mujer, quien le da la carta y le encarga dársela a la reina, </w:t>
+      </w:r>
+      <w:r>
+        <w:t>espiar</w:t>
+      </w:r>
+      <w:r>
+        <w:t xml:space="preserve"> con npcs para averiguar dónde se encuentra, y las velas las vende un vendedor ambulante a</w:t>
+      </w:r>
+      <w:r>
+        <w:t>l responder preguntas</w:t>
       </w:r>
     </w:p>
     <w:p>
@@ -6826,7 +6841,1017 @@
     <w:p>
       <w:pPr>
         <w:jc w:val="both"/>
-      </w:pPr>
+        <w:rPr>
+          <w:i/>
+          <w:iCs/>
+        </w:rPr>
+      </w:pPr>
+      <w:r>
+        <w:rPr>
+          <w:i/>
+          <w:iCs/>
+        </w:rPr>
+        <w:t>Llegan con el Bufón y comienza conversación con él</w:t>
+      </w:r>
+    </w:p>
+    <w:p>
+      <w:pPr>
+        <w:jc w:val="both"/>
+      </w:pPr>
+      <w:r>
+        <w:rPr>
+          <w:b/>
+          <w:bCs/>
+        </w:rPr>
+        <w:t>BUFÓN:</w:t>
+      </w:r>
+      <w:r>
+        <w:t xml:space="preserve"> ¡Calma, doncellas! Pero por nuestro Señor, ¿qué estrépito es este?</w:t>
+      </w:r>
+    </w:p>
+    <w:p>
+      <w:pPr>
+        <w:jc w:val="both"/>
+      </w:pPr>
+      <w:r>
+        <w:rPr>
+          <w:b/>
+          <w:bCs/>
+        </w:rPr>
+        <w:t>FÁTIMA:</w:t>
+      </w:r>
+      <w:r>
+        <w:t xml:space="preserve"> ¡Ay! Discúlpeme vuestra Merced. Intentábamos llegar a nuestras casas.</w:t>
+      </w:r>
+    </w:p>
+    <w:p>
+      <w:pPr>
+        <w:jc w:val="both"/>
+      </w:pPr>
+      <w:r>
+        <w:rPr>
+          <w:b/>
+          <w:bCs/>
+        </w:rPr>
+        <w:t>MARISA:</w:t>
+      </w:r>
+      <w:r>
+        <w:t xml:space="preserve"> Pero díganos su nombre, para que podamos dirigirnos a usted y así ayudarle en tooooodo lo que necesite…</w:t>
+      </w:r>
+    </w:p>
+    <w:p>
+      <w:pPr>
+        <w:jc w:val="both"/>
+      </w:pPr>
+      <w:r>
+        <w:rPr>
+          <w:b/>
+          <w:bCs/>
+        </w:rPr>
+        <w:t>BUFÓN:</w:t>
+      </w:r>
+      <w:r>
+        <w:t xml:space="preserve"> Mi nombre es Benjamín, Bufón Real, para servirles. Vengo de Castilla mandado por sus majestades con la misión de asegurarme de que todo esté preparado para la Boda Regia que se dará aquí y en breve plazo…</w:t>
+      </w:r>
+    </w:p>
+    <w:p>
+      <w:pPr>
+        <w:jc w:val="both"/>
+      </w:pPr>
+      <w:r>
+        <w:rPr>
+          <w:b/>
+          <w:bCs/>
+        </w:rPr>
+        <w:t>ALMUDENA:</w:t>
+      </w:r>
+      <w:r>
+        <w:t xml:space="preserve"> Breve plazo, sí. Pero aún queda algo de tiempo y si tiene a bien acompañarme a mi casa, podré ofrecerle un refrigerio para recomponerse de tan calurosa jornada…</w:t>
+      </w:r>
+    </w:p>
+    <w:p>
+      <w:pPr>
+        <w:jc w:val="both"/>
+      </w:pPr>
+      <w:r>
+        <w:rPr>
+          <w:b/>
+          <w:bCs/>
+        </w:rPr>
+        <w:t xml:space="preserve">BUFÓN: </w:t>
+      </w:r>
+      <w:r>
+        <w:t xml:space="preserve">Gracias por el </w:t>
+      </w:r>
+      <w:r>
+        <w:t>ofrecimiento,</w:t>
+      </w:r>
+      <w:r>
+        <w:t xml:space="preserve"> pero me veo en la obligación de rechazarlo. Cuando pensé haber acabado mi tarea me encuentro con que no está todo preparado, que si velas, que si miel, de dónde voy a sacar yo tales cosas en un día festivo como hoy.</w:t>
+      </w:r>
+    </w:p>
+    <w:p>
+      <w:pPr>
+        <w:jc w:val="both"/>
+      </w:pPr>
+      <w:r>
+        <w:rPr>
+          <w:b/>
+          <w:bCs/>
+        </w:rPr>
+        <w:t>MARISA:</w:t>
+      </w:r>
+      <w:r>
+        <w:t xml:space="preserve"> No se preocupe mi buen señor, si miel es lo que precisas me sé de la existencia de un panal en la Torre del Homenaje, puede probar suerte allí.</w:t>
+      </w:r>
+    </w:p>
+    <w:p>
+      <w:pPr>
+        <w:jc w:val="both"/>
+      </w:pPr>
+      <w:r>
+        <w:rPr>
+          <w:b/>
+          <w:bCs/>
+        </w:rPr>
+        <w:t>ALMUDENA:</w:t>
+      </w:r>
+      <w:r>
+        <w:t xml:space="preserve"> Pues yo he oído que un vendedor ambulante se aproxima a la villa, tal vez él tenga velas para vender.</w:t>
+      </w:r>
+    </w:p>
+    <w:p>
+      <w:pPr>
+        <w:jc w:val="both"/>
+      </w:pPr>
+      <w:r>
+        <w:rPr>
+          <w:b/>
+          <w:bCs/>
+        </w:rPr>
+        <w:t>FÁTIMA:</w:t>
+      </w:r>
+      <w:r>
+        <w:t xml:space="preserve"> Pero ¿qué decís insensatas? Qué importa la miel o las velas si no hay boda. Mi marido, que se encuentra en los establos, me ha dicho que ha recibido una carta que se ha de entregar a la reina, dicen que trae nuevas sobre la enfermedad del príncipe Juan.</w:t>
+      </w:r>
+    </w:p>
+    <w:p>
+      <w:pPr>
+        <w:jc w:val="both"/>
+      </w:pPr>
+      <w:r>
+        <w:rPr>
+          <w:b/>
+          <w:bCs/>
+        </w:rPr>
+        <w:t>MARISA:</w:t>
+      </w:r>
+      <w:r>
+        <w:t xml:space="preserve"> Calla mujer, que boda va a haber. Y tú, si tienes dudas al respecto te recomiendo hacerte con ese mensaje y hablar si puedes, con sus majestades. Quizás te alivien los pesares.</w:t>
+      </w:r>
+    </w:p>
+    <w:p>
+      <w:pPr>
+        <w:jc w:val="both"/>
+      </w:pPr>
+      <w:r>
+        <w:rPr>
+          <w:b/>
+          <w:bCs/>
+        </w:rPr>
+        <w:t>ALMUDENA:</w:t>
+      </w:r>
+      <w:r>
+        <w:t xml:space="preserve"> </w:t>
+      </w:r>
+      <w:r>
+        <w:t>Y ahora muchachas espabilad, que tenemos que ir a nuestras casas si queremos llegar a la boda.</w:t>
+      </w:r>
+    </w:p>
+    <w:p>
+      <w:pPr>
+        <w:jc w:val="both"/>
+      </w:pPr>
+      <w:r>
+        <w:rPr>
+          <w:b/>
+          <w:bCs/>
+        </w:rPr>
+        <w:t>BUFÓN:</w:t>
+      </w:r>
+      <w:r>
+        <w:t xml:space="preserve"> Muchas gracias</w:t>
+      </w:r>
+      <w:r>
+        <w:t xml:space="preserve"> por vuestra amabilidad encantadoras damas, me ha servido de mucho esta agradable charla.</w:t>
+      </w:r>
+    </w:p>
+    <w:p>
+      <w:pPr>
+        <w:jc w:val="both"/>
+      </w:pPr>
+      <w:r>
+        <w:lastRenderedPageBreak/>
+        <w:t>Se van las mozas y bufón debería ir buscando por el castillo</w:t>
+      </w:r>
+    </w:p>
+    <w:p>
+      <w:pPr>
+        <w:jc w:val="both"/>
+      </w:pPr>
+      <w:r>
+        <w:t xml:space="preserve">Torre del Homenaje </w:t>
+      </w:r>
+      <w:r>
+        <w:sym w:font="Wingdings" w:char="F0E0"/>
+      </w:r>
+      <w:r>
+        <w:t xml:space="preserve"> son abejas, no hay diálogo como tal, si acaso de uy este debe ser el panal del que me hablaron y poco más</w:t>
+      </w:r>
+    </w:p>
+    <w:p>
+      <w:pPr>
+        <w:jc w:val="both"/>
+      </w:pPr>
+      <w:r>
+        <w:t xml:space="preserve">Vendedor ambulante </w:t>
+      </w:r>
+      <w:r>
+        <w:sym w:font="Wingdings" w:char="F0E0"/>
+      </w:r>
+      <w:r>
+        <w:t xml:space="preserve"> salta diálogo al llegar a él, entrar en una zona concreta</w:t>
+      </w:r>
+    </w:p>
+    <w:p>
+      <w:pPr>
+        <w:jc w:val="both"/>
+      </w:pPr>
+      <w:r>
+        <w:rPr>
+          <w:b/>
+          <w:bCs/>
+        </w:rPr>
+        <w:t>ANSELMO:</w:t>
+      </w:r>
+      <w:r>
+        <w:t xml:space="preserve"> Gente de bien, humildes vecinos de… ¡Valencia de Alcántara! Pues hasta aquí llego con la fe de que sepan que estos productos milagrosos puedan devolver la felicidad a cualquiera de ustedes.</w:t>
+      </w:r>
+    </w:p>
+    <w:p>
+      <w:pPr>
+        <w:jc w:val="both"/>
+      </w:pPr>
+      <w:r>
+        <w:rPr>
+          <w:b/>
+          <w:bCs/>
+        </w:rPr>
+        <w:t>BUFÓN:</w:t>
+      </w:r>
+      <w:r>
+        <w:t xml:space="preserve"> ¡Alto ahí!</w:t>
+      </w:r>
+    </w:p>
+    <w:p>
+      <w:pPr>
+        <w:jc w:val="both"/>
+      </w:pPr>
+      <w:r>
+        <w:rPr>
+          <w:b/>
+          <w:bCs/>
+        </w:rPr>
+        <w:t>ANSELMO:</w:t>
+      </w:r>
+      <w:r>
+        <w:t xml:space="preserve"> Miren, por aquí tenemos un claro ejemplar de persona que necesita de mis bálsamos.</w:t>
+      </w:r>
+    </w:p>
+    <w:p>
+      <w:pPr>
+        <w:jc w:val="both"/>
+      </w:pPr>
+      <w:r>
+        <w:rPr>
+          <w:b/>
+          <w:bCs/>
+        </w:rPr>
+        <w:t>BUFÓN:</w:t>
+      </w:r>
+      <w:r>
+        <w:t xml:space="preserve"> He dicho que alto ahí. Deje de instigar a las gentes de la villa con su verborrea, pícaro parlanchín.</w:t>
+      </w:r>
+    </w:p>
+    <w:p>
+      <w:pPr>
+        <w:jc w:val="both"/>
+      </w:pPr>
+      <w:r>
+        <w:rPr>
+          <w:b/>
+          <w:bCs/>
+        </w:rPr>
+        <w:t>ANSELMO:</w:t>
+      </w:r>
+      <w:r>
+        <w:t xml:space="preserve"> Bien claro está que necesita de un brebaje para la ira contenida… no se preocupe que tengo lo que andaba buscando.</w:t>
+      </w:r>
+    </w:p>
+    <w:p>
+      <w:pPr>
+        <w:jc w:val="both"/>
+      </w:pPr>
+      <w:r>
+        <w:rPr>
+          <w:b/>
+          <w:bCs/>
+        </w:rPr>
+        <w:t>BUFÓN:</w:t>
+      </w:r>
+      <w:r>
+        <w:rPr>
+          <w:b/>
+          <w:bCs/>
+        </w:rPr>
+        <w:t xml:space="preserve"> </w:t>
+      </w:r>
+      <w:r>
+        <w:t xml:space="preserve">Lo único que yo ando buscando son unas velas para la boda de sus majestades. Que hoy acaece el quizá más importante acto que la historia puede regalar a esta población. </w:t>
+      </w:r>
+      <w:r>
+        <w:t>De modo que como no se espabile y ahueque el ala de aquí, va a pasar la noche</w:t>
+      </w:r>
+      <w:r>
+        <w:t xml:space="preserve"> y buena parte del día entre los barrotes del calabozo.</w:t>
+      </w:r>
+    </w:p>
+    <w:p>
+      <w:pPr>
+        <w:jc w:val="both"/>
+      </w:pPr>
+      <w:r>
+        <w:rPr>
+          <w:b/>
+          <w:bCs/>
+        </w:rPr>
+        <w:t>ANSELMO:</w:t>
+      </w:r>
+      <w:r>
+        <w:t xml:space="preserve"> No diga eso mi buen señor, si lo que precisa son velas y no brebajes eso también se lo puedo proporcionar. Pero para ello tendrás que responder correctamente a mis preguntas</w:t>
+      </w:r>
+      <w:r>
+        <w:t>, tú que tanto dices saber sobre bodas y coronas.</w:t>
+      </w:r>
+    </w:p>
+    <w:p>
+      <w:pPr>
+        <w:jc w:val="both"/>
+      </w:pPr>
+    </w:p>
+    <w:p>
+      <w:pPr>
+        <w:jc w:val="both"/>
+      </w:pPr>
+    </w:p>
+    <w:p>
+      <w:pPr>
+        <w:jc w:val="both"/>
+      </w:pPr>
+      <w:r>
+        <w:rPr>
+          <w:b/>
+          <w:bCs/>
+        </w:rPr>
+        <w:t>ANSELMO:</w:t>
+      </w:r>
+      <w:r>
+        <w:t xml:space="preserve"> ¿Preparado?</w:t>
+      </w:r>
+    </w:p>
+    <w:p>
+      <w:pPr>
+        <w:jc w:val="both"/>
+      </w:pPr>
+      <w:r>
+        <w:t>¿En qué día nos encontramos hoy?</w:t>
+      </w:r>
+    </w:p>
+    <w:p>
+      <w:pPr>
+        <w:jc w:val="both"/>
+      </w:pPr>
+      <w:r>
+        <w:rPr>
+          <w:i/>
+          <w:iCs/>
+        </w:rPr>
+        <w:t>Respuestas:</w:t>
+      </w:r>
+      <w:r>
+        <w:t xml:space="preserve"> </w:t>
+      </w:r>
+      <w:r>
+        <w:rPr>
+          <w:b/>
+          <w:bCs/>
+        </w:rPr>
+        <w:t>7 de octubre de 1497</w:t>
+      </w:r>
+      <w:r>
+        <w:t>, 5 de octubre de 1495, 7 de octubre de 1490, 5 de septiembre de 1497</w:t>
+      </w:r>
+    </w:p>
+    <w:p>
+      <w:pPr>
+        <w:jc w:val="both"/>
+      </w:pPr>
+      <w:r>
+        <w:t>¿Qué dura condición pusieron para la boda?</w:t>
+      </w:r>
+    </w:p>
+    <w:p>
+      <w:pPr>
+        <w:jc w:val="both"/>
+      </w:pPr>
+      <w:r>
+        <w:rPr>
+          <w:i/>
+          <w:iCs/>
+        </w:rPr>
+        <w:t xml:space="preserve">Respuestas: </w:t>
+      </w:r>
+      <w:r>
+        <w:rPr>
+          <w:b/>
+          <w:bCs/>
+        </w:rPr>
+        <w:t>Expulsión de los judíos</w:t>
+      </w:r>
+      <w:r>
+        <w:t>, expulsión de los moros, bautismo de los indios, 50 cabezas de ganado.</w:t>
+      </w:r>
+    </w:p>
+    <w:p>
+      <w:pPr>
+        <w:jc w:val="both"/>
+      </w:pPr>
+      <w:r>
+        <w:t>Antes de con don Manuel, Isabel ya había estado casada con alguien portugués, ¿con quién?</w:t>
+      </w:r>
+    </w:p>
+    <w:p>
+      <w:pPr>
+        <w:jc w:val="both"/>
+      </w:pPr>
+      <w:r>
+        <w:rPr>
+          <w:i/>
+          <w:iCs/>
+        </w:rPr>
+        <w:lastRenderedPageBreak/>
+        <w:t>Respuestas:</w:t>
+      </w:r>
+      <w:r>
+        <w:t xml:space="preserve"> </w:t>
+      </w:r>
+      <w:r>
+        <w:rPr>
+          <w:b/>
+          <w:bCs/>
+        </w:rPr>
+        <w:t>Su sobrino Alfonso, príncipe heredero</w:t>
+      </w:r>
+      <w:r>
+        <w:t>; Su hermano Alfonso, rey de Portugal; Su primo Fernando, rey de Portugal; Su primo Alfonso, rey de Portugal.</w:t>
+      </w:r>
+    </w:p>
+    <w:p>
+      <w:pPr>
+        <w:jc w:val="both"/>
+      </w:pPr>
+      <w:r>
+        <w:t>¿Y en qué año tuvo lugar dicho matrimonio?</w:t>
+      </w:r>
+    </w:p>
+    <w:p>
+      <w:pPr>
+        <w:jc w:val="both"/>
+      </w:pPr>
+      <w:r>
+        <w:rPr>
+          <w:i/>
+          <w:iCs/>
+        </w:rPr>
+        <w:t xml:space="preserve">Respuestas: </w:t>
+      </w:r>
+      <w:r>
+        <w:t>1490, 1491, 1492, 1495.</w:t>
+      </w:r>
+    </w:p>
+    <w:p>
+      <w:pPr>
+        <w:jc w:val="both"/>
+      </w:pPr>
+      <w:r>
+        <w:t>¿Por qué crees que los reyes han elegido este</w:t>
+      </w:r>
+      <w:r>
+        <w:t xml:space="preserve"> sitio como lugar del casamiento?</w:t>
+      </w:r>
+    </w:p>
+    <w:p>
+      <w:pPr>
+        <w:jc w:val="both"/>
+      </w:pPr>
+      <w:r>
+        <w:rPr>
+          <w:i/>
+          <w:iCs/>
+        </w:rPr>
+        <w:t>Respuestas:</w:t>
+      </w:r>
+      <w:r>
+        <w:rPr>
+          <w:b/>
+          <w:bCs/>
+        </w:rPr>
+        <w:t xml:space="preserve"> Por su proximidad con la frontera castellano-portuguesa</w:t>
+      </w:r>
+      <w:r>
+        <w:t xml:space="preserve">, </w:t>
+      </w:r>
+      <w:r>
+        <w:t>Por haber sido elegida tradicionalmente para los matrimonios entre ambas coronas</w:t>
+      </w:r>
+      <w:r>
+        <w:t xml:space="preserve">; </w:t>
+      </w:r>
+      <w:r>
+        <w:t>Por encontrarse a medio camino entre Toledo y Lisboa</w:t>
+      </w:r>
+      <w:r>
+        <w:t xml:space="preserve">; </w:t>
+      </w:r>
+      <w:r>
+        <w:t>Porque pertenecía a la Corona portuguesa y facilitaba la llegada de Manuel I.</w:t>
+      </w:r>
+    </w:p>
+    <w:p>
+      <w:pPr>
+        <w:jc w:val="both"/>
+      </w:pPr>
+      <w:r>
+        <w:rPr>
+          <w:b/>
+          <w:bCs/>
+        </w:rPr>
+        <w:t>ANSELMO:</w:t>
+      </w:r>
+      <w:r>
+        <w:t xml:space="preserve"> Veo que conoces bien los entresijos de la realeza, ya te dejo de entretener y toma las prometidas velas.</w:t>
+      </w:r>
+    </w:p>
+    <w:p>
+      <w:pPr>
+        <w:jc w:val="both"/>
+      </w:pPr>
+      <w:r>
+        <w:rPr>
+          <w:i/>
+          <w:iCs/>
+        </w:rPr>
+        <w:t>Si falla</w:t>
+      </w:r>
+    </w:p>
+    <w:p>
+      <w:pPr>
+        <w:jc w:val="both"/>
+      </w:pPr>
+      <w:r>
+        <w:rPr>
+          <w:b/>
+          <w:bCs/>
+        </w:rPr>
+        <w:t>ANSELMO:</w:t>
+      </w:r>
+      <w:r>
+        <w:t xml:space="preserve"> Al parecer no sabes tanto como creía, quizás entre el pueblo encuentres las respuestas que te faltan.</w:t>
+      </w:r>
+    </w:p>
+    <w:p>
+      <w:pPr>
+        <w:jc w:val="both"/>
+        <w:rPr>
+          <w:i/>
+          <w:iCs/>
+        </w:rPr>
+      </w:pPr>
+      <w:r>
+        <w:rPr>
+          <w:i/>
+          <w:iCs/>
+        </w:rPr>
+        <w:t>Información sobre el tema en alguna conversación del pueblo y demás</w:t>
+      </w:r>
+    </w:p>
+    <w:p>
+      <w:pPr>
+        <w:jc w:val="both"/>
+        <w:rPr>
+          <w:i/>
+          <w:iCs/>
+        </w:rPr>
+      </w:pPr>
+      <w:r>
+        <w:rPr>
+          <w:i/>
+          <w:iCs/>
+        </w:rPr>
+        <w:t>En el establo</w:t>
+      </w:r>
+    </w:p>
+    <w:p>
+      <w:pPr>
+        <w:jc w:val="both"/>
+      </w:pPr>
+      <w:r>
+        <w:rPr>
+          <w:b/>
+          <w:bCs/>
+        </w:rPr>
+        <w:t xml:space="preserve">BUFÓN: </w:t>
+      </w:r>
+      <w:r>
+        <w:t>Creo que eres el hombre al que busco.</w:t>
+      </w:r>
+    </w:p>
+    <w:p>
+      <w:pPr>
+        <w:jc w:val="both"/>
+      </w:pPr>
+      <w:r>
+        <w:rPr>
+          <w:b/>
+          <w:bCs/>
+        </w:rPr>
+        <w:t>BARTOLOMÉ:</w:t>
+      </w:r>
+      <w:r>
+        <w:t xml:space="preserve"> ¿Qué se me requiere?</w:t>
+      </w:r>
+    </w:p>
+    <w:p>
+      <w:pPr>
+        <w:jc w:val="both"/>
+      </w:pPr>
+      <w:r>
+        <w:rPr>
+          <w:b/>
+          <w:bCs/>
+        </w:rPr>
+        <w:t>BUFÓN:</w:t>
+      </w:r>
+      <w:r>
+        <w:t xml:space="preserve"> He conocido a su encantadora mujer hace un rato diciendo no sé qué sobre una carta a entregar, si a vuesa merced le conviene puedo encargarme de hacérsela llegar a la reina.</w:t>
+      </w:r>
+    </w:p>
+    <w:p>
+      <w:pPr>
+        <w:jc w:val="both"/>
+      </w:pPr>
+      <w:r>
+        <w:rPr>
+          <w:b/>
+          <w:bCs/>
+        </w:rPr>
+        <w:t>BARTOLOMÉ:</w:t>
+      </w:r>
+      <w:r>
+        <w:t xml:space="preserve"> ¿Y tú quién eres? ¿Qué ganas tú con todo esto? ¿No serás un espía enviado por los franceses?</w:t>
+      </w:r>
+    </w:p>
+    <w:p>
+      <w:pPr>
+        <w:jc w:val="both"/>
+      </w:pPr>
+      <w:r>
+        <w:rPr>
+          <w:b/>
+          <w:bCs/>
+        </w:rPr>
+        <w:t>BUFÓN:</w:t>
+      </w:r>
+      <w:r>
+        <w:t xml:space="preserve"> No sé de qué espías me hablas. Solo soy un enviado por los reyes encargado de preparar el enlace, si es que va a haber enlace.</w:t>
+      </w:r>
+    </w:p>
+    <w:p>
+      <w:pPr>
+        <w:jc w:val="both"/>
+      </w:pPr>
+      <w:r>
+        <w:rPr>
+          <w:b/>
+          <w:bCs/>
+        </w:rPr>
+        <w:t>BARTOLOMÉ:</w:t>
+      </w:r>
+      <w:r>
+        <w:rPr>
+          <w:b/>
+          <w:bCs/>
+        </w:rPr>
+        <w:t xml:space="preserve"> </w:t>
+      </w:r>
+      <w:r>
+        <w:t>En ese caso,</w:t>
+      </w:r>
+      <w:r>
+        <w:t xml:space="preserve"> </w:t>
+      </w:r>
+      <w:r>
+        <w:t>l</w:t>
+      </w:r>
+      <w:r>
+        <w:t>as nuevas que traen esta carta</w:t>
+      </w:r>
+      <w:r>
+        <w:t xml:space="preserve"> solo han de entregarse a los reyes, no vaya a ser que caiga en malas manos y llegue a oídos de alguien que no nos convenga. </w:t>
+      </w:r>
+    </w:p>
+    <w:p>
+      <w:pPr>
+        <w:jc w:val="both"/>
+      </w:pPr>
+      <w:r>
+        <w:t>[Se abre la carta y la lee]</w:t>
+      </w:r>
+    </w:p>
+    <w:p>
+      <w:pPr>
+        <w:rPr>
+          <w:i/>
+          <w:iCs/>
+        </w:rPr>
+      </w:pPr>
+      <w:r>
+        <w:rPr>
+          <w:i/>
+          <w:iCs/>
+        </w:rPr>
+        <w:t>Conversaciones sobre dónde encontrar a la reina</w:t>
+      </w:r>
+    </w:p>
+    <w:p>
+      <w:pPr>
+        <w:jc w:val="both"/>
+      </w:pPr>
+      <w:r>
+        <w:rPr>
+          <w:b/>
+          <w:bCs/>
+        </w:rPr>
+        <w:t>BUFÓN:</w:t>
+      </w:r>
+      <w:r>
+        <w:t xml:space="preserve"> Mi reina, mi reina, noticias traigo. </w:t>
+      </w:r>
+    </w:p>
+    <w:p>
+      <w:pPr>
+        <w:jc w:val="both"/>
+      </w:pPr>
+      <w:r>
+        <w:rPr>
+          <w:b/>
+          <w:bCs/>
+        </w:rPr>
+        <w:t>ISABEL:</w:t>
+      </w:r>
+      <w:r>
+        <w:t xml:space="preserve"> Habla bufón.</w:t>
+      </w:r>
+    </w:p>
+    <w:p>
+      <w:pPr>
+        <w:jc w:val="both"/>
+      </w:pPr>
+      <w:r>
+        <w:rPr>
+          <w:b/>
+          <w:bCs/>
+        </w:rPr>
+        <w:lastRenderedPageBreak/>
+        <w:t>BUFÓN:</w:t>
+      </w:r>
+      <w:r>
+        <w:t xml:space="preserve"> Vuestro príncipe señora, vuestro príncipe real, tras empeorar las sus fiebres el alma quiere a Dios dar.</w:t>
+      </w:r>
+    </w:p>
+    <w:p>
+      <w:pPr>
+        <w:jc w:val="both"/>
+      </w:pPr>
+      <w:r>
+        <w:rPr>
+          <w:b/>
+          <w:bCs/>
+        </w:rPr>
+        <w:t>ISABEL:</w:t>
+      </w:r>
+      <w:r>
+        <w:t xml:space="preserve"> Y decidme bufón, ¿es tanta la gravedad de esas extrañas fiebres que atormentan a Don Juan?</w:t>
+      </w:r>
+    </w:p>
+    <w:p>
+      <w:pPr>
+        <w:jc w:val="both"/>
+      </w:pPr>
+      <w:r>
+        <w:rPr>
+          <w:b/>
+          <w:bCs/>
+        </w:rPr>
+        <w:t>BUFÓN:</w:t>
+      </w:r>
+      <w:r>
+        <w:t xml:space="preserve"> ¡Mucha es Reina y Señora! Pues parece que es viruela la causa de todo el mal. Mas el rey le manda unas letras donde describe el estado de nuestro infante real.</w:t>
+      </w:r>
+    </w:p>
+    <w:p>
+      <w:pPr>
+        <w:jc w:val="both"/>
+      </w:pPr>
+      <w:r>
+        <w:rPr>
+          <w:b/>
+          <w:bCs/>
+        </w:rPr>
+        <w:t>ISABEL:</w:t>
+      </w:r>
+      <w:r>
+        <w:t xml:space="preserve"> ¡Mi ángel! Dios me lo ha dado y ahora me lo quiere quitar. Duras pruebas me ha mandado y las tengo que aceptar, pero ahora me pregunto: ¿Qué pecado cometí para este castigo alcanzar?</w:t>
+      </w:r>
+    </w:p>
+    <w:p>
+      <w:pPr>
+        <w:jc w:val="both"/>
+      </w:pPr>
+      <w:r>
+        <w:rPr>
+          <w:b/>
+          <w:bCs/>
+        </w:rPr>
+        <w:t xml:space="preserve">BUFÓN: </w:t>
+      </w:r>
+      <w:r>
+        <w:t>Con vuestra venia señora con Don Manuel hablaré para posponer el enlace.</w:t>
+      </w:r>
+    </w:p>
+    <w:p>
+      <w:pPr>
+        <w:jc w:val="both"/>
+      </w:pPr>
+      <w:r>
+        <w:rPr>
+          <w:b/>
+          <w:bCs/>
+        </w:rPr>
+        <w:t>ISABEL:</w:t>
+      </w:r>
+      <w:r>
+        <w:t xml:space="preserve"> ¡Nada parecido ha de hacer! La unidad peninsular depende de aquesta boda y ningún impedimento la tiene que retrasar. Nada la Infanta ha de saber hasta entrar en Portugal. Y ahora bufón, cesemos en nuestros llantos y acudamos a su encuentro que una infanta he de casar.</w:t>
+      </w:r>
+    </w:p>
+    <w:p>
+      <w:pPr>
+        <w:jc w:val="both"/>
+        <w:rPr>
+          <w:i/>
+          <w:iCs/>
+        </w:rPr>
+      </w:pPr>
+      <w:r>
+        <w:rPr>
+          <w:i/>
+          <w:iCs/>
+        </w:rPr>
+        <w:t>Llegada a la iglesia</w:t>
+      </w:r>
+    </w:p>
+    <w:p>
+      <w:pPr>
+        <w:jc w:val="both"/>
+      </w:pPr>
+      <w:r>
+        <w:rPr>
+          <w:b/>
+          <w:bCs/>
+        </w:rPr>
+        <w:t>HERALDO:</w:t>
+      </w:r>
+      <w:r>
+        <w:t xml:space="preserve"> Veamos… Todo está preparado. No falta nada.</w:t>
+      </w:r>
+    </w:p>
+    <w:p>
+      <w:pPr>
+        <w:jc w:val="both"/>
+      </w:pPr>
+      <w:r>
+        <w:rPr>
+          <w:b/>
+          <w:bCs/>
+        </w:rPr>
+        <w:t xml:space="preserve">BUFÓN: </w:t>
+      </w:r>
+      <w:r>
+        <w:t>¿Eso significa que por fin puedo descansar?</w:t>
+      </w:r>
+    </w:p>
+    <w:p>
+      <w:pPr>
+        <w:jc w:val="both"/>
+      </w:pPr>
+      <w:r>
+        <w:rPr>
+          <w:b/>
+          <w:bCs/>
+        </w:rPr>
+        <w:t>HERALDO:</w:t>
+      </w:r>
+      <w:r>
+        <w:t xml:space="preserve"> Significa que has terminado tu trabajo. El nuestro apenas comienza.</w:t>
+      </w:r>
+    </w:p>
+    <w:p>
+      <w:pPr>
+        <w:jc w:val="both"/>
+      </w:pPr>
+      <w:r>
+        <w:rPr>
+          <w:b/>
+          <w:bCs/>
+        </w:rPr>
+        <w:t xml:space="preserve">BUFÓN: </w:t>
+      </w:r>
+      <w:r>
+        <w:t>Siempre hay una letra pequeña…</w:t>
+      </w:r>
+    </w:p>
+    <w:p>
+      <w:pPr>
+        <w:jc w:val="both"/>
+      </w:pPr>
+      <w:r>
+        <w:rPr>
+          <w:b/>
+          <w:bCs/>
+        </w:rPr>
+        <w:t>HERALDO:</w:t>
+      </w:r>
+      <w:r>
+        <w:t xml:space="preserve"> Los preparativos están dispuestos, los invitados ocupan sus lugares y la comitiva portuguesa está lista.</w:t>
+      </w:r>
+    </w:p>
+    <w:p>
+      <w:pPr>
+        <w:jc w:val="both"/>
+      </w:pPr>
+      <w:r>
+        <w:rPr>
+          <w:b/>
+          <w:bCs/>
+        </w:rPr>
+        <w:t>BUFÓN:</w:t>
+      </w:r>
+      <w:r>
+        <w:t xml:space="preserve"> Después de tantos viajes, cartas y contratiempos, ha llegado el momento.</w:t>
+      </w:r>
+    </w:p>
+    <w:p>
+      <w:pPr>
+        <w:jc w:val="both"/>
+      </w:pPr>
+      <w:r>
+        <w:rPr>
+          <w:b/>
+          <w:bCs/>
+        </w:rPr>
+        <w:t>HERALDO:</w:t>
+      </w:r>
+      <w:r>
+        <w:t xml:space="preserve"> Ve con los demás. Hoy, en Valencia de Alcántara la infanta Isabel de Aragón y el rey Manuel de Portugal unirán sus destinos.</w:t>
+      </w:r>
+    </w:p>
+    <w:p>
+      <w:pPr>
+        <w:jc w:val="both"/>
+      </w:pPr>
+      <w:r>
+        <w:t>Que comiencen las celebraciones.</w:t>
+      </w:r>
     </w:p>
     <w:p>
       <w:pPr>
@@ -6844,6 +7869,12 @@
     </w:p>
     <w:p>
       <w:r>
+        <w:br w:type="page"/>
+      </w:r>
+    </w:p>
+    <w:p>
+      <w:r>
+        <w:lastRenderedPageBreak/>
         <w:t>MEMORIA</w:t>
       </w:r>
     </w:p>
@@ -7011,7 +8042,6 @@
           <w:noProof/>
           <w:lang w:eastAsia="es-ES"/>
         </w:rPr>
-        <w:lastRenderedPageBreak/>
         <w:drawing>
           <wp:inline distT="0" distB="0" distL="0" distR="0" wp14:anchorId="2FE5813F" wp14:editId="129C13CC">
             <wp:extent cx="5400040" cy="2174875"/>
@@ -7115,6 +8145,7 @@
         <w:rPr>
           <w:rFonts w:ascii="Times New Roman" w:hAnsi="Times New Roman" w:cs="Times New Roman"/>
         </w:rPr>
+        <w:lastRenderedPageBreak/>
         <w:t>Su utilización permite situar al jugador en un espacio directamente relacionado con la monarquía castellana y utilizar el patrimonio histórico como parte del desarrollo narrativo del proyecto.</w:t>
       </w:r>
     </w:p>
@@ -7149,7 +8180,7 @@
           <w:noProof/>
         </w:rPr>
         <w:drawing>
-          <wp:inline distT="0" distB="0" distL="0" distR="0" wp14:anchorId="3C56B46E" wp14:editId="6EA830AA">
+          <wp:inline distT="0" distB="0" distL="0" distR="0" wp14:anchorId="3C56B46E" wp14:editId="32547C98">
             <wp:extent cx="3178629" cy="2492375"/>
             <wp:effectExtent l="0" t="0" r="3175" b="3175"/>
             <wp:docPr id="1838864746" name="Imagen 1"/>
@@ -7271,7 +8302,6 @@
           <w:rFonts w:ascii="Times New Roman" w:hAnsi="Times New Roman" w:cs="Times New Roman"/>
           <w:noProof/>
         </w:rPr>
-        <w:lastRenderedPageBreak/>
         <w:drawing>
           <wp:inline distT="0" distB="0" distL="0" distR="0" wp14:anchorId="7ED5FA3A" wp14:editId="71ED7FAC">
             <wp:extent cx="3213462" cy="2142308"/>
@@ -7388,6 +8418,7 @@
         <w:rPr>
           <w:rFonts w:ascii="Times New Roman" w:hAnsi="Times New Roman" w:cs="Times New Roman"/>
         </w:rPr>
+        <w:lastRenderedPageBreak/>
         <w:tab/>
         <w:t>A la hora de construir el escenario, se ha representado principalmente la Plaza Mayor de Medina del Campo, junto con los muros y la fachada correspondientes al volumen exterior del conjunto palaciego. Asimismo, se ha incluido una de las dependencias interiores del palacio, empleada dentro del desarrollo narrativo como estancia en la que se encuentran los Reyes Católicos.</w:t>
       </w:r>
@@ -7452,7 +8483,6 @@
           <w:rFonts w:ascii="Times New Roman" w:hAnsi="Times New Roman" w:cs="Times New Roman"/>
           <w:noProof/>
         </w:rPr>
-        <w:lastRenderedPageBreak/>
         <w:drawing>
           <wp:inline distT="0" distB="0" distL="0" distR="0" wp14:anchorId="7582AD42" wp14:editId="313DC280">
             <wp:extent cx="3979577" cy="2037521"/>
@@ -7571,6 +8601,7 @@
           <w:rFonts w:ascii="Times New Roman" w:hAnsi="Times New Roman" w:cs="Times New Roman"/>
           <w:noProof/>
         </w:rPr>
+        <w:lastRenderedPageBreak/>
         <w:drawing>
           <wp:inline distT="0" distB="0" distL="0" distR="0" wp14:anchorId="295B765A" wp14:editId="34D829F8">
             <wp:extent cx="3793626" cy="2529827"/>
@@ -7736,8 +8767,14 @@
         <w:rPr>
           <w:rFonts w:ascii="Times New Roman" w:hAnsi="Times New Roman" w:cs="Times New Roman"/>
         </w:rPr>
+        <w:t xml:space="preserve">En 1497, el Castillo-Fortaleza de Valencia de Alcántara conservaba todavía una configuración medieval. La documentación conservada permite constatar la existencia de la fortaleza desde los siglos anteriores, presentando un recinto defensivo que continuó siendo utilizado y mantenido durante el siglo XV. Contaba con 5 torres que defendían el </w:t>
+      </w:r>
+      <w:r>
+        <w:rPr>
+          <w:rFonts w:ascii="Times New Roman" w:hAnsi="Times New Roman" w:cs="Times New Roman"/>
+        </w:rPr>
         <w:lastRenderedPageBreak/>
-        <w:t>En 1497, el Castillo-Fortaleza de Valencia de Alcántara conservaba todavía una configuración medieval. La documentación conservada permite constatar la existencia de la fortaleza desde los siglos anteriores, presentando un recinto defensivo que continuó siendo utilizado y mantenido durante el siglo XV. Contaba con 5 torres que defendían el perímetro, si bien solo se conoce el nombre de dos de ellas, la del Tesoro y la del Homenaje, la cual sigue en pie hoy en día.</w:t>
+        <w:t>perímetro, si bien solo se conoce el nombre de dos de ellas, la del Tesoro y la del Homenaje, la cual sigue en pie hoy en día.</w:t>
       </w:r>
     </w:p>
     <w:p>
@@ -7756,7 +8793,7 @@
           <w:noProof/>
         </w:rPr>
         <w:drawing>
-          <wp:inline distT="0" distB="0" distL="0" distR="0" wp14:anchorId="2659DA76" wp14:editId="33E4E168">
+          <wp:inline distT="0" distB="0" distL="0" distR="0" wp14:anchorId="2659DA76" wp14:editId="21937DF9">
             <wp:extent cx="3227844" cy="3143250"/>
             <wp:effectExtent l="0" t="0" r="0" b="0"/>
             <wp:docPr id="199490778" name="Imagen 1"/>
@@ -8010,23 +9047,29 @@
         <w:rPr>
           <w:rFonts w:ascii="Times New Roman" w:hAnsi="Times New Roman" w:cs="Times New Roman"/>
         </w:rPr>
+        <w:t>[Foto del modelado]</w:t>
+      </w:r>
+    </w:p>
+    <w:p>
+      <w:pPr>
+        <w:spacing w:after="180"/>
+        <w:jc w:val="both"/>
+        <w:rPr>
+          <w:rFonts w:ascii="Times New Roman" w:hAnsi="Times New Roman" w:cs="Times New Roman"/>
+        </w:rPr>
+      </w:pPr>
+      <w:r>
+        <w:rPr>
+          <w:rFonts w:ascii="Times New Roman" w:hAnsi="Times New Roman" w:cs="Times New Roman"/>
+        </w:rPr>
+        <w:t xml:space="preserve">Por este motivo, la iglesia adquiere una especial importancia dentro de la narrativa, al convertirse en uno de los espacios principales para representar la culminación de las </w:t>
+      </w:r>
+      <w:r>
+        <w:rPr>
+          <w:rFonts w:ascii="Times New Roman" w:hAnsi="Times New Roman" w:cs="Times New Roman"/>
+        </w:rPr>
         <w:lastRenderedPageBreak/>
-        <w:t>[Foto del modelado]</w:t>
-      </w:r>
-    </w:p>
-    <w:p>
-      <w:pPr>
-        <w:spacing w:after="180"/>
-        <w:jc w:val="both"/>
-        <w:rPr>
-          <w:rFonts w:ascii="Times New Roman" w:hAnsi="Times New Roman" w:cs="Times New Roman"/>
-        </w:rPr>
-      </w:pPr>
-      <w:r>
-        <w:rPr>
-          <w:rFonts w:ascii="Times New Roman" w:hAnsi="Times New Roman" w:cs="Times New Roman"/>
-        </w:rPr>
-        <w:t>Por este motivo, la iglesia adquiere una especial importancia dentro de la narrativa, al convertirse en uno de los espacios principales para representar la culminación de las negociaciones matrimoniales desarrolladas durante los capítulos anteriores y la unión entre las monarquías castellana y portuguesa.</w:t>
+        <w:t>negociaciones matrimoniales desarrolladas durante los capítulos anteriores y la unión entre las monarquías castellana y portuguesa.</w:t>
       </w:r>
     </w:p>
     <w:p>
@@ -9354,7 +10397,6 @@
   <w:style w:type="character" w:default="1" w:styleId="Fuentedeprrafopredeter">
     <w:name w:val="Default Paragraph Font"/>
     <w:uiPriority w:val="1"/>
-    <w:semiHidden/>
     <w:unhideWhenUsed/>
   </w:style>
   <w:style w:type="table" w:default="1" w:styleId="Tablanormal">

--- a/GUION.docx
+++ b/GUION.docx
@@ -7354,10 +7354,7 @@
         <w:jc w:val="both"/>
       </w:pPr>
       <w:r>
-        <w:t>¿Por qué crees que los reyes han elegido este</w:t>
-      </w:r>
-      <w:r>
-        <w:t xml:space="preserve"> sitio como lugar del casamiento?</w:t>
+        <w:t>¿Por qué crees que los reyes han elegido este sitio como lugar del casamiento?</w:t>
       </w:r>
     </w:p>
     <w:p>
@@ -8180,7 +8177,7 @@
           <w:noProof/>
         </w:rPr>
         <w:drawing>
-          <wp:inline distT="0" distB="0" distL="0" distR="0" wp14:anchorId="3C56B46E" wp14:editId="32547C98">
+          <wp:inline distT="0" distB="0" distL="0" distR="0" wp14:anchorId="3C56B46E" wp14:editId="4B20C8B8">
             <wp:extent cx="3178629" cy="2492375"/>
             <wp:effectExtent l="0" t="0" r="3175" b="3175"/>
             <wp:docPr id="1838864746" name="Imagen 1"/>
@@ -8793,7 +8790,7 @@
           <w:noProof/>
         </w:rPr>
         <w:drawing>
-          <wp:inline distT="0" distB="0" distL="0" distR="0" wp14:anchorId="2659DA76" wp14:editId="21937DF9">
+          <wp:inline distT="0" distB="0" distL="0" distR="0" wp14:anchorId="2659DA76" wp14:editId="7D6C9F1B">
             <wp:extent cx="3227844" cy="3143250"/>
             <wp:effectExtent l="0" t="0" r="0" b="0"/>
             <wp:docPr id="199490778" name="Imagen 1"/>
@@ -10397,6 +10394,7 @@
   <w:style w:type="character" w:default="1" w:styleId="Fuentedeprrafopredeter">
     <w:name w:val="Default Paragraph Font"/>
     <w:uiPriority w:val="1"/>
+    <w:semiHidden/>
     <w:unhideWhenUsed/>
   </w:style>
   <w:style w:type="table" w:default="1" w:styleId="Tablanormal">

--- a/GUION.docx
+++ b/GUION.docx
@@ -3988,21 +3988,21 @@
           <w:i/>
           <w:iCs/>
         </w:rPr>
-        <w:t xml:space="preserve">Prv, grp Ihupdpgr b grqd Lvdehñ, uhbhv gh Fdvwlññd b Dudjrp, kdfhorv vdehu d Yxhvwud Dñwhcd txh, sdud frpvhpwlu hñ </w:t>
-      </w:r>
-      <w:r>
-        <w:rPr>
-          <w:i/>
-          <w:iCs/>
-        </w:rPr>
-        <w:t>a</w:t>
-      </w:r>
-      <w:r>
-        <w:rPr>
-          <w:i/>
-          <w:iCs/>
-        </w:rPr>
-        <w:t>e</w:t>
+        <w:t>Prv, grp Ihupdpgr b grqd Lvdehñ, uhbhv gh Fdvwlññd b Dudjrp, kdfhorv vdehu d Yxhvwud Dñwhcd txh, sdud frpvhpwlu hñ</w:t>
+      </w:r>
+      <w:r>
+        <w:rPr>
+          <w:i/>
+          <w:iCs/>
+        </w:rPr>
+        <w:t xml:space="preserve"> </w:t>
+      </w:r>
+      <w:r>
+        <w:rPr>
+          <w:i/>
+          <w:iCs/>
+        </w:rPr>
+        <w:t>odwulorplr</w:t>
       </w:r>
       <w:r>
         <w:rPr>
@@ -8177,7 +8177,7 @@
           <w:noProof/>
         </w:rPr>
         <w:drawing>
-          <wp:inline distT="0" distB="0" distL="0" distR="0" wp14:anchorId="3C56B46E" wp14:editId="4B20C8B8">
+          <wp:inline distT="0" distB="0" distL="0" distR="0" wp14:anchorId="3C56B46E" wp14:editId="4B2A2C71">
             <wp:extent cx="3178629" cy="2492375"/>
             <wp:effectExtent l="0" t="0" r="3175" b="3175"/>
             <wp:docPr id="1838864746" name="Imagen 1"/>
@@ -8790,7 +8790,7 @@
           <w:noProof/>
         </w:rPr>
         <w:drawing>
-          <wp:inline distT="0" distB="0" distL="0" distR="0" wp14:anchorId="2659DA76" wp14:editId="7D6C9F1B">
+          <wp:inline distT="0" distB="0" distL="0" distR="0" wp14:anchorId="2659DA76" wp14:editId="05132975">
             <wp:extent cx="3227844" cy="3143250"/>
             <wp:effectExtent l="0" t="0" r="0" b="0"/>
             <wp:docPr id="199490778" name="Imagen 1"/>
